--- a/documents/z101/Projet-Z101.docx
+++ b/documents/z101/Projet-Z101.docx
@@ -16,7 +16,7 @@
           <w:sz w:val="18"/>
           <w:szCs w:val="18"/>
         </w:rPr>
-        <w:t xml:space="preserve">PROPOSITION À LA TABLE DES DIRECTIONS · OCTOBRE 2026</w:t>
+        <w:t xml:space="preserve">PRÉSENTATION DE PROJET · TABLE DES DIRECTIONS · OCTOBRE 2026</w:t>
       </w:r>
     </w:p>
     <w:p>
@@ -29,10 +29,10 @@
           <w:b/>
           <w:bCs/>
           <w:color w:val="1D3557"/>
-          <w:sz w:val="52"/>
-          <w:szCs w:val="52"/>
-        </w:rPr>
-        <w:t xml:space="preserve">Projet PPS Z101</w:t>
+          <w:sz w:val="50"/>
+          <w:szCs w:val="50"/>
+        </w:rPr>
+        <w:t xml:space="preserve">PPS Z101 : un deuxième sous-groupe</w:t>
       </w:r>
     </w:p>
     <w:p>
@@ -43,15 +43,15 @@
         <w:rPr>
           <w:rFonts w:ascii="Calibri" w:cs="Calibri" w:eastAsia="Calibri" w:hAnsi="Calibri"/>
           <w:color w:val="1D3557"/>
-          <w:sz w:val="28"/>
-          <w:szCs w:val="28"/>
-        </w:rPr>
-        <w:t xml:space="preserve">Accueillir les 9 élèves en attente grâce à une formule en deux sous-groupes</w:t>
+          <w:sz w:val="26"/>
+          <w:szCs w:val="26"/>
+        </w:rPr>
+        <w:t xml:space="preserve">Accueillir les 9 élèves en attente sans embauche, grâce à une formule d'ateliers autonomes</w:t>
       </w:r>
     </w:p>
     <w:p>
       <w:pPr>
-        <w:spacing w:after="240"/>
+        <w:spacing w:after="220"/>
       </w:pPr>
       <w:r>
         <w:rPr>
@@ -62,7 +62,7 @@
           <w:sz w:val="19"/>
           <w:szCs w:val="19"/>
         </w:rPr>
-        <w:t xml:space="preserve">Préparé par la conseillère pédagogique, secteur PPS, CFGA</w:t>
+        <w:t xml:space="preserve">Présenté par la conseillère pédagogique, secteur PPS, CFGA</w:t>
       </w:r>
     </w:p>
     <w:tbl>
@@ -293,24 +293,38 @@
     </w:tbl>
     <w:p>
       <w:pPr>
-        <w:spacing w:after="220"/>
+        <w:spacing w:after="200"/>
       </w:pPr>
+    </w:p>
+    <w:p>
+      <w:pPr>
+        <w:pStyle w:val="Heading2"/>
+        <w:keepNext/>
+        <w:spacing w:after="80" w:before="200"/>
+      </w:pPr>
+      <w:r>
+        <w:rPr>
+          <w:rFonts w:ascii="Calibri" w:cs="Calibri" w:eastAsia="Calibri" w:hAnsi="Calibri"/>
+        </w:rPr>
+        <w:t xml:space="preserve">Fiche synthèse</w:t>
+      </w:r>
     </w:p>
     <w:tbl>
       <w:tblPr>
         <w:tblW w:type="dxa" w:w="9360"/>
         <w:tblBorders>
-          <w:top w:val="single" w:color="auto" w:sz="4"/>
-          <w:left w:val="single" w:color="auto" w:sz="4"/>
-          <w:bottom w:val="single" w:color="auto" w:sz="4"/>
-          <w:right w:val="single" w:color="auto" w:sz="4"/>
-          <w:insideH w:val="single" w:color="auto" w:sz="4"/>
-          <w:insideV w:val="single" w:color="auto" w:sz="4"/>
+          <w:top w:val="single" w:color="CFD4DC" w:sz="4"/>
+          <w:left w:val="single" w:color="CFD4DC" w:sz="4"/>
+          <w:bottom w:val="single" w:color="CFD4DC" w:sz="4"/>
+          <w:right w:val="single" w:color="CFD4DC" w:sz="4"/>
+          <w:insideH w:val="single" w:color="CFD4DC" w:sz="4"/>
+          <w:insideV w:val="single" w:color="CFD4DC" w:sz="4"/>
         </w:tblBorders>
         <w:tblLayout w:type="fixed"/>
       </w:tblPr>
       <w:tblGrid>
-        <w:gridCol w:w="9360"/>
+        <w:gridCol w:w="2400"/>
+        <w:gridCol w:w="6960"/>
       </w:tblGrid>
       <w:tr>
         <w:trPr>
@@ -318,124 +332,396 @@
         </w:trPr>
         <w:tc>
           <w:tcPr>
-            <w:tcW w:type="dxa" w:w="9360"/>
-            <w:tcBorders>
-              <w:top w:val="none" w:color="FFFFFF" w:sz="0"/>
-              <w:left w:val="single" w:color="1D3557" w:sz="36"/>
-              <w:bottom w:val="none" w:color="FFFFFF" w:sz="0"/>
-              <w:right w:val="none" w:color="FFFFFF" w:sz="0"/>
-            </w:tcBorders>
+            <w:tcW w:type="dxa" w:w="2400"/>
             <w:shd w:fill="E8F0FB" w:color="auto" w:val="clear"/>
             <w:tcMar>
-              <w:top w:type="dxa" w:w="160"/>
-              <w:left w:type="dxa" w:w="260"/>
-              <w:bottom w:type="dxa" w:w="120"/>
-              <w:right w:type="dxa" w:w="260"/>
-            </w:tcMar>
-          </w:tcPr>
-          <w:p>
-            <w:pPr>
-              <w:spacing w:after="80"/>
-            </w:pPr>
-            <w:r>
-              <w:rPr>
-                <w:rFonts w:ascii="Calibri" w:cs="Calibri" w:eastAsia="Calibri" w:hAnsi="Calibri"/>
-                <w:b/>
-                <w:bCs/>
-                <w:color w:val="1D3557"/>
-                <w:sz w:val="24"/>
-                <w:szCs w:val="24"/>
-              </w:rPr>
-              <w:t xml:space="preserve">En bref</w:t>
-            </w:r>
-          </w:p>
-          <w:p>
-            <w:pPr>
-              <w:spacing w:after="120" w:line="288"/>
-            </w:pPr>
-            <w:r>
-              <w:rPr>
-                <w:rFonts w:ascii="Calibri" w:cs="Calibri" w:eastAsia="Calibri" w:hAnsi="Calibri"/>
-              </w:rPr>
-              <w:t xml:space="preserve">Le groupe Z101 est complet avec </w:t>
-            </w:r>
-            <w:r>
-              <w:rPr>
-                <w:rFonts w:ascii="Calibri" w:cs="Calibri" w:eastAsia="Calibri" w:hAnsi="Calibri"/>
-                <w:b/>
-                <w:bCs/>
-              </w:rPr>
-              <w:t xml:space="preserve">15 élèves</w:t>
-            </w:r>
-            <w:r>
-              <w:rPr>
-                <w:rFonts w:ascii="Calibri" w:cs="Calibri" w:eastAsia="Calibri" w:hAnsi="Calibri"/>
-              </w:rPr>
-              <w:t xml:space="preserve">, et </w:t>
-            </w:r>
-            <w:r>
-              <w:rPr>
-                <w:rFonts w:ascii="Calibri" w:cs="Calibri" w:eastAsia="Calibri" w:hAnsi="Calibri"/>
-                <w:b/>
-                <w:bCs/>
-              </w:rPr>
-              <w:t xml:space="preserve">9 autres élèves attendent</w:t>
-            </w:r>
-            <w:r>
-              <w:rPr>
-                <w:rFonts w:ascii="Calibri" w:cs="Calibri" w:eastAsia="Calibri" w:hAnsi="Calibri"/>
-              </w:rPr>
-              <w:t xml:space="preserve"> une place. Plusieurs nous sont référés par des enseignantes de la FBC parce que leur profil correspond à PPS.</w:t>
-            </w:r>
-          </w:p>
-          <w:p>
-            <w:pPr>
-              <w:spacing w:after="120" w:line="288"/>
-            </w:pPr>
-            <w:r>
-              <w:rPr>
-                <w:rFonts w:ascii="Calibri" w:cs="Calibri" w:eastAsia="Calibri" w:hAnsi="Calibri"/>
-              </w:rPr>
-              <w:t xml:space="preserve">Nous proposons d'accueillir ces 9 élèves </w:t>
-            </w:r>
-            <w:r>
-              <w:rPr>
-                <w:rFonts w:ascii="Calibri" w:cs="Calibri" w:eastAsia="Calibri" w:hAnsi="Calibri"/>
-                <w:b/>
-                <w:bCs/>
-              </w:rPr>
-              <w:t xml:space="preserve">sans embauche et sans période vide à l'horaire</w:t>
-            </w:r>
-            <w:r>
-              <w:rPr>
-                <w:rFonts w:ascii="Calibri" w:cs="Calibri" w:eastAsia="Calibri" w:hAnsi="Calibri"/>
-              </w:rPr>
-              <w:t xml:space="preserve">. Les 24 élèves seraient répartis en deux sous-groupes qui alternent entre l'enseignement direct avec l'enseignante et des ateliers autonomes très structurés.</w:t>
-            </w:r>
-          </w:p>
-          <w:p>
-            <w:pPr>
-              <w:spacing w:after="60"/>
-            </w:pPr>
-            <w:r>
-              <w:rPr>
-                <w:rFonts w:ascii="Calibri" w:cs="Calibri" w:eastAsia="Calibri" w:hAnsi="Calibri"/>
-              </w:rPr>
-              <w:t xml:space="preserve">La TES accompagne d'abord les élèves vers l'autonomie. Une fois cette autonomie acquise, </w:t>
-            </w:r>
-            <w:r>
-              <w:rPr>
-                <w:rFonts w:ascii="Calibri" w:cs="Calibri" w:eastAsia="Calibri" w:hAnsi="Calibri"/>
-                <w:b/>
-                <w:bCs/>
-              </w:rPr>
-              <w:t xml:space="preserve">l'enseignante anime des ateliers en sous-groupes de besoins et la TES anime des ateliers ciblés en petits groupes.</w:t>
-            </w:r>
-            <w:r>
-              <w:rPr>
-                <w:rFonts w:ascii="Calibri" w:cs="Calibri" w:eastAsia="Calibri" w:hAnsi="Calibri"/>
-              </w:rPr>
-              <w:t xml:space="preserve"> La TES a déjà donné son accord.</w:t>
+              <w:top w:type="dxa" w:w="100"/>
+              <w:left w:type="dxa" w:w="140"/>
+              <w:bottom w:type="dxa" w:w="100"/>
+              <w:right w:type="dxa" w:w="140"/>
+            </w:tcMar>
+            <w:vAlign w:val="top"/>
+          </w:tcPr>
+          <w:p>
+            <w:pPr>
+              <w:spacing w:after="40" w:line="264"/>
+            </w:pPr>
+            <w:r>
+              <w:rPr>
+                <w:rFonts w:ascii="Calibri" w:cs="Calibri" w:eastAsia="Calibri" w:hAnsi="Calibri"/>
+                <w:b/>
+                <w:bCs/>
+              </w:rPr>
+              <w:t xml:space="preserve">Problème</w:t>
+            </w:r>
+          </w:p>
+        </w:tc>
+        <w:tc>
+          <w:tcPr>
+            <w:tcW w:type="dxa" w:w="6960"/>
+            <w:tcMar>
+              <w:top w:type="dxa" w:w="100"/>
+              <w:left w:type="dxa" w:w="140"/>
+              <w:bottom w:type="dxa" w:w="100"/>
+              <w:right w:type="dxa" w:w="140"/>
+            </w:tcMar>
+            <w:vAlign w:val="top"/>
+          </w:tcPr>
+          <w:p>
+            <w:pPr>
+              <w:spacing w:after="40" w:line="264"/>
+            </w:pPr>
+            <w:r>
+              <w:rPr>
+                <w:rFonts w:ascii="Calibri" w:cs="Calibri" w:eastAsia="Calibri" w:hAnsi="Calibri"/>
+              </w:rPr>
+              <w:t xml:space="preserve">Le groupe Z101 est complet (15 élèves) et 9 élèves référés attendent une place. Sans solution, ils restent à la porte au moment où ils sont prêts à s'engager.</w:t>
+            </w:r>
+          </w:p>
+        </w:tc>
+      </w:tr>
+      <w:tr>
+        <w:trPr>
+          <w:cantSplit/>
+        </w:trPr>
+        <w:tc>
+          <w:tcPr>
+            <w:tcW w:type="dxa" w:w="2400"/>
+            <w:shd w:fill="E8F0FB" w:color="auto" w:val="clear"/>
+            <w:tcMar>
+              <w:top w:type="dxa" w:w="100"/>
+              <w:left w:type="dxa" w:w="140"/>
+              <w:bottom w:type="dxa" w:w="100"/>
+              <w:right w:type="dxa" w:w="140"/>
+            </w:tcMar>
+            <w:vAlign w:val="top"/>
+          </w:tcPr>
+          <w:p>
+            <w:pPr>
+              <w:spacing w:after="40" w:line="264"/>
+            </w:pPr>
+            <w:r>
+              <w:rPr>
+                <w:rFonts w:ascii="Calibri" w:cs="Calibri" w:eastAsia="Calibri" w:hAnsi="Calibri"/>
+                <w:b/>
+                <w:bCs/>
+              </w:rPr>
+              <w:t xml:space="preserve">Solution</w:t>
+            </w:r>
+          </w:p>
+        </w:tc>
+        <w:tc>
+          <w:tcPr>
+            <w:tcW w:type="dxa" w:w="6960"/>
+            <w:tcMar>
+              <w:top w:type="dxa" w:w="100"/>
+              <w:left w:type="dxa" w:w="140"/>
+              <w:bottom w:type="dxa" w:w="100"/>
+              <w:right w:type="dxa" w:w="140"/>
+            </w:tcMar>
+            <w:vAlign w:val="top"/>
+          </w:tcPr>
+          <w:p>
+            <w:pPr>
+              <w:spacing w:after="40" w:line="264"/>
+            </w:pPr>
+            <w:r>
+              <w:rPr>
+                <w:rFonts w:ascii="Calibri" w:cs="Calibri" w:eastAsia="Calibri" w:hAnsi="Calibri"/>
+              </w:rPr>
+              <w:t xml:space="preserve">Accueillir les 24 élèves en </w:t>
+            </w:r>
+            <w:r>
+              <w:rPr>
+                <w:rFonts w:ascii="Calibri" w:cs="Calibri" w:eastAsia="Calibri" w:hAnsi="Calibri"/>
+                <w:b/>
+                <w:bCs/>
+              </w:rPr>
+              <w:t xml:space="preserve">deux sous-groupes de 12</w:t>
+            </w:r>
+            <w:r>
+              <w:rPr>
+                <w:rFonts w:ascii="Calibri" w:cs="Calibri" w:eastAsia="Calibri" w:hAnsi="Calibri"/>
+              </w:rPr>
+              <w:t xml:space="preserve"> qui alternent entre l'enseignement direct et des ateliers autonomes structurés.</w:t>
+            </w:r>
+          </w:p>
+        </w:tc>
+      </w:tr>
+      <w:tr>
+        <w:trPr>
+          <w:cantSplit/>
+        </w:trPr>
+        <w:tc>
+          <w:tcPr>
+            <w:tcW w:type="dxa" w:w="2400"/>
+            <w:shd w:fill="E8F0FB" w:color="auto" w:val="clear"/>
+            <w:tcMar>
+              <w:top w:type="dxa" w:w="100"/>
+              <w:left w:type="dxa" w:w="140"/>
+              <w:bottom w:type="dxa" w:w="100"/>
+              <w:right w:type="dxa" w:w="140"/>
+            </w:tcMar>
+            <w:vAlign w:val="top"/>
+          </w:tcPr>
+          <w:p>
+            <w:pPr>
+              <w:spacing w:after="40" w:line="264"/>
+            </w:pPr>
+            <w:r>
+              <w:rPr>
+                <w:rFonts w:ascii="Calibri" w:cs="Calibri" w:eastAsia="Calibri" w:hAnsi="Calibri"/>
+                <w:b/>
+                <w:bCs/>
+              </w:rPr>
+              <w:t xml:space="preserve">Clientèle</w:t>
+            </w:r>
+          </w:p>
+        </w:tc>
+        <w:tc>
+          <w:tcPr>
+            <w:tcW w:type="dxa" w:w="6960"/>
+            <w:tcMar>
+              <w:top w:type="dxa" w:w="100"/>
+              <w:left w:type="dxa" w:w="140"/>
+              <w:bottom w:type="dxa" w:w="100"/>
+              <w:right w:type="dxa" w:w="140"/>
+            </w:tcMar>
+            <w:vAlign w:val="top"/>
+          </w:tcPr>
+          <w:p>
+            <w:pPr>
+              <w:spacing w:after="40" w:line="264"/>
+            </w:pPr>
+            <w:r>
+              <w:rPr>
+                <w:rFonts w:ascii="Calibri" w:cs="Calibri" w:eastAsia="Calibri" w:hAnsi="Calibri"/>
+              </w:rPr>
+              <w:t xml:space="preserve">Élèves adultes du programme Participation sociale (PPS), dont plusieurs référés par des enseignantes de la FBC.</w:t>
+            </w:r>
+          </w:p>
+        </w:tc>
+      </w:tr>
+      <w:tr>
+        <w:trPr>
+          <w:cantSplit/>
+        </w:trPr>
+        <w:tc>
+          <w:tcPr>
+            <w:tcW w:type="dxa" w:w="2400"/>
+            <w:shd w:fill="E8F0FB" w:color="auto" w:val="clear"/>
+            <w:tcMar>
+              <w:top w:type="dxa" w:w="100"/>
+              <w:left w:type="dxa" w:w="140"/>
+              <w:bottom w:type="dxa" w:w="100"/>
+              <w:right w:type="dxa" w:w="140"/>
+            </w:tcMar>
+            <w:vAlign w:val="top"/>
+          </w:tcPr>
+          <w:p>
+            <w:pPr>
+              <w:spacing w:after="40" w:line="264"/>
+            </w:pPr>
+            <w:r>
+              <w:rPr>
+                <w:rFonts w:ascii="Calibri" w:cs="Calibri" w:eastAsia="Calibri" w:hAnsi="Calibri"/>
+                <w:b/>
+                <w:bCs/>
+              </w:rPr>
+              <w:t xml:space="preserve">Équipe</w:t>
+            </w:r>
+          </w:p>
+        </w:tc>
+        <w:tc>
+          <w:tcPr>
+            <w:tcW w:type="dxa" w:w="6960"/>
+            <w:tcMar>
+              <w:top w:type="dxa" w:w="100"/>
+              <w:left w:type="dxa" w:w="140"/>
+              <w:bottom w:type="dxa" w:w="100"/>
+              <w:right w:type="dxa" w:w="140"/>
+            </w:tcMar>
+            <w:vAlign w:val="top"/>
+          </w:tcPr>
+          <w:p>
+            <w:pPr>
+              <w:spacing w:after="40" w:line="264"/>
+            </w:pPr>
+            <w:r>
+              <w:rPr>
+                <w:rFonts w:ascii="Calibri" w:cs="Calibri" w:eastAsia="Calibri" w:hAnsi="Calibri"/>
+              </w:rPr>
+              <w:t xml:space="preserve">Enseignante du Z101, TES préventive, orthopédagogue et conseillère pédagogique. Tous déjà en poste.</w:t>
+            </w:r>
+          </w:p>
+        </w:tc>
+      </w:tr>
+      <w:tr>
+        <w:trPr>
+          <w:cantSplit/>
+        </w:trPr>
+        <w:tc>
+          <w:tcPr>
+            <w:tcW w:type="dxa" w:w="2400"/>
+            <w:shd w:fill="E8F0FB" w:color="auto" w:val="clear"/>
+            <w:tcMar>
+              <w:top w:type="dxa" w:w="100"/>
+              <w:left w:type="dxa" w:w="140"/>
+              <w:bottom w:type="dxa" w:w="100"/>
+              <w:right w:type="dxa" w:w="140"/>
+            </w:tcMar>
+            <w:vAlign w:val="top"/>
+          </w:tcPr>
+          <w:p>
+            <w:pPr>
+              <w:spacing w:after="40" w:line="264"/>
+            </w:pPr>
+            <w:r>
+              <w:rPr>
+                <w:rFonts w:ascii="Calibri" w:cs="Calibri" w:eastAsia="Calibri" w:hAnsi="Calibri"/>
+                <w:b/>
+                <w:bCs/>
+              </w:rPr>
+              <w:t xml:space="preserve">Coût</w:t>
+            </w:r>
+          </w:p>
+        </w:tc>
+        <w:tc>
+          <w:tcPr>
+            <w:tcW w:type="dxa" w:w="6960"/>
+            <w:tcMar>
+              <w:top w:type="dxa" w:w="100"/>
+              <w:left w:type="dxa" w:w="140"/>
+              <w:bottom w:type="dxa" w:w="100"/>
+              <w:right w:type="dxa" w:w="140"/>
+            </w:tcMar>
+            <w:vAlign w:val="top"/>
+          </w:tcPr>
+          <w:p>
+            <w:pPr>
+              <w:spacing w:after="40" w:line="264"/>
+            </w:pPr>
+            <w:r>
+              <w:rPr>
+                <w:rFonts w:ascii="Calibri" w:cs="Calibri" w:eastAsia="Calibri" w:hAnsi="Calibri"/>
+                <w:b/>
+                <w:bCs/>
+              </w:rPr>
+              <w:t xml:space="preserve">Aucune embauche.</w:t>
+            </w:r>
+            <w:r>
+              <w:rPr>
+                <w:rFonts w:ascii="Calibri" w:cs="Calibri" w:eastAsia="Calibri" w:hAnsi="Calibri"/>
+              </w:rPr>
+              <w:t xml:space="preserve"> Matériel : fiches plastifiées et chariots TEACCH partagés avec l'alpha-pré et la DAP.</w:t>
+            </w:r>
+          </w:p>
+        </w:tc>
+      </w:tr>
+      <w:tr>
+        <w:trPr>
+          <w:cantSplit/>
+        </w:trPr>
+        <w:tc>
+          <w:tcPr>
+            <w:tcW w:type="dxa" w:w="2400"/>
+            <w:shd w:fill="E8F0FB" w:color="auto" w:val="clear"/>
+            <w:tcMar>
+              <w:top w:type="dxa" w:w="100"/>
+              <w:left w:type="dxa" w:w="140"/>
+              <w:bottom w:type="dxa" w:w="100"/>
+              <w:right w:type="dxa" w:w="140"/>
+            </w:tcMar>
+            <w:vAlign w:val="top"/>
+          </w:tcPr>
+          <w:p>
+            <w:pPr>
+              <w:spacing w:after="40" w:line="264"/>
+            </w:pPr>
+            <w:r>
+              <w:rPr>
+                <w:rFonts w:ascii="Calibri" w:cs="Calibri" w:eastAsia="Calibri" w:hAnsi="Calibri"/>
+                <w:b/>
+                <w:bCs/>
+              </w:rPr>
+              <w:t xml:space="preserve">Durée</w:t>
+            </w:r>
+          </w:p>
+        </w:tc>
+        <w:tc>
+          <w:tcPr>
+            <w:tcW w:type="dxa" w:w="6960"/>
+            <w:tcMar>
+              <w:top w:type="dxa" w:w="100"/>
+              <w:left w:type="dxa" w:w="140"/>
+              <w:bottom w:type="dxa" w:w="100"/>
+              <w:right w:type="dxa" w:w="140"/>
+            </w:tcMar>
+            <w:vAlign w:val="top"/>
+          </w:tcPr>
+          <w:p>
+            <w:pPr>
+              <w:spacing w:after="40" w:line="264"/>
+            </w:pPr>
+            <w:r>
+              <w:rPr>
+                <w:rFonts w:ascii="Calibri" w:cs="Calibri" w:eastAsia="Calibri" w:hAnsi="Calibri"/>
+              </w:rPr>
+              <w:t xml:space="preserve">Projet pilote à partir de l'acceptation, en trois périodes, avec un premier bilan à la fin de la période d'ancrage.</w:t>
+            </w:r>
+          </w:p>
+        </w:tc>
+      </w:tr>
+      <w:tr>
+        <w:trPr>
+          <w:cantSplit/>
+        </w:trPr>
+        <w:tc>
+          <w:tcPr>
+            <w:tcW w:type="dxa" w:w="2400"/>
+            <w:shd w:fill="E8F0FB" w:color="auto" w:val="clear"/>
+            <w:tcMar>
+              <w:top w:type="dxa" w:w="100"/>
+              <w:left w:type="dxa" w:w="140"/>
+              <w:bottom w:type="dxa" w:w="100"/>
+              <w:right w:type="dxa" w:w="140"/>
+            </w:tcMar>
+            <w:vAlign w:val="top"/>
+          </w:tcPr>
+          <w:p>
+            <w:pPr>
+              <w:spacing w:after="40" w:line="264"/>
+            </w:pPr>
+            <w:r>
+              <w:rPr>
+                <w:rFonts w:ascii="Calibri" w:cs="Calibri" w:eastAsia="Calibri" w:hAnsi="Calibri"/>
+                <w:b/>
+                <w:bCs/>
+              </w:rPr>
+              <w:t xml:space="preserve">Décision demandée</w:t>
+            </w:r>
+          </w:p>
+        </w:tc>
+        <w:tc>
+          <w:tcPr>
+            <w:tcW w:type="dxa" w:w="6960"/>
+            <w:tcMar>
+              <w:top w:type="dxa" w:w="100"/>
+              <w:left w:type="dxa" w:w="140"/>
+              <w:bottom w:type="dxa" w:w="100"/>
+              <w:right w:type="dxa" w:w="140"/>
+            </w:tcMar>
+            <w:vAlign w:val="top"/>
+          </w:tcPr>
+          <w:p>
+            <w:pPr>
+              <w:spacing w:after="40" w:line="264"/>
+            </w:pPr>
+            <w:r>
+              <w:rPr>
+                <w:rFonts w:ascii="Calibri" w:cs="Calibri" w:eastAsia="Calibri" w:hAnsi="Calibri"/>
+              </w:rPr>
+              <w:t xml:space="preserve">Rouvrir les inscriptions au Z101 et autoriser la formule en deux sous-groupes à titre de projet pilote.</w:t>
             </w:r>
           </w:p>
         </w:tc>
@@ -454,20 +740,7 @@
         <w:rPr>
           <w:rFonts w:ascii="Calibri" w:cs="Calibri" w:eastAsia="Calibri" w:hAnsi="Calibri"/>
         </w:rPr>
-        <w:t xml:space="preserve">1. La situation et les enjeux</w:t>
-      </w:r>
-    </w:p>
-    <w:p>
-      <w:pPr>
-        <w:pStyle w:val="Heading2"/>
-        <w:keepNext/>
-        <w:spacing w:after="80" w:before="200"/>
-      </w:pPr>
-      <w:r>
-        <w:rPr>
-          <w:rFonts w:ascii="Calibri" w:cs="Calibri" w:eastAsia="Calibri" w:hAnsi="Calibri"/>
-        </w:rPr>
-        <w:t xml:space="preserve">Ce qui se passe actuellement</w:t>
+        <w:t xml:space="preserve">1. Contexte et problématique</w:t>
       </w:r>
     </w:p>
     <w:p>
@@ -527,7 +800,7 @@
         <w:rPr>
           <w:rFonts w:ascii="Calibri" w:cs="Calibri" w:eastAsia="Calibri" w:hAnsi="Calibri"/>
         </w:rPr>
-        <w:t xml:space="preserve">, dont plusieurs référés par des enseignantes de la FBC.</w:t>
+        <w:t xml:space="preserve">. Plusieurs sont référés par des enseignantes de la FBC parce que leur profil correspond à PPS et que le Z101 serait pour eux un levier d'engagement et de motivation.</w:t>
       </w:r>
     </w:p>
     <w:p>
@@ -543,7 +816,7 @@
         <w:rPr>
           <w:rFonts w:ascii="Calibri" w:cs="Calibri" w:eastAsia="Calibri" w:hAnsi="Calibri"/>
         </w:rPr>
-        <w:t xml:space="preserve">La cohorte actuelle est </w:t>
+        <w:t xml:space="preserve">Les élèves du Z101 </w:t>
       </w:r>
       <w:r>
         <w:rPr>
@@ -551,13 +824,29 @@
           <w:b/>
           <w:bCs/>
         </w:rPr>
-        <w:t xml:space="preserve">très participative et engagée</w:t>
-      </w:r>
-      <w:r>
-        <w:rPr>
-          <w:rFonts w:ascii="Calibri" w:cs="Calibri" w:eastAsia="Calibri" w:hAnsi="Calibri"/>
-        </w:rPr>
-        <w:t xml:space="preserve">. C'est une base solide pour introduire des ateliers autonomes.</w:t>
+        <w:t xml:space="preserve">poursuivent ensuite en années 2 et 3 en PPS</w:t>
+      </w:r>
+      <w:r>
+        <w:rPr>
+          <w:rFonts w:ascii="Calibri" w:cs="Calibri" w:eastAsia="Calibri" w:hAnsi="Calibri"/>
+        </w:rPr>
+        <w:t xml:space="preserve"> au centre.</w:t>
+      </w:r>
+    </w:p>
+    <w:p>
+      <w:pPr>
+        <w:pStyle w:val="ListParagraph"/>
+        <w:numPr>
+          <w:ilvl w:val="0"/>
+          <w:numId w:val="2"/>
+        </w:numPr>
+        <w:spacing w:after="80" w:line="276"/>
+      </w:pPr>
+      <w:r>
+        <w:rPr>
+          <w:rFonts w:ascii="Calibri" w:cs="Calibri" w:eastAsia="Calibri" w:hAnsi="Calibri"/>
+        </w:rPr>
+        <w:t xml:space="preserve">La direction souhaite éviter les périodes vides à l'horaire des élèves et ne pas embaucher de ressource supplémentaire. La formule proposée respecte ces deux conditions.</w:t>
       </w:r>
     </w:p>
     <w:p>
@@ -570,7 +859,7 @@
         <w:rPr>
           <w:rFonts w:ascii="Calibri" w:cs="Calibri" w:eastAsia="Calibri" w:hAnsi="Calibri"/>
         </w:rPr>
-        <w:t xml:space="preserve">Pourquoi c'est important</w:t>
+        <w:t xml:space="preserve">Les enjeux</w:t>
       </w:r>
     </w:p>
     <w:tbl>
@@ -756,21 +1045,7 @@
               <w:rPr>
                 <w:rFonts w:ascii="Calibri" w:cs="Calibri" w:eastAsia="Calibri" w:hAnsi="Calibri"/>
               </w:rPr>
-              <w:t xml:space="preserve">Les élèves du Z101 poursuivent en </w:t>
-            </w:r>
-            <w:r>
-              <w:rPr>
-                <w:rFonts w:ascii="Calibri" w:cs="Calibri" w:eastAsia="Calibri" w:hAnsi="Calibri"/>
-                <w:b/>
-                <w:bCs/>
-              </w:rPr>
-              <w:t xml:space="preserve">années 2 et 3 en PPS</w:t>
-            </w:r>
-            <w:r>
-              <w:rPr>
-                <w:rFonts w:ascii="Calibri" w:cs="Calibri" w:eastAsia="Calibri" w:hAnsi="Calibri"/>
-              </w:rPr>
-              <w:t xml:space="preserve">. Chaque élève accueilli aujourd'hui, c'est un parcours de trois ans au centre.</w:t>
+              <w:t xml:space="preserve">Chaque élève accueilli en Z101 représente un parcours possible de trois ans en PPS au centre.</w:t>
             </w:r>
           </w:p>
         </w:tc>
@@ -801,7 +1076,7 @@
                 <w:b/>
                 <w:bCs/>
               </w:rPr>
-              <w:t xml:space="preserve">Engagement</w:t>
+              <w:t xml:space="preserve">Équité</w:t>
             </w:r>
           </w:p>
         </w:tc>
@@ -824,7 +1099,7 @@
               <w:rPr>
                 <w:rFonts w:ascii="Calibri" w:cs="Calibri" w:eastAsia="Calibri" w:hAnsi="Calibri"/>
               </w:rPr>
-              <w:t xml:space="preserve">Les enseignantes de la FBC voient le Z101 comme un levier de motivation pour ces élèves. C'est pour cette raison qu'elles nous les réfèrent.</w:t>
+              <w:t xml:space="preserve">Ces élèves ont un profil qui correspond à PPS. Leur offrir une place, c'est leur offrir le service qui leur convient.</w:t>
             </w:r>
           </w:p>
         </w:tc>
@@ -878,7 +1153,7 @@
               <w:rPr>
                 <w:rFonts w:ascii="Calibri" w:cs="Calibri" w:eastAsia="Calibri" w:hAnsi="Calibri"/>
               </w:rPr>
-              <w:t xml:space="preserve">La formule peut devenir un modèle pour d'autres services du centre (section 7).</w:t>
+              <w:t xml:space="preserve">La formule peut devenir un modèle pour d'autres services du centre (section 10).</w:t>
             </w:r>
           </w:p>
         </w:tc>
@@ -897,7 +1172,7 @@
         <w:rPr>
           <w:rFonts w:ascii="Calibri" w:cs="Calibri" w:eastAsia="Calibri" w:hAnsi="Calibri"/>
         </w:rPr>
-        <w:t xml:space="preserve">2. La formule proposée</w:t>
+        <w:t xml:space="preserve">2. Objectifs du projet</w:t>
       </w:r>
     </w:p>
     <w:p>
@@ -907,36 +1182,16 @@
       <w:r>
         <w:rPr>
           <w:rFonts w:ascii="Calibri" w:cs="Calibri" w:eastAsia="Calibri" w:hAnsi="Calibri"/>
-        </w:rPr>
-        <w:t xml:space="preserve">Les 24 élèves forment </w:t>
-      </w:r>
-      <w:r>
-        <w:rPr>
-          <w:rFonts w:ascii="Calibri" w:cs="Calibri" w:eastAsia="Calibri" w:hAnsi="Calibri"/>
           <w:b/>
           <w:bCs/>
         </w:rPr>
-        <w:t xml:space="preserve">deux sous-groupes de 12 (A et B)</w:t>
-      </w:r>
-      <w:r>
-        <w:rPr>
-          <w:rFonts w:ascii="Calibri" w:cs="Calibri" w:eastAsia="Calibri" w:hAnsi="Calibri"/>
-        </w:rPr>
-        <w:t xml:space="preserve">. Pendant que l'un reçoit l'enseignement direct du Z101 avec l'enseignante, l'autre travaille en </w:t>
-      </w:r>
-      <w:r>
-        <w:rPr>
-          <w:rFonts w:ascii="Calibri" w:cs="Calibri" w:eastAsia="Calibri" w:hAnsi="Calibri"/>
-          <w:b/>
-          <w:bCs/>
-        </w:rPr>
-        <w:t xml:space="preserve">ateliers autonomes</w:t>
-      </w:r>
-      <w:r>
-        <w:rPr>
-          <w:rFonts w:ascii="Calibri" w:cs="Calibri" w:eastAsia="Calibri" w:hAnsi="Calibri"/>
-        </w:rPr>
-        <w:t xml:space="preserve">. Les sous-groupes changent de place à mi-parcours. Chaque élève est donc toujours en apprentissage encadré, sans période vide.</w:t>
+        <w:t xml:space="preserve">Objectif général :</w:t>
+      </w:r>
+      <w:r>
+        <w:rPr>
+          <w:rFonts w:ascii="Calibri" w:cs="Calibri" w:eastAsia="Calibri" w:hAnsi="Calibri"/>
+        </w:rPr>
+        <w:t xml:space="preserve"> accueillir les 9 élèves en attente au Z101 et développer l'autonomie de tous les élèves du groupe, sans embauche ni période vide.</w:t>
       </w:r>
     </w:p>
     <w:p>
@@ -949,7 +1204,119 @@
         <w:rPr>
           <w:rFonts w:ascii="Calibri" w:cs="Calibri" w:eastAsia="Calibri" w:hAnsi="Calibri"/>
         </w:rPr>
-        <w:t xml:space="preserve">Le menu du matin (périodes 1 et 2)</w:t>
+        <w:t xml:space="preserve">Objectifs spécifiques</w:t>
+      </w:r>
+    </w:p>
+    <w:p>
+      <w:pPr>
+        <w:pStyle w:val="ListParagraph"/>
+        <w:numPr>
+          <w:ilvl w:val="0"/>
+          <w:numId w:val="3"/>
+        </w:numPr>
+        <w:spacing w:after="80" w:line="276"/>
+      </w:pPr>
+      <w:r>
+        <w:rPr>
+          <w:rFonts w:ascii="Calibri" w:cs="Calibri" w:eastAsia="Calibri" w:hAnsi="Calibri"/>
+          <w:b/>
+          <w:bCs/>
+        </w:rPr>
+        <w:t xml:space="preserve">Retenir</w:t>
+      </w:r>
+      <w:r>
+        <w:rPr>
+          <w:rFonts w:ascii="Calibri" w:cs="Calibri" w:eastAsia="Calibri" w:hAnsi="Calibri"/>
+        </w:rPr>
+        <w:t xml:space="preserve"> les 24 élèves pendant le projet pilote, dans un environnement sécurisant.</w:t>
+      </w:r>
+    </w:p>
+    <w:p>
+      <w:pPr>
+        <w:pStyle w:val="ListParagraph"/>
+        <w:numPr>
+          <w:ilvl w:val="0"/>
+          <w:numId w:val="3"/>
+        </w:numPr>
+        <w:spacing w:after="80" w:line="276"/>
+      </w:pPr>
+      <w:r>
+        <w:rPr>
+          <w:rFonts w:ascii="Calibri" w:cs="Calibri" w:eastAsia="Calibri" w:hAnsi="Calibri"/>
+          <w:b/>
+          <w:bCs/>
+        </w:rPr>
+        <w:t xml:space="preserve">Développer l'autonomie</w:t>
+      </w:r>
+      <w:r>
+        <w:rPr>
+          <w:rFonts w:ascii="Calibri" w:cs="Calibri" w:eastAsia="Calibri" w:hAnsi="Calibri"/>
+        </w:rPr>
+        <w:t xml:space="preserve"> des élèves en atelier, au point où les adultes peuvent enseigner de façon ciblée (période 3).</w:t>
+      </w:r>
+    </w:p>
+    <w:p>
+      <w:pPr>
+        <w:pStyle w:val="ListParagraph"/>
+        <w:numPr>
+          <w:ilvl w:val="0"/>
+          <w:numId w:val="3"/>
+        </w:numPr>
+        <w:spacing w:after="80" w:line="276"/>
+      </w:pPr>
+      <w:r>
+        <w:rPr>
+          <w:rFonts w:ascii="Calibri" w:cs="Calibri" w:eastAsia="Calibri" w:hAnsi="Calibri"/>
+          <w:b/>
+          <w:bCs/>
+        </w:rPr>
+        <w:t xml:space="preserve">Soutenir l'engagement</w:t>
+      </w:r>
+      <w:r>
+        <w:rPr>
+          <w:rFonts w:ascii="Calibri" w:cs="Calibri" w:eastAsia="Calibri" w:hAnsi="Calibri"/>
+        </w:rPr>
+        <w:t xml:space="preserve"> en nourrissant les quatre besoins : compétence, autonomie, sens et appartenance.</w:t>
+      </w:r>
+    </w:p>
+    <w:p>
+      <w:pPr>
+        <w:pStyle w:val="ListParagraph"/>
+        <w:numPr>
+          <w:ilvl w:val="0"/>
+          <w:numId w:val="3"/>
+        </w:numPr>
+        <w:spacing w:after="80" w:line="276"/>
+      </w:pPr>
+      <w:r>
+        <w:rPr>
+          <w:rFonts w:ascii="Calibri" w:cs="Calibri" w:eastAsia="Calibri" w:hAnsi="Calibri"/>
+          <w:b/>
+          <w:bCs/>
+        </w:rPr>
+        <w:t xml:space="preserve">Documenter la formule</w:t>
+      </w:r>
+      <w:r>
+        <w:rPr>
+          <w:rFonts w:ascii="Calibri" w:cs="Calibri" w:eastAsia="Calibri" w:hAnsi="Calibri"/>
+        </w:rPr>
+        <w:t xml:space="preserve"> pour évaluer si elle peut s'appliquer ailleurs au centre.</w:t>
+      </w:r>
+    </w:p>
+    <w:p>
+      <w:pPr>
+        <w:pStyle w:val="Heading1"/>
+        <w:keepNext/>
+        <w:pBdr>
+          <w:bottom w:val="single" w:color="2F7A2A" w:sz="6" w:space="4"/>
+        </w:pBdr>
+        <w:spacing w:after="140" w:before="360"/>
+      </w:pPr>
+      <w:r>
+        <w:rPr>
+          <w:rFonts w:ascii="Calibri" w:cs="Calibri" w:eastAsia="Calibri" w:hAnsi="Calibri"/>
+        </w:rPr>
+        <w:t xml:space="preserve">3. Description de la formule</w:t>
       </w:r>
     </w:p>
     <w:p>
@@ -960,7 +1327,221 @@
         <w:rPr>
           <w:rFonts w:ascii="Calibri" w:cs="Calibri" w:eastAsia="Calibri" w:hAnsi="Calibri"/>
         </w:rPr>
-        <w:t xml:space="preserve">Voici comment se déroule une matinée type, et ce que font l'enseignante et la TES à chaque moment.</w:t>
+        <w:t xml:space="preserve">Les 24 élèves forment </w:t>
+      </w:r>
+      <w:r>
+        <w:rPr>
+          <w:rFonts w:ascii="Calibri" w:cs="Calibri" w:eastAsia="Calibri" w:hAnsi="Calibri"/>
+          <w:b/>
+          <w:bCs/>
+        </w:rPr>
+        <w:t xml:space="preserve">deux sous-groupes de 12 (A et B)</w:t>
+      </w:r>
+      <w:r>
+        <w:rPr>
+          <w:rFonts w:ascii="Calibri" w:cs="Calibri" w:eastAsia="Calibri" w:hAnsi="Calibri"/>
+        </w:rPr>
+        <w:t xml:space="preserve">, composés d'élèves de profils variés. Pendant que l'un reçoit l'enseignement direct du Z101 avec l'enseignante, l'autre travaille en </w:t>
+      </w:r>
+      <w:r>
+        <w:rPr>
+          <w:rFonts w:ascii="Calibri" w:cs="Calibri" w:eastAsia="Calibri" w:hAnsi="Calibri"/>
+          <w:b/>
+          <w:bCs/>
+        </w:rPr>
+        <w:t xml:space="preserve">ateliers autonomes</w:t>
+      </w:r>
+      <w:r>
+        <w:rPr>
+          <w:rFonts w:ascii="Calibri" w:cs="Calibri" w:eastAsia="Calibri" w:hAnsi="Calibri"/>
+        </w:rPr>
+        <w:t xml:space="preserve">. Les sous-groupes changent de place à mi-matinée. Chaque élève est donc toujours en apprentissage encadré.</w:t>
+      </w:r>
+    </w:p>
+    <w:p>
+      <w:pPr>
+        <w:pStyle w:val="Heading2"/>
+        <w:keepNext/>
+        <w:spacing w:after="80" w:before="200"/>
+      </w:pPr>
+      <w:r>
+        <w:rPr>
+          <w:rFonts w:ascii="Calibri" w:cs="Calibri" w:eastAsia="Calibri" w:hAnsi="Calibri"/>
+        </w:rPr>
+        <w:t xml:space="preserve">Les outils qui rendent les élèves autonomes</w:t>
+      </w:r>
+    </w:p>
+    <w:p>
+      <w:pPr>
+        <w:pStyle w:val="ListParagraph"/>
+        <w:numPr>
+          <w:ilvl w:val="0"/>
+          <w:numId w:val="2"/>
+        </w:numPr>
+        <w:spacing w:after="80" w:line="276"/>
+      </w:pPr>
+      <w:r>
+        <w:rPr>
+          <w:rFonts w:ascii="Calibri" w:cs="Calibri" w:eastAsia="Calibri" w:hAnsi="Calibri"/>
+          <w:b/>
+          <w:bCs/>
+        </w:rPr>
+        <w:t xml:space="preserve">Fiches de tâches autonomes :</w:t>
+      </w:r>
+      <w:r>
+        <w:rPr>
+          <w:rFonts w:ascii="Calibri" w:cs="Calibri" w:eastAsia="Calibri" w:hAnsi="Calibri"/>
+        </w:rPr>
+        <w:t xml:space="preserve"> une tâche par fiche, de 1 à 5 étapes illustrées, et des critères de réussite pour s'auto-évaluer.</w:t>
+      </w:r>
+    </w:p>
+    <w:p>
+      <w:pPr>
+        <w:pStyle w:val="ListParagraph"/>
+        <w:numPr>
+          <w:ilvl w:val="0"/>
+          <w:numId w:val="2"/>
+        </w:numPr>
+        <w:spacing w:after="80" w:line="276"/>
+      </w:pPr>
+      <w:r>
+        <w:rPr>
+          <w:rFonts w:ascii="Calibri" w:cs="Calibri" w:eastAsia="Calibri" w:hAnsi="Calibri"/>
+          <w:b/>
+          <w:bCs/>
+        </w:rPr>
+        <w:t xml:space="preserve">Leader tournant :</w:t>
+      </w:r>
+      <w:r>
+        <w:rPr>
+          <w:rFonts w:ascii="Calibri" w:cs="Calibri" w:eastAsia="Calibri" w:hAnsi="Calibri"/>
+        </w:rPr>
+        <w:t xml:space="preserve"> à chaque atelier, un élève lit la fiche, distribue les rôles et gère le temps. Le rôle tourne pour que chacun l'exerce.</w:t>
+      </w:r>
+    </w:p>
+    <w:p>
+      <w:pPr>
+        <w:pStyle w:val="ListParagraph"/>
+        <w:numPr>
+          <w:ilvl w:val="0"/>
+          <w:numId w:val="2"/>
+        </w:numPr>
+        <w:spacing w:after="80" w:line="276"/>
+      </w:pPr>
+      <w:r>
+        <w:rPr>
+          <w:rFonts w:ascii="Calibri" w:cs="Calibri" w:eastAsia="Calibri" w:hAnsi="Calibri"/>
+          <w:b/>
+          <w:bCs/>
+        </w:rPr>
+        <w:t xml:space="preserve">Registre d'autonomie :</w:t>
+      </w:r>
+      <w:r>
+        <w:rPr>
+          <w:rFonts w:ascii="Calibri" w:cs="Calibri" w:eastAsia="Calibri" w:hAnsi="Calibri"/>
+        </w:rPr>
+        <w:t xml:space="preserve"> chaque élève y inscrit sa tâche en début de matinée, le leader valide les étapes et l'enseignante fait la validation finale.</w:t>
+      </w:r>
+    </w:p>
+    <w:p>
+      <w:pPr>
+        <w:pStyle w:val="ListParagraph"/>
+        <w:numPr>
+          <w:ilvl w:val="0"/>
+          <w:numId w:val="2"/>
+        </w:numPr>
+        <w:spacing w:after="80" w:line="276"/>
+      </w:pPr>
+      <w:r>
+        <w:rPr>
+          <w:rFonts w:ascii="Calibri" w:cs="Calibri" w:eastAsia="Calibri" w:hAnsi="Calibri"/>
+          <w:b/>
+          <w:bCs/>
+        </w:rPr>
+        <w:t xml:space="preserve">Règle « 3 avant l'enseignante » :</w:t>
+      </w:r>
+      <w:r>
+        <w:rPr>
+          <w:rFonts w:ascii="Calibri" w:cs="Calibri" w:eastAsia="Calibri" w:hAnsi="Calibri"/>
+        </w:rPr>
+        <w:t xml:space="preserve"> relire la fiche, demander à un coéquipier, essayer une autre solution.</w:t>
+      </w:r>
+    </w:p>
+    <w:p>
+      <w:pPr>
+        <w:pStyle w:val="ListParagraph"/>
+        <w:numPr>
+          <w:ilvl w:val="0"/>
+          <w:numId w:val="2"/>
+        </w:numPr>
+        <w:spacing w:after="80" w:line="276"/>
+      </w:pPr>
+      <w:r>
+        <w:rPr>
+          <w:rFonts w:ascii="Calibri" w:cs="Calibri" w:eastAsia="Calibri" w:hAnsi="Calibri"/>
+          <w:b/>
+          <w:bCs/>
+        </w:rPr>
+        <w:t xml:space="preserve">Plateaux et chariots TEACCH :</w:t>
+      </w:r>
+      <w:r>
+        <w:rPr>
+          <w:rFonts w:ascii="Calibri" w:cs="Calibri" w:eastAsia="Calibri" w:hAnsi="Calibri"/>
+        </w:rPr>
+        <w:t xml:space="preserve"> ateliers en cuisine et au grenier, postes de travail visuels et structurés.</w:t>
+      </w:r>
+    </w:p>
+    <w:p>
+      <w:pPr>
+        <w:pStyle w:val="ListParagraph"/>
+        <w:numPr>
+          <w:ilvl w:val="0"/>
+          <w:numId w:val="2"/>
+        </w:numPr>
+        <w:spacing w:after="80" w:line="276"/>
+      </w:pPr>
+      <w:r>
+        <w:rPr>
+          <w:rFonts w:ascii="Calibri" w:cs="Calibri" w:eastAsia="Calibri" w:hAnsi="Calibri"/>
+          <w:b/>
+          <w:bCs/>
+        </w:rPr>
+        <w:t xml:space="preserve">Tableau de programmation :</w:t>
+      </w:r>
+      <w:r>
+        <w:rPr>
+          <w:rFonts w:ascii="Calibri" w:cs="Calibri" w:eastAsia="Calibri" w:hAnsi="Calibri"/>
+        </w:rPr>
+        <w:t xml:space="preserve"> chaque bloc de la matinée est planifié et affiché. Aucune période n'est laissée vide.</w:t>
+      </w:r>
+    </w:p>
+    <w:p>
+      <w:pPr>
+        <w:pStyle w:val="Heading1"/>
+        <w:keepNext/>
+        <w:pBdr>
+          <w:bottom w:val="single" w:color="2F7A2A" w:sz="6" w:space="4"/>
+        </w:pBdr>
+        <w:spacing w:after="140" w:before="360"/>
+      </w:pPr>
+      <w:r>
+        <w:rPr>
+          <w:rFonts w:ascii="Calibri" w:cs="Calibri" w:eastAsia="Calibri" w:hAnsi="Calibri"/>
+        </w:rPr>
+        <w:t xml:space="preserve">4. Le menu du matin</w:t>
+      </w:r>
+    </w:p>
+    <w:p>
+      <w:pPr>
+        <w:pStyle w:val="Heading2"/>
+        <w:keepNext/>
+        <w:spacing w:after="80" w:before="200"/>
+      </w:pPr>
+      <w:r>
+        <w:rPr>
+          <w:rFonts w:ascii="Calibri" w:cs="Calibri" w:eastAsia="Calibri" w:hAnsi="Calibri"/>
+        </w:rPr>
+        <w:t xml:space="preserve">Périodes 1 et 2 : installer et consolider l'autonomie</w:t>
       </w:r>
     </w:p>
     <w:tbl>
@@ -1755,7 +2336,7 @@
           <w:sz w:val="18"/>
           <w:szCs w:val="18"/>
         </w:rPr>
-        <w:t xml:space="preserve">Les heures sont indicatives et seront ajustées à l'horaire réel du groupe.</w:t>
+        <w:t xml:space="preserve">Heures indicatives, à ajuster à l'horaire réel du groupe.</w:t>
       </w:r>
     </w:p>
     <w:p>
@@ -1768,7 +2349,7 @@
         <w:rPr>
           <w:rFonts w:ascii="Calibri" w:cs="Calibri" w:eastAsia="Calibri" w:hAnsi="Calibri"/>
         </w:rPr>
-        <w:t xml:space="preserve">Le menu du matin en période 3, quand l'autonomie est acquise</w:t>
+        <w:t xml:space="preserve">Période 3 : quand l'autonomie est acquise</w:t>
       </w:r>
     </w:p>
     <w:p>
@@ -1779,7 +2360,7 @@
         <w:rPr>
           <w:rFonts w:ascii="Calibri" w:cs="Calibri" w:eastAsia="Calibri" w:hAnsi="Calibri"/>
         </w:rPr>
-        <w:t xml:space="preserve">Quand les élèves fonctionnent seuls en atelier et que la gestion de classe le permet, les adultes ne sont plus nécessaires pour accompagner les ateliers. Ils peuvent alors enseigner de façon ciblée.</w:t>
+        <w:t xml:space="preserve">Quand les élèves fonctionnent seuls en atelier et que la gestion de classe le permet, les adultes n'ont plus besoin d'accompagner les ateliers. Ils enseignent alors de façon ciblée.</w:t>
       </w:r>
     </w:p>
     <w:tbl>
@@ -2292,142 +2873,751 @@
     </w:tbl>
     <w:p>
       <w:pPr>
-        <w:spacing w:after="120"/>
+        <w:pStyle w:val="Heading1"/>
+        <w:keepNext/>
+        <w:pBdr>
+          <w:bottom w:val="single" w:color="2F7A2A" w:sz="6" w:space="4"/>
+        </w:pBdr>
+        <w:spacing w:after="140" w:before="360"/>
+      </w:pPr>
+      <w:r>
+        <w:rPr>
+          <w:rFonts w:ascii="Calibri" w:cs="Calibri" w:eastAsia="Calibri" w:hAnsi="Calibri"/>
+        </w:rPr>
+        <w:t xml:space="preserve">5. Rôles et responsabilités</w:t>
+      </w:r>
+    </w:p>
+    <w:tbl>
+      <w:tblPr>
+        <w:tblW w:type="dxa" w:w="9360"/>
+        <w:tblBorders>
+          <w:top w:val="single" w:color="CFD4DC" w:sz="4"/>
+          <w:left w:val="single" w:color="CFD4DC" w:sz="4"/>
+          <w:bottom w:val="single" w:color="CFD4DC" w:sz="4"/>
+          <w:right w:val="single" w:color="CFD4DC" w:sz="4"/>
+          <w:insideH w:val="single" w:color="CFD4DC" w:sz="4"/>
+          <w:insideV w:val="single" w:color="CFD4DC" w:sz="4"/>
+        </w:tblBorders>
+        <w:tblLayout w:type="fixed"/>
+      </w:tblPr>
+      <w:tblGrid>
+        <w:gridCol w:w="2100"/>
+        <w:gridCol w:w="3630"/>
+        <w:gridCol w:w="3630"/>
+      </w:tblGrid>
+      <w:tr>
+        <w:trPr>
+          <w:tblHeader/>
+        </w:trPr>
+        <w:tc>
+          <w:tcPr>
+            <w:tcW w:type="dxa" w:w="2100"/>
+            <w:shd w:fill="1D3557" w:color="auto" w:val="clear"/>
+            <w:tcMar>
+              <w:top w:type="dxa" w:w="100"/>
+              <w:left w:type="dxa" w:w="140"/>
+              <w:bottom w:type="dxa" w:w="100"/>
+              <w:right w:type="dxa" w:w="140"/>
+            </w:tcMar>
+            <w:vAlign w:val="top"/>
+          </w:tcPr>
+          <w:p>
+            <w:pPr>
+              <w:spacing w:after="0"/>
+            </w:pPr>
+            <w:r>
+              <w:rPr>
+                <w:rFonts w:ascii="Calibri" w:cs="Calibri" w:eastAsia="Calibri" w:hAnsi="Calibri"/>
+                <w:b/>
+                <w:bCs/>
+                <w:color w:val="FFFFFF"/>
+                <w:sz w:val="20"/>
+                <w:szCs w:val="20"/>
+              </w:rPr>
+              <w:t xml:space="preserve">Personne</w:t>
+            </w:r>
+          </w:p>
+        </w:tc>
+        <w:tc>
+          <w:tcPr>
+            <w:tcW w:type="dxa" w:w="3630"/>
+            <w:shd w:fill="1D3557" w:color="auto" w:val="clear"/>
+            <w:tcMar>
+              <w:top w:type="dxa" w:w="100"/>
+              <w:left w:type="dxa" w:w="140"/>
+              <w:bottom w:type="dxa" w:w="100"/>
+              <w:right w:type="dxa" w:w="140"/>
+            </w:tcMar>
+            <w:vAlign w:val="top"/>
+          </w:tcPr>
+          <w:p>
+            <w:pPr>
+              <w:spacing w:after="0"/>
+            </w:pPr>
+            <w:r>
+              <w:rPr>
+                <w:rFonts w:ascii="Calibri" w:cs="Calibri" w:eastAsia="Calibri" w:hAnsi="Calibri"/>
+                <w:b/>
+                <w:bCs/>
+                <w:color w:val="FFFFFF"/>
+                <w:sz w:val="20"/>
+                <w:szCs w:val="20"/>
+              </w:rPr>
+              <w:t xml:space="preserve">Périodes 1 et 2</w:t>
+            </w:r>
+          </w:p>
+        </w:tc>
+        <w:tc>
+          <w:tcPr>
+            <w:tcW w:type="dxa" w:w="3630"/>
+            <w:shd w:fill="1D3557" w:color="auto" w:val="clear"/>
+            <w:tcMar>
+              <w:top w:type="dxa" w:w="100"/>
+              <w:left w:type="dxa" w:w="140"/>
+              <w:bottom w:type="dxa" w:w="100"/>
+              <w:right w:type="dxa" w:w="140"/>
+            </w:tcMar>
+            <w:vAlign w:val="top"/>
+          </w:tcPr>
+          <w:p>
+            <w:pPr>
+              <w:spacing w:after="0"/>
+            </w:pPr>
+            <w:r>
+              <w:rPr>
+                <w:rFonts w:ascii="Calibri" w:cs="Calibri" w:eastAsia="Calibri" w:hAnsi="Calibri"/>
+                <w:b/>
+                <w:bCs/>
+                <w:color w:val="FFFFFF"/>
+                <w:sz w:val="20"/>
+                <w:szCs w:val="20"/>
+              </w:rPr>
+              <w:t xml:space="preserve">Période 3</w:t>
+            </w:r>
+          </w:p>
+        </w:tc>
+      </w:tr>
+      <w:tr>
+        <w:trPr>
+          <w:cantSplit/>
+        </w:trPr>
+        <w:tc>
+          <w:tcPr>
+            <w:tcW w:type="dxa" w:w="2100"/>
+            <w:shd w:fill="EAF4E4" w:color="auto" w:val="clear"/>
+            <w:tcMar>
+              <w:top w:type="dxa" w:w="100"/>
+              <w:left w:type="dxa" w:w="140"/>
+              <w:bottom w:type="dxa" w:w="100"/>
+              <w:right w:type="dxa" w:w="140"/>
+            </w:tcMar>
+            <w:vAlign w:val="top"/>
+          </w:tcPr>
+          <w:p>
+            <w:pPr>
+              <w:spacing w:after="40" w:line="264"/>
+            </w:pPr>
+            <w:r>
+              <w:rPr>
+                <w:rFonts w:ascii="Calibri" w:cs="Calibri" w:eastAsia="Calibri" w:hAnsi="Calibri"/>
+                <w:b/>
+                <w:bCs/>
+              </w:rPr>
+              <w:t xml:space="preserve">Enseignante</w:t>
+            </w:r>
+          </w:p>
+          <w:p>
+            <w:pPr>
+              <w:spacing w:after="40" w:line="264"/>
+            </w:pPr>
+            <w:r>
+              <w:rPr>
+                <w:rFonts w:ascii="Calibri" w:cs="Calibri" w:eastAsia="Calibri" w:hAnsi="Calibri"/>
+              </w:rPr>
+              <w:t xml:space="preserve">Pilote pédagogique</w:t>
+            </w:r>
+          </w:p>
+        </w:tc>
+        <w:tc>
+          <w:tcPr>
+            <w:tcW w:type="dxa" w:w="3630"/>
+            <w:tcMar>
+              <w:top w:type="dxa" w:w="100"/>
+              <w:left w:type="dxa" w:w="140"/>
+              <w:bottom w:type="dxa" w:w="100"/>
+              <w:right w:type="dxa" w:w="140"/>
+            </w:tcMar>
+            <w:vAlign w:val="top"/>
+          </w:tcPr>
+          <w:p>
+            <w:pPr>
+              <w:spacing w:after="40" w:line="264"/>
+            </w:pPr>
+            <w:r>
+              <w:rPr>
+                <w:rFonts w:ascii="Calibri" w:cs="Calibri" w:eastAsia="Calibri" w:hAnsi="Calibri"/>
+              </w:rPr>
+              <w:t xml:space="preserve">Enseigne le Z101 à chaque sous-groupe. Planifie, évalue et valide le registre. Présente les outils d'autonomie.</w:t>
+            </w:r>
+          </w:p>
+        </w:tc>
+        <w:tc>
+          <w:tcPr>
+            <w:tcW w:type="dxa" w:w="3630"/>
+            <w:tcMar>
+              <w:top w:type="dxa" w:w="100"/>
+              <w:left w:type="dxa" w:w="140"/>
+              <w:bottom w:type="dxa" w:w="100"/>
+              <w:right w:type="dxa" w:w="140"/>
+            </w:tcMar>
+            <w:vAlign w:val="top"/>
+          </w:tcPr>
+          <w:p>
+            <w:pPr>
+              <w:spacing w:after="40" w:line="264"/>
+            </w:pPr>
+            <w:r>
+              <w:rPr>
+                <w:rFonts w:ascii="Calibri" w:cs="Calibri" w:eastAsia="Calibri" w:hAnsi="Calibri"/>
+              </w:rPr>
+              <w:t xml:space="preserve">Enseigne le Z101 et </w:t>
+            </w:r>
+            <w:r>
+              <w:rPr>
+                <w:rFonts w:ascii="Calibri" w:cs="Calibri" w:eastAsia="Calibri" w:hAnsi="Calibri"/>
+                <w:b/>
+                <w:bCs/>
+              </w:rPr>
+              <w:t xml:space="preserve">anime des ateliers en sous-groupes de besoins</w:t>
+            </w:r>
+            <w:r>
+              <w:rPr>
+                <w:rFonts w:ascii="Calibri" w:cs="Calibri" w:eastAsia="Calibri" w:hAnsi="Calibri"/>
+              </w:rPr>
+              <w:t xml:space="preserve"> pendant que les autres travaillent en autonomie.</w:t>
+            </w:r>
+          </w:p>
+        </w:tc>
+      </w:tr>
+      <w:tr>
+        <w:trPr>
+          <w:cantSplit/>
+        </w:trPr>
+        <w:tc>
+          <w:tcPr>
+            <w:tcW w:type="dxa" w:w="2100"/>
+            <w:shd w:fill="EAF4E4" w:color="auto" w:val="clear"/>
+            <w:tcMar>
+              <w:top w:type="dxa" w:w="100"/>
+              <w:left w:type="dxa" w:w="140"/>
+              <w:bottom w:type="dxa" w:w="100"/>
+              <w:right w:type="dxa" w:w="140"/>
+            </w:tcMar>
+            <w:vAlign w:val="top"/>
+          </w:tcPr>
+          <w:p>
+            <w:pPr>
+              <w:spacing w:after="40" w:line="264"/>
+            </w:pPr>
+            <w:r>
+              <w:rPr>
+                <w:rFonts w:ascii="Calibri" w:cs="Calibri" w:eastAsia="Calibri" w:hAnsi="Calibri"/>
+                <w:b/>
+                <w:bCs/>
+              </w:rPr>
+              <w:t xml:space="preserve">TES préventive</w:t>
+            </w:r>
+          </w:p>
+          <w:p>
+            <w:pPr>
+              <w:spacing w:after="40" w:line="264"/>
+            </w:pPr>
+            <w:r>
+              <w:rPr>
+                <w:rFonts w:ascii="Calibri" w:cs="Calibri" w:eastAsia="Calibri" w:hAnsi="Calibri"/>
+              </w:rPr>
+              <w:t xml:space="preserve">Transition vers l'autonomie</w:t>
+            </w:r>
+          </w:p>
+        </w:tc>
+        <w:tc>
+          <w:tcPr>
+            <w:tcW w:type="dxa" w:w="3630"/>
+            <w:tcMar>
+              <w:top w:type="dxa" w:w="100"/>
+              <w:left w:type="dxa" w:w="140"/>
+              <w:bottom w:type="dxa" w:w="100"/>
+              <w:right w:type="dxa" w:w="140"/>
+            </w:tcMar>
+            <w:vAlign w:val="top"/>
+          </w:tcPr>
+          <w:p>
+            <w:pPr>
+              <w:spacing w:after="40" w:line="264"/>
+            </w:pPr>
+            <w:r>
+              <w:rPr>
+                <w:rFonts w:ascii="Calibri" w:cs="Calibri" w:eastAsia="Calibri" w:hAnsi="Calibri"/>
+              </w:rPr>
+              <w:t xml:space="preserve">Accompagne le sous-groupe en atelier : modélise le rôle de leader, aide à régler les blocages, soutient l'autorégulation, encadre les transitions. Co-anime le retour réflexif.</w:t>
+            </w:r>
+          </w:p>
+        </w:tc>
+        <w:tc>
+          <w:tcPr>
+            <w:tcW w:type="dxa" w:w="3630"/>
+            <w:tcMar>
+              <w:top w:type="dxa" w:w="100"/>
+              <w:left w:type="dxa" w:w="140"/>
+              <w:bottom w:type="dxa" w:w="100"/>
+              <w:right w:type="dxa" w:w="140"/>
+            </w:tcMar>
+            <w:vAlign w:val="top"/>
+          </w:tcPr>
+          <w:p>
+            <w:pPr>
+              <w:spacing w:after="40" w:line="264"/>
+            </w:pPr>
+            <w:r>
+              <w:rPr>
+                <w:rFonts w:ascii="Calibri" w:cs="Calibri" w:eastAsia="Calibri" w:hAnsi="Calibri"/>
+                <w:b/>
+                <w:bCs/>
+              </w:rPr>
+              <w:t xml:space="preserve">Anime des ateliers ciblés en petits groupes</w:t>
+            </w:r>
+            <w:r>
+              <w:rPr>
+                <w:rFonts w:ascii="Calibri" w:cs="Calibri" w:eastAsia="Calibri" w:hAnsi="Calibri"/>
+              </w:rPr>
+              <w:t xml:space="preserve"> : habiletés de vie, gestion des émotions, préparation à l'emploi. Elle a déjà donné son accord.</w:t>
+            </w:r>
+          </w:p>
+        </w:tc>
+      </w:tr>
+      <w:tr>
+        <w:trPr>
+          <w:cantSplit/>
+        </w:trPr>
+        <w:tc>
+          <w:tcPr>
+            <w:tcW w:type="dxa" w:w="2100"/>
+            <w:shd w:fill="EAF4E4" w:color="auto" w:val="clear"/>
+            <w:tcMar>
+              <w:top w:type="dxa" w:w="100"/>
+              <w:left w:type="dxa" w:w="140"/>
+              <w:bottom w:type="dxa" w:w="100"/>
+              <w:right w:type="dxa" w:w="140"/>
+            </w:tcMar>
+            <w:vAlign w:val="top"/>
+          </w:tcPr>
+          <w:p>
+            <w:pPr>
+              <w:spacing w:after="40" w:line="264"/>
+            </w:pPr>
+            <w:r>
+              <w:rPr>
+                <w:rFonts w:ascii="Calibri" w:cs="Calibri" w:eastAsia="Calibri" w:hAnsi="Calibri"/>
+                <w:b/>
+                <w:bCs/>
+              </w:rPr>
+              <w:t xml:space="preserve">Orthopédagogue</w:t>
+            </w:r>
+          </w:p>
+        </w:tc>
+        <w:tc>
+          <w:tcPr>
+            <w:tcW w:type="dxa" w:w="3630"/>
+            <w:tcMar>
+              <w:top w:type="dxa" w:w="100"/>
+              <w:left w:type="dxa" w:w="140"/>
+              <w:bottom w:type="dxa" w:w="100"/>
+              <w:right w:type="dxa" w:w="140"/>
+            </w:tcMar>
+            <w:vAlign w:val="top"/>
+          </w:tcPr>
+          <w:p>
+            <w:pPr>
+              <w:spacing w:after="40" w:line="264"/>
+            </w:pPr>
+            <w:r>
+              <w:rPr>
+                <w:rFonts w:ascii="Calibri" w:cs="Calibri" w:eastAsia="Calibri" w:hAnsi="Calibri"/>
+              </w:rPr>
+              <w:t xml:space="preserve">Conçoit les boîtes TEACCH. Adapte les fiches et le matériel aux besoins des élèves.</w:t>
+            </w:r>
+          </w:p>
+        </w:tc>
+        <w:tc>
+          <w:tcPr>
+            <w:tcW w:type="dxa" w:w="3630"/>
+            <w:tcMar>
+              <w:top w:type="dxa" w:w="100"/>
+              <w:left w:type="dxa" w:w="140"/>
+              <w:bottom w:type="dxa" w:w="100"/>
+              <w:right w:type="dxa" w:w="140"/>
+            </w:tcMar>
+            <w:vAlign w:val="top"/>
+          </w:tcPr>
+          <w:p>
+            <w:pPr>
+              <w:spacing w:after="40" w:line="264"/>
+            </w:pPr>
+            <w:r>
+              <w:rPr>
+                <w:rFonts w:ascii="Calibri" w:cs="Calibri" w:eastAsia="Calibri" w:hAnsi="Calibri"/>
+              </w:rPr>
+              <w:t xml:space="preserve">Ajuste le matériel selon les besoins observés.</w:t>
+            </w:r>
+          </w:p>
+        </w:tc>
+      </w:tr>
+      <w:tr>
+        <w:trPr>
+          <w:cantSplit/>
+        </w:trPr>
+        <w:tc>
+          <w:tcPr>
+            <w:tcW w:type="dxa" w:w="2100"/>
+            <w:shd w:fill="EAF4E4" w:color="auto" w:val="clear"/>
+            <w:tcMar>
+              <w:top w:type="dxa" w:w="100"/>
+              <w:left w:type="dxa" w:w="140"/>
+              <w:bottom w:type="dxa" w:w="100"/>
+              <w:right w:type="dxa" w:w="140"/>
+            </w:tcMar>
+            <w:vAlign w:val="top"/>
+          </w:tcPr>
+          <w:p>
+            <w:pPr>
+              <w:spacing w:after="40" w:line="264"/>
+            </w:pPr>
+            <w:r>
+              <w:rPr>
+                <w:rFonts w:ascii="Calibri" w:cs="Calibri" w:eastAsia="Calibri" w:hAnsi="Calibri"/>
+                <w:b/>
+                <w:bCs/>
+              </w:rPr>
+              <w:t xml:space="preserve">Conseillère pédagogique</w:t>
+            </w:r>
+          </w:p>
+        </w:tc>
+        <w:tc>
+          <w:tcPr>
+            <w:tcW w:type="dxa" w:w="3630"/>
+            <w:tcMar>
+              <w:top w:type="dxa" w:w="100"/>
+              <w:left w:type="dxa" w:w="140"/>
+              <w:bottom w:type="dxa" w:w="100"/>
+              <w:right w:type="dxa" w:w="140"/>
+            </w:tcMar>
+            <w:vAlign w:val="top"/>
+          </w:tcPr>
+          <w:p>
+            <w:pPr>
+              <w:spacing w:after="40" w:line="264"/>
+            </w:pPr>
+            <w:r>
+              <w:rPr>
+                <w:rFonts w:ascii="Calibri" w:cs="Calibri" w:eastAsia="Calibri" w:hAnsi="Calibri"/>
+              </w:rPr>
+              <w:t xml:space="preserve">Accompagne l'équipe dans l'implantation. Assure la conformité au programme. Prépare les outils de suivi.</w:t>
+            </w:r>
+          </w:p>
+        </w:tc>
+        <w:tc>
+          <w:tcPr>
+            <w:tcW w:type="dxa" w:w="3630"/>
+            <w:tcMar>
+              <w:top w:type="dxa" w:w="100"/>
+              <w:left w:type="dxa" w:w="140"/>
+              <w:bottom w:type="dxa" w:w="100"/>
+              <w:right w:type="dxa" w:w="140"/>
+            </w:tcMar>
+            <w:vAlign w:val="top"/>
+          </w:tcPr>
+          <w:p>
+            <w:pPr>
+              <w:spacing w:after="40" w:line="264"/>
+            </w:pPr>
+            <w:r>
+              <w:rPr>
+                <w:rFonts w:ascii="Calibri" w:cs="Calibri" w:eastAsia="Calibri" w:hAnsi="Calibri"/>
+              </w:rPr>
+              <w:t xml:space="preserve">Analyse les indicateurs, rédige le bilan et la recommandation.</w:t>
+            </w:r>
+          </w:p>
+        </w:tc>
+      </w:tr>
+      <w:tr>
+        <w:trPr>
+          <w:cantSplit/>
+        </w:trPr>
+        <w:tc>
+          <w:tcPr>
+            <w:tcW w:type="dxa" w:w="2100"/>
+            <w:shd w:fill="EAF4E4" w:color="auto" w:val="clear"/>
+            <w:tcMar>
+              <w:top w:type="dxa" w:w="100"/>
+              <w:left w:type="dxa" w:w="140"/>
+              <w:bottom w:type="dxa" w:w="100"/>
+              <w:right w:type="dxa" w:w="140"/>
+            </w:tcMar>
+            <w:vAlign w:val="top"/>
+          </w:tcPr>
+          <w:p>
+            <w:pPr>
+              <w:spacing w:after="40" w:line="264"/>
+            </w:pPr>
+            <w:r>
+              <w:rPr>
+                <w:rFonts w:ascii="Calibri" w:cs="Calibri" w:eastAsia="Calibri" w:hAnsi="Calibri"/>
+                <w:b/>
+                <w:bCs/>
+              </w:rPr>
+              <w:t xml:space="preserve">Élèves leaders</w:t>
+            </w:r>
+          </w:p>
+        </w:tc>
+        <w:tc>
+          <w:tcPr>
+            <w:tcW w:type="dxa" w:w="3630"/>
+            <w:tcMar>
+              <w:top w:type="dxa" w:w="100"/>
+              <w:left w:type="dxa" w:w="140"/>
+              <w:bottom w:type="dxa" w:w="100"/>
+              <w:right w:type="dxa" w:w="140"/>
+            </w:tcMar>
+            <w:vAlign w:val="top"/>
+          </w:tcPr>
+          <w:p>
+            <w:pPr>
+              <w:spacing w:after="40" w:line="264"/>
+            </w:pPr>
+            <w:r>
+              <w:rPr>
+                <w:rFonts w:ascii="Calibri" w:cs="Calibri" w:eastAsia="Calibri" w:hAnsi="Calibri"/>
+              </w:rPr>
+              <w:t xml:space="preserve">Lisent la fiche, distribuent les rôles, gèrent le temps, font ranger.</w:t>
+            </w:r>
+          </w:p>
+        </w:tc>
+        <w:tc>
+          <w:tcPr>
+            <w:tcW w:type="dxa" w:w="3630"/>
+            <w:tcMar>
+              <w:top w:type="dxa" w:w="100"/>
+              <w:left w:type="dxa" w:w="140"/>
+              <w:bottom w:type="dxa" w:w="100"/>
+              <w:right w:type="dxa" w:w="140"/>
+            </w:tcMar>
+            <w:vAlign w:val="top"/>
+          </w:tcPr>
+          <w:p>
+            <w:pPr>
+              <w:spacing w:after="40" w:line="264"/>
+            </w:pPr>
+            <w:r>
+              <w:rPr>
+                <w:rFonts w:ascii="Calibri" w:cs="Calibri" w:eastAsia="Calibri" w:hAnsi="Calibri"/>
+              </w:rPr>
+              <w:t xml:space="preserve">Animent aussi une partie de l'accueil et du retour.</w:t>
+            </w:r>
+          </w:p>
+        </w:tc>
+      </w:tr>
+      <w:tr>
+        <w:trPr>
+          <w:cantSplit/>
+        </w:trPr>
+        <w:tc>
+          <w:tcPr>
+            <w:tcW w:type="dxa" w:w="2100"/>
+            <w:shd w:fill="EAF4E4" w:color="auto" w:val="clear"/>
+            <w:tcMar>
+              <w:top w:type="dxa" w:w="100"/>
+              <w:left w:type="dxa" w:w="140"/>
+              <w:bottom w:type="dxa" w:w="100"/>
+              <w:right w:type="dxa" w:w="140"/>
+            </w:tcMar>
+            <w:vAlign w:val="top"/>
+          </w:tcPr>
+          <w:p>
+            <w:pPr>
+              <w:spacing w:after="40" w:line="264"/>
+            </w:pPr>
+            <w:r>
+              <w:rPr>
+                <w:rFonts w:ascii="Calibri" w:cs="Calibri" w:eastAsia="Calibri" w:hAnsi="Calibri"/>
+                <w:b/>
+                <w:bCs/>
+              </w:rPr>
+              <w:t xml:space="preserve">Direction</w:t>
+            </w:r>
+          </w:p>
+        </w:tc>
+        <w:tc>
+          <w:tcPr>
+            <w:tcW w:type="dxa" w:w="3630"/>
+            <w:tcMar>
+              <w:top w:type="dxa" w:w="100"/>
+              <w:left w:type="dxa" w:w="140"/>
+              <w:bottom w:type="dxa" w:w="100"/>
+              <w:right w:type="dxa" w:w="140"/>
+            </w:tcMar>
+            <w:vAlign w:val="top"/>
+          </w:tcPr>
+          <w:p>
+            <w:pPr>
+              <w:spacing w:after="40" w:line="264"/>
+            </w:pPr>
+            <w:r>
+              <w:rPr>
+                <w:rFonts w:ascii="Calibri" w:cs="Calibri" w:eastAsia="Calibri" w:hAnsi="Calibri"/>
+              </w:rPr>
+              <w:t xml:space="preserve">Autorise le projet, confirme les locaux et l'horaire de la TES.</w:t>
+            </w:r>
+          </w:p>
+        </w:tc>
+        <w:tc>
+          <w:tcPr>
+            <w:tcW w:type="dxa" w:w="3630"/>
+            <w:tcMar>
+              <w:top w:type="dxa" w:w="100"/>
+              <w:left w:type="dxa" w:w="140"/>
+              <w:bottom w:type="dxa" w:w="100"/>
+              <w:right w:type="dxa" w:w="140"/>
+            </w:tcMar>
+            <w:vAlign w:val="top"/>
+          </w:tcPr>
+          <w:p>
+            <w:pPr>
+              <w:spacing w:after="40" w:line="264"/>
+            </w:pPr>
+            <w:r>
+              <w:rPr>
+                <w:rFonts w:ascii="Calibri" w:cs="Calibri" w:eastAsia="Calibri" w:hAnsi="Calibri"/>
+              </w:rPr>
+              <w:t xml:space="preserve">Reçoit le bilan et décide de la suite.</w:t>
+            </w:r>
+          </w:p>
+        </w:tc>
+      </w:tr>
+    </w:tbl>
+    <w:p>
+      <w:pPr>
+        <w:spacing w:after="160"/>
       </w:pPr>
     </w:p>
-    <w:p>
-      <w:pPr>
-        <w:pStyle w:val="Heading2"/>
-        <w:keepNext/>
-        <w:spacing w:after="80" w:before="200"/>
-      </w:pPr>
-      <w:r>
-        <w:rPr>
-          <w:rFonts w:ascii="Calibri" w:cs="Calibri" w:eastAsia="Calibri" w:hAnsi="Calibri"/>
-        </w:rPr>
-        <w:t xml:space="preserve">Les outils qui rendent les élèves autonomes</w:t>
-      </w:r>
-    </w:p>
-    <w:p>
-      <w:pPr>
-        <w:pStyle w:val="ListParagraph"/>
-        <w:numPr>
-          <w:ilvl w:val="0"/>
-          <w:numId w:val="2"/>
-        </w:numPr>
-        <w:spacing w:after="80" w:line="276"/>
-      </w:pPr>
-      <w:r>
-        <w:rPr>
-          <w:rFonts w:ascii="Calibri" w:cs="Calibri" w:eastAsia="Calibri" w:hAnsi="Calibri"/>
-          <w:b/>
-          <w:bCs/>
-        </w:rPr>
-        <w:t xml:space="preserve">Fiches de tâches autonomes :</w:t>
-      </w:r>
-      <w:r>
-        <w:rPr>
-          <w:rFonts w:ascii="Calibri" w:cs="Calibri" w:eastAsia="Calibri" w:hAnsi="Calibri"/>
-        </w:rPr>
-        <w:t xml:space="preserve"> une tâche par fiche, de 1 à 5 étapes illustrées et des critères de réussite pour s'auto-évaluer.</w:t>
-      </w:r>
-    </w:p>
-    <w:p>
-      <w:pPr>
-        <w:pStyle w:val="ListParagraph"/>
-        <w:numPr>
-          <w:ilvl w:val="0"/>
-          <w:numId w:val="2"/>
-        </w:numPr>
-        <w:spacing w:after="80" w:line="276"/>
-      </w:pPr>
-      <w:r>
-        <w:rPr>
-          <w:rFonts w:ascii="Calibri" w:cs="Calibri" w:eastAsia="Calibri" w:hAnsi="Calibri"/>
-          <w:b/>
-          <w:bCs/>
-        </w:rPr>
-        <w:t xml:space="preserve">Leader tournant :</w:t>
-      </w:r>
-      <w:r>
-        <w:rPr>
-          <w:rFonts w:ascii="Calibri" w:cs="Calibri" w:eastAsia="Calibri" w:hAnsi="Calibri"/>
-        </w:rPr>
-        <w:t xml:space="preserve"> à chaque atelier, un élève lit la fiche, distribue les rôles et gère le temps. Le rôle tourne pour que chacun l'exerce.</w:t>
-      </w:r>
-    </w:p>
-    <w:p>
-      <w:pPr>
-        <w:pStyle w:val="ListParagraph"/>
-        <w:numPr>
-          <w:ilvl w:val="0"/>
-          <w:numId w:val="2"/>
-        </w:numPr>
-        <w:spacing w:after="80" w:line="276"/>
-      </w:pPr>
-      <w:r>
-        <w:rPr>
-          <w:rFonts w:ascii="Calibri" w:cs="Calibri" w:eastAsia="Calibri" w:hAnsi="Calibri"/>
-          <w:b/>
-          <w:bCs/>
-        </w:rPr>
-        <w:t xml:space="preserve">Registre d'autonomie :</w:t>
-      </w:r>
-      <w:r>
-        <w:rPr>
-          <w:rFonts w:ascii="Calibri" w:cs="Calibri" w:eastAsia="Calibri" w:hAnsi="Calibri"/>
-        </w:rPr>
-        <w:t xml:space="preserve"> chaque élève y inscrit sa tâche en début de matinée, et le leader valide les étapes.</w:t>
-      </w:r>
-    </w:p>
-    <w:p>
-      <w:pPr>
-        <w:pStyle w:val="ListParagraph"/>
-        <w:numPr>
-          <w:ilvl w:val="0"/>
-          <w:numId w:val="2"/>
-        </w:numPr>
-        <w:spacing w:after="80" w:line="276"/>
-      </w:pPr>
-      <w:r>
-        <w:rPr>
-          <w:rFonts w:ascii="Calibri" w:cs="Calibri" w:eastAsia="Calibri" w:hAnsi="Calibri"/>
-          <w:b/>
-          <w:bCs/>
-        </w:rPr>
-        <w:t xml:space="preserve">Règle « 3 avant l'enseignante » :</w:t>
-      </w:r>
-      <w:r>
-        <w:rPr>
-          <w:rFonts w:ascii="Calibri" w:cs="Calibri" w:eastAsia="Calibri" w:hAnsi="Calibri"/>
-        </w:rPr>
-        <w:t xml:space="preserve"> relire la fiche, demander à un coéquipier, essayer une autre solution.</w:t>
-      </w:r>
-    </w:p>
-    <w:p>
-      <w:pPr>
-        <w:pStyle w:val="ListParagraph"/>
-        <w:numPr>
-          <w:ilvl w:val="0"/>
-          <w:numId w:val="2"/>
-        </w:numPr>
-        <w:spacing w:after="80" w:line="276"/>
-      </w:pPr>
-      <w:r>
-        <w:rPr>
-          <w:rFonts w:ascii="Calibri" w:cs="Calibri" w:eastAsia="Calibri" w:hAnsi="Calibri"/>
-          <w:b/>
-          <w:bCs/>
-        </w:rPr>
-        <w:t xml:space="preserve">Chariots TEACCH :</w:t>
-      </w:r>
-      <w:r>
-        <w:rPr>
-          <w:rFonts w:ascii="Calibri" w:cs="Calibri" w:eastAsia="Calibri" w:hAnsi="Calibri"/>
-        </w:rPr>
-        <w:t xml:space="preserve"> des postes de travail visuels et structurés, partagés avec l'alpha-pré et la DAP.</w:t>
-      </w:r>
-    </w:p>
+    <w:tbl>
+      <w:tblPr>
+        <w:tblW w:type="dxa" w:w="9360"/>
+        <w:tblBorders>
+          <w:top w:val="single" w:color="auto" w:sz="4"/>
+          <w:left w:val="single" w:color="auto" w:sz="4"/>
+          <w:bottom w:val="single" w:color="auto" w:sz="4"/>
+          <w:right w:val="single" w:color="auto" w:sz="4"/>
+          <w:insideH w:val="single" w:color="auto" w:sz="4"/>
+          <w:insideV w:val="single" w:color="auto" w:sz="4"/>
+        </w:tblBorders>
+        <w:tblLayout w:type="fixed"/>
+      </w:tblPr>
+      <w:tblGrid>
+        <w:gridCol w:w="9360"/>
+      </w:tblGrid>
+      <w:tr>
+        <w:trPr>
+          <w:cantSplit/>
+        </w:trPr>
+        <w:tc>
+          <w:tcPr>
+            <w:tcW w:type="dxa" w:w="9360"/>
+            <w:tcBorders>
+              <w:top w:val="none" w:color="FFFFFF" w:sz="0"/>
+              <w:left w:val="single" w:color="2F7A2A" w:sz="36"/>
+              <w:bottom w:val="none" w:color="FFFFFF" w:sz="0"/>
+              <w:right w:val="none" w:color="FFFFFF" w:sz="0"/>
+            </w:tcBorders>
+            <w:shd w:fill="EAF4E4" w:color="auto" w:val="clear"/>
+            <w:tcMar>
+              <w:top w:type="dxa" w:w="160"/>
+              <w:left w:type="dxa" w:w="260"/>
+              <w:bottom w:type="dxa" w:w="120"/>
+              <w:right w:type="dxa" w:w="260"/>
+            </w:tcMar>
+          </w:tcPr>
+          <w:p>
+            <w:pPr>
+              <w:spacing w:after="80"/>
+            </w:pPr>
+            <w:r>
+              <w:rPr>
+                <w:rFonts w:ascii="Calibri" w:cs="Calibri" w:eastAsia="Calibri" w:hAnsi="Calibri"/>
+                <w:b/>
+                <w:bCs/>
+                <w:color w:val="2F7A2A"/>
+                <w:sz w:val="24"/>
+                <w:szCs w:val="24"/>
+              </w:rPr>
+              <w:t xml:space="preserve">La TES n'est pas une surveillante</w:t>
+            </w:r>
+          </w:p>
+          <w:p>
+            <w:pPr>
+              <w:spacing w:after="60"/>
+            </w:pPr>
+            <w:r>
+              <w:rPr>
+                <w:rFonts w:ascii="Calibri" w:cs="Calibri" w:eastAsia="Calibri" w:hAnsi="Calibri"/>
+              </w:rPr>
+              <w:t xml:space="preserve">Son rôle évolue avec les élèves. Elle </w:t>
+            </w:r>
+            <w:r>
+              <w:rPr>
+                <w:rFonts w:ascii="Calibri" w:cs="Calibri" w:eastAsia="Calibri" w:hAnsi="Calibri"/>
+                <w:b/>
+                <w:bCs/>
+              </w:rPr>
+              <w:t xml:space="preserve">installe</w:t>
+            </w:r>
+            <w:r>
+              <w:rPr>
+                <w:rFonts w:ascii="Calibri" w:cs="Calibri" w:eastAsia="Calibri" w:hAnsi="Calibri"/>
+              </w:rPr>
+              <w:t xml:space="preserve"> les routines, puis elle </w:t>
+            </w:r>
+            <w:r>
+              <w:rPr>
+                <w:rFonts w:ascii="Calibri" w:cs="Calibri" w:eastAsia="Calibri" w:hAnsi="Calibri"/>
+                <w:b/>
+                <w:bCs/>
+              </w:rPr>
+              <w:t xml:space="preserve">coache</w:t>
+            </w:r>
+            <w:r>
+              <w:rPr>
+                <w:rFonts w:ascii="Calibri" w:cs="Calibri" w:eastAsia="Calibri" w:hAnsi="Calibri"/>
+              </w:rPr>
+              <w:t xml:space="preserve"> en retrait. Quand l'autonomie le permet, elle </w:t>
+            </w:r>
+            <w:r>
+              <w:rPr>
+                <w:rFonts w:ascii="Calibri" w:cs="Calibri" w:eastAsia="Calibri" w:hAnsi="Calibri"/>
+                <w:b/>
+                <w:bCs/>
+              </w:rPr>
+              <w:t xml:space="preserve">anime ses propres ateliers ciblés</w:t>
+            </w:r>
+            <w:r>
+              <w:rPr>
+                <w:rFonts w:ascii="Calibri" w:cs="Calibri" w:eastAsia="Calibri" w:hAnsi="Calibri"/>
+              </w:rPr>
+              <w:t xml:space="preserve"> en petits groupes. Le fait qu'elle intervienne de moins en moins pendant les ateliers montre que l'autonomie progresse.</w:t>
+            </w:r>
+          </w:p>
+        </w:tc>
+      </w:tr>
+    </w:tbl>
     <w:p>
       <w:pPr>
         <w:pStyle w:val="Heading1"/>
@@ -2441,7 +3631,20 @@
         <w:rPr>
           <w:rFonts w:ascii="Calibri" w:cs="Calibri" w:eastAsia="Calibri" w:hAnsi="Calibri"/>
         </w:rPr>
-        <w:t xml:space="preserve">3. Trois périodes pour construire l'autonomie</w:t>
+        <w:t xml:space="preserve">6. Échéancier</w:t>
+      </w:r>
+    </w:p>
+    <w:p>
+      <w:pPr>
+        <w:pStyle w:val="Heading2"/>
+        <w:keepNext/>
+        <w:spacing w:after="80" w:before="200"/>
+      </w:pPr>
+      <w:r>
+        <w:rPr>
+          <w:rFonts w:ascii="Calibri" w:cs="Calibri" w:eastAsia="Calibri" w:hAnsi="Calibri"/>
+        </w:rPr>
+        <w:t xml:space="preserve">Les trois périodes</w:t>
       </w:r>
     </w:p>
     <w:p>
@@ -2452,7 +3655,7 @@
         <w:rPr>
           <w:rFonts w:ascii="Calibri" w:cs="Calibri" w:eastAsia="Calibri" w:hAnsi="Calibri"/>
         </w:rPr>
-        <w:t xml:space="preserve">L'autonomie se construit graduellement. Le rôle de chaque adulte change d'une période à l'autre. On passe à la période suivante quand on observe les signes de réussite, pas à une date fixe.</w:t>
+        <w:t xml:space="preserve">On passe d'une période à l'autre quand on observe les signes de réussite, et non à une date fixe.</w:t>
       </w:r>
     </w:p>
     <w:tbl>
@@ -3156,124 +4359,579 @@
     </w:tbl>
     <w:p>
       <w:pPr>
-        <w:spacing w:after="200"/>
+        <w:pStyle w:val="Heading2"/>
+        <w:keepNext/>
+        <w:spacing w:after="80" w:before="200"/>
       </w:pPr>
+      <w:r>
+        <w:rPr>
+          <w:rFonts w:ascii="Calibri" w:cs="Calibri" w:eastAsia="Calibri" w:hAnsi="Calibri"/>
+        </w:rPr>
+        <w:t xml:space="preserve">Démarrage du projet</w:t>
+      </w:r>
     </w:p>
     <w:tbl>
       <w:tblPr>
         <w:tblW w:type="dxa" w:w="9360"/>
         <w:tblBorders>
-          <w:top w:val="single" w:color="auto" w:sz="4"/>
-          <w:left w:val="single" w:color="auto" w:sz="4"/>
-          <w:bottom w:val="single" w:color="auto" w:sz="4"/>
-          <w:right w:val="single" w:color="auto" w:sz="4"/>
-          <w:insideH w:val="single" w:color="auto" w:sz="4"/>
-          <w:insideV w:val="single" w:color="auto" w:sz="4"/>
+          <w:top w:val="single" w:color="CFD4DC" w:sz="4"/>
+          <w:left w:val="single" w:color="CFD4DC" w:sz="4"/>
+          <w:bottom w:val="single" w:color="CFD4DC" w:sz="4"/>
+          <w:right w:val="single" w:color="CFD4DC" w:sz="4"/>
+          <w:insideH w:val="single" w:color="CFD4DC" w:sz="4"/>
+          <w:insideV w:val="single" w:color="CFD4DC" w:sz="4"/>
         </w:tblBorders>
         <w:tblLayout w:type="fixed"/>
       </w:tblPr>
       <w:tblGrid>
-        <w:gridCol w:w="9360"/>
+        <w:gridCol w:w="2000"/>
+        <w:gridCol w:w="4960"/>
+        <w:gridCol w:w="2400"/>
       </w:tblGrid>
+      <w:tr>
+        <w:trPr>
+          <w:tblHeader/>
+        </w:trPr>
+        <w:tc>
+          <w:tcPr>
+            <w:tcW w:type="dxa" w:w="2000"/>
+            <w:shd w:fill="1D3557" w:color="auto" w:val="clear"/>
+            <w:tcMar>
+              <w:top w:type="dxa" w:w="100"/>
+              <w:left w:type="dxa" w:w="140"/>
+              <w:bottom w:type="dxa" w:w="100"/>
+              <w:right w:type="dxa" w:w="140"/>
+            </w:tcMar>
+            <w:vAlign w:val="top"/>
+          </w:tcPr>
+          <w:p>
+            <w:pPr>
+              <w:spacing w:after="0"/>
+            </w:pPr>
+            <w:r>
+              <w:rPr>
+                <w:rFonts w:ascii="Calibri" w:cs="Calibri" w:eastAsia="Calibri" w:hAnsi="Calibri"/>
+                <w:b/>
+                <w:bCs/>
+                <w:color w:val="FFFFFF"/>
+                <w:sz w:val="20"/>
+                <w:szCs w:val="20"/>
+              </w:rPr>
+              <w:t xml:space="preserve">Quand</w:t>
+            </w:r>
+          </w:p>
+        </w:tc>
+        <w:tc>
+          <w:tcPr>
+            <w:tcW w:type="dxa" w:w="4960"/>
+            <w:shd w:fill="1D3557" w:color="auto" w:val="clear"/>
+            <w:tcMar>
+              <w:top w:type="dxa" w:w="100"/>
+              <w:left w:type="dxa" w:w="140"/>
+              <w:bottom w:type="dxa" w:w="100"/>
+              <w:right w:type="dxa" w:w="140"/>
+            </w:tcMar>
+            <w:vAlign w:val="top"/>
+          </w:tcPr>
+          <w:p>
+            <w:pPr>
+              <w:spacing w:after="0"/>
+            </w:pPr>
+            <w:r>
+              <w:rPr>
+                <w:rFonts w:ascii="Calibri" w:cs="Calibri" w:eastAsia="Calibri" w:hAnsi="Calibri"/>
+                <w:b/>
+                <w:bCs/>
+                <w:color w:val="FFFFFF"/>
+                <w:sz w:val="20"/>
+                <w:szCs w:val="20"/>
+              </w:rPr>
+              <w:t xml:space="preserve">Étape</w:t>
+            </w:r>
+          </w:p>
+        </w:tc>
+        <w:tc>
+          <w:tcPr>
+            <w:tcW w:type="dxa" w:w="2400"/>
+            <w:shd w:fill="1D3557" w:color="auto" w:val="clear"/>
+            <w:tcMar>
+              <w:top w:type="dxa" w:w="100"/>
+              <w:left w:type="dxa" w:w="140"/>
+              <w:bottom w:type="dxa" w:w="100"/>
+              <w:right w:type="dxa" w:w="140"/>
+            </w:tcMar>
+            <w:vAlign w:val="top"/>
+          </w:tcPr>
+          <w:p>
+            <w:pPr>
+              <w:spacing w:after="0"/>
+            </w:pPr>
+            <w:r>
+              <w:rPr>
+                <w:rFonts w:ascii="Calibri" w:cs="Calibri" w:eastAsia="Calibri" w:hAnsi="Calibri"/>
+                <w:b/>
+                <w:bCs/>
+                <w:color w:val="FFFFFF"/>
+                <w:sz w:val="20"/>
+                <w:szCs w:val="20"/>
+              </w:rPr>
+              <w:t xml:space="preserve">Responsable</w:t>
+            </w:r>
+          </w:p>
+        </w:tc>
+      </w:tr>
       <w:tr>
         <w:trPr>
           <w:cantSplit/>
         </w:trPr>
         <w:tc>
           <w:tcPr>
-            <w:tcW w:type="dxa" w:w="9360"/>
-            <w:tcBorders>
-              <w:top w:val="none" w:color="FFFFFF" w:sz="0"/>
-              <w:left w:val="single" w:color="2F7A2A" w:sz="36"/>
-              <w:bottom w:val="none" w:color="FFFFFF" w:sz="0"/>
-              <w:right w:val="none" w:color="FFFFFF" w:sz="0"/>
-            </w:tcBorders>
-            <w:shd w:fill="EAF4E4" w:color="auto" w:val="clear"/>
-            <w:tcMar>
-              <w:top w:type="dxa" w:w="160"/>
-              <w:left w:type="dxa" w:w="260"/>
-              <w:bottom w:type="dxa" w:w="120"/>
-              <w:right w:type="dxa" w:w="260"/>
-            </w:tcMar>
-          </w:tcPr>
-          <w:p>
-            <w:pPr>
-              <w:spacing w:after="80"/>
-            </w:pPr>
-            <w:r>
-              <w:rPr>
-                <w:rFonts w:ascii="Calibri" w:cs="Calibri" w:eastAsia="Calibri" w:hAnsi="Calibri"/>
-                <w:b/>
-                <w:bCs/>
-                <w:color w:val="2F7A2A"/>
-                <w:sz w:val="24"/>
-                <w:szCs w:val="24"/>
-              </w:rPr>
-              <w:t xml:space="preserve">La TES n'est pas une surveillante</w:t>
-            </w:r>
-          </w:p>
-          <w:p>
-            <w:pPr>
-              <w:spacing w:after="120" w:line="288"/>
-            </w:pPr>
-            <w:r>
-              <w:rPr>
-                <w:rFonts w:ascii="Calibri" w:cs="Calibri" w:eastAsia="Calibri" w:hAnsi="Calibri"/>
-              </w:rPr>
-              <w:t xml:space="preserve">Son rôle évolue avec les élèves. Elle </w:t>
-            </w:r>
-            <w:r>
-              <w:rPr>
-                <w:rFonts w:ascii="Calibri" w:cs="Calibri" w:eastAsia="Calibri" w:hAnsi="Calibri"/>
-                <w:b/>
-                <w:bCs/>
-              </w:rPr>
-              <w:t xml:space="preserve">installe</w:t>
-            </w:r>
-            <w:r>
-              <w:rPr>
-                <w:rFonts w:ascii="Calibri" w:cs="Calibri" w:eastAsia="Calibri" w:hAnsi="Calibri"/>
-              </w:rPr>
-              <w:t xml:space="preserve"> les routines, puis elle </w:t>
-            </w:r>
-            <w:r>
-              <w:rPr>
-                <w:rFonts w:ascii="Calibri" w:cs="Calibri" w:eastAsia="Calibri" w:hAnsi="Calibri"/>
-                <w:b/>
-                <w:bCs/>
-              </w:rPr>
-              <w:t xml:space="preserve">coache</w:t>
-            </w:r>
-            <w:r>
-              <w:rPr>
-                <w:rFonts w:ascii="Calibri" w:cs="Calibri" w:eastAsia="Calibri" w:hAnsi="Calibri"/>
-              </w:rPr>
-              <w:t xml:space="preserve"> en retrait. Quand l'autonomie et la gestion de classe le permettent, elle </w:t>
-            </w:r>
-            <w:r>
-              <w:rPr>
-                <w:rFonts w:ascii="Calibri" w:cs="Calibri" w:eastAsia="Calibri" w:hAnsi="Calibri"/>
-                <w:b/>
-                <w:bCs/>
-              </w:rPr>
-              <w:t xml:space="preserve">anime des ateliers ciblés auprès de petits groupes d'élèves</w:t>
-            </w:r>
-            <w:r>
-              <w:rPr>
-                <w:rFonts w:ascii="Calibri" w:cs="Calibri" w:eastAsia="Calibri" w:hAnsi="Calibri"/>
-              </w:rPr>
-              <w:t xml:space="preserve">. Ce dernier rôle a été discuté avec elle et elle est d'accord.</w:t>
-            </w:r>
-          </w:p>
-          <w:p>
-            <w:pPr>
-              <w:spacing w:after="60"/>
-            </w:pPr>
-            <w:r>
-              <w:rPr>
-                <w:rFonts w:ascii="Calibri" w:cs="Calibri" w:eastAsia="Calibri" w:hAnsi="Calibri"/>
-              </w:rPr>
-              <w:t xml:space="preserve">Le fait qu'elle intervienne de moins en moins pendant les ateliers montre que l'autonomie progresse.</w:t>
+            <w:tcW w:type="dxa" w:w="2000"/>
+            <w:tcMar>
+              <w:top w:type="dxa" w:w="100"/>
+              <w:left w:type="dxa" w:w="140"/>
+              <w:bottom w:type="dxa" w:w="100"/>
+              <w:right w:type="dxa" w:w="140"/>
+            </w:tcMar>
+            <w:vAlign w:val="top"/>
+          </w:tcPr>
+          <w:p>
+            <w:pPr>
+              <w:spacing w:after="40" w:line="264"/>
+            </w:pPr>
+            <w:r>
+              <w:rPr>
+                <w:rFonts w:ascii="Calibri" w:cs="Calibri" w:eastAsia="Calibri" w:hAnsi="Calibri"/>
+                <w:b/>
+                <w:bCs/>
+              </w:rPr>
+              <w:t xml:space="preserve">Semaine 0</w:t>
+            </w:r>
+          </w:p>
+        </w:tc>
+        <w:tc>
+          <w:tcPr>
+            <w:tcW w:type="dxa" w:w="4960"/>
+            <w:tcMar>
+              <w:top w:type="dxa" w:w="100"/>
+              <w:left w:type="dxa" w:w="140"/>
+              <w:bottom w:type="dxa" w:w="100"/>
+              <w:right w:type="dxa" w:w="140"/>
+            </w:tcMar>
+            <w:vAlign w:val="top"/>
+          </w:tcPr>
+          <w:p>
+            <w:pPr>
+              <w:spacing w:after="40" w:line="264"/>
+            </w:pPr>
+            <w:r>
+              <w:rPr>
+                <w:rFonts w:ascii="Calibri" w:cs="Calibri" w:eastAsia="Calibri" w:hAnsi="Calibri"/>
+              </w:rPr>
+              <w:t xml:space="preserve">Décision de la table des directions. Confirmation des locaux et de l'horaire de la TES.</w:t>
+            </w:r>
+          </w:p>
+        </w:tc>
+        <w:tc>
+          <w:tcPr>
+            <w:tcW w:type="dxa" w:w="2400"/>
+            <w:tcMar>
+              <w:top w:type="dxa" w:w="100"/>
+              <w:left w:type="dxa" w:w="140"/>
+              <w:bottom w:type="dxa" w:w="100"/>
+              <w:right w:type="dxa" w:w="140"/>
+            </w:tcMar>
+            <w:vAlign w:val="top"/>
+          </w:tcPr>
+          <w:p>
+            <w:pPr>
+              <w:spacing w:after="40" w:line="264"/>
+            </w:pPr>
+            <w:r>
+              <w:rPr>
+                <w:rFonts w:ascii="Calibri" w:cs="Calibri" w:eastAsia="Calibri" w:hAnsi="Calibri"/>
+              </w:rPr>
+              <w:t xml:space="preserve">Direction</w:t>
+            </w:r>
+          </w:p>
+        </w:tc>
+      </w:tr>
+      <w:tr>
+        <w:trPr>
+          <w:cantSplit/>
+        </w:trPr>
+        <w:tc>
+          <w:tcPr>
+            <w:tcW w:type="dxa" w:w="2000"/>
+            <w:tcMar>
+              <w:top w:type="dxa" w:w="100"/>
+              <w:left w:type="dxa" w:w="140"/>
+              <w:bottom w:type="dxa" w:w="100"/>
+              <w:right w:type="dxa" w:w="140"/>
+            </w:tcMar>
+            <w:vAlign w:val="top"/>
+          </w:tcPr>
+          <w:p>
+            <w:pPr>
+              <w:spacing w:after="40" w:line="264"/>
+            </w:pPr>
+            <w:r>
+              <w:rPr>
+                <w:rFonts w:ascii="Calibri" w:cs="Calibri" w:eastAsia="Calibri" w:hAnsi="Calibri"/>
+                <w:b/>
+                <w:bCs/>
+              </w:rPr>
+              <w:t xml:space="preserve">Semaine 0</w:t>
+            </w:r>
+          </w:p>
+        </w:tc>
+        <w:tc>
+          <w:tcPr>
+            <w:tcW w:type="dxa" w:w="4960"/>
+            <w:tcMar>
+              <w:top w:type="dxa" w:w="100"/>
+              <w:left w:type="dxa" w:w="140"/>
+              <w:bottom w:type="dxa" w:w="100"/>
+              <w:right w:type="dxa" w:w="140"/>
+            </w:tcMar>
+            <w:vAlign w:val="top"/>
+          </w:tcPr>
+          <w:p>
+            <w:pPr>
+              <w:spacing w:after="40" w:line="264"/>
+            </w:pPr>
+            <w:r>
+              <w:rPr>
+                <w:rFonts w:ascii="Calibri" w:cs="Calibri" w:eastAsia="Calibri" w:hAnsi="Calibri"/>
+              </w:rPr>
+              <w:t xml:space="preserve">Appel aux 9 élèves en attente et inscription dans le groupe Z101.</w:t>
+            </w:r>
+          </w:p>
+        </w:tc>
+        <w:tc>
+          <w:tcPr>
+            <w:tcW w:type="dxa" w:w="2400"/>
+            <w:tcMar>
+              <w:top w:type="dxa" w:w="100"/>
+              <w:left w:type="dxa" w:w="140"/>
+              <w:bottom w:type="dxa" w:w="100"/>
+              <w:right w:type="dxa" w:w="140"/>
+            </w:tcMar>
+            <w:vAlign w:val="top"/>
+          </w:tcPr>
+          <w:p>
+            <w:pPr>
+              <w:spacing w:after="40" w:line="264"/>
+            </w:pPr>
+            <w:r>
+              <w:rPr>
+                <w:rFonts w:ascii="Calibri" w:cs="Calibri" w:eastAsia="Calibri" w:hAnsi="Calibri"/>
+              </w:rPr>
+              <w:t xml:space="preserve">Secrétariat, CP</w:t>
+            </w:r>
+          </w:p>
+        </w:tc>
+      </w:tr>
+      <w:tr>
+        <w:trPr>
+          <w:cantSplit/>
+        </w:trPr>
+        <w:tc>
+          <w:tcPr>
+            <w:tcW w:type="dxa" w:w="2000"/>
+            <w:tcMar>
+              <w:top w:type="dxa" w:w="100"/>
+              <w:left w:type="dxa" w:w="140"/>
+              <w:bottom w:type="dxa" w:w="100"/>
+              <w:right w:type="dxa" w:w="140"/>
+            </w:tcMar>
+            <w:vAlign w:val="top"/>
+          </w:tcPr>
+          <w:p>
+            <w:pPr>
+              <w:spacing w:after="40" w:line="264"/>
+            </w:pPr>
+            <w:r>
+              <w:rPr>
+                <w:rFonts w:ascii="Calibri" w:cs="Calibri" w:eastAsia="Calibri" w:hAnsi="Calibri"/>
+                <w:b/>
+                <w:bCs/>
+              </w:rPr>
+              <w:t xml:space="preserve">Semaine 0</w:t>
+            </w:r>
+          </w:p>
+        </w:tc>
+        <w:tc>
+          <w:tcPr>
+            <w:tcW w:type="dxa" w:w="4960"/>
+            <w:tcMar>
+              <w:top w:type="dxa" w:w="100"/>
+              <w:left w:type="dxa" w:w="140"/>
+              <w:bottom w:type="dxa" w:w="100"/>
+              <w:right w:type="dxa" w:w="140"/>
+            </w:tcMar>
+            <w:vAlign w:val="top"/>
+          </w:tcPr>
+          <w:p>
+            <w:pPr>
+              <w:spacing w:after="40" w:line="264"/>
+            </w:pPr>
+            <w:r>
+              <w:rPr>
+                <w:rFonts w:ascii="Calibri" w:cs="Calibri" w:eastAsia="Calibri" w:hAnsi="Calibri"/>
+              </w:rPr>
+              <w:t xml:space="preserve">Formation des sous-groupes A et B (mixtes). Préparation des premières fiches de tâches et du registre.</w:t>
+            </w:r>
+          </w:p>
+        </w:tc>
+        <w:tc>
+          <w:tcPr>
+            <w:tcW w:type="dxa" w:w="2400"/>
+            <w:tcMar>
+              <w:top w:type="dxa" w:w="100"/>
+              <w:left w:type="dxa" w:w="140"/>
+              <w:bottom w:type="dxa" w:w="100"/>
+              <w:right w:type="dxa" w:w="140"/>
+            </w:tcMar>
+            <w:vAlign w:val="top"/>
+          </w:tcPr>
+          <w:p>
+            <w:pPr>
+              <w:spacing w:after="40" w:line="264"/>
+            </w:pPr>
+            <w:r>
+              <w:rPr>
+                <w:rFonts w:ascii="Calibri" w:cs="Calibri" w:eastAsia="Calibri" w:hAnsi="Calibri"/>
+              </w:rPr>
+              <w:t xml:space="preserve">Enseignante, orthopédagogue, CP</w:t>
+            </w:r>
+          </w:p>
+        </w:tc>
+      </w:tr>
+      <w:tr>
+        <w:trPr>
+          <w:cantSplit/>
+        </w:trPr>
+        <w:tc>
+          <w:tcPr>
+            <w:tcW w:type="dxa" w:w="2000"/>
+            <w:tcMar>
+              <w:top w:type="dxa" w:w="100"/>
+              <w:left w:type="dxa" w:w="140"/>
+              <w:bottom w:type="dxa" w:w="100"/>
+              <w:right w:type="dxa" w:w="140"/>
+            </w:tcMar>
+            <w:vAlign w:val="top"/>
+          </w:tcPr>
+          <w:p>
+            <w:pPr>
+              <w:spacing w:after="40" w:line="264"/>
+            </w:pPr>
+            <w:r>
+              <w:rPr>
+                <w:rFonts w:ascii="Calibri" w:cs="Calibri" w:eastAsia="Calibri" w:hAnsi="Calibri"/>
+                <w:b/>
+                <w:bCs/>
+              </w:rPr>
+              <w:t xml:space="preserve">Semaine 1</w:t>
+            </w:r>
+          </w:p>
+        </w:tc>
+        <w:tc>
+          <w:tcPr>
+            <w:tcW w:type="dxa" w:w="4960"/>
+            <w:tcMar>
+              <w:top w:type="dxa" w:w="100"/>
+              <w:left w:type="dxa" w:w="140"/>
+              <w:bottom w:type="dxa" w:w="100"/>
+              <w:right w:type="dxa" w:w="140"/>
+            </w:tcMar>
+            <w:vAlign w:val="top"/>
+          </w:tcPr>
+          <w:p>
+            <w:pPr>
+              <w:spacing w:after="40" w:line="264"/>
+            </w:pPr>
+            <w:r>
+              <w:rPr>
+                <w:rFonts w:ascii="Calibri" w:cs="Calibri" w:eastAsia="Calibri" w:hAnsi="Calibri"/>
+              </w:rPr>
+              <w:t xml:space="preserve">Début de la période d'ancrage avec les 24 élèves.</w:t>
+            </w:r>
+          </w:p>
+        </w:tc>
+        <w:tc>
+          <w:tcPr>
+            <w:tcW w:type="dxa" w:w="2400"/>
+            <w:tcMar>
+              <w:top w:type="dxa" w:w="100"/>
+              <w:left w:type="dxa" w:w="140"/>
+              <w:bottom w:type="dxa" w:w="100"/>
+              <w:right w:type="dxa" w:w="140"/>
+            </w:tcMar>
+            <w:vAlign w:val="top"/>
+          </w:tcPr>
+          <w:p>
+            <w:pPr>
+              <w:spacing w:after="40" w:line="264"/>
+            </w:pPr>
+            <w:r>
+              <w:rPr>
+                <w:rFonts w:ascii="Calibri" w:cs="Calibri" w:eastAsia="Calibri" w:hAnsi="Calibri"/>
+              </w:rPr>
+              <w:t xml:space="preserve">Enseignante, TES</w:t>
+            </w:r>
+          </w:p>
+        </w:tc>
+      </w:tr>
+      <w:tr>
+        <w:trPr>
+          <w:cantSplit/>
+        </w:trPr>
+        <w:tc>
+          <w:tcPr>
+            <w:tcW w:type="dxa" w:w="2000"/>
+            <w:tcMar>
+              <w:top w:type="dxa" w:w="100"/>
+              <w:left w:type="dxa" w:w="140"/>
+              <w:bottom w:type="dxa" w:w="100"/>
+              <w:right w:type="dxa" w:w="140"/>
+            </w:tcMar>
+            <w:vAlign w:val="top"/>
+          </w:tcPr>
+          <w:p>
+            <w:pPr>
+              <w:spacing w:after="40" w:line="264"/>
+            </w:pPr>
+            <w:r>
+              <w:rPr>
+                <w:rFonts w:ascii="Calibri" w:cs="Calibri" w:eastAsia="Calibri" w:hAnsi="Calibri"/>
+                <w:b/>
+                <w:bCs/>
+              </w:rPr>
+              <w:t xml:space="preserve">Fin de l'ancrage</w:t>
+            </w:r>
+          </w:p>
+        </w:tc>
+        <w:tc>
+          <w:tcPr>
+            <w:tcW w:type="dxa" w:w="4960"/>
+            <w:tcMar>
+              <w:top w:type="dxa" w:w="100"/>
+              <w:left w:type="dxa" w:w="140"/>
+              <w:bottom w:type="dxa" w:w="100"/>
+              <w:right w:type="dxa" w:w="140"/>
+            </w:tcMar>
+            <w:vAlign w:val="top"/>
+          </w:tcPr>
+          <w:p>
+            <w:pPr>
+              <w:spacing w:after="40" w:line="264"/>
+            </w:pPr>
+            <w:r>
+              <w:rPr>
+                <w:rFonts w:ascii="Calibri" w:cs="Calibri" w:eastAsia="Calibri" w:hAnsi="Calibri"/>
+              </w:rPr>
+              <w:t xml:space="preserve">Premier bilan à partir des indicateurs (section 9). Décision : poursuivre, ajuster ou revenir au groupe unique.</w:t>
+            </w:r>
+          </w:p>
+        </w:tc>
+        <w:tc>
+          <w:tcPr>
+            <w:tcW w:type="dxa" w:w="2400"/>
+            <w:tcMar>
+              <w:top w:type="dxa" w:w="100"/>
+              <w:left w:type="dxa" w:w="140"/>
+              <w:bottom w:type="dxa" w:w="100"/>
+              <w:right w:type="dxa" w:w="140"/>
+            </w:tcMar>
+            <w:vAlign w:val="top"/>
+          </w:tcPr>
+          <w:p>
+            <w:pPr>
+              <w:spacing w:after="40" w:line="264"/>
+            </w:pPr>
+            <w:r>
+              <w:rPr>
+                <w:rFonts w:ascii="Calibri" w:cs="Calibri" w:eastAsia="Calibri" w:hAnsi="Calibri"/>
+              </w:rPr>
+              <w:t xml:space="preserve">CP, direction</w:t>
+            </w:r>
+          </w:p>
+        </w:tc>
+      </w:tr>
+      <w:tr>
+        <w:trPr>
+          <w:cantSplit/>
+        </w:trPr>
+        <w:tc>
+          <w:tcPr>
+            <w:tcW w:type="dxa" w:w="2000"/>
+            <w:tcMar>
+              <w:top w:type="dxa" w:w="100"/>
+              <w:left w:type="dxa" w:w="140"/>
+              <w:bottom w:type="dxa" w:w="100"/>
+              <w:right w:type="dxa" w:w="140"/>
+            </w:tcMar>
+            <w:vAlign w:val="top"/>
+          </w:tcPr>
+          <w:p>
+            <w:pPr>
+              <w:spacing w:after="40" w:line="264"/>
+            </w:pPr>
+            <w:r>
+              <w:rPr>
+                <w:rFonts w:ascii="Calibri" w:cs="Calibri" w:eastAsia="Calibri" w:hAnsi="Calibri"/>
+                <w:b/>
+                <w:bCs/>
+              </w:rPr>
+              <w:t xml:space="preserve">Fin de l'année</w:t>
+            </w:r>
+          </w:p>
+        </w:tc>
+        <w:tc>
+          <w:tcPr>
+            <w:tcW w:type="dxa" w:w="4960"/>
+            <w:tcMar>
+              <w:top w:type="dxa" w:w="100"/>
+              <w:left w:type="dxa" w:w="140"/>
+              <w:bottom w:type="dxa" w:w="100"/>
+              <w:right w:type="dxa" w:w="140"/>
+            </w:tcMar>
+            <w:vAlign w:val="top"/>
+          </w:tcPr>
+          <w:p>
+            <w:pPr>
+              <w:spacing w:after="40" w:line="264"/>
+            </w:pPr>
+            <w:r>
+              <w:rPr>
+                <w:rFonts w:ascii="Calibri" w:cs="Calibri" w:eastAsia="Calibri" w:hAnsi="Calibri"/>
+              </w:rPr>
+              <w:t xml:space="preserve">Bilan final et recommandation sur la transférabilité à d'autres services.</w:t>
+            </w:r>
+          </w:p>
+        </w:tc>
+        <w:tc>
+          <w:tcPr>
+            <w:tcW w:type="dxa" w:w="2400"/>
+            <w:tcMar>
+              <w:top w:type="dxa" w:w="100"/>
+              <w:left w:type="dxa" w:w="140"/>
+              <w:bottom w:type="dxa" w:w="100"/>
+              <w:right w:type="dxa" w:w="140"/>
+            </w:tcMar>
+            <w:vAlign w:val="top"/>
+          </w:tcPr>
+          <w:p>
+            <w:pPr>
+              <w:spacing w:after="40" w:line="264"/>
+            </w:pPr>
+            <w:r>
+              <w:rPr>
+                <w:rFonts w:ascii="Calibri" w:cs="Calibri" w:eastAsia="Calibri" w:hAnsi="Calibri"/>
+              </w:rPr>
+              <w:t xml:space="preserve">CP, équipe, direction</w:t>
             </w:r>
           </w:p>
         </w:tc>
@@ -3292,7 +4950,382 @@
         <w:rPr>
           <w:rFonts w:ascii="Calibri" w:cs="Calibri" w:eastAsia="Calibri" w:hAnsi="Calibri"/>
         </w:rPr>
-        <w:t xml:space="preserve">4. Pourquoi la formule soutient l'engagement</w:t>
+        <w:t xml:space="preserve">7. Ressources et coûts</w:t>
+      </w:r>
+    </w:p>
+    <w:tbl>
+      <w:tblPr>
+        <w:tblW w:type="dxa" w:w="9360"/>
+        <w:tblBorders>
+          <w:top w:val="single" w:color="CFD4DC" w:sz="4"/>
+          <w:left w:val="single" w:color="CFD4DC" w:sz="4"/>
+          <w:bottom w:val="single" w:color="CFD4DC" w:sz="4"/>
+          <w:right w:val="single" w:color="CFD4DC" w:sz="4"/>
+          <w:insideH w:val="single" w:color="CFD4DC" w:sz="4"/>
+          <w:insideV w:val="single" w:color="CFD4DC" w:sz="4"/>
+        </w:tblBorders>
+        <w:tblLayout w:type="fixed"/>
+      </w:tblPr>
+      <w:tblGrid>
+        <w:gridCol w:w="2300"/>
+        <w:gridCol w:w="7060"/>
+      </w:tblGrid>
+      <w:tr>
+        <w:trPr>
+          <w:tblHeader/>
+        </w:trPr>
+        <w:tc>
+          <w:tcPr>
+            <w:tcW w:type="dxa" w:w="2300"/>
+            <w:shd w:fill="1D3557" w:color="auto" w:val="clear"/>
+            <w:tcMar>
+              <w:top w:type="dxa" w:w="100"/>
+              <w:left w:type="dxa" w:w="140"/>
+              <w:bottom w:type="dxa" w:w="100"/>
+              <w:right w:type="dxa" w:w="140"/>
+            </w:tcMar>
+            <w:vAlign w:val="top"/>
+          </w:tcPr>
+          <w:p>
+            <w:pPr>
+              <w:spacing w:after="0"/>
+            </w:pPr>
+            <w:r>
+              <w:rPr>
+                <w:rFonts w:ascii="Calibri" w:cs="Calibri" w:eastAsia="Calibri" w:hAnsi="Calibri"/>
+                <w:b/>
+                <w:bCs/>
+                <w:color w:val="FFFFFF"/>
+                <w:sz w:val="20"/>
+                <w:szCs w:val="20"/>
+              </w:rPr>
+              <w:t xml:space="preserve">Ressource</w:t>
+            </w:r>
+          </w:p>
+        </w:tc>
+        <w:tc>
+          <w:tcPr>
+            <w:tcW w:type="dxa" w:w="7060"/>
+            <w:shd w:fill="1D3557" w:color="auto" w:val="clear"/>
+            <w:tcMar>
+              <w:top w:type="dxa" w:w="100"/>
+              <w:left w:type="dxa" w:w="140"/>
+              <w:bottom w:type="dxa" w:w="100"/>
+              <w:right w:type="dxa" w:w="140"/>
+            </w:tcMar>
+            <w:vAlign w:val="top"/>
+          </w:tcPr>
+          <w:p>
+            <w:pPr>
+              <w:spacing w:after="0"/>
+            </w:pPr>
+            <w:r>
+              <w:rPr>
+                <w:rFonts w:ascii="Calibri" w:cs="Calibri" w:eastAsia="Calibri" w:hAnsi="Calibri"/>
+                <w:b/>
+                <w:bCs/>
+                <w:color w:val="FFFFFF"/>
+                <w:sz w:val="20"/>
+                <w:szCs w:val="20"/>
+              </w:rPr>
+              <w:t xml:space="preserve">Détail</w:t>
+            </w:r>
+          </w:p>
+        </w:tc>
+      </w:tr>
+      <w:tr>
+        <w:trPr>
+          <w:cantSplit/>
+        </w:trPr>
+        <w:tc>
+          <w:tcPr>
+            <w:tcW w:type="dxa" w:w="2300"/>
+            <w:shd w:fill="EAF4E4" w:color="auto" w:val="clear"/>
+            <w:tcMar>
+              <w:top w:type="dxa" w:w="100"/>
+              <w:left w:type="dxa" w:w="140"/>
+              <w:bottom w:type="dxa" w:w="100"/>
+              <w:right w:type="dxa" w:w="140"/>
+            </w:tcMar>
+            <w:vAlign w:val="top"/>
+          </w:tcPr>
+          <w:p>
+            <w:pPr>
+              <w:spacing w:after="40" w:line="264"/>
+            </w:pPr>
+            <w:r>
+              <w:rPr>
+                <w:rFonts w:ascii="Calibri" w:cs="Calibri" w:eastAsia="Calibri" w:hAnsi="Calibri"/>
+                <w:b/>
+                <w:bCs/>
+              </w:rPr>
+              <w:t xml:space="preserve">Ressources humaines</w:t>
+            </w:r>
+          </w:p>
+        </w:tc>
+        <w:tc>
+          <w:tcPr>
+            <w:tcW w:type="dxa" w:w="7060"/>
+            <w:tcMar>
+              <w:top w:type="dxa" w:w="100"/>
+              <w:left w:type="dxa" w:w="140"/>
+              <w:bottom w:type="dxa" w:w="100"/>
+              <w:right w:type="dxa" w:w="140"/>
+            </w:tcMar>
+            <w:vAlign w:val="top"/>
+          </w:tcPr>
+          <w:p>
+            <w:pPr>
+              <w:spacing w:after="40" w:line="264"/>
+            </w:pPr>
+            <w:r>
+              <w:rPr>
+                <w:rFonts w:ascii="Calibri" w:cs="Calibri" w:eastAsia="Calibri" w:hAnsi="Calibri"/>
+              </w:rPr>
+              <w:t xml:space="preserve">Enseignante du Z101, TES préventive, orthopédagogue, conseillère pédagogique. </w:t>
+            </w:r>
+            <w:r>
+              <w:rPr>
+                <w:rFonts w:ascii="Calibri" w:cs="Calibri" w:eastAsia="Calibri" w:hAnsi="Calibri"/>
+                <w:b/>
+                <w:bCs/>
+              </w:rPr>
+              <w:t xml:space="preserve">Aucune embauche.</w:t>
+            </w:r>
+          </w:p>
+        </w:tc>
+      </w:tr>
+      <w:tr>
+        <w:trPr>
+          <w:cantSplit/>
+        </w:trPr>
+        <w:tc>
+          <w:tcPr>
+            <w:tcW w:type="dxa" w:w="2300"/>
+            <w:shd w:fill="EAF4E4" w:color="auto" w:val="clear"/>
+            <w:tcMar>
+              <w:top w:type="dxa" w:w="100"/>
+              <w:left w:type="dxa" w:w="140"/>
+              <w:bottom w:type="dxa" w:w="100"/>
+              <w:right w:type="dxa" w:w="140"/>
+            </w:tcMar>
+            <w:vAlign w:val="top"/>
+          </w:tcPr>
+          <w:p>
+            <w:pPr>
+              <w:spacing w:after="40" w:line="264"/>
+            </w:pPr>
+            <w:r>
+              <w:rPr>
+                <w:rFonts w:ascii="Calibri" w:cs="Calibri" w:eastAsia="Calibri" w:hAnsi="Calibri"/>
+                <w:b/>
+                <w:bCs/>
+              </w:rPr>
+              <w:t xml:space="preserve">Horaire de la TES</w:t>
+            </w:r>
+          </w:p>
+        </w:tc>
+        <w:tc>
+          <w:tcPr>
+            <w:tcW w:type="dxa" w:w="7060"/>
+            <w:tcMar>
+              <w:top w:type="dxa" w:w="100"/>
+              <w:left w:type="dxa" w:w="140"/>
+              <w:bottom w:type="dxa" w:w="100"/>
+              <w:right w:type="dxa" w:w="140"/>
+            </w:tcMar>
+            <w:vAlign w:val="top"/>
+          </w:tcPr>
+          <w:p>
+            <w:pPr>
+              <w:spacing w:after="40" w:line="264"/>
+            </w:pPr>
+            <w:r>
+              <w:rPr>
+                <w:rFonts w:ascii="Calibri" w:cs="Calibri" w:eastAsia="Calibri" w:hAnsi="Calibri"/>
+              </w:rPr>
+              <w:t xml:space="preserve">Présente pendant les matinées d'ateliers (8 h 30 à 11 h 45), selon l'horaire d'intervention déjà prévu au guide d'organisation.</w:t>
+            </w:r>
+          </w:p>
+        </w:tc>
+      </w:tr>
+      <w:tr>
+        <w:trPr>
+          <w:cantSplit/>
+        </w:trPr>
+        <w:tc>
+          <w:tcPr>
+            <w:tcW w:type="dxa" w:w="2300"/>
+            <w:shd w:fill="EAF4E4" w:color="auto" w:val="clear"/>
+            <w:tcMar>
+              <w:top w:type="dxa" w:w="100"/>
+              <w:left w:type="dxa" w:w="140"/>
+              <w:bottom w:type="dxa" w:w="100"/>
+              <w:right w:type="dxa" w:w="140"/>
+            </w:tcMar>
+            <w:vAlign w:val="top"/>
+          </w:tcPr>
+          <w:p>
+            <w:pPr>
+              <w:spacing w:after="40" w:line="264"/>
+            </w:pPr>
+            <w:r>
+              <w:rPr>
+                <w:rFonts w:ascii="Calibri" w:cs="Calibri" w:eastAsia="Calibri" w:hAnsi="Calibri"/>
+                <w:b/>
+                <w:bCs/>
+              </w:rPr>
+              <w:t xml:space="preserve">Locaux</w:t>
+            </w:r>
+          </w:p>
+        </w:tc>
+        <w:tc>
+          <w:tcPr>
+            <w:tcW w:type="dxa" w:w="7060"/>
+            <w:tcMar>
+              <w:top w:type="dxa" w:w="100"/>
+              <w:left w:type="dxa" w:w="140"/>
+              <w:bottom w:type="dxa" w:w="100"/>
+              <w:right w:type="dxa" w:w="140"/>
+            </w:tcMar>
+            <w:vAlign w:val="top"/>
+          </w:tcPr>
+          <w:p>
+            <w:pPr>
+              <w:spacing w:after="40" w:line="264"/>
+            </w:pPr>
+            <w:r>
+              <w:rPr>
+                <w:rFonts w:ascii="Calibri" w:cs="Calibri" w:eastAsia="Calibri" w:hAnsi="Calibri"/>
+              </w:rPr>
+              <w:t xml:space="preserve">Classe du Z101 pour l'enseignement direct. Plateaux cuisine et grenier pour les ateliers.</w:t>
+            </w:r>
+          </w:p>
+        </w:tc>
+      </w:tr>
+      <w:tr>
+        <w:trPr>
+          <w:cantSplit/>
+        </w:trPr>
+        <w:tc>
+          <w:tcPr>
+            <w:tcW w:type="dxa" w:w="2300"/>
+            <w:shd w:fill="EAF4E4" w:color="auto" w:val="clear"/>
+            <w:tcMar>
+              <w:top w:type="dxa" w:w="100"/>
+              <w:left w:type="dxa" w:w="140"/>
+              <w:bottom w:type="dxa" w:w="100"/>
+              <w:right w:type="dxa" w:w="140"/>
+            </w:tcMar>
+            <w:vAlign w:val="top"/>
+          </w:tcPr>
+          <w:p>
+            <w:pPr>
+              <w:spacing w:after="40" w:line="264"/>
+            </w:pPr>
+            <w:r>
+              <w:rPr>
+                <w:rFonts w:ascii="Calibri" w:cs="Calibri" w:eastAsia="Calibri" w:hAnsi="Calibri"/>
+                <w:b/>
+                <w:bCs/>
+              </w:rPr>
+              <w:t xml:space="preserve">Matériel</w:t>
+            </w:r>
+          </w:p>
+        </w:tc>
+        <w:tc>
+          <w:tcPr>
+            <w:tcW w:type="dxa" w:w="7060"/>
+            <w:tcMar>
+              <w:top w:type="dxa" w:w="100"/>
+              <w:left w:type="dxa" w:w="140"/>
+              <w:bottom w:type="dxa" w:w="100"/>
+              <w:right w:type="dxa" w:w="140"/>
+            </w:tcMar>
+            <w:vAlign w:val="top"/>
+          </w:tcPr>
+          <w:p>
+            <w:pPr>
+              <w:spacing w:after="40" w:line="264"/>
+            </w:pPr>
+            <w:r>
+              <w:rPr>
+                <w:rFonts w:ascii="Calibri" w:cs="Calibri" w:eastAsia="Calibri" w:hAnsi="Calibri"/>
+              </w:rPr>
+              <w:t xml:space="preserve">Fiches de tâches plastifiées, registre d'autonomie, chariots TEACCH partagés avec l'alpha-pré et la DAP.</w:t>
+            </w:r>
+          </w:p>
+        </w:tc>
+      </w:tr>
+      <w:tr>
+        <w:trPr>
+          <w:cantSplit/>
+        </w:trPr>
+        <w:tc>
+          <w:tcPr>
+            <w:tcW w:type="dxa" w:w="2300"/>
+            <w:shd w:fill="EAF4E4" w:color="auto" w:val="clear"/>
+            <w:tcMar>
+              <w:top w:type="dxa" w:w="100"/>
+              <w:left w:type="dxa" w:w="140"/>
+              <w:bottom w:type="dxa" w:w="100"/>
+              <w:right w:type="dxa" w:w="140"/>
+            </w:tcMar>
+            <w:vAlign w:val="top"/>
+          </w:tcPr>
+          <w:p>
+            <w:pPr>
+              <w:spacing w:after="40" w:line="264"/>
+            </w:pPr>
+            <w:r>
+              <w:rPr>
+                <w:rFonts w:ascii="Calibri" w:cs="Calibri" w:eastAsia="Calibri" w:hAnsi="Calibri"/>
+                <w:b/>
+                <w:bCs/>
+              </w:rPr>
+              <w:t xml:space="preserve">Coût supplémentaire</w:t>
+            </w:r>
+          </w:p>
+        </w:tc>
+        <w:tc>
+          <w:tcPr>
+            <w:tcW w:type="dxa" w:w="7060"/>
+            <w:tcMar>
+              <w:top w:type="dxa" w:w="100"/>
+              <w:left w:type="dxa" w:w="140"/>
+              <w:bottom w:type="dxa" w:w="100"/>
+              <w:right w:type="dxa" w:w="140"/>
+            </w:tcMar>
+            <w:vAlign w:val="top"/>
+          </w:tcPr>
+          <w:p>
+            <w:pPr>
+              <w:spacing w:after="40" w:line="264"/>
+            </w:pPr>
+            <w:r>
+              <w:rPr>
+                <w:rFonts w:ascii="Calibri" w:cs="Calibri" w:eastAsia="Calibri" w:hAnsi="Calibri"/>
+              </w:rPr>
+              <w:t xml:space="preserve">Aucun salaire supplémentaire. Matériel : impression et plastification des fiches.</w:t>
+            </w:r>
+          </w:p>
+        </w:tc>
+      </w:tr>
+    </w:tbl>
+    <w:p>
+      <w:pPr>
+        <w:pStyle w:val="Heading1"/>
+        <w:keepNext/>
+        <w:pBdr>
+          <w:bottom w:val="single" w:color="2F7A2A" w:sz="6" w:space="4"/>
+        </w:pBdr>
+        <w:spacing w:after="140" w:before="360"/>
+      </w:pPr>
+      <w:r>
+        <w:rPr>
+          <w:rFonts w:ascii="Calibri" w:cs="Calibri" w:eastAsia="Calibri" w:hAnsi="Calibri"/>
+        </w:rPr>
+        <w:t xml:space="preserve">8. Fondements : les quatre besoins de l'engagement</w:t>
       </w:r>
     </w:p>
     <w:p>
@@ -3331,7 +5364,7 @@
         <w:rPr>
           <w:rFonts w:ascii="Calibri" w:cs="Calibri" w:eastAsia="Calibri" w:hAnsi="Calibri"/>
         </w:rPr>
-        <w:t xml:space="preserve">. La formule a été pensée pour nourrir chacun d'eux.</w:t>
+        <w:t xml:space="preserve">, et la formule a été pensée pour nourrir chacun d'eux.</w:t>
       </w:r>
     </w:p>
     <w:tbl>
@@ -3479,7 +5512,7 @@
               <w:rPr>
                 <w:rFonts w:ascii="Calibri" w:cs="Calibri" w:eastAsia="Calibri" w:hAnsi="Calibri"/>
               </w:rPr>
-              <w:t xml:space="preserve">Des fiches courtes (1 à 5 étapes) adaptées au niveau de l'élève. Des critères de réussite connus d'avance pour s'auto-évaluer. Des étapes validées au registre : l'élève voit ses progrès.</w:t>
+              <w:t xml:space="preserve">Des fiches courtes adaptées au niveau de l'élève. Des critères de réussite connus d'avance. Des étapes validées au registre : l'élève voit ses progrès.</w:t>
             </w:r>
           </w:p>
         </w:tc>
@@ -3549,7 +5582,7 @@
               <w:rPr>
                 <w:rFonts w:ascii="Calibri" w:cs="Calibri" w:eastAsia="Calibri" w:hAnsi="Calibri"/>
               </w:rPr>
-              <w:t xml:space="preserve">L'élève choisit sa tâche et s'inscrit lui-même au registre. Il prend la parole comme leader. Il règle ses blocages avec la règle « 3 avant l'enseignante ».</w:t>
+              <w:t xml:space="preserve">L'élève choisit sa tâche et s'inscrit au registre. Il prend la parole comme leader. Il règle ses blocages avec la règle « 3 avant l'enseignante ».</w:t>
             </w:r>
           </w:p>
         </w:tc>
@@ -3619,7 +5652,7 @@
               <w:rPr>
                 <w:rFonts w:ascii="Calibri" w:cs="Calibri" w:eastAsia="Calibri" w:hAnsi="Calibri"/>
               </w:rPr>
-              <w:t xml:space="preserve">Des tâches de la vraie vie : cuisiner, gérer un inventaire, faire un budget, choisir un logement. Ce qui est appris sert dès maintenant, puis en années 2 et 3.</w:t>
+              <w:t xml:space="preserve">Des tâches de la vraie vie : cuisiner, gérer un inventaire, faire un budget, choisir un logement. Ce qui est appris sert dès maintenant.</w:t>
             </w:r>
           </w:p>
         </w:tc>
@@ -3689,7 +5722,7 @@
               <w:rPr>
                 <w:rFonts w:ascii="Calibri" w:cs="Calibri" w:eastAsia="Calibri" w:hAnsi="Calibri"/>
               </w:rPr>
-              <w:t xml:space="preserve">Équipes mixtes, entraide et leader tournant : chaque élève compte pour son équipe. La TES veille au climat. Les ateliers en petits groupes offrent du temps de qualité avec un adulte.</w:t>
+              <w:t xml:space="preserve">Équipes mixtes, entraide et leader tournant : chaque élève compte pour son équipe. Les ateliers en petits groupes offrent du temps de qualité avec un adulte.</w:t>
             </w:r>
           </w:p>
         </w:tc>
@@ -3724,7 +5757,7 @@
         <w:rPr>
           <w:rFonts w:ascii="Calibri" w:cs="Calibri" w:eastAsia="Calibri" w:hAnsi="Calibri"/>
         </w:rPr>
-        <w:t xml:space="preserve">5. Réponses aux préoccupations</w:t>
+        <w:t xml:space="preserve">9. Risques et mesures prévues</w:t>
       </w:r>
     </w:p>
     <w:tbl>
@@ -3773,7 +5806,7 @@
                 <w:sz w:val="20"/>
                 <w:szCs w:val="20"/>
               </w:rPr>
-              <w:t xml:space="preserve">Préoccupation</w:t>
+              <w:t xml:space="preserve">Risque ou préoccupation</w:t>
             </w:r>
           </w:p>
         </w:tc>
@@ -3802,7 +5835,7 @@
                 <w:sz w:val="20"/>
                 <w:szCs w:val="20"/>
               </w:rPr>
-              <w:t xml:space="preserve">Notre réponse</w:t>
+              <w:t xml:space="preserve">Mesure prévue</w:t>
             </w:r>
           </w:p>
         </w:tc>
@@ -3833,7 +5866,7 @@
                 <w:b/>
                 <w:bCs/>
               </w:rPr>
-              <w:t xml:space="preserve">« Il y aura des trous à l'horaire. »</w:t>
+              <w:t xml:space="preserve">Des périodes vides à l'horaire</w:t>
             </w:r>
           </w:p>
         </w:tc>
@@ -3856,7 +5889,7 @@
               <w:rPr>
                 <w:rFonts w:ascii="Calibri" w:cs="Calibri" w:eastAsia="Calibri" w:hAnsi="Calibri"/>
               </w:rPr>
-              <w:t xml:space="preserve">Aucune période vide. Chaque bloc est planifié au tableau de programmation : l'élève est soit avec l'enseignante, soit en atelier guidé par une fiche.</w:t>
+              <w:t xml:space="preserve">Chaque bloc est planifié au tableau de programmation : l'élève est soit avec l'enseignante, soit en atelier guidé par une fiche.</w:t>
             </w:r>
           </w:p>
         </w:tc>
@@ -3887,7 +5920,7 @@
                 <w:b/>
                 <w:bCs/>
               </w:rPr>
-              <w:t xml:space="preserve">« Il faudra embaucher une ressource. »</w:t>
+              <w:t xml:space="preserve">Le besoin d'embaucher une ressource</w:t>
             </w:r>
           </w:p>
         </w:tc>
@@ -3910,7 +5943,7 @@
               <w:rPr>
                 <w:rFonts w:ascii="Calibri" w:cs="Calibri" w:eastAsia="Calibri" w:hAnsi="Calibri"/>
               </w:rPr>
-              <w:t xml:space="preserve">Aucune embauche. L'enseignante, la TES préventive, l'orthopédagogue et la CP sont déjà en place. Les chariots TEACCH sont partagés avec l'alpha-pré et la DAP.</w:t>
+              <w:t xml:space="preserve">L'équipe est déjà en place. La TES, l'orthopédagogue et la CP ont des rôles définis dans le projet.</w:t>
             </w:r>
           </w:p>
         </w:tc>
@@ -3941,7 +5974,7 @@
                 <w:b/>
                 <w:bCs/>
               </w:rPr>
-              <w:t xml:space="preserve">« On l'a essayé l'an dernier et des élèves se sont désengagés. »</w:t>
+              <w:t xml:space="preserve">Le désengagement observé l'an dernier</w:t>
             </w:r>
           </w:p>
         </w:tc>
@@ -3964,7 +5997,7 @@
               <w:rPr>
                 <w:rFonts w:ascii="Calibri" w:cs="Calibri" w:eastAsia="Calibri" w:hAnsi="Calibri"/>
               </w:rPr>
-              <w:t xml:space="preserve">Après vérification, ce désengagement s'explique par des cas très particuliers propres à la cohorte de l'an dernier. Cette année, les élèves sont très participatifs. La formule est aussi différente : fiches de tâches, leader tournant, registre et transition planifiée vers l'autonomie.</w:t>
+              <w:t xml:space="preserve">Après vérification, il s'explique par des cas très particuliers propres à la cohorte de l'an dernier. Cette année, les élèves sont très participatifs. La formule est aussi plus structurée : fiches, leader, registre et transition planifiée vers l'autonomie.</w:t>
             </w:r>
           </w:p>
         </w:tc>
@@ -3995,7 +6028,7 @@
                 <w:b/>
                 <w:bCs/>
               </w:rPr>
-              <w:t xml:space="preserve">« La TES va devenir une surveillante. »</w:t>
+              <w:t xml:space="preserve">La TES utilisée comme surveillante</w:t>
             </w:r>
           </w:p>
         </w:tc>
@@ -4018,7 +6051,7 @@
               <w:rPr>
                 <w:rFonts w:ascii="Calibri" w:cs="Calibri" w:eastAsia="Calibri" w:hAnsi="Calibri"/>
               </w:rPr>
-              <w:t xml:space="preserve">Non. Elle accompagne la transition vers l'autonomie, puis anime ses propres ateliers ciblés en petits groupes (section 3).</w:t>
+              <w:t xml:space="preserve">Son rôle évolue de l'accompagnement vers l'animation d'ateliers ciblés (section 5). Ses interventions en atelier sont suivies et doivent diminuer.</w:t>
             </w:r>
           </w:p>
         </w:tc>
@@ -4049,7 +6082,7 @@
                 <w:b/>
                 <w:bCs/>
               </w:rPr>
-              <w:t xml:space="preserve">« Et si ça ne fonctionne pas ? »</w:t>
+              <w:t xml:space="preserve">Un leader qui fait tout le travail</w:t>
             </w:r>
           </w:p>
         </w:tc>
@@ -4072,7 +6105,7 @@
               <w:rPr>
                 <w:rFonts w:ascii="Calibri" w:cs="Calibri" w:eastAsia="Calibri" w:hAnsi="Calibri"/>
               </w:rPr>
-              <w:t xml:space="preserve">Le projet est un pilote avec un bilan à la fin de la période d'ancrage. Si les indicateurs ne sont pas au rendez-vous, on ajuste ou on revient à la formule actuelle.</w:t>
+              <w:t xml:space="preserve">Le rôle tourne à chaque atelier. La fiche précise les tâches de chacun et tous les membres signent l'auto-évaluation.</w:t>
             </w:r>
           </w:p>
         </w:tc>
@@ -4103,7 +6136,7 @@
                 <w:b/>
                 <w:bCs/>
               </w:rPr>
-              <w:t xml:space="preserve">« Et si on ne fait rien ? »</w:t>
+              <w:t xml:space="preserve">Des élèves qui s'essoufflent</w:t>
             </w:r>
           </w:p>
         </w:tc>
@@ -4126,7 +6159,61 @@
               <w:rPr>
                 <w:rFonts w:ascii="Calibri" w:cs="Calibri" w:eastAsia="Calibri" w:hAnsi="Calibri"/>
               </w:rPr>
-              <w:t xml:space="preserve">9 élèves restent à la porte au moment où ils sont prêts à s'engager. Certains ne reviendront pas.</w:t>
+              <w:t xml:space="preserve">Fiches courtes et visuelles, ajustées par l'orthopédagogue. La TES repère les signes d'anxiété dès l'accueil.</w:t>
+            </w:r>
+          </w:p>
+        </w:tc>
+      </w:tr>
+      <w:tr>
+        <w:trPr>
+          <w:cantSplit/>
+        </w:trPr>
+        <w:tc>
+          <w:tcPr>
+            <w:tcW w:type="dxa" w:w="3000"/>
+            <w:shd w:fill="F4F5F7" w:color="auto" w:val="clear"/>
+            <w:tcMar>
+              <w:top w:type="dxa" w:w="100"/>
+              <w:left w:type="dxa" w:w="140"/>
+              <w:bottom w:type="dxa" w:w="100"/>
+              <w:right w:type="dxa" w:w="140"/>
+            </w:tcMar>
+            <w:vAlign w:val="top"/>
+          </w:tcPr>
+          <w:p>
+            <w:pPr>
+              <w:spacing w:after="40" w:line="264"/>
+            </w:pPr>
+            <w:r>
+              <w:rPr>
+                <w:rFonts w:ascii="Calibri" w:cs="Calibri" w:eastAsia="Calibri" w:hAnsi="Calibri"/>
+                <w:b/>
+                <w:bCs/>
+              </w:rPr>
+              <w:t xml:space="preserve">La formule ne fonctionne pas</w:t>
+            </w:r>
+          </w:p>
+        </w:tc>
+        <w:tc>
+          <w:tcPr>
+            <w:tcW w:type="dxa" w:w="6360"/>
+            <w:tcMar>
+              <w:top w:type="dxa" w:w="100"/>
+              <w:left w:type="dxa" w:w="140"/>
+              <w:bottom w:type="dxa" w:w="100"/>
+              <w:right w:type="dxa" w:w="140"/>
+            </w:tcMar>
+            <w:vAlign w:val="top"/>
+          </w:tcPr>
+          <w:p>
+            <w:pPr>
+              <w:spacing w:after="40" w:line="264"/>
+            </w:pPr>
+            <w:r>
+              <w:rPr>
+                <w:rFonts w:ascii="Calibri" w:cs="Calibri" w:eastAsia="Calibri" w:hAnsi="Calibri"/>
+              </w:rPr>
+              <w:t xml:space="preserve">Bilan à la fin de la période d'ancrage. Si les indicateurs ne sont pas au rendez-vous, on ajuste ou on revient à la formule actuelle.</w:t>
             </w:r>
           </w:p>
         </w:tc>
@@ -4145,20 +6232,7 @@
         <w:rPr>
           <w:rFonts w:ascii="Calibri" w:cs="Calibri" w:eastAsia="Calibri" w:hAnsi="Calibri"/>
         </w:rPr>
-        <w:t xml:space="preserve">6. Les ressources et le suivi</w:t>
-      </w:r>
-    </w:p>
-    <w:p>
-      <w:pPr>
-        <w:pStyle w:val="Heading2"/>
-        <w:keepNext/>
-        <w:spacing w:after="80" w:before="200"/>
-      </w:pPr>
-      <w:r>
-        <w:rPr>
-          <w:rFonts w:ascii="Calibri" w:cs="Calibri" w:eastAsia="Calibri" w:hAnsi="Calibri"/>
-        </w:rPr>
-        <w:t xml:space="preserve">Qui fait quoi</w:t>
+        <w:t xml:space="preserve">10. Évaluation et suivi</w:t>
       </w:r>
     </w:p>
     <w:tbl>
@@ -4175,8 +6249,10 @@
         <w:tblLayout w:type="fixed"/>
       </w:tblPr>
       <w:tblGrid>
-        <w:gridCol w:w="2300"/>
-        <w:gridCol w:w="7060"/>
+        <w:gridCol w:w="2700"/>
+        <w:gridCol w:w="2860"/>
+        <w:gridCol w:w="1900"/>
+        <w:gridCol w:w="1900"/>
       </w:tblGrid>
       <w:tr>
         <w:trPr>
@@ -4184,7 +6260,7 @@
         </w:trPr>
         <w:tc>
           <w:tcPr>
-            <w:tcW w:type="dxa" w:w="2300"/>
+            <w:tcW w:type="dxa" w:w="2700"/>
             <w:shd w:fill="1D3557" w:color="auto" w:val="clear"/>
             <w:tcMar>
               <w:top w:type="dxa" w:w="100"/>
@@ -4207,13 +6283,13 @@
                 <w:sz w:val="20"/>
                 <w:szCs w:val="20"/>
               </w:rPr>
-              <w:t xml:space="preserve">Personne</w:t>
-            </w:r>
-          </w:p>
-        </w:tc>
-        <w:tc>
-          <w:tcPr>
-            <w:tcW w:type="dxa" w:w="7060"/>
+              <w:t xml:space="preserve">Indicateur</w:t>
+            </w:r>
+          </w:p>
+        </w:tc>
+        <w:tc>
+          <w:tcPr>
+            <w:tcW w:type="dxa" w:w="2860"/>
             <w:shd w:fill="1D3557" w:color="auto" w:val="clear"/>
             <w:tcMar>
               <w:top w:type="dxa" w:w="100"/>
@@ -4236,7 +6312,65 @@
                 <w:sz w:val="20"/>
                 <w:szCs w:val="20"/>
               </w:rPr>
-              <w:t xml:space="preserve">Rôle dans le projet</w:t>
+              <w:t xml:space="preserve">Cible</w:t>
+            </w:r>
+          </w:p>
+        </w:tc>
+        <w:tc>
+          <w:tcPr>
+            <w:tcW w:type="dxa" w:w="1900"/>
+            <w:shd w:fill="1D3557" w:color="auto" w:val="clear"/>
+            <w:tcMar>
+              <w:top w:type="dxa" w:w="100"/>
+              <w:left w:type="dxa" w:w="140"/>
+              <w:bottom w:type="dxa" w:w="100"/>
+              <w:right w:type="dxa" w:w="140"/>
+            </w:tcMar>
+            <w:vAlign w:val="top"/>
+          </w:tcPr>
+          <w:p>
+            <w:pPr>
+              <w:spacing w:after="0"/>
+            </w:pPr>
+            <w:r>
+              <w:rPr>
+                <w:rFonts w:ascii="Calibri" w:cs="Calibri" w:eastAsia="Calibri" w:hAnsi="Calibri"/>
+                <w:b/>
+                <w:bCs/>
+                <w:color w:val="FFFFFF"/>
+                <w:sz w:val="20"/>
+                <w:szCs w:val="20"/>
+              </w:rPr>
+              <w:t xml:space="preserve">Outil</w:t>
+            </w:r>
+          </w:p>
+        </w:tc>
+        <w:tc>
+          <w:tcPr>
+            <w:tcW w:type="dxa" w:w="1900"/>
+            <w:shd w:fill="1D3557" w:color="auto" w:val="clear"/>
+            <w:tcMar>
+              <w:top w:type="dxa" w:w="100"/>
+              <w:left w:type="dxa" w:w="140"/>
+              <w:bottom w:type="dxa" w:w="100"/>
+              <w:right w:type="dxa" w:w="140"/>
+            </w:tcMar>
+            <w:vAlign w:val="top"/>
+          </w:tcPr>
+          <w:p>
+            <w:pPr>
+              <w:spacing w:after="0"/>
+            </w:pPr>
+            <w:r>
+              <w:rPr>
+                <w:rFonts w:ascii="Calibri" w:cs="Calibri" w:eastAsia="Calibri" w:hAnsi="Calibri"/>
+                <w:b/>
+                <w:bCs/>
+                <w:color w:val="FFFFFF"/>
+                <w:sz w:val="20"/>
+                <w:szCs w:val="20"/>
+              </w:rPr>
+              <w:t xml:space="preserve">Moment</w:t>
             </w:r>
           </w:p>
         </w:tc>
@@ -4247,7 +6381,7 @@
         </w:trPr>
         <w:tc>
           <w:tcPr>
-            <w:tcW w:type="dxa" w:w="2300"/>
+            <w:tcW w:type="dxa" w:w="2700"/>
             <w:shd w:fill="EAF4E4" w:color="auto" w:val="clear"/>
             <w:tcMar>
               <w:top w:type="dxa" w:w="100"/>
@@ -4267,30 +6401,76 @@
                 <w:b/>
                 <w:bCs/>
               </w:rPr>
-              <w:t xml:space="preserve">Enseignante</w:t>
-            </w:r>
-          </w:p>
-        </w:tc>
-        <w:tc>
-          <w:tcPr>
-            <w:tcW w:type="dxa" w:w="7060"/>
-            <w:tcMar>
-              <w:top w:type="dxa" w:w="100"/>
-              <w:left w:type="dxa" w:w="140"/>
-              <w:bottom w:type="dxa" w:w="100"/>
-              <w:right w:type="dxa" w:w="140"/>
-            </w:tcMar>
-            <w:vAlign w:val="top"/>
-          </w:tcPr>
-          <w:p>
-            <w:pPr>
-              <w:spacing w:after="40" w:line="264"/>
-            </w:pPr>
-            <w:r>
-              <w:rPr>
-                <w:rFonts w:ascii="Calibri" w:cs="Calibri" w:eastAsia="Calibri" w:hAnsi="Calibri"/>
-              </w:rPr>
-              <w:t xml:space="preserve">Pilote pédagogique : enseignement du Z101, planification, évaluation. En période 3, ateliers en sous-groupes de besoins.</w:t>
+              <w:t xml:space="preserve">Rétention des élèves</w:t>
+            </w:r>
+          </w:p>
+        </w:tc>
+        <w:tc>
+          <w:tcPr>
+            <w:tcW w:type="dxa" w:w="2860"/>
+            <w:tcMar>
+              <w:top w:type="dxa" w:w="100"/>
+              <w:left w:type="dxa" w:w="140"/>
+              <w:bottom w:type="dxa" w:w="100"/>
+              <w:right w:type="dxa" w:w="140"/>
+            </w:tcMar>
+            <w:vAlign w:val="top"/>
+          </w:tcPr>
+          <w:p>
+            <w:pPr>
+              <w:spacing w:after="40" w:line="264"/>
+            </w:pPr>
+            <w:r>
+              <w:rPr>
+                <w:rFonts w:ascii="Calibri" w:cs="Calibri" w:eastAsia="Calibri" w:hAnsi="Calibri"/>
+              </w:rPr>
+              <w:t xml:space="preserve">100 % des 24 élèves toujours inscrits</w:t>
+            </w:r>
+          </w:p>
+        </w:tc>
+        <w:tc>
+          <w:tcPr>
+            <w:tcW w:type="dxa" w:w="1900"/>
+            <w:tcMar>
+              <w:top w:type="dxa" w:w="100"/>
+              <w:left w:type="dxa" w:w="140"/>
+              <w:bottom w:type="dxa" w:w="100"/>
+              <w:right w:type="dxa" w:w="140"/>
+            </w:tcMar>
+            <w:vAlign w:val="top"/>
+          </w:tcPr>
+          <w:p>
+            <w:pPr>
+              <w:spacing w:after="40" w:line="264"/>
+            </w:pPr>
+            <w:r>
+              <w:rPr>
+                <w:rFonts w:ascii="Calibri" w:cs="Calibri" w:eastAsia="Calibri" w:hAnsi="Calibri"/>
+              </w:rPr>
+              <w:t xml:space="preserve">Liste de présence</w:t>
+            </w:r>
+          </w:p>
+        </w:tc>
+        <w:tc>
+          <w:tcPr>
+            <w:tcW w:type="dxa" w:w="1900"/>
+            <w:tcMar>
+              <w:top w:type="dxa" w:w="100"/>
+              <w:left w:type="dxa" w:w="140"/>
+              <w:bottom w:type="dxa" w:w="100"/>
+              <w:right w:type="dxa" w:w="140"/>
+            </w:tcMar>
+            <w:vAlign w:val="top"/>
+          </w:tcPr>
+          <w:p>
+            <w:pPr>
+              <w:spacing w:after="40" w:line="264"/>
+            </w:pPr>
+            <w:r>
+              <w:rPr>
+                <w:rFonts w:ascii="Calibri" w:cs="Calibri" w:eastAsia="Calibri" w:hAnsi="Calibri"/>
+              </w:rPr>
+              <w:t xml:space="preserve">Chaque bilan</w:t>
             </w:r>
           </w:p>
         </w:tc>
@@ -4301,7 +6481,7 @@
         </w:trPr>
         <w:tc>
           <w:tcPr>
-            <w:tcW w:type="dxa" w:w="2300"/>
+            <w:tcW w:type="dxa" w:w="2700"/>
             <w:shd w:fill="EAF4E4" w:color="auto" w:val="clear"/>
             <w:tcMar>
               <w:top w:type="dxa" w:w="100"/>
@@ -4321,30 +6501,76 @@
                 <w:b/>
                 <w:bCs/>
               </w:rPr>
-              <w:t xml:space="preserve">TES préventive</w:t>
-            </w:r>
-          </w:p>
-        </w:tc>
-        <w:tc>
-          <w:tcPr>
-            <w:tcW w:type="dxa" w:w="7060"/>
-            <w:tcMar>
-              <w:top w:type="dxa" w:w="100"/>
-              <w:left w:type="dxa" w:w="140"/>
-              <w:bottom w:type="dxa" w:w="100"/>
-              <w:right w:type="dxa" w:w="140"/>
-            </w:tcMar>
-            <w:vAlign w:val="top"/>
-          </w:tcPr>
-          <w:p>
-            <w:pPr>
-              <w:spacing w:after="40" w:line="264"/>
-            </w:pPr>
-            <w:r>
-              <w:rPr>
-                <w:rFonts w:ascii="Calibri" w:cs="Calibri" w:eastAsia="Calibri" w:hAnsi="Calibri"/>
-              </w:rPr>
-              <w:t xml:space="preserve">Transition vers l'autonomie, régulation et transitions. En période 3, ateliers ciblés en petits groupes.</w:t>
+              <w:t xml:space="preserve">Présence</w:t>
+            </w:r>
+          </w:p>
+        </w:tc>
+        <w:tc>
+          <w:tcPr>
+            <w:tcW w:type="dxa" w:w="2860"/>
+            <w:tcMar>
+              <w:top w:type="dxa" w:w="100"/>
+              <w:left w:type="dxa" w:w="140"/>
+              <w:bottom w:type="dxa" w:w="100"/>
+              <w:right w:type="dxa" w:w="140"/>
+            </w:tcMar>
+            <w:vAlign w:val="top"/>
+          </w:tcPr>
+          <w:p>
+            <w:pPr>
+              <w:spacing w:after="40" w:line="264"/>
+            </w:pPr>
+            <w:r>
+              <w:rPr>
+                <w:rFonts w:ascii="Calibri" w:cs="Calibri" w:eastAsia="Calibri" w:hAnsi="Calibri"/>
+              </w:rPr>
+              <w:t xml:space="preserve">Stable ou en hausse</w:t>
+            </w:r>
+          </w:p>
+        </w:tc>
+        <w:tc>
+          <w:tcPr>
+            <w:tcW w:type="dxa" w:w="1900"/>
+            <w:tcMar>
+              <w:top w:type="dxa" w:w="100"/>
+              <w:left w:type="dxa" w:w="140"/>
+              <w:bottom w:type="dxa" w:w="100"/>
+              <w:right w:type="dxa" w:w="140"/>
+            </w:tcMar>
+            <w:vAlign w:val="top"/>
+          </w:tcPr>
+          <w:p>
+            <w:pPr>
+              <w:spacing w:after="40" w:line="264"/>
+            </w:pPr>
+            <w:r>
+              <w:rPr>
+                <w:rFonts w:ascii="Calibri" w:cs="Calibri" w:eastAsia="Calibri" w:hAnsi="Calibri"/>
+              </w:rPr>
+              <w:t xml:space="preserve">Liste de présence</w:t>
+            </w:r>
+          </w:p>
+        </w:tc>
+        <w:tc>
+          <w:tcPr>
+            <w:tcW w:type="dxa" w:w="1900"/>
+            <w:tcMar>
+              <w:top w:type="dxa" w:w="100"/>
+              <w:left w:type="dxa" w:w="140"/>
+              <w:bottom w:type="dxa" w:w="100"/>
+              <w:right w:type="dxa" w:w="140"/>
+            </w:tcMar>
+            <w:vAlign w:val="top"/>
+          </w:tcPr>
+          <w:p>
+            <w:pPr>
+              <w:spacing w:after="40" w:line="264"/>
+            </w:pPr>
+            <w:r>
+              <w:rPr>
+                <w:rFonts w:ascii="Calibri" w:cs="Calibri" w:eastAsia="Calibri" w:hAnsi="Calibri"/>
+              </w:rPr>
+              <w:t xml:space="preserve">Chaque semaine</w:t>
             </w:r>
           </w:p>
         </w:tc>
@@ -4355,7 +6581,7 @@
         </w:trPr>
         <w:tc>
           <w:tcPr>
-            <w:tcW w:type="dxa" w:w="2300"/>
+            <w:tcW w:type="dxa" w:w="2700"/>
             <w:shd w:fill="EAF4E4" w:color="auto" w:val="clear"/>
             <w:tcMar>
               <w:top w:type="dxa" w:w="100"/>
@@ -4375,30 +6601,76 @@
                 <w:b/>
                 <w:bCs/>
               </w:rPr>
-              <w:t xml:space="preserve">Orthopédagogue</w:t>
-            </w:r>
-          </w:p>
-        </w:tc>
-        <w:tc>
-          <w:tcPr>
-            <w:tcW w:type="dxa" w:w="7060"/>
-            <w:tcMar>
-              <w:top w:type="dxa" w:w="100"/>
-              <w:left w:type="dxa" w:w="140"/>
-              <w:bottom w:type="dxa" w:w="100"/>
-              <w:right w:type="dxa" w:w="140"/>
-            </w:tcMar>
-            <w:vAlign w:val="top"/>
-          </w:tcPr>
-          <w:p>
-            <w:pPr>
-              <w:spacing w:after="40" w:line="264"/>
-            </w:pPr>
-            <w:r>
-              <w:rPr>
-                <w:rFonts w:ascii="Calibri" w:cs="Calibri" w:eastAsia="Calibri" w:hAnsi="Calibri"/>
-              </w:rPr>
-              <w:t xml:space="preserve">Conception des boîtes TEACCH, adaptation des fiches et du matériel.</w:t>
+              <w:t xml:space="preserve">Tâches réalisées en autonomie</w:t>
+            </w:r>
+          </w:p>
+        </w:tc>
+        <w:tc>
+          <w:tcPr>
+            <w:tcW w:type="dxa" w:w="2860"/>
+            <w:tcMar>
+              <w:top w:type="dxa" w:w="100"/>
+              <w:left w:type="dxa" w:w="140"/>
+              <w:bottom w:type="dxa" w:w="100"/>
+              <w:right w:type="dxa" w:w="140"/>
+            </w:tcMar>
+            <w:vAlign w:val="top"/>
+          </w:tcPr>
+          <w:p>
+            <w:pPr>
+              <w:spacing w:after="40" w:line="264"/>
+            </w:pPr>
+            <w:r>
+              <w:rPr>
+                <w:rFonts w:ascii="Calibri" w:cs="Calibri" w:eastAsia="Calibri" w:hAnsi="Calibri"/>
+              </w:rPr>
+              <w:t xml:space="preserve">En hausse d'une période à l'autre</w:t>
+            </w:r>
+          </w:p>
+        </w:tc>
+        <w:tc>
+          <w:tcPr>
+            <w:tcW w:type="dxa" w:w="1900"/>
+            <w:tcMar>
+              <w:top w:type="dxa" w:w="100"/>
+              <w:left w:type="dxa" w:w="140"/>
+              <w:bottom w:type="dxa" w:w="100"/>
+              <w:right w:type="dxa" w:w="140"/>
+            </w:tcMar>
+            <w:vAlign w:val="top"/>
+          </w:tcPr>
+          <w:p>
+            <w:pPr>
+              <w:spacing w:after="40" w:line="264"/>
+            </w:pPr>
+            <w:r>
+              <w:rPr>
+                <w:rFonts w:ascii="Calibri" w:cs="Calibri" w:eastAsia="Calibri" w:hAnsi="Calibri"/>
+              </w:rPr>
+              <w:t xml:space="preserve">Registre d'autonomie</w:t>
+            </w:r>
+          </w:p>
+        </w:tc>
+        <w:tc>
+          <w:tcPr>
+            <w:tcW w:type="dxa" w:w="1900"/>
+            <w:tcMar>
+              <w:top w:type="dxa" w:w="100"/>
+              <w:left w:type="dxa" w:w="140"/>
+              <w:bottom w:type="dxa" w:w="100"/>
+              <w:right w:type="dxa" w:w="140"/>
+            </w:tcMar>
+            <w:vAlign w:val="top"/>
+          </w:tcPr>
+          <w:p>
+            <w:pPr>
+              <w:spacing w:after="40" w:line="264"/>
+            </w:pPr>
+            <w:r>
+              <w:rPr>
+                <w:rFonts w:ascii="Calibri" w:cs="Calibri" w:eastAsia="Calibri" w:hAnsi="Calibri"/>
+              </w:rPr>
+              <w:t xml:space="preserve">Chaque semaine</w:t>
             </w:r>
           </w:p>
         </w:tc>
@@ -4409,7 +6681,7 @@
         </w:trPr>
         <w:tc>
           <w:tcPr>
-            <w:tcW w:type="dxa" w:w="2300"/>
+            <w:tcW w:type="dxa" w:w="2700"/>
             <w:shd w:fill="EAF4E4" w:color="auto" w:val="clear"/>
             <w:tcMar>
               <w:top w:type="dxa" w:w="100"/>
@@ -4429,30 +6701,76 @@
                 <w:b/>
                 <w:bCs/>
               </w:rPr>
-              <w:t xml:space="preserve">Conseillère pédagogique</w:t>
-            </w:r>
-          </w:p>
-        </w:tc>
-        <w:tc>
-          <w:tcPr>
-            <w:tcW w:type="dxa" w:w="7060"/>
-            <w:tcMar>
-              <w:top w:type="dxa" w:w="100"/>
-              <w:left w:type="dxa" w:w="140"/>
-              <w:bottom w:type="dxa" w:w="100"/>
-              <w:right w:type="dxa" w:w="140"/>
-            </w:tcMar>
-            <w:vAlign w:val="top"/>
-          </w:tcPr>
-          <w:p>
-            <w:pPr>
-              <w:spacing w:after="40" w:line="264"/>
-            </w:pPr>
-            <w:r>
-              <w:rPr>
-                <w:rFonts w:ascii="Calibri" w:cs="Calibri" w:eastAsia="Calibri" w:hAnsi="Calibri"/>
-              </w:rPr>
-              <w:t xml:space="preserve">Accompagnement de l'équipe, conformité au programme, suivi des indicateurs et bilan.</w:t>
+              <w:t xml:space="preserve">Interventions de la TES en atelier</w:t>
+            </w:r>
+          </w:p>
+        </w:tc>
+        <w:tc>
+          <w:tcPr>
+            <w:tcW w:type="dxa" w:w="2860"/>
+            <w:tcMar>
+              <w:top w:type="dxa" w:w="100"/>
+              <w:left w:type="dxa" w:w="140"/>
+              <w:bottom w:type="dxa" w:w="100"/>
+              <w:right w:type="dxa" w:w="140"/>
+            </w:tcMar>
+            <w:vAlign w:val="top"/>
+          </w:tcPr>
+          <w:p>
+            <w:pPr>
+              <w:spacing w:after="40" w:line="264"/>
+            </w:pPr>
+            <w:r>
+              <w:rPr>
+                <w:rFonts w:ascii="Calibri" w:cs="Calibri" w:eastAsia="Calibri" w:hAnsi="Calibri"/>
+              </w:rPr>
+              <w:t xml:space="preserve">En baisse d'une période à l'autre</w:t>
+            </w:r>
+          </w:p>
+        </w:tc>
+        <w:tc>
+          <w:tcPr>
+            <w:tcW w:type="dxa" w:w="1900"/>
+            <w:tcMar>
+              <w:top w:type="dxa" w:w="100"/>
+              <w:left w:type="dxa" w:w="140"/>
+              <w:bottom w:type="dxa" w:w="100"/>
+              <w:right w:type="dxa" w:w="140"/>
+            </w:tcMar>
+            <w:vAlign w:val="top"/>
+          </w:tcPr>
+          <w:p>
+            <w:pPr>
+              <w:spacing w:after="40" w:line="264"/>
+            </w:pPr>
+            <w:r>
+              <w:rPr>
+                <w:rFonts w:ascii="Calibri" w:cs="Calibri" w:eastAsia="Calibri" w:hAnsi="Calibri"/>
+              </w:rPr>
+              <w:t xml:space="preserve">Grille d'observation de la TES</w:t>
+            </w:r>
+          </w:p>
+        </w:tc>
+        <w:tc>
+          <w:tcPr>
+            <w:tcW w:type="dxa" w:w="1900"/>
+            <w:tcMar>
+              <w:top w:type="dxa" w:w="100"/>
+              <w:left w:type="dxa" w:w="140"/>
+              <w:bottom w:type="dxa" w:w="100"/>
+              <w:right w:type="dxa" w:w="140"/>
+            </w:tcMar>
+            <w:vAlign w:val="top"/>
+          </w:tcPr>
+          <w:p>
+            <w:pPr>
+              <w:spacing w:after="40" w:line="264"/>
+            </w:pPr>
+            <w:r>
+              <w:rPr>
+                <w:rFonts w:ascii="Calibri" w:cs="Calibri" w:eastAsia="Calibri" w:hAnsi="Calibri"/>
+              </w:rPr>
+              <w:t xml:space="preserve">Chaque semaine</w:t>
             </w:r>
           </w:p>
         </w:tc>
@@ -4463,7 +6781,7 @@
         </w:trPr>
         <w:tc>
           <w:tcPr>
-            <w:tcW w:type="dxa" w:w="2300"/>
+            <w:tcW w:type="dxa" w:w="2700"/>
             <w:shd w:fill="EAF4E4" w:color="auto" w:val="clear"/>
             <w:tcMar>
               <w:top w:type="dxa" w:w="100"/>
@@ -4483,30 +6801,176 @@
                 <w:b/>
                 <w:bCs/>
               </w:rPr>
-              <w:t xml:space="preserve">Élèves leaders</w:t>
-            </w:r>
-          </w:p>
-        </w:tc>
-        <w:tc>
-          <w:tcPr>
-            <w:tcW w:type="dxa" w:w="7060"/>
-            <w:tcMar>
-              <w:top w:type="dxa" w:w="100"/>
-              <w:left w:type="dxa" w:w="140"/>
-              <w:bottom w:type="dxa" w:w="100"/>
-              <w:right w:type="dxa" w:w="140"/>
-            </w:tcMar>
-            <w:vAlign w:val="top"/>
-          </w:tcPr>
-          <w:p>
-            <w:pPr>
-              <w:spacing w:after="40" w:line="264"/>
-            </w:pPr>
-            <w:r>
-              <w:rPr>
-                <w:rFonts w:ascii="Calibri" w:cs="Calibri" w:eastAsia="Calibri" w:hAnsi="Calibri"/>
-              </w:rPr>
-              <w:t xml:space="preserve">Animation des ateliers selon le rôle tournant.</w:t>
+              <w:t xml:space="preserve">Rôle de leader</w:t>
+            </w:r>
+          </w:p>
+        </w:tc>
+        <w:tc>
+          <w:tcPr>
+            <w:tcW w:type="dxa" w:w="2860"/>
+            <w:tcMar>
+              <w:top w:type="dxa" w:w="100"/>
+              <w:left w:type="dxa" w:w="140"/>
+              <w:bottom w:type="dxa" w:w="100"/>
+              <w:right w:type="dxa" w:w="140"/>
+            </w:tcMar>
+            <w:vAlign w:val="top"/>
+          </w:tcPr>
+          <w:p>
+            <w:pPr>
+              <w:spacing w:after="40" w:line="264"/>
+            </w:pPr>
+            <w:r>
+              <w:rPr>
+                <w:rFonts w:ascii="Calibri" w:cs="Calibri" w:eastAsia="Calibri" w:hAnsi="Calibri"/>
+              </w:rPr>
+              <w:t xml:space="preserve">Chaque élève l'a exercé au moins une fois par période</w:t>
+            </w:r>
+          </w:p>
+        </w:tc>
+        <w:tc>
+          <w:tcPr>
+            <w:tcW w:type="dxa" w:w="1900"/>
+            <w:tcMar>
+              <w:top w:type="dxa" w:w="100"/>
+              <w:left w:type="dxa" w:w="140"/>
+              <w:bottom w:type="dxa" w:w="100"/>
+              <w:right w:type="dxa" w:w="140"/>
+            </w:tcMar>
+            <w:vAlign w:val="top"/>
+          </w:tcPr>
+          <w:p>
+            <w:pPr>
+              <w:spacing w:after="40" w:line="264"/>
+            </w:pPr>
+            <w:r>
+              <w:rPr>
+                <w:rFonts w:ascii="Calibri" w:cs="Calibri" w:eastAsia="Calibri" w:hAnsi="Calibri"/>
+              </w:rPr>
+              <w:t xml:space="preserve">Registre d'autonomie</w:t>
+            </w:r>
+          </w:p>
+        </w:tc>
+        <w:tc>
+          <w:tcPr>
+            <w:tcW w:type="dxa" w:w="1900"/>
+            <w:tcMar>
+              <w:top w:type="dxa" w:w="100"/>
+              <w:left w:type="dxa" w:w="140"/>
+              <w:bottom w:type="dxa" w:w="100"/>
+              <w:right w:type="dxa" w:w="140"/>
+            </w:tcMar>
+            <w:vAlign w:val="top"/>
+          </w:tcPr>
+          <w:p>
+            <w:pPr>
+              <w:spacing w:after="40" w:line="264"/>
+            </w:pPr>
+            <w:r>
+              <w:rPr>
+                <w:rFonts w:ascii="Calibri" w:cs="Calibri" w:eastAsia="Calibri" w:hAnsi="Calibri"/>
+              </w:rPr>
+              <w:t xml:space="preserve">Fin de période</w:t>
+            </w:r>
+          </w:p>
+        </w:tc>
+      </w:tr>
+      <w:tr>
+        <w:trPr>
+          <w:cantSplit/>
+        </w:trPr>
+        <w:tc>
+          <w:tcPr>
+            <w:tcW w:type="dxa" w:w="2700"/>
+            <w:shd w:fill="EAF4E4" w:color="auto" w:val="clear"/>
+            <w:tcMar>
+              <w:top w:type="dxa" w:w="100"/>
+              <w:left w:type="dxa" w:w="140"/>
+              <w:bottom w:type="dxa" w:w="100"/>
+              <w:right w:type="dxa" w:w="140"/>
+            </w:tcMar>
+            <w:vAlign w:val="top"/>
+          </w:tcPr>
+          <w:p>
+            <w:pPr>
+              <w:spacing w:after="40" w:line="264"/>
+            </w:pPr>
+            <w:r>
+              <w:rPr>
+                <w:rFonts w:ascii="Calibri" w:cs="Calibri" w:eastAsia="Calibri" w:hAnsi="Calibri"/>
+                <w:b/>
+                <w:bCs/>
+              </w:rPr>
+              <w:t xml:space="preserve">Poursuite en PPS</w:t>
+            </w:r>
+          </w:p>
+        </w:tc>
+        <w:tc>
+          <w:tcPr>
+            <w:tcW w:type="dxa" w:w="2860"/>
+            <w:tcMar>
+              <w:top w:type="dxa" w:w="100"/>
+              <w:left w:type="dxa" w:w="140"/>
+              <w:bottom w:type="dxa" w:w="100"/>
+              <w:right w:type="dxa" w:w="140"/>
+            </w:tcMar>
+            <w:vAlign w:val="top"/>
+          </w:tcPr>
+          <w:p>
+            <w:pPr>
+              <w:spacing w:after="40" w:line="264"/>
+            </w:pPr>
+            <w:r>
+              <w:rPr>
+                <w:rFonts w:ascii="Calibri" w:cs="Calibri" w:eastAsia="Calibri" w:hAnsi="Calibri"/>
+              </w:rPr>
+              <w:t xml:space="preserve">Inscription en année 2</w:t>
+            </w:r>
+          </w:p>
+        </w:tc>
+        <w:tc>
+          <w:tcPr>
+            <w:tcW w:type="dxa" w:w="1900"/>
+            <w:tcMar>
+              <w:top w:type="dxa" w:w="100"/>
+              <w:left w:type="dxa" w:w="140"/>
+              <w:bottom w:type="dxa" w:w="100"/>
+              <w:right w:type="dxa" w:w="140"/>
+            </w:tcMar>
+            <w:vAlign w:val="top"/>
+          </w:tcPr>
+          <w:p>
+            <w:pPr>
+              <w:spacing w:after="40" w:line="264"/>
+            </w:pPr>
+            <w:r>
+              <w:rPr>
+                <w:rFonts w:ascii="Calibri" w:cs="Calibri" w:eastAsia="Calibri" w:hAnsi="Calibri"/>
+              </w:rPr>
+              <w:t xml:space="preserve">Inscriptions</w:t>
+            </w:r>
+          </w:p>
+        </w:tc>
+        <w:tc>
+          <w:tcPr>
+            <w:tcW w:type="dxa" w:w="1900"/>
+            <w:tcMar>
+              <w:top w:type="dxa" w:w="100"/>
+              <w:left w:type="dxa" w:w="140"/>
+              <w:bottom w:type="dxa" w:w="100"/>
+              <w:right w:type="dxa" w:w="140"/>
+            </w:tcMar>
+            <w:vAlign w:val="top"/>
+          </w:tcPr>
+          <w:p>
+            <w:pPr>
+              <w:spacing w:after="40" w:line="264"/>
+            </w:pPr>
+            <w:r>
+              <w:rPr>
+                <w:rFonts w:ascii="Calibri" w:cs="Calibri" w:eastAsia="Calibri" w:hAnsi="Calibri"/>
+              </w:rPr>
+              <w:t xml:space="preserve">Fin de l'année</w:t>
             </w:r>
           </w:p>
         </w:tc>
@@ -4514,15 +6978,18 @@
     </w:tbl>
     <w:p>
       <w:pPr>
-        <w:pStyle w:val="Heading2"/>
+        <w:pStyle w:val="Heading1"/>
         <w:keepNext/>
-        <w:spacing w:after="80" w:before="200"/>
+        <w:pBdr>
+          <w:bottom w:val="single" w:color="2F7A2A" w:sz="6" w:space="4"/>
+        </w:pBdr>
+        <w:spacing w:after="140" w:before="360"/>
       </w:pPr>
       <w:r>
         <w:rPr>
           <w:rFonts w:ascii="Calibri" w:cs="Calibri" w:eastAsia="Calibri" w:hAnsi="Calibri"/>
         </w:rPr>
-        <w:t xml:space="preserve">Comment on saura que ça fonctionne</w:t>
+        <w:t xml:space="preserve">11. Retombées et transférabilité</w:t>
       </w:r>
     </w:p>
     <w:p>
@@ -4540,13 +7007,13 @@
           <w:b/>
           <w:bCs/>
         </w:rPr>
-        <w:t xml:space="preserve">Présence et assiduité</w:t>
-      </w:r>
-      <w:r>
-        <w:rPr>
-          <w:rFonts w:ascii="Calibri" w:cs="Calibri" w:eastAsia="Calibri" w:hAnsi="Calibri"/>
-        </w:rPr>
-        <w:t xml:space="preserve"> des 24 élèves.</w:t>
+        <w:t xml:space="preserve">Pour les élèves :</w:t>
+      </w:r>
+      <w:r>
+        <w:rPr>
+          <w:rFonts w:ascii="Calibri" w:cs="Calibri" w:eastAsia="Calibri" w:hAnsi="Calibri"/>
+        </w:rPr>
+        <w:t xml:space="preserve"> une place au moment où ils sont prêts, plus d'autonomie, de leadership et d'estime de soi.</w:t>
       </w:r>
     </w:p>
     <w:p>
@@ -4564,13 +7031,13 @@
           <w:b/>
           <w:bCs/>
         </w:rPr>
-        <w:t xml:space="preserve">Tâches complétées et validées</w:t>
-      </w:r>
-      <w:r>
-        <w:rPr>
-          <w:rFonts w:ascii="Calibri" w:cs="Calibri" w:eastAsia="Calibri" w:hAnsi="Calibri"/>
-        </w:rPr>
-        <w:t xml:space="preserve"> au registre d'autonomie.</w:t>
+        <w:t xml:space="preserve">Pour le centre :</w:t>
+      </w:r>
+      <w:r>
+        <w:rPr>
+          <w:rFonts w:ascii="Calibri" w:cs="Calibri" w:eastAsia="Calibri" w:hAnsi="Calibri"/>
+        </w:rPr>
+        <w:t xml:space="preserve"> des élèves qui poursuivent en PPS, une meilleure réponse aux références de la FBC, et une utilisation optimale des ressources existantes.</w:t>
       </w:r>
     </w:p>
     <w:p>
@@ -4588,37 +7055,55 @@
           <w:b/>
           <w:bCs/>
         </w:rPr>
-        <w:t xml:space="preserve">Interventions de la TES pendant les ateliers</w:t>
-      </w:r>
-      <w:r>
-        <w:rPr>
-          <w:rFonts w:ascii="Calibri" w:cs="Calibri" w:eastAsia="Calibri" w:hAnsi="Calibri"/>
-        </w:rPr>
-        <w:t xml:space="preserve">, qui devraient diminuer d'une période à l'autre.</w:t>
-      </w:r>
-    </w:p>
-    <w:p>
-      <w:pPr>
-        <w:pStyle w:val="ListParagraph"/>
-        <w:numPr>
-          <w:ilvl w:val="0"/>
-          <w:numId w:val="2"/>
-        </w:numPr>
-        <w:spacing w:after="80" w:line="276"/>
-      </w:pPr>
+        <w:t xml:space="preserve">Pour d'autres services :</w:t>
+      </w:r>
+      <w:r>
+        <w:rPr>
+          <w:rFonts w:ascii="Calibri" w:cs="Calibri" w:eastAsia="Calibri" w:hAnsi="Calibri"/>
+        </w:rPr>
+        <w:t xml:space="preserve"> une formule où la collaboration est au cœur de l'apprentissage, qui pourrait s'appliquer en </w:t>
+      </w:r>
       <w:r>
         <w:rPr>
           <w:rFonts w:ascii="Calibri" w:cs="Calibri" w:eastAsia="Calibri" w:hAnsi="Calibri"/>
           <w:b/>
           <w:bCs/>
         </w:rPr>
-        <w:t xml:space="preserve">Poursuite en année 2</w:t>
-      </w:r>
-      <w:r>
-        <w:rPr>
-          <w:rFonts w:ascii="Calibri" w:cs="Calibri" w:eastAsia="Calibri" w:hAnsi="Calibri"/>
-        </w:rPr>
-        <w:t xml:space="preserve"> de PPS à la fin du parcours.</w:t>
+        <w:t xml:space="preserve">alpha-pré</w:t>
+      </w:r>
+      <w:r>
+        <w:rPr>
+          <w:rFonts w:ascii="Calibri" w:cs="Calibri" w:eastAsia="Calibri" w:hAnsi="Calibri"/>
+        </w:rPr>
+        <w:t xml:space="preserve">, en </w:t>
+      </w:r>
+      <w:r>
+        <w:rPr>
+          <w:rFonts w:ascii="Calibri" w:cs="Calibri" w:eastAsia="Calibri" w:hAnsi="Calibri"/>
+          <w:b/>
+          <w:bCs/>
+        </w:rPr>
+        <w:t xml:space="preserve">francisation</w:t>
+      </w:r>
+      <w:r>
+        <w:rPr>
+          <w:rFonts w:ascii="Calibri" w:cs="Calibri" w:eastAsia="Calibri" w:hAnsi="Calibri"/>
+        </w:rPr>
+        <w:t xml:space="preserve">, à la </w:t>
+      </w:r>
+      <w:r>
+        <w:rPr>
+          <w:rFonts w:ascii="Calibri" w:cs="Calibri" w:eastAsia="Calibri" w:hAnsi="Calibri"/>
+          <w:b/>
+          <w:bCs/>
+        </w:rPr>
+        <w:t xml:space="preserve">FBC</w:t>
+      </w:r>
+      <w:r>
+        <w:rPr>
+          <w:rFonts w:ascii="Calibri" w:cs="Calibri" w:eastAsia="Calibri" w:hAnsi="Calibri"/>
+        </w:rPr>
+        <w:t xml:space="preserve"> et ailleurs au centre.</w:t>
       </w:r>
     </w:p>
     <w:p>
@@ -4634,7 +7119,7 @@
         <w:rPr>
           <w:rFonts w:ascii="Calibri" w:cs="Calibri" w:eastAsia="Calibri" w:hAnsi="Calibri"/>
         </w:rPr>
-        <w:t xml:space="preserve">7. Au-delà du Z101</w:t>
+        <w:t xml:space="preserve">12. Décision demandée et prochaines étapes</w:t>
       </w:r>
     </w:p>
     <w:p>
@@ -4645,65 +7130,7 @@
         <w:rPr>
           <w:rFonts w:ascii="Calibri" w:cs="Calibri" w:eastAsia="Calibri" w:hAnsi="Calibri"/>
         </w:rPr>
-        <w:t xml:space="preserve">Cette formule met la collaboration au cœur de l'apprentissage. Si elle fonctionne en Z101, elle pourrait s'appliquer en </w:t>
-      </w:r>
-      <w:r>
-        <w:rPr>
-          <w:rFonts w:ascii="Calibri" w:cs="Calibri" w:eastAsia="Calibri" w:hAnsi="Calibri"/>
-          <w:b/>
-          <w:bCs/>
-        </w:rPr>
-        <w:t xml:space="preserve">alpha-pré</w:t>
-      </w:r>
-      <w:r>
-        <w:rPr>
-          <w:rFonts w:ascii="Calibri" w:cs="Calibri" w:eastAsia="Calibri" w:hAnsi="Calibri"/>
-        </w:rPr>
-        <w:t xml:space="preserve">, en </w:t>
-      </w:r>
-      <w:r>
-        <w:rPr>
-          <w:rFonts w:ascii="Calibri" w:cs="Calibri" w:eastAsia="Calibri" w:hAnsi="Calibri"/>
-          <w:b/>
-          <w:bCs/>
-        </w:rPr>
-        <w:t xml:space="preserve">francisation</w:t>
-      </w:r>
-      <w:r>
-        <w:rPr>
-          <w:rFonts w:ascii="Calibri" w:cs="Calibri" w:eastAsia="Calibri" w:hAnsi="Calibri"/>
-        </w:rPr>
-        <w:t xml:space="preserve">, à la </w:t>
-      </w:r>
-      <w:r>
-        <w:rPr>
-          <w:rFonts w:ascii="Calibri" w:cs="Calibri" w:eastAsia="Calibri" w:hAnsi="Calibri"/>
-          <w:b/>
-          <w:bCs/>
-        </w:rPr>
-        <w:t xml:space="preserve">FBC</w:t>
-      </w:r>
-      <w:r>
-        <w:rPr>
-          <w:rFonts w:ascii="Calibri" w:cs="Calibri" w:eastAsia="Calibri" w:hAnsi="Calibri"/>
-        </w:rPr>
-        <w:t xml:space="preserve"> et ailleurs au centre : partout où l'on veut accueillir plus d'élèves et développer leur autonomie avec les ressources existantes.</w:t>
-      </w:r>
-    </w:p>
-    <w:p>
-      <w:pPr>
-        <w:pStyle w:val="Heading1"/>
-        <w:keepNext/>
-        <w:pBdr>
-          <w:bottom w:val="single" w:color="2F7A2A" w:sz="6" w:space="4"/>
-        </w:pBdr>
-        <w:spacing w:after="140" w:before="360"/>
-      </w:pPr>
-      <w:r>
-        <w:rPr>
-          <w:rFonts w:ascii="Calibri" w:cs="Calibri" w:eastAsia="Calibri" w:hAnsi="Calibri"/>
-        </w:rPr>
-        <w:t xml:space="preserve">8. Ce que nous demandons</w:t>
+        <w:t xml:space="preserve">Nous demandons à la table des directions :</w:t>
       </w:r>
     </w:p>
     <w:p>
@@ -4721,7 +7148,7 @@
           <w:b/>
           <w:bCs/>
         </w:rPr>
-        <w:t xml:space="preserve">Rouvrir les inscriptions au Z101</w:t>
+        <w:t xml:space="preserve">De rouvrir les inscriptions au Z101</w:t>
       </w:r>
       <w:r>
         <w:rPr>
@@ -4745,7 +7172,7 @@
           <w:b/>
           <w:bCs/>
         </w:rPr>
-        <w:t xml:space="preserve">Autoriser la formule en deux sous-groupes</w:t>
+        <w:t xml:space="preserve">D'autoriser la formule en deux sous-groupes</w:t>
       </w:r>
       <w:r>
         <w:rPr>
@@ -4769,18 +7196,53 @@
           <w:b/>
           <w:bCs/>
         </w:rPr>
-        <w:t xml:space="preserve">Prévoir un bilan</w:t>
-      </w:r>
-      <w:r>
-        <w:rPr>
-          <w:rFonts w:ascii="Calibri" w:cs="Calibri" w:eastAsia="Calibri" w:hAnsi="Calibri"/>
-        </w:rPr>
-        <w:t xml:space="preserve"> à la fin de la période d'ancrage, à partir des indicateurs de la section 6.</w:t>
+        <w:t xml:space="preserve">De confirmer les locaux et l'horaire de la TES</w:t>
+      </w:r>
+      <w:r>
+        <w:rPr>
+          <w:rFonts w:ascii="Calibri" w:cs="Calibri" w:eastAsia="Calibri" w:hAnsi="Calibri"/>
+        </w:rPr>
+        <w:t xml:space="preserve"> pour les matinées d'ateliers.</w:t>
       </w:r>
     </w:p>
     <w:p>
       <w:pPr>
-        <w:spacing w:after="200"/>
+        <w:pStyle w:val="ListParagraph"/>
+        <w:numPr>
+          <w:ilvl w:val="0"/>
+          <w:numId w:val="3"/>
+        </w:numPr>
+        <w:spacing w:after="80" w:line="276"/>
+      </w:pPr>
+      <w:r>
+        <w:rPr>
+          <w:rFonts w:ascii="Calibri" w:cs="Calibri" w:eastAsia="Calibri" w:hAnsi="Calibri"/>
+          <w:b/>
+          <w:bCs/>
+        </w:rPr>
+        <w:t xml:space="preserve">De recevoir un bilan</w:t>
+      </w:r>
+      <w:r>
+        <w:rPr>
+          <w:rFonts w:ascii="Calibri" w:cs="Calibri" w:eastAsia="Calibri" w:hAnsi="Calibri"/>
+        </w:rPr>
+        <w:t xml:space="preserve"> à la fin de la période d'ancrage.</w:t>
+      </w:r>
+    </w:p>
+    <w:p>
+      <w:pPr>
+        <w:spacing w:after="120" w:line="288"/>
+      </w:pPr>
+      <w:r>
+        <w:rPr>
+          <w:rFonts w:ascii="Calibri" w:cs="Calibri" w:eastAsia="Calibri" w:hAnsi="Calibri"/>
+        </w:rPr>
+        <w:t xml:space="preserve">Dès l'acceptation, l'équipe peut contacter les élèves et démarrer selon l'échéancier de la section 6.</w:t>
+      </w:r>
+    </w:p>
+    <w:p>
+      <w:pPr>
+        <w:spacing w:after="160"/>
       </w:pPr>
     </w:p>
     <w:tbl>
@@ -4918,7 +7380,7 @@
         <w:sz w:val="16"/>
         <w:szCs w:val="16"/>
       </w:rPr>
-      <w:t xml:space="preserve">Projet PPS Z101 · Proposition à la table des directions · page </w:t>
+      <w:t xml:space="preserve">Présentation de projet · PPS Z101 · page </w:t>
     </w:r>
     <w:r>
       <w:rPr>

--- a/documents/z101/Projet-Z101.docx
+++ b/documents/z101/Projet-Z101.docx
@@ -437,13 +437,13 @@
                 <w:b/>
                 <w:bCs/>
               </w:rPr>
-              <w:t xml:space="preserve">deux sous-groupes de 12</w:t>
-            </w:r>
-            <w:r>
-              <w:rPr>
-                <w:rFonts w:ascii="Calibri" w:cs="Calibri" w:eastAsia="Calibri" w:hAnsi="Calibri"/>
-              </w:rPr>
-              <w:t xml:space="preserve"> qui alternent entre l'enseignement direct et des ateliers autonomes structurés.</w:t>
+              <w:t xml:space="preserve">deux sous-groupes</w:t>
+            </w:r>
+            <w:r>
+              <w:rPr>
+                <w:rFonts w:ascii="Calibri" w:cs="Calibri" w:eastAsia="Calibri" w:hAnsi="Calibri"/>
+              </w:rPr>
+              <w:t xml:space="preserve"> qui alternent entre le Z101 avec l'enseignante et des ateliers exploratoires structurés. Les élèves en PPS pur, qui ont besoin de plus de soutien, ont plus de temps en Z101.</w:t>
             </w:r>
           </w:p>
         </w:tc>
@@ -667,7 +667,7 @@
               <w:rPr>
                 <w:rFonts w:ascii="Calibri" w:cs="Calibri" w:eastAsia="Calibri" w:hAnsi="Calibri"/>
               </w:rPr>
-              <w:t xml:space="preserve">Projet pilote à partir de l'acceptation, en trois périodes, avec un premier bilan à la fin de la période d'ancrage.</w:t>
+              <w:t xml:space="preserve">Projet pilote à partir de l'acceptation, en trois étapes, avec un premier bilan à la fin de la étape d'ancrage.</w:t>
             </w:r>
           </w:p>
         </w:tc>
@@ -1153,7 +1153,7 @@
               <w:rPr>
                 <w:rFonts w:ascii="Calibri" w:cs="Calibri" w:eastAsia="Calibri" w:hAnsi="Calibri"/>
               </w:rPr>
-              <w:t xml:space="preserve">La formule peut devenir un modèle pour d'autres services du centre (section 10).</w:t>
+              <w:t xml:space="preserve">La formule peut devenir un modèle pour d'autres services du centre (section 12).</w:t>
             </w:r>
           </w:p>
         </w:tc>
@@ -1252,7 +1252,7 @@
         <w:rPr>
           <w:rFonts w:ascii="Calibri" w:cs="Calibri" w:eastAsia="Calibri" w:hAnsi="Calibri"/>
         </w:rPr>
-        <w:t xml:space="preserve"> des élèves en atelier, au point où les adultes peuvent enseigner de façon ciblée (période 3).</w:t>
+        <w:t xml:space="preserve"> des élèves en atelier, au point où les adultes peuvent enseigner de façon ciblée (étape 3).</w:t>
       </w:r>
     </w:p>
     <w:p>
@@ -1335,13 +1335,13 @@
           <w:b/>
           <w:bCs/>
         </w:rPr>
-        <w:t xml:space="preserve">deux sous-groupes de 12 (A et B)</w:t>
-      </w:r>
-      <w:r>
-        <w:rPr>
-          <w:rFonts w:ascii="Calibri" w:cs="Calibri" w:eastAsia="Calibri" w:hAnsi="Calibri"/>
-        </w:rPr>
-        <w:t xml:space="preserve">, composés d'élèves de profils variés. Pendant que l'un reçoit l'enseignement direct du Z101 avec l'enseignante, l'autre travaille en </w:t>
+        <w:t xml:space="preserve">deux sous-groupes</w:t>
+      </w:r>
+      <w:r>
+        <w:rPr>
+          <w:rFonts w:ascii="Calibri" w:cs="Calibri" w:eastAsia="Calibri" w:hAnsi="Calibri"/>
+        </w:rPr>
+        <w:t xml:space="preserve">. Le </w:t>
       </w:r>
       <w:r>
         <w:rPr>
@@ -1349,13 +1349,80 @@
           <w:b/>
           <w:bCs/>
         </w:rPr>
-        <w:t xml:space="preserve">ateliers autonomes</w:t>
-      </w:r>
-      <w:r>
-        <w:rPr>
-          <w:rFonts w:ascii="Calibri" w:cs="Calibri" w:eastAsia="Calibri" w:hAnsi="Calibri"/>
-        </w:rPr>
-        <w:t xml:space="preserve">. Les sous-groupes changent de place à mi-matinée. Chaque élève est donc toujours en apprentissage encadré.</w:t>
+        <w:t xml:space="preserve">sous-groupe 1</w:t>
+      </w:r>
+      <w:r>
+        <w:rPr>
+          <w:rFonts w:ascii="Calibri" w:cs="Calibri" w:eastAsia="Calibri" w:hAnsi="Calibri"/>
+        </w:rPr>
+        <w:t xml:space="preserve"> réunit les élèves en </w:t>
+      </w:r>
+      <w:r>
+        <w:rPr>
+          <w:rFonts w:ascii="Calibri" w:cs="Calibri" w:eastAsia="Calibri" w:hAnsi="Calibri"/>
+          <w:b/>
+          <w:bCs/>
+        </w:rPr>
+        <w:t xml:space="preserve">PPS pur</w:t>
+      </w:r>
+      <w:r>
+        <w:rPr>
+          <w:rFonts w:ascii="Calibri" w:cs="Calibri" w:eastAsia="Calibri" w:hAnsi="Calibri"/>
+        </w:rPr>
+        <w:t xml:space="preserve">, qui ont généralement besoin de plus de soutien : ils reçoivent donc plus de temps en Z101. Le </w:t>
+      </w:r>
+      <w:r>
+        <w:rPr>
+          <w:rFonts w:ascii="Calibri" w:cs="Calibri" w:eastAsia="Calibri" w:hAnsi="Calibri"/>
+          <w:b/>
+          <w:bCs/>
+        </w:rPr>
+        <w:t xml:space="preserve">sous-groupe 2</w:t>
+      </w:r>
+      <w:r>
+        <w:rPr>
+          <w:rFonts w:ascii="Calibri" w:cs="Calibri" w:eastAsia="Calibri" w:hAnsi="Calibri"/>
+        </w:rPr>
+        <w:t xml:space="preserve"> réunit les autres élèves.</w:t>
+      </w:r>
+    </w:p>
+    <w:p>
+      <w:pPr>
+        <w:spacing w:after="120" w:line="288"/>
+      </w:pPr>
+      <w:r>
+        <w:rPr>
+          <w:rFonts w:ascii="Calibri" w:cs="Calibri" w:eastAsia="Calibri" w:hAnsi="Calibri"/>
+        </w:rPr>
+        <w:t xml:space="preserve">Pendant que l'un des sous-groupes est en </w:t>
+      </w:r>
+      <w:r>
+        <w:rPr>
+          <w:rFonts w:ascii="Calibri" w:cs="Calibri" w:eastAsia="Calibri" w:hAnsi="Calibri"/>
+          <w:b/>
+          <w:bCs/>
+        </w:rPr>
+        <w:t xml:space="preserve">Z101 avec l'enseignante</w:t>
+      </w:r>
+      <w:r>
+        <w:rPr>
+          <w:rFonts w:ascii="Calibri" w:cs="Calibri" w:eastAsia="Calibri" w:hAnsi="Calibri"/>
+        </w:rPr>
+        <w:t xml:space="preserve">, l'autre est en </w:t>
+      </w:r>
+      <w:r>
+        <w:rPr>
+          <w:rFonts w:ascii="Calibri" w:cs="Calibri" w:eastAsia="Calibri" w:hAnsi="Calibri"/>
+          <w:b/>
+          <w:bCs/>
+        </w:rPr>
+        <w:t xml:space="preserve">atelier exploratoire</w:t>
+      </w:r>
+      <w:r>
+        <w:rPr>
+          <w:rFonts w:ascii="Calibri" w:cs="Calibri" w:eastAsia="Calibri" w:hAnsi="Calibri"/>
+        </w:rPr>
+        <w:t xml:space="preserve">, guidé par une fiche de tâche et une équipe de leaders. Les sous-groupes changent de place à la troisième période. Chaque élève est donc toujours en apprentissage encadré.</w:t>
       </w:r>
     </w:p>
     <w:p>
@@ -1482,13 +1549,13 @@
           <w:b/>
           <w:bCs/>
         </w:rPr>
-        <w:t xml:space="preserve">Plateaux et chariots TEACCH :</w:t>
-      </w:r>
-      <w:r>
-        <w:rPr>
-          <w:rFonts w:ascii="Calibri" w:cs="Calibri" w:eastAsia="Calibri" w:hAnsi="Calibri"/>
-        </w:rPr>
-        <w:t xml:space="preserve"> ateliers en cuisine et au grenier, postes de travail visuels et structurés.</w:t>
+        <w:t xml:space="preserve">Deux lieux d'ateliers exploratoires :</w:t>
+      </w:r>
+      <w:r>
+        <w:rPr>
+          <w:rFonts w:ascii="Calibri" w:cs="Calibri" w:eastAsia="Calibri" w:hAnsi="Calibri"/>
+        </w:rPr>
+        <w:t xml:space="preserve"> le grenier de Maria, juste à côté de la classe de Mme Lisa, et le local d'arts plastiques, un grand local actuellement libre.</w:t>
       </w:r>
     </w:p>
     <w:p>
@@ -1506,13 +1573,37 @@
           <w:b/>
           <w:bCs/>
         </w:rPr>
+        <w:t xml:space="preserve">Chariots TEACCH :</w:t>
+      </w:r>
+      <w:r>
+        <w:rPr>
+          <w:rFonts w:ascii="Calibri" w:cs="Calibri" w:eastAsia="Calibri" w:hAnsi="Calibri"/>
+        </w:rPr>
+        <w:t xml:space="preserve"> postes de travail visuels et structurés, partagés avec l'alpha-pré et la DAP.</w:t>
+      </w:r>
+    </w:p>
+    <w:p>
+      <w:pPr>
+        <w:pStyle w:val="ListParagraph"/>
+        <w:numPr>
+          <w:ilvl w:val="0"/>
+          <w:numId w:val="2"/>
+        </w:numPr>
+        <w:spacing w:after="80" w:line="276"/>
+      </w:pPr>
+      <w:r>
+        <w:rPr>
+          <w:rFonts w:ascii="Calibri" w:cs="Calibri" w:eastAsia="Calibri" w:hAnsi="Calibri"/>
+          <w:b/>
+          <w:bCs/>
+        </w:rPr>
         <w:t xml:space="preserve">Tableau de programmation :</w:t>
       </w:r>
       <w:r>
         <w:rPr>
           <w:rFonts w:ascii="Calibri" w:cs="Calibri" w:eastAsia="Calibri" w:hAnsi="Calibri"/>
         </w:rPr>
-        <w:t xml:space="preserve"> chaque bloc de la matinée est planifié et affiché. Aucune période n'est laissée vide.</w:t>
+        <w:t xml:space="preserve"> chaque bloc de la matinée est planifié et affiché. Aucun moment n'est laissé vide.</w:t>
       </w:r>
     </w:p>
     <w:p>
@@ -1533,6 +1624,1071 @@
     </w:p>
     <w:p>
       <w:pPr>
+        <w:spacing w:after="120" w:line="288"/>
+      </w:pPr>
+      <w:r>
+        <w:rPr>
+          <w:rFonts w:ascii="Calibri" w:cs="Calibri" w:eastAsia="Calibri" w:hAnsi="Calibri"/>
+        </w:rPr>
+        <w:t xml:space="preserve">La matinée compte </w:t>
+      </w:r>
+      <w:r>
+        <w:rPr>
+          <w:rFonts w:ascii="Calibri" w:cs="Calibri" w:eastAsia="Calibri" w:hAnsi="Calibri"/>
+          <w:b/>
+          <w:bCs/>
+        </w:rPr>
+        <w:t xml:space="preserve">trois périodes d'une heure</w:t>
+      </w:r>
+      <w:r>
+        <w:rPr>
+          <w:rFonts w:ascii="Calibri" w:cs="Calibri" w:eastAsia="Calibri" w:hAnsi="Calibri"/>
+        </w:rPr>
+        <w:t xml:space="preserve">, séparées par deux pauses de 10 minutes.</w:t>
+      </w:r>
+    </w:p>
+    <w:tbl>
+      <w:tblPr>
+        <w:tblW w:type="dxa" w:w="9360"/>
+        <w:tblBorders>
+          <w:top w:val="single" w:color="CFD4DC" w:sz="4"/>
+          <w:left w:val="single" w:color="CFD4DC" w:sz="4"/>
+          <w:bottom w:val="single" w:color="CFD4DC" w:sz="4"/>
+          <w:right w:val="single" w:color="CFD4DC" w:sz="4"/>
+          <w:insideH w:val="single" w:color="CFD4DC" w:sz="4"/>
+          <w:insideV w:val="single" w:color="CFD4DC" w:sz="4"/>
+        </w:tblBorders>
+        <w:tblLayout w:type="fixed"/>
+      </w:tblPr>
+      <w:tblGrid>
+        <w:gridCol w:w="1500"/>
+        <w:gridCol w:w="1300"/>
+        <w:gridCol w:w="3280"/>
+        <w:gridCol w:w="3280"/>
+      </w:tblGrid>
+      <w:tr>
+        <w:trPr>
+          <w:tblHeader/>
+        </w:trPr>
+        <w:tc>
+          <w:tcPr>
+            <w:tcW w:type="dxa" w:w="1500"/>
+            <w:shd w:fill="1D3557" w:color="auto" w:val="clear"/>
+            <w:tcMar>
+              <w:top w:type="dxa" w:w="100"/>
+              <w:left w:type="dxa" w:w="140"/>
+              <w:bottom w:type="dxa" w:w="100"/>
+              <w:right w:type="dxa" w:w="140"/>
+            </w:tcMar>
+            <w:vAlign w:val="top"/>
+          </w:tcPr>
+          <w:p>
+            <w:pPr>
+              <w:spacing w:after="0"/>
+            </w:pPr>
+            <w:r>
+              <w:rPr>
+                <w:rFonts w:ascii="Calibri" w:cs="Calibri" w:eastAsia="Calibri" w:hAnsi="Calibri"/>
+                <w:b/>
+                <w:bCs/>
+                <w:color w:val="FFFFFF"/>
+                <w:sz w:val="20"/>
+                <w:szCs w:val="20"/>
+              </w:rPr>
+              <w:t xml:space="preserve">Heure</w:t>
+            </w:r>
+          </w:p>
+        </w:tc>
+        <w:tc>
+          <w:tcPr>
+            <w:tcW w:type="dxa" w:w="1300"/>
+            <w:shd w:fill="1D3557" w:color="auto" w:val="clear"/>
+            <w:tcMar>
+              <w:top w:type="dxa" w:w="100"/>
+              <w:left w:type="dxa" w:w="140"/>
+              <w:bottom w:type="dxa" w:w="100"/>
+              <w:right w:type="dxa" w:w="140"/>
+            </w:tcMar>
+            <w:vAlign w:val="top"/>
+          </w:tcPr>
+          <w:p>
+            <w:pPr>
+              <w:spacing w:after="0"/>
+            </w:pPr>
+            <w:r>
+              <w:rPr>
+                <w:rFonts w:ascii="Calibri" w:cs="Calibri" w:eastAsia="Calibri" w:hAnsi="Calibri"/>
+                <w:b/>
+                <w:bCs/>
+                <w:color w:val="FFFFFF"/>
+                <w:sz w:val="20"/>
+                <w:szCs w:val="20"/>
+              </w:rPr>
+              <w:t xml:space="preserve">Période</w:t>
+            </w:r>
+          </w:p>
+        </w:tc>
+        <w:tc>
+          <w:tcPr>
+            <w:tcW w:type="dxa" w:w="3280"/>
+            <w:shd w:fill="1D3557" w:color="auto" w:val="clear"/>
+            <w:tcMar>
+              <w:top w:type="dxa" w:w="100"/>
+              <w:left w:type="dxa" w:w="140"/>
+              <w:bottom w:type="dxa" w:w="100"/>
+              <w:right w:type="dxa" w:w="140"/>
+            </w:tcMar>
+            <w:vAlign w:val="top"/>
+          </w:tcPr>
+          <w:p>
+            <w:pPr>
+              <w:spacing w:after="0"/>
+            </w:pPr>
+            <w:r>
+              <w:rPr>
+                <w:rFonts w:ascii="Calibri" w:cs="Calibri" w:eastAsia="Calibri" w:hAnsi="Calibri"/>
+                <w:b/>
+                <w:bCs/>
+                <w:color w:val="FFFFFF"/>
+                <w:sz w:val="20"/>
+                <w:szCs w:val="20"/>
+              </w:rPr>
+              <w:t xml:space="preserve">Sous-groupe 1 : PPS pur</w:t>
+            </w:r>
+          </w:p>
+        </w:tc>
+        <w:tc>
+          <w:tcPr>
+            <w:tcW w:type="dxa" w:w="3280"/>
+            <w:shd w:fill="1D3557" w:color="auto" w:val="clear"/>
+            <w:tcMar>
+              <w:top w:type="dxa" w:w="100"/>
+              <w:left w:type="dxa" w:w="140"/>
+              <w:bottom w:type="dxa" w:w="100"/>
+              <w:right w:type="dxa" w:w="140"/>
+            </w:tcMar>
+            <w:vAlign w:val="top"/>
+          </w:tcPr>
+          <w:p>
+            <w:pPr>
+              <w:spacing w:after="0"/>
+            </w:pPr>
+            <w:r>
+              <w:rPr>
+                <w:rFonts w:ascii="Calibri" w:cs="Calibri" w:eastAsia="Calibri" w:hAnsi="Calibri"/>
+                <w:b/>
+                <w:bCs/>
+                <w:color w:val="FFFFFF"/>
+                <w:sz w:val="20"/>
+                <w:szCs w:val="20"/>
+              </w:rPr>
+              <w:t xml:space="preserve">Sous-groupe 2</w:t>
+            </w:r>
+          </w:p>
+        </w:tc>
+      </w:tr>
+      <w:tr>
+        <w:trPr>
+          <w:cantSplit/>
+        </w:trPr>
+        <w:tc>
+          <w:tcPr>
+            <w:tcW w:type="dxa" w:w="1500"/>
+            <w:shd w:fill="F4F5F7" w:color="auto" w:val="clear"/>
+            <w:tcMar>
+              <w:top w:type="dxa" w:w="100"/>
+              <w:left w:type="dxa" w:w="140"/>
+              <w:bottom w:type="dxa" w:w="100"/>
+              <w:right w:type="dxa" w:w="140"/>
+            </w:tcMar>
+            <w:vAlign w:val="top"/>
+          </w:tcPr>
+          <w:p>
+            <w:pPr>
+              <w:spacing w:after="40" w:line="264"/>
+            </w:pPr>
+            <w:r>
+              <w:rPr>
+                <w:rFonts w:ascii="Calibri" w:cs="Calibri" w:eastAsia="Calibri" w:hAnsi="Calibri"/>
+                <w:b/>
+                <w:bCs/>
+              </w:rPr>
+              <w:t xml:space="preserve">8 h 25 à 9 h 00</w:t>
+            </w:r>
+          </w:p>
+        </w:tc>
+        <w:tc>
+          <w:tcPr>
+            <w:tcW w:type="dxa" w:w="1300"/>
+            <w:shd w:fill="F4F5F7" w:color="auto" w:val="clear"/>
+            <w:tcMar>
+              <w:top w:type="dxa" w:w="100"/>
+              <w:left w:type="dxa" w:w="140"/>
+              <w:bottom w:type="dxa" w:w="100"/>
+              <w:right w:type="dxa" w:w="140"/>
+            </w:tcMar>
+            <w:vAlign w:val="top"/>
+          </w:tcPr>
+          <w:p>
+            <w:pPr>
+              <w:spacing w:after="40" w:line="264"/>
+            </w:pPr>
+            <w:r>
+              <w:rPr>
+                <w:rFonts w:ascii="Calibri" w:cs="Calibri" w:eastAsia="Calibri" w:hAnsi="Calibri"/>
+                <w:b/>
+                <w:bCs/>
+              </w:rPr>
+              <w:t xml:space="preserve">Période 1</w:t>
+            </w:r>
+          </w:p>
+        </w:tc>
+        <w:tc>
+          <w:tcPr>
+            <w:tcW w:type="dxa" w:w="6560"/>
+            <w:gridSpan w:val="2"/>
+            <w:shd w:fill="FDF6DD" w:color="auto" w:val="clear"/>
+            <w:tcMar>
+              <w:top w:type="dxa" w:w="100"/>
+              <w:left w:type="dxa" w:w="140"/>
+              <w:bottom w:type="dxa" w:w="100"/>
+              <w:right w:type="dxa" w:w="140"/>
+            </w:tcMar>
+            <w:vAlign w:val="top"/>
+          </w:tcPr>
+          <w:p>
+            <w:pPr>
+              <w:spacing w:after="40" w:line="264"/>
+            </w:pPr>
+            <w:r>
+              <w:rPr>
+                <w:rFonts w:ascii="Calibri" w:cs="Calibri" w:eastAsia="Calibri" w:hAnsi="Calibri"/>
+                <w:b/>
+                <w:bCs/>
+              </w:rPr>
+              <w:t xml:space="preserve">Tout le groupe :</w:t>
+            </w:r>
+            <w:r>
+              <w:rPr>
+                <w:rFonts w:ascii="Calibri" w:cs="Calibri" w:eastAsia="Calibri" w:hAnsi="Calibri"/>
+              </w:rPr>
+              <w:t xml:space="preserve"> accueil et rassemblement, présentation du menu du matin, formation des équipes de leaders.</w:t>
+            </w:r>
+          </w:p>
+        </w:tc>
+      </w:tr>
+      <w:tr>
+        <w:trPr>
+          <w:cantSplit/>
+        </w:trPr>
+        <w:tc>
+          <w:tcPr>
+            <w:tcW w:type="dxa" w:w="1500"/>
+            <w:shd w:fill="F4F5F7" w:color="auto" w:val="clear"/>
+            <w:tcMar>
+              <w:top w:type="dxa" w:w="100"/>
+              <w:left w:type="dxa" w:w="140"/>
+              <w:bottom w:type="dxa" w:w="100"/>
+              <w:right w:type="dxa" w:w="140"/>
+            </w:tcMar>
+            <w:vAlign w:val="top"/>
+          </w:tcPr>
+          <w:p>
+            <w:pPr>
+              <w:spacing w:after="40" w:line="264"/>
+            </w:pPr>
+            <w:r>
+              <w:rPr>
+                <w:rFonts w:ascii="Calibri" w:cs="Calibri" w:eastAsia="Calibri" w:hAnsi="Calibri"/>
+                <w:b/>
+                <w:bCs/>
+              </w:rPr>
+              <w:t xml:space="preserve">9 h 00 à 9 h 25</w:t>
+            </w:r>
+          </w:p>
+        </w:tc>
+        <w:tc>
+          <w:tcPr>
+            <w:tcW w:type="dxa" w:w="1300"/>
+            <w:shd w:fill="F4F5F7" w:color="auto" w:val="clear"/>
+            <w:tcMar>
+              <w:top w:type="dxa" w:w="100"/>
+              <w:left w:type="dxa" w:w="140"/>
+              <w:bottom w:type="dxa" w:w="100"/>
+              <w:right w:type="dxa" w:w="140"/>
+            </w:tcMar>
+            <w:vAlign w:val="top"/>
+          </w:tcPr>
+          <w:p>
+            <w:pPr>
+              <w:spacing w:after="40" w:line="264"/>
+            </w:pPr>
+            <w:r>
+              <w:rPr>
+                <w:rFonts w:ascii="Calibri" w:cs="Calibri" w:eastAsia="Calibri" w:hAnsi="Calibri"/>
+                <w:b/>
+                <w:bCs/>
+              </w:rPr>
+              <w:t xml:space="preserve">Période 1</w:t>
+            </w:r>
+          </w:p>
+        </w:tc>
+        <w:tc>
+          <w:tcPr>
+            <w:tcW w:type="dxa" w:w="3280"/>
+            <w:shd w:fill="E8F0FB" w:color="auto" w:val="clear"/>
+            <w:tcMar>
+              <w:top w:type="dxa" w:w="100"/>
+              <w:left w:type="dxa" w:w="140"/>
+              <w:bottom w:type="dxa" w:w="100"/>
+              <w:right w:type="dxa" w:w="140"/>
+            </w:tcMar>
+            <w:vAlign w:val="top"/>
+          </w:tcPr>
+          <w:p>
+            <w:pPr>
+              <w:spacing w:after="40" w:line="264"/>
+            </w:pPr>
+            <w:r>
+              <w:rPr>
+                <w:rFonts w:ascii="Calibri" w:cs="Calibri" w:eastAsia="Calibri" w:hAnsi="Calibri"/>
+                <w:b/>
+                <w:bCs/>
+              </w:rPr>
+              <w:t xml:space="preserve">Z101</w:t>
+            </w:r>
+            <w:r>
+              <w:rPr>
+                <w:rFonts w:ascii="Calibri" w:cs="Calibri" w:eastAsia="Calibri" w:hAnsi="Calibri"/>
+              </w:rPr>
+              <w:t xml:space="preserve"> avec Mme Lisa</w:t>
+            </w:r>
+          </w:p>
+        </w:tc>
+        <w:tc>
+          <w:tcPr>
+            <w:tcW w:type="dxa" w:w="3280"/>
+            <w:shd w:fill="EAF4E4" w:color="auto" w:val="clear"/>
+            <w:tcMar>
+              <w:top w:type="dxa" w:w="100"/>
+              <w:left w:type="dxa" w:w="140"/>
+              <w:bottom w:type="dxa" w:w="100"/>
+              <w:right w:type="dxa" w:w="140"/>
+            </w:tcMar>
+            <w:vAlign w:val="top"/>
+          </w:tcPr>
+          <w:p>
+            <w:pPr>
+              <w:spacing w:after="40" w:line="264"/>
+            </w:pPr>
+            <w:r>
+              <w:rPr>
+                <w:rFonts w:ascii="Calibri" w:cs="Calibri" w:eastAsia="Calibri" w:hAnsi="Calibri"/>
+                <w:b/>
+                <w:bCs/>
+              </w:rPr>
+              <w:t xml:space="preserve">Atelier exploratoire :</w:t>
+            </w:r>
+            <w:r>
+              <w:rPr>
+                <w:rFonts w:ascii="Calibri" w:cs="Calibri" w:eastAsia="Calibri" w:hAnsi="Calibri"/>
+              </w:rPr>
+              <w:t xml:space="preserve"> démarrage rapide. Le leader lit la fiche et distribue les rôles.</w:t>
+            </w:r>
+          </w:p>
+        </w:tc>
+      </w:tr>
+      <w:tr>
+        <w:trPr>
+          <w:cantSplit/>
+        </w:trPr>
+        <w:tc>
+          <w:tcPr>
+            <w:tcW w:type="dxa" w:w="1500"/>
+            <w:shd w:fill="F4F5F7" w:color="auto" w:val="clear"/>
+            <w:tcMar>
+              <w:top w:type="dxa" w:w="100"/>
+              <w:left w:type="dxa" w:w="140"/>
+              <w:bottom w:type="dxa" w:w="100"/>
+              <w:right w:type="dxa" w:w="140"/>
+            </w:tcMar>
+            <w:vAlign w:val="top"/>
+          </w:tcPr>
+          <w:p>
+            <w:pPr>
+              <w:spacing w:after="40" w:line="264"/>
+            </w:pPr>
+            <w:r>
+              <w:rPr>
+                <w:rFonts w:ascii="Calibri" w:cs="Calibri" w:eastAsia="Calibri" w:hAnsi="Calibri"/>
+                <w:b/>
+                <w:bCs/>
+              </w:rPr>
+              <w:t xml:space="preserve">9 h 25 à 9 h 35</w:t>
+            </w:r>
+          </w:p>
+        </w:tc>
+        <w:tc>
+          <w:tcPr>
+            <w:tcW w:type="dxa" w:w="1300"/>
+            <w:shd w:fill="F4F5F7" w:color="auto" w:val="clear"/>
+            <w:tcMar>
+              <w:top w:type="dxa" w:w="100"/>
+              <w:left w:type="dxa" w:w="140"/>
+              <w:bottom w:type="dxa" w:w="100"/>
+              <w:right w:type="dxa" w:w="140"/>
+            </w:tcMar>
+            <w:vAlign w:val="top"/>
+          </w:tcPr>
+          <w:p>
+            <w:pPr>
+              <w:spacing w:after="40" w:line="264"/>
+            </w:pPr>
+            <w:r>
+              <w:rPr>
+                <w:rFonts w:ascii="Calibri" w:cs="Calibri" w:eastAsia="Calibri" w:hAnsi="Calibri"/>
+              </w:rPr>
+              <w:t xml:space="preserve">Pause</w:t>
+            </w:r>
+          </w:p>
+        </w:tc>
+        <w:tc>
+          <w:tcPr>
+            <w:tcW w:type="dxa" w:w="6560"/>
+            <w:gridSpan w:val="2"/>
+            <w:shd w:fill="FFFFFF" w:color="auto" w:val="clear"/>
+            <w:tcMar>
+              <w:top w:type="dxa" w:w="100"/>
+              <w:left w:type="dxa" w:w="140"/>
+              <w:bottom w:type="dxa" w:w="100"/>
+              <w:right w:type="dxa" w:w="140"/>
+            </w:tcMar>
+            <w:vAlign w:val="top"/>
+          </w:tcPr>
+          <w:p>
+            <w:pPr>
+              <w:spacing w:after="40" w:line="264"/>
+            </w:pPr>
+            <w:r>
+              <w:rPr>
+                <w:rFonts w:ascii="Calibri" w:cs="Calibri" w:eastAsia="Calibri" w:hAnsi="Calibri"/>
+              </w:rPr>
+              <w:t xml:space="preserve">Pause de 10 minutes</w:t>
+            </w:r>
+          </w:p>
+        </w:tc>
+      </w:tr>
+      <w:tr>
+        <w:trPr>
+          <w:cantSplit/>
+        </w:trPr>
+        <w:tc>
+          <w:tcPr>
+            <w:tcW w:type="dxa" w:w="1500"/>
+            <w:shd w:fill="F4F5F7" w:color="auto" w:val="clear"/>
+            <w:tcMar>
+              <w:top w:type="dxa" w:w="100"/>
+              <w:left w:type="dxa" w:w="140"/>
+              <w:bottom w:type="dxa" w:w="100"/>
+              <w:right w:type="dxa" w:w="140"/>
+            </w:tcMar>
+            <w:vAlign w:val="top"/>
+          </w:tcPr>
+          <w:p>
+            <w:pPr>
+              <w:spacing w:after="40" w:line="264"/>
+            </w:pPr>
+            <w:r>
+              <w:rPr>
+                <w:rFonts w:ascii="Calibri" w:cs="Calibri" w:eastAsia="Calibri" w:hAnsi="Calibri"/>
+                <w:b/>
+                <w:bCs/>
+              </w:rPr>
+              <w:t xml:space="preserve">9 h 35 à 10 h 35</w:t>
+            </w:r>
+          </w:p>
+        </w:tc>
+        <w:tc>
+          <w:tcPr>
+            <w:tcW w:type="dxa" w:w="1300"/>
+            <w:shd w:fill="F4F5F7" w:color="auto" w:val="clear"/>
+            <w:tcMar>
+              <w:top w:type="dxa" w:w="100"/>
+              <w:left w:type="dxa" w:w="140"/>
+              <w:bottom w:type="dxa" w:w="100"/>
+              <w:right w:type="dxa" w:w="140"/>
+            </w:tcMar>
+            <w:vAlign w:val="top"/>
+          </w:tcPr>
+          <w:p>
+            <w:pPr>
+              <w:spacing w:after="40" w:line="264"/>
+            </w:pPr>
+            <w:r>
+              <w:rPr>
+                <w:rFonts w:ascii="Calibri" w:cs="Calibri" w:eastAsia="Calibri" w:hAnsi="Calibri"/>
+                <w:b/>
+                <w:bCs/>
+              </w:rPr>
+              <w:t xml:space="preserve">Période 2</w:t>
+            </w:r>
+          </w:p>
+        </w:tc>
+        <w:tc>
+          <w:tcPr>
+            <w:tcW w:type="dxa" w:w="3280"/>
+            <w:shd w:fill="E8F0FB" w:color="auto" w:val="clear"/>
+            <w:tcMar>
+              <w:top w:type="dxa" w:w="100"/>
+              <w:left w:type="dxa" w:w="140"/>
+              <w:bottom w:type="dxa" w:w="100"/>
+              <w:right w:type="dxa" w:w="140"/>
+            </w:tcMar>
+            <w:vAlign w:val="top"/>
+          </w:tcPr>
+          <w:p>
+            <w:pPr>
+              <w:spacing w:after="40" w:line="264"/>
+            </w:pPr>
+            <w:r>
+              <w:rPr>
+                <w:rFonts w:ascii="Calibri" w:cs="Calibri" w:eastAsia="Calibri" w:hAnsi="Calibri"/>
+                <w:b/>
+                <w:bCs/>
+              </w:rPr>
+              <w:t xml:space="preserve">Z101</w:t>
+            </w:r>
+            <w:r>
+              <w:rPr>
+                <w:rFonts w:ascii="Calibri" w:cs="Calibri" w:eastAsia="Calibri" w:hAnsi="Calibri"/>
+              </w:rPr>
+              <w:t xml:space="preserve"> avec Mme Lisa</w:t>
+            </w:r>
+          </w:p>
+        </w:tc>
+        <w:tc>
+          <w:tcPr>
+            <w:tcW w:type="dxa" w:w="3280"/>
+            <w:shd w:fill="EAF4E4" w:color="auto" w:val="clear"/>
+            <w:tcMar>
+              <w:top w:type="dxa" w:w="100"/>
+              <w:left w:type="dxa" w:w="140"/>
+              <w:bottom w:type="dxa" w:w="100"/>
+              <w:right w:type="dxa" w:w="140"/>
+            </w:tcMar>
+            <w:vAlign w:val="top"/>
+          </w:tcPr>
+          <w:p>
+            <w:pPr>
+              <w:spacing w:after="40" w:line="264"/>
+            </w:pPr>
+            <w:r>
+              <w:rPr>
+                <w:rFonts w:ascii="Calibri" w:cs="Calibri" w:eastAsia="Calibri" w:hAnsi="Calibri"/>
+                <w:b/>
+                <w:bCs/>
+              </w:rPr>
+              <w:t xml:space="preserve">Atelier exploratoire</w:t>
+            </w:r>
+            <w:r>
+              <w:rPr>
+                <w:rFonts w:ascii="Calibri" w:cs="Calibri" w:eastAsia="Calibri" w:hAnsi="Calibri"/>
+              </w:rPr>
+              <w:t xml:space="preserve"> avec fiche de tâche et équipe de leaders</w:t>
+            </w:r>
+          </w:p>
+        </w:tc>
+      </w:tr>
+      <w:tr>
+        <w:trPr>
+          <w:cantSplit/>
+        </w:trPr>
+        <w:tc>
+          <w:tcPr>
+            <w:tcW w:type="dxa" w:w="1500"/>
+            <w:shd w:fill="F4F5F7" w:color="auto" w:val="clear"/>
+            <w:tcMar>
+              <w:top w:type="dxa" w:w="100"/>
+              <w:left w:type="dxa" w:w="140"/>
+              <w:bottom w:type="dxa" w:w="100"/>
+              <w:right w:type="dxa" w:w="140"/>
+            </w:tcMar>
+            <w:vAlign w:val="top"/>
+          </w:tcPr>
+          <w:p>
+            <w:pPr>
+              <w:spacing w:after="40" w:line="264"/>
+            </w:pPr>
+            <w:r>
+              <w:rPr>
+                <w:rFonts w:ascii="Calibri" w:cs="Calibri" w:eastAsia="Calibri" w:hAnsi="Calibri"/>
+                <w:b/>
+                <w:bCs/>
+              </w:rPr>
+              <w:t xml:space="preserve">10 h 35 à 10 h 45</w:t>
+            </w:r>
+          </w:p>
+        </w:tc>
+        <w:tc>
+          <w:tcPr>
+            <w:tcW w:type="dxa" w:w="1300"/>
+            <w:shd w:fill="F4F5F7" w:color="auto" w:val="clear"/>
+            <w:tcMar>
+              <w:top w:type="dxa" w:w="100"/>
+              <w:left w:type="dxa" w:w="140"/>
+              <w:bottom w:type="dxa" w:w="100"/>
+              <w:right w:type="dxa" w:w="140"/>
+            </w:tcMar>
+            <w:vAlign w:val="top"/>
+          </w:tcPr>
+          <w:p>
+            <w:pPr>
+              <w:spacing w:after="40" w:line="264"/>
+            </w:pPr>
+            <w:r>
+              <w:rPr>
+                <w:rFonts w:ascii="Calibri" w:cs="Calibri" w:eastAsia="Calibri" w:hAnsi="Calibri"/>
+              </w:rPr>
+              <w:t xml:space="preserve">Pause</w:t>
+            </w:r>
+          </w:p>
+        </w:tc>
+        <w:tc>
+          <w:tcPr>
+            <w:tcW w:type="dxa" w:w="6560"/>
+            <w:gridSpan w:val="2"/>
+            <w:shd w:fill="FFFFFF" w:color="auto" w:val="clear"/>
+            <w:tcMar>
+              <w:top w:type="dxa" w:w="100"/>
+              <w:left w:type="dxa" w:w="140"/>
+              <w:bottom w:type="dxa" w:w="100"/>
+              <w:right w:type="dxa" w:w="140"/>
+            </w:tcMar>
+            <w:vAlign w:val="top"/>
+          </w:tcPr>
+          <w:p>
+            <w:pPr>
+              <w:spacing w:after="40" w:line="264"/>
+            </w:pPr>
+            <w:r>
+              <w:rPr>
+                <w:rFonts w:ascii="Calibri" w:cs="Calibri" w:eastAsia="Calibri" w:hAnsi="Calibri"/>
+              </w:rPr>
+              <w:t xml:space="preserve">Pause de 10 minutes. Les sous-groupes changent de place.</w:t>
+            </w:r>
+          </w:p>
+        </w:tc>
+      </w:tr>
+      <w:tr>
+        <w:trPr>
+          <w:cantSplit/>
+        </w:trPr>
+        <w:tc>
+          <w:tcPr>
+            <w:tcW w:type="dxa" w:w="1500"/>
+            <w:shd w:fill="F4F5F7" w:color="auto" w:val="clear"/>
+            <w:tcMar>
+              <w:top w:type="dxa" w:w="100"/>
+              <w:left w:type="dxa" w:w="140"/>
+              <w:bottom w:type="dxa" w:w="100"/>
+              <w:right w:type="dxa" w:w="140"/>
+            </w:tcMar>
+            <w:vAlign w:val="top"/>
+          </w:tcPr>
+          <w:p>
+            <w:pPr>
+              <w:spacing w:after="40" w:line="264"/>
+            </w:pPr>
+            <w:r>
+              <w:rPr>
+                <w:rFonts w:ascii="Calibri" w:cs="Calibri" w:eastAsia="Calibri" w:hAnsi="Calibri"/>
+                <w:b/>
+                <w:bCs/>
+              </w:rPr>
+              <w:t xml:space="preserve">10 h 45 à 11 h 45</w:t>
+            </w:r>
+          </w:p>
+        </w:tc>
+        <w:tc>
+          <w:tcPr>
+            <w:tcW w:type="dxa" w:w="1300"/>
+            <w:shd w:fill="F4F5F7" w:color="auto" w:val="clear"/>
+            <w:tcMar>
+              <w:top w:type="dxa" w:w="100"/>
+              <w:left w:type="dxa" w:w="140"/>
+              <w:bottom w:type="dxa" w:w="100"/>
+              <w:right w:type="dxa" w:w="140"/>
+            </w:tcMar>
+            <w:vAlign w:val="top"/>
+          </w:tcPr>
+          <w:p>
+            <w:pPr>
+              <w:spacing w:after="40" w:line="264"/>
+            </w:pPr>
+            <w:r>
+              <w:rPr>
+                <w:rFonts w:ascii="Calibri" w:cs="Calibri" w:eastAsia="Calibri" w:hAnsi="Calibri"/>
+                <w:b/>
+                <w:bCs/>
+              </w:rPr>
+              <w:t xml:space="preserve">Période 3</w:t>
+            </w:r>
+          </w:p>
+        </w:tc>
+        <w:tc>
+          <w:tcPr>
+            <w:tcW w:type="dxa" w:w="3280"/>
+            <w:shd w:fill="EAF4E4" w:color="auto" w:val="clear"/>
+            <w:tcMar>
+              <w:top w:type="dxa" w:w="100"/>
+              <w:left w:type="dxa" w:w="140"/>
+              <w:bottom w:type="dxa" w:w="100"/>
+              <w:right w:type="dxa" w:w="140"/>
+            </w:tcMar>
+            <w:vAlign w:val="top"/>
+          </w:tcPr>
+          <w:p>
+            <w:pPr>
+              <w:spacing w:after="40" w:line="264"/>
+            </w:pPr>
+            <w:r>
+              <w:rPr>
+                <w:rFonts w:ascii="Calibri" w:cs="Calibri" w:eastAsia="Calibri" w:hAnsi="Calibri"/>
+                <w:b/>
+                <w:bCs/>
+              </w:rPr>
+              <w:t xml:space="preserve">Atelier exploratoire</w:t>
+            </w:r>
+            <w:r>
+              <w:rPr>
+                <w:rFonts w:ascii="Calibri" w:cs="Calibri" w:eastAsia="Calibri" w:hAnsi="Calibri"/>
+              </w:rPr>
+              <w:t xml:space="preserve"> avec fiche de tâche et équipe de leaders</w:t>
+            </w:r>
+          </w:p>
+        </w:tc>
+        <w:tc>
+          <w:tcPr>
+            <w:tcW w:type="dxa" w:w="3280"/>
+            <w:shd w:fill="E8F0FB" w:color="auto" w:val="clear"/>
+            <w:tcMar>
+              <w:top w:type="dxa" w:w="100"/>
+              <w:left w:type="dxa" w:w="140"/>
+              <w:bottom w:type="dxa" w:w="100"/>
+              <w:right w:type="dxa" w:w="140"/>
+            </w:tcMar>
+            <w:vAlign w:val="top"/>
+          </w:tcPr>
+          <w:p>
+            <w:pPr>
+              <w:spacing w:after="40" w:line="264"/>
+            </w:pPr>
+            <w:r>
+              <w:rPr>
+                <w:rFonts w:ascii="Calibri" w:cs="Calibri" w:eastAsia="Calibri" w:hAnsi="Calibri"/>
+                <w:b/>
+                <w:bCs/>
+              </w:rPr>
+              <w:t xml:space="preserve">Z101</w:t>
+            </w:r>
+            <w:r>
+              <w:rPr>
+                <w:rFonts w:ascii="Calibri" w:cs="Calibri" w:eastAsia="Calibri" w:hAnsi="Calibri"/>
+              </w:rPr>
+              <w:t xml:space="preserve"> avec Mme Lisa</w:t>
+            </w:r>
+          </w:p>
+        </w:tc>
+      </w:tr>
+    </w:tbl>
+    <w:p>
+      <w:pPr>
+        <w:spacing w:after="140"/>
+      </w:pPr>
+    </w:p>
+    <w:tbl>
+      <w:tblPr>
+        <w:tblW w:type="dxa" w:w="9360"/>
+        <w:tblBorders>
+          <w:top w:val="single" w:color="CFD4DC" w:sz="4"/>
+          <w:left w:val="single" w:color="CFD4DC" w:sz="4"/>
+          <w:bottom w:val="single" w:color="CFD4DC" w:sz="4"/>
+          <w:right w:val="single" w:color="CFD4DC" w:sz="4"/>
+          <w:insideH w:val="single" w:color="CFD4DC" w:sz="4"/>
+          <w:insideV w:val="single" w:color="CFD4DC" w:sz="4"/>
+        </w:tblBorders>
+        <w:tblLayout w:type="fixed"/>
+      </w:tblPr>
+      <w:tblGrid>
+        <w:gridCol w:w="3120"/>
+        <w:gridCol w:w="3120"/>
+        <w:gridCol w:w="3120"/>
+      </w:tblGrid>
+      <w:tr>
+        <w:trPr>
+          <w:tblHeader/>
+        </w:trPr>
+        <w:tc>
+          <w:tcPr>
+            <w:tcW w:type="dxa" w:w="3120"/>
+            <w:shd w:fill="1D3557" w:color="auto" w:val="clear"/>
+            <w:tcMar>
+              <w:top w:type="dxa" w:w="100"/>
+              <w:left w:type="dxa" w:w="140"/>
+              <w:bottom w:type="dxa" w:w="100"/>
+              <w:right w:type="dxa" w:w="140"/>
+            </w:tcMar>
+            <w:vAlign w:val="top"/>
+          </w:tcPr>
+          <w:p>
+            <w:pPr>
+              <w:spacing w:after="0"/>
+            </w:pPr>
+            <w:r>
+              <w:rPr>
+                <w:rFonts w:ascii="Calibri" w:cs="Calibri" w:eastAsia="Calibri" w:hAnsi="Calibri"/>
+                <w:b/>
+                <w:bCs/>
+                <w:color w:val="FFFFFF"/>
+                <w:sz w:val="20"/>
+                <w:szCs w:val="20"/>
+              </w:rPr>
+              <w:t xml:space="preserve"/>
+            </w:r>
+          </w:p>
+        </w:tc>
+        <w:tc>
+          <w:tcPr>
+            <w:tcW w:type="dxa" w:w="3120"/>
+            <w:shd w:fill="1D3557" w:color="auto" w:val="clear"/>
+            <w:tcMar>
+              <w:top w:type="dxa" w:w="100"/>
+              <w:left w:type="dxa" w:w="140"/>
+              <w:bottom w:type="dxa" w:w="100"/>
+              <w:right w:type="dxa" w:w="140"/>
+            </w:tcMar>
+            <w:vAlign w:val="top"/>
+          </w:tcPr>
+          <w:p>
+            <w:pPr>
+              <w:spacing w:after="0"/>
+            </w:pPr>
+            <w:r>
+              <w:rPr>
+                <w:rFonts w:ascii="Calibri" w:cs="Calibri" w:eastAsia="Calibri" w:hAnsi="Calibri"/>
+                <w:b/>
+                <w:bCs/>
+                <w:color w:val="FFFFFF"/>
+                <w:sz w:val="20"/>
+                <w:szCs w:val="20"/>
+              </w:rPr>
+              <w:t xml:space="preserve">Temps en Z101</w:t>
+            </w:r>
+          </w:p>
+        </w:tc>
+        <w:tc>
+          <w:tcPr>
+            <w:tcW w:type="dxa" w:w="3120"/>
+            <w:shd w:fill="1D3557" w:color="auto" w:val="clear"/>
+            <w:tcMar>
+              <w:top w:type="dxa" w:w="100"/>
+              <w:left w:type="dxa" w:w="140"/>
+              <w:bottom w:type="dxa" w:w="100"/>
+              <w:right w:type="dxa" w:w="140"/>
+            </w:tcMar>
+            <w:vAlign w:val="top"/>
+          </w:tcPr>
+          <w:p>
+            <w:pPr>
+              <w:spacing w:after="0"/>
+            </w:pPr>
+            <w:r>
+              <w:rPr>
+                <w:rFonts w:ascii="Calibri" w:cs="Calibri" w:eastAsia="Calibri" w:hAnsi="Calibri"/>
+                <w:b/>
+                <w:bCs/>
+                <w:color w:val="FFFFFF"/>
+                <w:sz w:val="20"/>
+                <w:szCs w:val="20"/>
+              </w:rPr>
+              <w:t xml:space="preserve">Temps en atelier exploratoire</w:t>
+            </w:r>
+          </w:p>
+        </w:tc>
+      </w:tr>
+      <w:tr>
+        <w:trPr>
+          <w:cantSplit/>
+        </w:trPr>
+        <w:tc>
+          <w:tcPr>
+            <w:tcW w:type="dxa" w:w="3120"/>
+            <w:shd w:fill="F4F5F7" w:color="auto" w:val="clear"/>
+            <w:tcMar>
+              <w:top w:type="dxa" w:w="100"/>
+              <w:left w:type="dxa" w:w="140"/>
+              <w:bottom w:type="dxa" w:w="100"/>
+              <w:right w:type="dxa" w:w="140"/>
+            </w:tcMar>
+            <w:vAlign w:val="top"/>
+          </w:tcPr>
+          <w:p>
+            <w:pPr>
+              <w:spacing w:after="40" w:line="264"/>
+            </w:pPr>
+            <w:r>
+              <w:rPr>
+                <w:rFonts w:ascii="Calibri" w:cs="Calibri" w:eastAsia="Calibri" w:hAnsi="Calibri"/>
+                <w:b/>
+                <w:bCs/>
+              </w:rPr>
+              <w:t xml:space="preserve">Sous-groupe 1 : PPS pur</w:t>
+            </w:r>
+          </w:p>
+        </w:tc>
+        <w:tc>
+          <w:tcPr>
+            <w:tcW w:type="dxa" w:w="3120"/>
+            <w:tcMar>
+              <w:top w:type="dxa" w:w="100"/>
+              <w:left w:type="dxa" w:w="140"/>
+              <w:bottom w:type="dxa" w:w="100"/>
+              <w:right w:type="dxa" w:w="140"/>
+            </w:tcMar>
+            <w:vAlign w:val="top"/>
+          </w:tcPr>
+          <w:p>
+            <w:pPr>
+              <w:spacing w:after="40" w:line="264"/>
+            </w:pPr>
+            <w:r>
+              <w:rPr>
+                <w:rFonts w:ascii="Calibri" w:cs="Calibri" w:eastAsia="Calibri" w:hAnsi="Calibri"/>
+                <w:b/>
+                <w:bCs/>
+              </w:rPr>
+              <w:t xml:space="preserve">1 h 25</w:t>
+            </w:r>
+            <w:r>
+              <w:rPr>
+                <w:rFonts w:ascii="Calibri" w:cs="Calibri" w:eastAsia="Calibri" w:hAnsi="Calibri"/>
+              </w:rPr>
+              <w:t xml:space="preserve"> (9 h 00 à 10 h 35)</w:t>
+            </w:r>
+          </w:p>
+        </w:tc>
+        <w:tc>
+          <w:tcPr>
+            <w:tcW w:type="dxa" w:w="3120"/>
+            <w:tcMar>
+              <w:top w:type="dxa" w:w="100"/>
+              <w:left w:type="dxa" w:w="140"/>
+              <w:bottom w:type="dxa" w:w="100"/>
+              <w:right w:type="dxa" w:w="140"/>
+            </w:tcMar>
+            <w:vAlign w:val="top"/>
+          </w:tcPr>
+          <w:p>
+            <w:pPr>
+              <w:spacing w:after="40" w:line="264"/>
+            </w:pPr>
+            <w:r>
+              <w:rPr>
+                <w:rFonts w:ascii="Calibri" w:cs="Calibri" w:eastAsia="Calibri" w:hAnsi="Calibri"/>
+              </w:rPr>
+              <w:t xml:space="preserve">1 h (10 h 45 à 11 h 45)</w:t>
+            </w:r>
+          </w:p>
+        </w:tc>
+      </w:tr>
+      <w:tr>
+        <w:trPr>
+          <w:cantSplit/>
+        </w:trPr>
+        <w:tc>
+          <w:tcPr>
+            <w:tcW w:type="dxa" w:w="3120"/>
+            <w:shd w:fill="F4F5F7" w:color="auto" w:val="clear"/>
+            <w:tcMar>
+              <w:top w:type="dxa" w:w="100"/>
+              <w:left w:type="dxa" w:w="140"/>
+              <w:bottom w:type="dxa" w:w="100"/>
+              <w:right w:type="dxa" w:w="140"/>
+            </w:tcMar>
+            <w:vAlign w:val="top"/>
+          </w:tcPr>
+          <w:p>
+            <w:pPr>
+              <w:spacing w:after="40" w:line="264"/>
+            </w:pPr>
+            <w:r>
+              <w:rPr>
+                <w:rFonts w:ascii="Calibri" w:cs="Calibri" w:eastAsia="Calibri" w:hAnsi="Calibri"/>
+                <w:b/>
+                <w:bCs/>
+              </w:rPr>
+              <w:t xml:space="preserve">Sous-groupe 2</w:t>
+            </w:r>
+          </w:p>
+        </w:tc>
+        <w:tc>
+          <w:tcPr>
+            <w:tcW w:type="dxa" w:w="3120"/>
+            <w:tcMar>
+              <w:top w:type="dxa" w:w="100"/>
+              <w:left w:type="dxa" w:w="140"/>
+              <w:bottom w:type="dxa" w:w="100"/>
+              <w:right w:type="dxa" w:w="140"/>
+            </w:tcMar>
+            <w:vAlign w:val="top"/>
+          </w:tcPr>
+          <w:p>
+            <w:pPr>
+              <w:spacing w:after="40" w:line="264"/>
+            </w:pPr>
+            <w:r>
+              <w:rPr>
+                <w:rFonts w:ascii="Calibri" w:cs="Calibri" w:eastAsia="Calibri" w:hAnsi="Calibri"/>
+              </w:rPr>
+              <w:t xml:space="preserve">1 h (10 h 45 à 11 h 45)</w:t>
+            </w:r>
+          </w:p>
+        </w:tc>
+        <w:tc>
+          <w:tcPr>
+            <w:tcW w:type="dxa" w:w="3120"/>
+            <w:tcMar>
+              <w:top w:type="dxa" w:w="100"/>
+              <w:left w:type="dxa" w:w="140"/>
+              <w:bottom w:type="dxa" w:w="100"/>
+              <w:right w:type="dxa" w:w="140"/>
+            </w:tcMar>
+            <w:vAlign w:val="top"/>
+          </w:tcPr>
+          <w:p>
+            <w:pPr>
+              <w:spacing w:after="40" w:line="264"/>
+            </w:pPr>
+            <w:r>
+              <w:rPr>
+                <w:rFonts w:ascii="Calibri" w:cs="Calibri" w:eastAsia="Calibri" w:hAnsi="Calibri"/>
+                <w:b/>
+                <w:bCs/>
+              </w:rPr>
+              <w:t xml:space="preserve">1 h 25</w:t>
+            </w:r>
+            <w:r>
+              <w:rPr>
+                <w:rFonts w:ascii="Calibri" w:cs="Calibri" w:eastAsia="Calibri" w:hAnsi="Calibri"/>
+              </w:rPr>
+              <w:t xml:space="preserve"> (9 h 00 à 10 h 35)</w:t>
+            </w:r>
+          </w:p>
+        </w:tc>
+      </w:tr>
+    </w:tbl>
+    <w:p>
+      <w:pPr>
         <w:pStyle w:val="Heading2"/>
         <w:keepNext/>
         <w:spacing w:after="80" w:before="200"/>
@@ -1541,7 +2697,7 @@
         <w:rPr>
           <w:rFonts w:ascii="Calibri" w:cs="Calibri" w:eastAsia="Calibri" w:hAnsi="Calibri"/>
         </w:rPr>
-        <w:t xml:space="preserve">Périodes 1 et 2 : installer et consolider l'autonomie</w:t>
+        <w:t xml:space="preserve">Qui fait quoi pendant la matinée (étapes 1 et 2)</w:t>
       </w:r>
     </w:p>
     <w:tbl>
@@ -1621,7 +2777,7 @@
                 <w:sz w:val="20"/>
                 <w:szCs w:val="20"/>
               </w:rPr>
-              <w:t xml:space="preserve">Les élèves</w:t>
+              <w:t xml:space="preserve">L'enseignante (Mme Lisa)</w:t>
             </w:r>
           </w:p>
         </w:tc>
@@ -1650,7 +2806,7 @@
                 <w:sz w:val="20"/>
                 <w:szCs w:val="20"/>
               </w:rPr>
-              <w:t xml:space="preserve">L'enseignante</w:t>
+              <w:t xml:space="preserve">La TES</w:t>
             </w:r>
           </w:p>
         </w:tc>
@@ -1679,7 +2835,7 @@
                 <w:sz w:val="20"/>
                 <w:szCs w:val="20"/>
               </w:rPr>
-              <w:t xml:space="preserve">La TES</w:t>
+              <w:t xml:space="preserve">Les leaders</w:t>
             </w:r>
           </w:p>
         </w:tc>
@@ -1711,7 +2867,7 @@
                 <w:bCs/>
                 <w:color w:val="1D3557"/>
               </w:rPr>
-              <w:t xml:space="preserve">8 h 30</w:t>
+              <w:t xml:space="preserve">8 h 25</w:t>
             </w:r>
           </w:p>
           <w:p>
@@ -1725,7 +2881,7 @@
                 <w:sz w:val="19"/>
                 <w:szCs w:val="19"/>
               </w:rPr>
-              <w:t xml:space="preserve">Accueil et briefing</w:t>
+              <w:t xml:space="preserve">Accueil</w:t>
             </w:r>
           </w:p>
         </w:tc>
@@ -1749,7 +2905,7 @@
               <w:rPr>
                 <w:rFonts w:ascii="Calibri" w:cs="Calibri" w:eastAsia="Calibri" w:hAnsi="Calibri"/>
               </w:rPr>
-              <w:t xml:space="preserve">Météo d'équipe. Chacun inscrit sa tâche au registre d'autonomie. Le leader du jour reçoit son rôle.</w:t>
+              <w:t xml:space="preserve">Présente le menu du matin et les objectifs du jour.</w:t>
             </w:r>
           </w:p>
         </w:tc>
@@ -1773,7 +2929,7 @@
               <w:rPr>
                 <w:rFonts w:ascii="Calibri" w:cs="Calibri" w:eastAsia="Calibri" w:hAnsi="Calibri"/>
               </w:rPr>
-              <w:t xml:space="preserve">Présente les objectifs du jour et les ateliers. Forme les sous-groupes A et B.</w:t>
+              <w:t xml:space="preserve">Accueille les élèves un à un. Repère les signes d'anxiété et prévient les difficultés.</w:t>
             </w:r>
           </w:p>
         </w:tc>
@@ -1797,7 +2953,7 @@
               <w:rPr>
                 <w:rFonts w:ascii="Calibri" w:cs="Calibri" w:eastAsia="Calibri" w:hAnsi="Calibri"/>
               </w:rPr>
-              <w:t xml:space="preserve">Accueille les élèves un à un. Repère les signes d'anxiété et prévient les difficultés.</w:t>
+              <w:t xml:space="preserve">Reçoivent leur rôle et leur atelier. Chaque élève inscrit sa tâche au registre d'autonomie.</w:t>
             </w:r>
           </w:p>
         </w:tc>
@@ -1829,7 +2985,7 @@
                 <w:bCs/>
                 <w:color w:val="1D3557"/>
               </w:rPr>
-              <w:t xml:space="preserve">9 h 00</w:t>
+              <w:t xml:space="preserve">9 h 00 à 10 h 35</w:t>
             </w:r>
           </w:p>
           <w:p>
@@ -1843,7 +2999,7 @@
                 <w:sz w:val="19"/>
                 <w:szCs w:val="19"/>
               </w:rPr>
-              <w:t xml:space="preserve">Bloc 1</w:t>
+              <w:t xml:space="preserve">Périodes 1 et 2</w:t>
             </w:r>
           </w:p>
         </w:tc>
@@ -1865,35 +3021,22 @@
             <w:r>
               <w:rPr>
                 <w:rFonts w:ascii="Calibri" w:cs="Calibri" w:eastAsia="Calibri" w:hAnsi="Calibri"/>
-                <w:b/>
-                <w:bCs/>
-              </w:rPr>
-              <w:t xml:space="preserve">A :</w:t>
-            </w:r>
-            <w:r>
-              <w:rPr>
-                <w:rFonts w:ascii="Calibri" w:cs="Calibri" w:eastAsia="Calibri" w:hAnsi="Calibri"/>
-              </w:rPr>
-              <w:t xml:space="preserve"> enseignement direct.</w:t>
-            </w:r>
-          </w:p>
-          <w:p>
-            <w:pPr>
-              <w:spacing w:after="40" w:line="264"/>
-            </w:pPr>
-            <w:r>
-              <w:rPr>
-                <w:rFonts w:ascii="Calibri" w:cs="Calibri" w:eastAsia="Calibri" w:hAnsi="Calibri"/>
-                <w:b/>
-                <w:bCs/>
-              </w:rPr>
-              <w:t xml:space="preserve">B :</w:t>
-            </w:r>
-            <w:r>
-              <w:rPr>
-                <w:rFonts w:ascii="Calibri" w:cs="Calibri" w:eastAsia="Calibri" w:hAnsi="Calibri"/>
-              </w:rPr>
-              <w:t xml:space="preserve"> ateliers autonomes (cuisine, grenier, chariots TEACCH) avec fiche de tâche et leader.</w:t>
+              </w:rPr>
+              <w:t xml:space="preserve">Enseigne le Z101 au sous-groupe PPS pur. </w:t>
+            </w:r>
+            <w:r>
+              <w:rPr>
+                <w:rFonts w:ascii="Calibri" w:cs="Calibri" w:eastAsia="Calibri" w:hAnsi="Calibri"/>
+                <w:b/>
+                <w:bCs/>
+              </w:rPr>
+              <w:t xml:space="preserve">Circule</w:t>
+            </w:r>
+            <w:r>
+              <w:rPr>
+                <w:rFonts w:ascii="Calibri" w:cs="Calibri" w:eastAsia="Calibri" w:hAnsi="Calibri"/>
+              </w:rPr>
+              <w:t xml:space="preserve"> aussi vers les ateliers pour s'assurer de leur bon fonctionnement. En atelier, on applique « 3 avant l'enseignante ».</w:t>
             </w:r>
           </w:p>
         </w:tc>
@@ -1916,7 +3059,7 @@
               <w:rPr>
                 <w:rFonts w:ascii="Calibri" w:cs="Calibri" w:eastAsia="Calibri" w:hAnsi="Calibri"/>
               </w:rPr>
-              <w:t xml:space="preserve">Enseigne le Z101 au sous-groupe A. N'est pas interrompue : le sous-groupe B applique « 3 avant l'enseignante ».</w:t>
+              <w:t xml:space="preserve">Accompagne le sous-groupe 2 en atelier exploratoire : soutient discrètement les leaders, aide à régler les blocages, offre des pauses de régulation.</w:t>
             </w:r>
           </w:p>
         </w:tc>
@@ -1939,7 +3082,7 @@
               <w:rPr>
                 <w:rFonts w:ascii="Calibri" w:cs="Calibri" w:eastAsia="Calibri" w:hAnsi="Calibri"/>
               </w:rPr>
-              <w:t xml:space="preserve">Accompagne le sous-groupe B en atelier : soutient le leader, aide à régler les blocages, offre des pauses de régulation.</w:t>
+              <w:t xml:space="preserve">Lisent la fiche à voix haute, distribuent les rôles, gèrent le temps, donnent la parole à chacun.</w:t>
             </w:r>
           </w:p>
         </w:tc>
@@ -1971,7 +3114,7 @@
                 <w:bCs/>
                 <w:color w:val="1D3557"/>
               </w:rPr>
-              <w:t xml:space="preserve">10 h 05</w:t>
+              <w:t xml:space="preserve">10 h 35</w:t>
             </w:r>
           </w:p>
           <w:p>
@@ -1985,7 +3128,7 @@
                 <w:sz w:val="19"/>
                 <w:szCs w:val="19"/>
               </w:rPr>
-              <w:t xml:space="preserve">Transition</w:t>
+              <w:t xml:space="preserve">Pause et changement</w:t>
             </w:r>
           </w:p>
         </w:tc>
@@ -2009,7 +3152,7 @@
               <w:rPr>
                 <w:rFonts w:ascii="Calibri" w:cs="Calibri" w:eastAsia="Calibri" w:hAnsi="Calibri"/>
               </w:rPr>
-              <w:t xml:space="preserve">Le leader fait valider la fiche et ranger le poste. Les sous-groupes changent de place.</w:t>
+              <w:t xml:space="preserve">Accueille le sous-groupe 2.</w:t>
             </w:r>
           </w:p>
         </w:tc>
@@ -2033,7 +3176,7 @@
               <w:rPr>
                 <w:rFonts w:ascii="Calibri" w:cs="Calibri" w:eastAsia="Calibri" w:hAnsi="Calibri"/>
               </w:rPr>
-              <w:t xml:space="preserve">Termine le bloc et accueille le sous-groupe B.</w:t>
+              <w:t xml:space="preserve">Encadre le changement de place pour qu'il se fasse calmement.</w:t>
             </w:r>
           </w:p>
         </w:tc>
@@ -2057,7 +3200,7 @@
               <w:rPr>
                 <w:rFonts w:ascii="Calibri" w:cs="Calibri" w:eastAsia="Calibri" w:hAnsi="Calibri"/>
               </w:rPr>
-              <w:t xml:space="preserve">Encadre le changement de place pour qu'il se fasse calmement et rapidement.</w:t>
+              <w:t xml:space="preserve">Passent en revue les critères de réussite et font ranger le poste.</w:t>
             </w:r>
           </w:p>
         </w:tc>
@@ -2089,7 +3232,7 @@
                 <w:bCs/>
                 <w:color w:val="1D3557"/>
               </w:rPr>
-              <w:t xml:space="preserve">10 h 10</w:t>
+              <w:t xml:space="preserve">10 h 45 à 11 h 45</w:t>
             </w:r>
           </w:p>
           <w:p>
@@ -2103,7 +3246,7 @@
                 <w:sz w:val="19"/>
                 <w:szCs w:val="19"/>
               </w:rPr>
-              <w:t xml:space="preserve">Bloc 2</w:t>
+              <w:t xml:space="preserve">Période 3</w:t>
             </w:r>
           </w:p>
         </w:tc>
@@ -2125,35 +3268,22 @@
             <w:r>
               <w:rPr>
                 <w:rFonts w:ascii="Calibri" w:cs="Calibri" w:eastAsia="Calibri" w:hAnsi="Calibri"/>
-                <w:b/>
-                <w:bCs/>
-              </w:rPr>
-              <w:t xml:space="preserve">B :</w:t>
-            </w:r>
-            <w:r>
-              <w:rPr>
-                <w:rFonts w:ascii="Calibri" w:cs="Calibri" w:eastAsia="Calibri" w:hAnsi="Calibri"/>
-              </w:rPr>
-              <w:t xml:space="preserve"> enseignement direct.</w:t>
-            </w:r>
-          </w:p>
-          <w:p>
-            <w:pPr>
-              <w:spacing w:after="40" w:line="264"/>
-            </w:pPr>
-            <w:r>
-              <w:rPr>
-                <w:rFonts w:ascii="Calibri" w:cs="Calibri" w:eastAsia="Calibri" w:hAnsi="Calibri"/>
-                <w:b/>
-                <w:bCs/>
-              </w:rPr>
-              <w:t xml:space="preserve">A :</w:t>
-            </w:r>
-            <w:r>
-              <w:rPr>
-                <w:rFonts w:ascii="Calibri" w:cs="Calibri" w:eastAsia="Calibri" w:hAnsi="Calibri"/>
-              </w:rPr>
-              <w:t xml:space="preserve"> ateliers autonomes avec un nouveau leader.</w:t>
+              </w:rPr>
+              <w:t xml:space="preserve">Enseigne le Z101 au sous-groupe 2. </w:t>
+            </w:r>
+            <w:r>
+              <w:rPr>
+                <w:rFonts w:ascii="Calibri" w:cs="Calibri" w:eastAsia="Calibri" w:hAnsi="Calibri"/>
+                <w:b/>
+                <w:bCs/>
+              </w:rPr>
+              <w:t xml:space="preserve">Circule</w:t>
+            </w:r>
+            <w:r>
+              <w:rPr>
+                <w:rFonts w:ascii="Calibri" w:cs="Calibri" w:eastAsia="Calibri" w:hAnsi="Calibri"/>
+              </w:rPr>
+              <w:t xml:space="preserve"> vers les ateliers. Valide le registre d'autonomie.</w:t>
             </w:r>
           </w:p>
         </w:tc>
@@ -2176,7 +3306,7 @@
               <w:rPr>
                 <w:rFonts w:ascii="Calibri" w:cs="Calibri" w:eastAsia="Calibri" w:hAnsi="Calibri"/>
               </w:rPr>
-              <w:t xml:space="preserve">Enseigne le Z101 au sous-groupe B.</w:t>
+              <w:t xml:space="preserve">Accompagne le sous-groupe PPS pur en atelier exploratoire, comme aux périodes 1 et 2.</w:t>
             </w:r>
           </w:p>
         </w:tc>
@@ -2199,146 +3329,12 @@
               <w:rPr>
                 <w:rFonts w:ascii="Calibri" w:cs="Calibri" w:eastAsia="Calibri" w:hAnsi="Calibri"/>
               </w:rPr>
-              <w:t xml:space="preserve">Accompagne le sous-groupe A en atelier, comme au bloc 1.</w:t>
-            </w:r>
-          </w:p>
-        </w:tc>
-      </w:tr>
-      <w:tr>
-        <w:trPr>
-          <w:cantSplit/>
-        </w:trPr>
-        <w:tc>
-          <w:tcPr>
-            <w:tcW w:type="dxa" w:w="1560"/>
-            <w:shd w:fill="F4F5F7" w:color="auto" w:val="clear"/>
-            <w:tcMar>
-              <w:top w:type="dxa" w:w="100"/>
-              <w:left w:type="dxa" w:w="140"/>
-              <w:bottom w:type="dxa" w:w="100"/>
-              <w:right w:type="dxa" w:w="140"/>
-            </w:tcMar>
-            <w:vAlign w:val="top"/>
-          </w:tcPr>
-          <w:p>
-            <w:pPr>
-              <w:spacing w:after="0"/>
-            </w:pPr>
-            <w:r>
-              <w:rPr>
-                <w:rFonts w:ascii="Calibri" w:cs="Calibri" w:eastAsia="Calibri" w:hAnsi="Calibri"/>
-                <w:b/>
-                <w:bCs/>
-                <w:color w:val="1D3557"/>
-              </w:rPr>
-              <w:t xml:space="preserve">11 h 15</w:t>
-            </w:r>
-          </w:p>
-          <w:p>
-            <w:pPr>
-              <w:spacing w:after="0"/>
-            </w:pPr>
-            <w:r>
-              <w:rPr>
-                <w:rFonts w:ascii="Calibri" w:cs="Calibri" w:eastAsia="Calibri" w:hAnsi="Calibri"/>
-                <w:color w:val="5A6070"/>
-                <w:sz w:val="19"/>
-                <w:szCs w:val="19"/>
-              </w:rPr>
-              <w:t xml:space="preserve">Retour et rangement</w:t>
-            </w:r>
-          </w:p>
-        </w:tc>
-        <w:tc>
-          <w:tcPr>
-            <w:tcW w:type="dxa" w:w="2600"/>
-            <w:shd w:fill="FDF6DD" w:color="auto" w:val="clear"/>
-            <w:tcMar>
-              <w:top w:type="dxa" w:w="100"/>
-              <w:left w:type="dxa" w:w="140"/>
-              <w:bottom w:type="dxa" w:w="100"/>
-              <w:right w:type="dxa" w:w="140"/>
-            </w:tcMar>
-            <w:vAlign w:val="top"/>
-          </w:tcPr>
-          <w:p>
-            <w:pPr>
-              <w:spacing w:after="40" w:line="264"/>
-            </w:pPr>
-            <w:r>
-              <w:rPr>
-                <w:rFonts w:ascii="Calibri" w:cs="Calibri" w:eastAsia="Calibri" w:hAnsi="Calibri"/>
-              </w:rPr>
-              <w:t xml:space="preserve">Retour sur ce qui a été appris et sur le travail d'équipe. Rangement collaboratif.</w:t>
-            </w:r>
-          </w:p>
-        </w:tc>
-        <w:tc>
-          <w:tcPr>
-            <w:tcW w:type="dxa" w:w="2600"/>
-            <w:shd w:fill="FDF6DD" w:color="auto" w:val="clear"/>
-            <w:tcMar>
-              <w:top w:type="dxa" w:w="100"/>
-              <w:left w:type="dxa" w:w="140"/>
-              <w:bottom w:type="dxa" w:w="100"/>
-              <w:right w:type="dxa" w:w="140"/>
-            </w:tcMar>
-            <w:vAlign w:val="top"/>
-          </w:tcPr>
-          <w:p>
-            <w:pPr>
-              <w:spacing w:after="40" w:line="264"/>
-            </w:pPr>
-            <w:r>
-              <w:rPr>
-                <w:rFonts w:ascii="Calibri" w:cs="Calibri" w:eastAsia="Calibri" w:hAnsi="Calibri"/>
-              </w:rPr>
-              <w:t xml:space="preserve">Valide le registre d'autonomie et note les progrès.</w:t>
-            </w:r>
-          </w:p>
-        </w:tc>
-        <w:tc>
-          <w:tcPr>
-            <w:tcW w:type="dxa" w:w="2600"/>
-            <w:shd w:fill="FDF6DD" w:color="auto" w:val="clear"/>
-            <w:tcMar>
-              <w:top w:type="dxa" w:w="100"/>
-              <w:left w:type="dxa" w:w="140"/>
-              <w:bottom w:type="dxa" w:w="100"/>
-              <w:right w:type="dxa" w:w="140"/>
-            </w:tcMar>
-            <w:vAlign w:val="top"/>
-          </w:tcPr>
-          <w:p>
-            <w:pPr>
-              <w:spacing w:after="40" w:line="264"/>
-            </w:pPr>
-            <w:r>
-              <w:rPr>
-                <w:rFonts w:ascii="Calibri" w:cs="Calibri" w:eastAsia="Calibri" w:hAnsi="Calibri"/>
-              </w:rPr>
-              <w:t xml:space="preserve">Co-anime le retour réflexif : ce qui a aidé, ce qui a bloqué, comment on s'est réglé.</w:t>
+              <w:t xml:space="preserve">Un nouveau leader prend le relais pour le sous-groupe PPS pur.</w:t>
             </w:r>
           </w:p>
         </w:tc>
       </w:tr>
     </w:tbl>
-    <w:p>
-      <w:pPr>
-        <w:spacing w:after="120" w:before="60"/>
-      </w:pPr>
-      <w:r>
-        <w:rPr>
-          <w:rFonts w:ascii="Calibri" w:cs="Calibri" w:eastAsia="Calibri" w:hAnsi="Calibri"/>
-          <w:i/>
-          <w:iCs/>
-          <w:color w:val="5A6070"/>
-          <w:sz w:val="18"/>
-          <w:szCs w:val="18"/>
-        </w:rPr>
-        <w:t xml:space="preserve">Heures indicatives, à ajuster à l'horaire réel du groupe.</w:t>
-      </w:r>
-    </w:p>
     <w:p>
       <w:pPr>
         <w:pStyle w:val="Heading2"/>
@@ -2349,7 +3345,7 @@
         <w:rPr>
           <w:rFonts w:ascii="Calibri" w:cs="Calibri" w:eastAsia="Calibri" w:hAnsi="Calibri"/>
         </w:rPr>
-        <w:t xml:space="preserve">Période 3 : quand l'autonomie est acquise</w:t>
+        <w:t xml:space="preserve">Étape 3 : quand l'autonomie est acquise</w:t>
       </w:r>
     </w:p>
     <w:p>
@@ -2360,7 +3356,7 @@
         <w:rPr>
           <w:rFonts w:ascii="Calibri" w:cs="Calibri" w:eastAsia="Calibri" w:hAnsi="Calibri"/>
         </w:rPr>
-        <w:t xml:space="preserve">Quand les élèves fonctionnent seuls en atelier et que la gestion de classe le permet, les adultes n'ont plus besoin d'accompagner les ateliers. Ils enseignent alors de façon ciblée.</w:t>
+        <w:t xml:space="preserve">L'horaire reste le même. Quand les élèves fonctionnent seuls en atelier et que la gestion de classe le permet, les adultes n'ont plus besoin d'accompagner les ateliers. Ils enseignent alors de façon ciblée.</w:t>
       </w:r>
     </w:p>
     <w:tbl>
@@ -2440,7 +3436,7 @@
                 <w:sz w:val="20"/>
                 <w:szCs w:val="20"/>
               </w:rPr>
-              <w:t xml:space="preserve">Les élèves</w:t>
+              <w:t xml:space="preserve">L'enseignante (Mme Lisa)</w:t>
             </w:r>
           </w:p>
         </w:tc>
@@ -2469,7 +3465,7 @@
                 <w:sz w:val="20"/>
                 <w:szCs w:val="20"/>
               </w:rPr>
-              <w:t xml:space="preserve">L'enseignante</w:t>
+              <w:t xml:space="preserve">La TES</w:t>
             </w:r>
           </w:p>
         </w:tc>
@@ -2498,7 +3494,7 @@
                 <w:sz w:val="20"/>
                 <w:szCs w:val="20"/>
               </w:rPr>
-              <w:t xml:space="preserve">La TES</w:t>
+              <w:t xml:space="preserve">Les leaders</w:t>
             </w:r>
           </w:p>
         </w:tc>
@@ -2530,7 +3526,7 @@
                 <w:bCs/>
                 <w:color w:val="1D3557"/>
               </w:rPr>
-              <w:t xml:space="preserve">8 h 30</w:t>
+              <w:t xml:space="preserve">8 h 25</w:t>
             </w:r>
           </w:p>
           <w:p>
@@ -2544,7 +3540,7 @@
                 <w:sz w:val="19"/>
                 <w:szCs w:val="19"/>
               </w:rPr>
-              <w:t xml:space="preserve">Accueil et briefing</w:t>
+              <w:t xml:space="preserve">Accueil</w:t>
             </w:r>
           </w:p>
         </w:tc>
@@ -2568,7 +3564,7 @@
               <w:rPr>
                 <w:rFonts w:ascii="Calibri" w:cs="Calibri" w:eastAsia="Calibri" w:hAnsi="Calibri"/>
               </w:rPr>
-              <w:t xml:space="preserve">Même routine, animée de plus en plus par les élèves leaders.</w:t>
+              <w:t xml:space="preserve">Annonce qui participe aux sous-groupes de besoins du jour.</w:t>
             </w:r>
           </w:p>
         </w:tc>
@@ -2592,7 +3588,7 @@
               <w:rPr>
                 <w:rFonts w:ascii="Calibri" w:cs="Calibri" w:eastAsia="Calibri" w:hAnsi="Calibri"/>
               </w:rPr>
-              <w:t xml:space="preserve">Annonce qui participe aux sous-groupes de besoins du jour.</w:t>
+              <w:t xml:space="preserve">Annonce qui participe à ses ateliers ciblés du jour.</w:t>
             </w:r>
           </w:p>
         </w:tc>
@@ -2616,7 +3612,7 @@
               <w:rPr>
                 <w:rFonts w:ascii="Calibri" w:cs="Calibri" w:eastAsia="Calibri" w:hAnsi="Calibri"/>
               </w:rPr>
-              <w:t xml:space="preserve">Annonce qui participe à ses ateliers ciblés du jour.</w:t>
+              <w:t xml:space="preserve">Animent une partie de l'accueil, par exemple la météo d'équipe.</w:t>
             </w:r>
           </w:p>
         </w:tc>
@@ -2648,7 +3644,7 @@
                 <w:bCs/>
                 <w:color w:val="1D3557"/>
               </w:rPr>
-              <w:t xml:space="preserve">9 h 00 à 11 h 15</w:t>
+              <w:t xml:space="preserve">9 h 00 à 11 h 45</w:t>
             </w:r>
           </w:p>
           <w:p>
@@ -2662,7 +3658,7 @@
                 <w:sz w:val="19"/>
                 <w:szCs w:val="19"/>
               </w:rPr>
-              <w:t xml:space="preserve">Blocs de travail</w:t>
+              <w:t xml:space="preserve">Périodes 1, 2 et 3</w:t>
             </w:r>
           </w:p>
         </w:tc>
@@ -2685,7 +3681,21 @@
               <w:rPr>
                 <w:rFonts w:ascii="Calibri" w:cs="Calibri" w:eastAsia="Calibri" w:hAnsi="Calibri"/>
               </w:rPr>
-              <w:t xml:space="preserve">La majorité travaille en ateliers autonomes. Quelques élèves rejoignent l'enseignante ou la TES selon leurs besoins.</w:t>
+              <w:t xml:space="preserve">Garde le même horaire de Z101 et </w:t>
+            </w:r>
+            <w:r>
+              <w:rPr>
+                <w:rFonts w:ascii="Calibri" w:cs="Calibri" w:eastAsia="Calibri" w:hAnsi="Calibri"/>
+                <w:b/>
+                <w:bCs/>
+              </w:rPr>
+              <w:t xml:space="preserve">anime des ateliers en sous-groupes de besoins</w:t>
+            </w:r>
+            <w:r>
+              <w:rPr>
+                <w:rFonts w:ascii="Calibri" w:cs="Calibri" w:eastAsia="Calibri" w:hAnsi="Calibri"/>
+              </w:rPr>
+              <w:t xml:space="preserve"> : de petits groupes formés selon les difficultés observées.</w:t>
             </w:r>
           </w:p>
         </w:tc>
@@ -2710,13 +3720,13 @@
                 <w:b/>
                 <w:bCs/>
               </w:rPr>
-              <w:t xml:space="preserve">Anime des ateliers en sous-groupes de besoins</w:t>
-            </w:r>
-            <w:r>
-              <w:rPr>
-                <w:rFonts w:ascii="Calibri" w:cs="Calibri" w:eastAsia="Calibri" w:hAnsi="Calibri"/>
-              </w:rPr>
-              <w:t xml:space="preserve"> (petits groupes formés selon les difficultés observées) en plus de l'enseignement direct.</w:t>
+              <w:t xml:space="preserve">Anime des ateliers ciblés en petits groupes</w:t>
+            </w:r>
+            <w:r>
+              <w:rPr>
+                <w:rFonts w:ascii="Calibri" w:cs="Calibri" w:eastAsia="Calibri" w:hAnsi="Calibri"/>
+              </w:rPr>
+              <w:t xml:space="preserve"> : habiletés de vie, gestion des émotions, préparation à l'emploi. Les ateliers exploratoires fonctionnent sans elle.</w:t>
             </w:r>
           </w:p>
         </w:tc>
@@ -2738,134 +3748,8 @@
             <w:r>
               <w:rPr>
                 <w:rFonts w:ascii="Calibri" w:cs="Calibri" w:eastAsia="Calibri" w:hAnsi="Calibri"/>
-                <w:b/>
-                <w:bCs/>
-              </w:rPr>
-              <w:t xml:space="preserve">Anime des ateliers ciblés en petits groupes</w:t>
-            </w:r>
-            <w:r>
-              <w:rPr>
-                <w:rFonts w:ascii="Calibri" w:cs="Calibri" w:eastAsia="Calibri" w:hAnsi="Calibri"/>
-              </w:rPr>
-              <w:t xml:space="preserve"> : habiletés de vie, gestion des émotions, préparation à l'emploi.</w:t>
-            </w:r>
-          </w:p>
-        </w:tc>
-      </w:tr>
-      <w:tr>
-        <w:trPr>
-          <w:cantSplit/>
-        </w:trPr>
-        <w:tc>
-          <w:tcPr>
-            <w:tcW w:type="dxa" w:w="1560"/>
-            <w:shd w:fill="F4F5F7" w:color="auto" w:val="clear"/>
-            <w:tcMar>
-              <w:top w:type="dxa" w:w="100"/>
-              <w:left w:type="dxa" w:w="140"/>
-              <w:bottom w:type="dxa" w:w="100"/>
-              <w:right w:type="dxa" w:w="140"/>
-            </w:tcMar>
-            <w:vAlign w:val="top"/>
-          </w:tcPr>
-          <w:p>
-            <w:pPr>
-              <w:spacing w:after="0"/>
-            </w:pPr>
-            <w:r>
-              <w:rPr>
-                <w:rFonts w:ascii="Calibri" w:cs="Calibri" w:eastAsia="Calibri" w:hAnsi="Calibri"/>
-                <w:b/>
-                <w:bCs/>
-                <w:color w:val="1D3557"/>
-              </w:rPr>
-              <w:t xml:space="preserve">11 h 15</w:t>
-            </w:r>
-          </w:p>
-          <w:p>
-            <w:pPr>
-              <w:spacing w:after="0"/>
-            </w:pPr>
-            <w:r>
-              <w:rPr>
-                <w:rFonts w:ascii="Calibri" w:cs="Calibri" w:eastAsia="Calibri" w:hAnsi="Calibri"/>
-                <w:color w:val="5A6070"/>
-                <w:sz w:val="19"/>
-                <w:szCs w:val="19"/>
-              </w:rPr>
-              <w:t xml:space="preserve">Retour et rangement</w:t>
-            </w:r>
-          </w:p>
-        </w:tc>
-        <w:tc>
-          <w:tcPr>
-            <w:tcW w:type="dxa" w:w="2600"/>
-            <w:shd w:fill="FDF6DD" w:color="auto" w:val="clear"/>
-            <w:tcMar>
-              <w:top w:type="dxa" w:w="100"/>
-              <w:left w:type="dxa" w:w="140"/>
-              <w:bottom w:type="dxa" w:w="100"/>
-              <w:right w:type="dxa" w:w="140"/>
-            </w:tcMar>
-            <w:vAlign w:val="top"/>
-          </w:tcPr>
-          <w:p>
-            <w:pPr>
-              <w:spacing w:after="40" w:line="264"/>
-            </w:pPr>
-            <w:r>
-              <w:rPr>
-                <w:rFonts w:ascii="Calibri" w:cs="Calibri" w:eastAsia="Calibri" w:hAnsi="Calibri"/>
-              </w:rPr>
-              <w:t xml:space="preserve">Les élèves animent eux-mêmes une partie du retour.</w:t>
-            </w:r>
-          </w:p>
-        </w:tc>
-        <w:tc>
-          <w:tcPr>
-            <w:tcW w:type="dxa" w:w="2600"/>
-            <w:shd w:fill="FDF6DD" w:color="auto" w:val="clear"/>
-            <w:tcMar>
-              <w:top w:type="dxa" w:w="100"/>
-              <w:left w:type="dxa" w:w="140"/>
-              <w:bottom w:type="dxa" w:w="100"/>
-              <w:right w:type="dxa" w:w="140"/>
-            </w:tcMar>
-            <w:vAlign w:val="top"/>
-          </w:tcPr>
-          <w:p>
-            <w:pPr>
-              <w:spacing w:after="40" w:line="264"/>
-            </w:pPr>
-            <w:r>
-              <w:rPr>
-                <w:rFonts w:ascii="Calibri" w:cs="Calibri" w:eastAsia="Calibri" w:hAnsi="Calibri"/>
-              </w:rPr>
-              <w:t xml:space="preserve">Valide le registre.</w:t>
-            </w:r>
-          </w:p>
-        </w:tc>
-        <w:tc>
-          <w:tcPr>
-            <w:tcW w:type="dxa" w:w="2600"/>
-            <w:shd w:fill="FDF6DD" w:color="auto" w:val="clear"/>
-            <w:tcMar>
-              <w:top w:type="dxa" w:w="100"/>
-              <w:left w:type="dxa" w:w="140"/>
-              <w:bottom w:type="dxa" w:w="100"/>
-              <w:right w:type="dxa" w:w="140"/>
-            </w:tcMar>
-            <w:vAlign w:val="top"/>
-          </w:tcPr>
-          <w:p>
-            <w:pPr>
-              <w:spacing w:after="40" w:line="264"/>
-            </w:pPr>
-            <w:r>
-              <w:rPr>
-                <w:rFonts w:ascii="Calibri" w:cs="Calibri" w:eastAsia="Calibri" w:hAnsi="Calibri"/>
-              </w:rPr>
-              <w:t xml:space="preserve">Co-anime le retour réflexif.</w:t>
+              </w:rPr>
+              <w:t xml:space="preserve">Font fonctionner les ateliers exploratoires de façon autonome, avec la fiche et le registre.</w:t>
             </w:r>
           </w:p>
         </w:tc>
@@ -2884,7 +3768,602 @@
         <w:rPr>
           <w:rFonts w:ascii="Calibri" w:cs="Calibri" w:eastAsia="Calibri" w:hAnsi="Calibri"/>
         </w:rPr>
-        <w:t xml:space="preserve">5. Rôles et responsabilités</w:t>
+        <w:t xml:space="preserve">5. Le rôle des leaders</w:t>
+      </w:r>
+    </w:p>
+    <w:p>
+      <w:pPr>
+        <w:spacing w:after="120" w:line="288"/>
+      </w:pPr>
+      <w:r>
+        <w:rPr>
+          <w:rFonts w:ascii="Calibri" w:cs="Calibri" w:eastAsia="Calibri" w:hAnsi="Calibri"/>
+        </w:rPr>
+        <w:t xml:space="preserve">Le leader n'est pas un chef qui fait tout. C'est un </w:t>
+      </w:r>
+      <w:r>
+        <w:rPr>
+          <w:rFonts w:ascii="Calibri" w:cs="Calibri" w:eastAsia="Calibri" w:hAnsi="Calibri"/>
+          <w:b/>
+          <w:bCs/>
+        </w:rPr>
+        <w:t xml:space="preserve">facilitateur</w:t>
+      </w:r>
+      <w:r>
+        <w:rPr>
+          <w:rFonts w:ascii="Calibri" w:cs="Calibri" w:eastAsia="Calibri" w:hAnsi="Calibri"/>
+        </w:rPr>
+        <w:t xml:space="preserve"> qui assure la cohésion de son équipe, pour que l'enseignante puisse enseigner sans être interrompue.</w:t>
+      </w:r>
+    </w:p>
+    <w:tbl>
+      <w:tblPr>
+        <w:tblW w:type="dxa" w:w="9360"/>
+        <w:tblBorders>
+          <w:top w:val="single" w:color="CFD4DC" w:sz="4"/>
+          <w:left w:val="single" w:color="CFD4DC" w:sz="4"/>
+          <w:bottom w:val="single" w:color="CFD4DC" w:sz="4"/>
+          <w:right w:val="single" w:color="CFD4DC" w:sz="4"/>
+          <w:insideH w:val="single" w:color="CFD4DC" w:sz="4"/>
+          <w:insideV w:val="single" w:color="CFD4DC" w:sz="4"/>
+        </w:tblBorders>
+        <w:tblLayout w:type="fixed"/>
+      </w:tblPr>
+      <w:tblGrid>
+        <w:gridCol w:w="2100"/>
+        <w:gridCol w:w="7260"/>
+      </w:tblGrid>
+      <w:tr>
+        <w:trPr>
+          <w:tblHeader/>
+        </w:trPr>
+        <w:tc>
+          <w:tcPr>
+            <w:tcW w:type="dxa" w:w="2100"/>
+            <w:shd w:fill="1D3557" w:color="auto" w:val="clear"/>
+            <w:tcMar>
+              <w:top w:type="dxa" w:w="100"/>
+              <w:left w:type="dxa" w:w="140"/>
+              <w:bottom w:type="dxa" w:w="100"/>
+              <w:right w:type="dxa" w:w="140"/>
+            </w:tcMar>
+            <w:vAlign w:val="top"/>
+          </w:tcPr>
+          <w:p>
+            <w:pPr>
+              <w:spacing w:after="0"/>
+            </w:pPr>
+            <w:r>
+              <w:rPr>
+                <w:rFonts w:ascii="Calibri" w:cs="Calibri" w:eastAsia="Calibri" w:hAnsi="Calibri"/>
+                <w:b/>
+                <w:bCs/>
+                <w:color w:val="FFFFFF"/>
+                <w:sz w:val="20"/>
+                <w:szCs w:val="20"/>
+              </w:rPr>
+              <w:t xml:space="preserve">Moment</w:t>
+            </w:r>
+          </w:p>
+        </w:tc>
+        <w:tc>
+          <w:tcPr>
+            <w:tcW w:type="dxa" w:w="7260"/>
+            <w:shd w:fill="1D3557" w:color="auto" w:val="clear"/>
+            <w:tcMar>
+              <w:top w:type="dxa" w:w="100"/>
+              <w:left w:type="dxa" w:w="140"/>
+              <w:bottom w:type="dxa" w:w="100"/>
+              <w:right w:type="dxa" w:w="140"/>
+            </w:tcMar>
+            <w:vAlign w:val="top"/>
+          </w:tcPr>
+          <w:p>
+            <w:pPr>
+              <w:spacing w:after="0"/>
+            </w:pPr>
+            <w:r>
+              <w:rPr>
+                <w:rFonts w:ascii="Calibri" w:cs="Calibri" w:eastAsia="Calibri" w:hAnsi="Calibri"/>
+                <w:b/>
+                <w:bCs/>
+                <w:color w:val="FFFFFF"/>
+                <w:sz w:val="20"/>
+                <w:szCs w:val="20"/>
+              </w:rPr>
+              <w:t xml:space="preserve">Ce que fait le leader</w:t>
+            </w:r>
+          </w:p>
+        </w:tc>
+      </w:tr>
+      <w:tr>
+        <w:trPr>
+          <w:cantSplit/>
+        </w:trPr>
+        <w:tc>
+          <w:tcPr>
+            <w:tcW w:type="dxa" w:w="2100"/>
+            <w:shd w:fill="EAF4E4" w:color="auto" w:val="clear"/>
+            <w:tcMar>
+              <w:top w:type="dxa" w:w="100"/>
+              <w:left w:type="dxa" w:w="140"/>
+              <w:bottom w:type="dxa" w:w="100"/>
+              <w:right w:type="dxa" w:w="140"/>
+            </w:tcMar>
+            <w:vAlign w:val="top"/>
+          </w:tcPr>
+          <w:p>
+            <w:pPr>
+              <w:spacing w:after="40" w:line="264"/>
+            </w:pPr>
+            <w:r>
+              <w:rPr>
+                <w:rFonts w:ascii="Calibri" w:cs="Calibri" w:eastAsia="Calibri" w:hAnsi="Calibri"/>
+                <w:b/>
+                <w:bCs/>
+              </w:rPr>
+              <w:t xml:space="preserve">Au début</w:t>
+            </w:r>
+          </w:p>
+        </w:tc>
+        <w:tc>
+          <w:tcPr>
+            <w:tcW w:type="dxa" w:w="7260"/>
+            <w:tcMar>
+              <w:top w:type="dxa" w:w="100"/>
+              <w:left w:type="dxa" w:w="140"/>
+              <w:bottom w:type="dxa" w:w="100"/>
+              <w:right w:type="dxa" w:w="140"/>
+            </w:tcMar>
+            <w:vAlign w:val="top"/>
+          </w:tcPr>
+          <w:p>
+            <w:pPr>
+              <w:spacing w:after="40" w:line="264"/>
+            </w:pPr>
+            <w:r>
+              <w:rPr>
+                <w:rFonts w:ascii="Calibri" w:cs="Calibri" w:eastAsia="Calibri" w:hAnsi="Calibri"/>
+              </w:rPr>
+              <w:t xml:space="preserve">Rassemble l'équipe autour de la table. Lit la fiche de tâche lentement, à voix haute. Vérifie que chacun a son matériel.</w:t>
+            </w:r>
+          </w:p>
+        </w:tc>
+      </w:tr>
+      <w:tr>
+        <w:trPr>
+          <w:cantSplit/>
+        </w:trPr>
+        <w:tc>
+          <w:tcPr>
+            <w:tcW w:type="dxa" w:w="2100"/>
+            <w:shd w:fill="EAF4E4" w:color="auto" w:val="clear"/>
+            <w:tcMar>
+              <w:top w:type="dxa" w:w="100"/>
+              <w:left w:type="dxa" w:w="140"/>
+              <w:bottom w:type="dxa" w:w="100"/>
+              <w:right w:type="dxa" w:w="140"/>
+            </w:tcMar>
+            <w:vAlign w:val="top"/>
+          </w:tcPr>
+          <w:p>
+            <w:pPr>
+              <w:spacing w:after="40" w:line="264"/>
+            </w:pPr>
+            <w:r>
+              <w:rPr>
+                <w:rFonts w:ascii="Calibri" w:cs="Calibri" w:eastAsia="Calibri" w:hAnsi="Calibri"/>
+                <w:b/>
+                <w:bCs/>
+              </w:rPr>
+              <w:t xml:space="preserve">Pendant</w:t>
+            </w:r>
+          </w:p>
+        </w:tc>
+        <w:tc>
+          <w:tcPr>
+            <w:tcW w:type="dxa" w:w="7260"/>
+            <w:tcMar>
+              <w:top w:type="dxa" w:w="100"/>
+              <w:left w:type="dxa" w:w="140"/>
+              <w:bottom w:type="dxa" w:w="100"/>
+              <w:right w:type="dxa" w:w="140"/>
+            </w:tcMar>
+            <w:vAlign w:val="top"/>
+          </w:tcPr>
+          <w:p>
+            <w:pPr>
+              <w:spacing w:after="40" w:line="264"/>
+            </w:pPr>
+            <w:r>
+              <w:rPr>
+                <w:rFonts w:ascii="Calibri" w:cs="Calibri" w:eastAsia="Calibri" w:hAnsi="Calibri"/>
+              </w:rPr>
+              <w:t xml:space="preserve">Distribue la parole pour que les plus timides s'expriment. Gère le temps (« Il nous reste 10 minutes »). Règle les blocages avec la règle « 3 avant l'enseignante ».</w:t>
+            </w:r>
+          </w:p>
+        </w:tc>
+      </w:tr>
+      <w:tr>
+        <w:trPr>
+          <w:cantSplit/>
+        </w:trPr>
+        <w:tc>
+          <w:tcPr>
+            <w:tcW w:type="dxa" w:w="2100"/>
+            <w:shd w:fill="EAF4E4" w:color="auto" w:val="clear"/>
+            <w:tcMar>
+              <w:top w:type="dxa" w:w="100"/>
+              <w:left w:type="dxa" w:w="140"/>
+              <w:bottom w:type="dxa" w:w="100"/>
+              <w:right w:type="dxa" w:w="140"/>
+            </w:tcMar>
+            <w:vAlign w:val="top"/>
+          </w:tcPr>
+          <w:p>
+            <w:pPr>
+              <w:spacing w:after="40" w:line="264"/>
+            </w:pPr>
+            <w:r>
+              <w:rPr>
+                <w:rFonts w:ascii="Calibri" w:cs="Calibri" w:eastAsia="Calibri" w:hAnsi="Calibri"/>
+                <w:b/>
+                <w:bCs/>
+              </w:rPr>
+              <w:t xml:space="preserve">À la fin</w:t>
+            </w:r>
+          </w:p>
+        </w:tc>
+        <w:tc>
+          <w:tcPr>
+            <w:tcW w:type="dxa" w:w="7260"/>
+            <w:tcMar>
+              <w:top w:type="dxa" w:w="100"/>
+              <w:left w:type="dxa" w:w="140"/>
+              <w:bottom w:type="dxa" w:w="100"/>
+              <w:right w:type="dxa" w:w="140"/>
+            </w:tcMar>
+            <w:vAlign w:val="top"/>
+          </w:tcPr>
+          <w:p>
+            <w:pPr>
+              <w:spacing w:after="40" w:line="264"/>
+            </w:pPr>
+            <w:r>
+              <w:rPr>
+                <w:rFonts w:ascii="Calibri" w:cs="Calibri" w:eastAsia="Calibri" w:hAnsi="Calibri"/>
+              </w:rPr>
+              <w:t xml:space="preserve">Passe en revue les critères de réussite avec l'équipe. Fait ranger le matériel. Valide les étapes au registre par ses initiales, avant la validation finale de l'enseignante.</w:t>
+            </w:r>
+          </w:p>
+        </w:tc>
+      </w:tr>
+    </w:tbl>
+    <w:p>
+      <w:pPr>
+        <w:pStyle w:val="Heading2"/>
+        <w:keepNext/>
+        <w:spacing w:after="80" w:before="200"/>
+      </w:pPr>
+      <w:r>
+        <w:rPr>
+          <w:rFonts w:ascii="Calibri" w:cs="Calibri" w:eastAsia="Calibri" w:hAnsi="Calibri"/>
+        </w:rPr>
+        <w:t xml:space="preserve">Les tâches selon le lieu</w:t>
+      </w:r>
+    </w:p>
+    <w:tbl>
+      <w:tblPr>
+        <w:tblW w:type="dxa" w:w="9360"/>
+        <w:tblBorders>
+          <w:top w:val="single" w:color="CFD4DC" w:sz="4"/>
+          <w:left w:val="single" w:color="CFD4DC" w:sz="4"/>
+          <w:bottom w:val="single" w:color="CFD4DC" w:sz="4"/>
+          <w:right w:val="single" w:color="CFD4DC" w:sz="4"/>
+          <w:insideH w:val="single" w:color="CFD4DC" w:sz="4"/>
+          <w:insideV w:val="single" w:color="CFD4DC" w:sz="4"/>
+        </w:tblBorders>
+        <w:tblLayout w:type="fixed"/>
+      </w:tblPr>
+      <w:tblGrid>
+        <w:gridCol w:w="2100"/>
+        <w:gridCol w:w="7260"/>
+      </w:tblGrid>
+      <w:tr>
+        <w:trPr>
+          <w:tblHeader/>
+        </w:trPr>
+        <w:tc>
+          <w:tcPr>
+            <w:tcW w:type="dxa" w:w="2100"/>
+            <w:shd w:fill="1D3557" w:color="auto" w:val="clear"/>
+            <w:tcMar>
+              <w:top w:type="dxa" w:w="100"/>
+              <w:left w:type="dxa" w:w="140"/>
+              <w:bottom w:type="dxa" w:w="100"/>
+              <w:right w:type="dxa" w:w="140"/>
+            </w:tcMar>
+            <w:vAlign w:val="top"/>
+          </w:tcPr>
+          <w:p>
+            <w:pPr>
+              <w:spacing w:after="0"/>
+            </w:pPr>
+            <w:r>
+              <w:rPr>
+                <w:rFonts w:ascii="Calibri" w:cs="Calibri" w:eastAsia="Calibri" w:hAnsi="Calibri"/>
+                <w:b/>
+                <w:bCs/>
+                <w:color w:val="FFFFFF"/>
+                <w:sz w:val="20"/>
+                <w:szCs w:val="20"/>
+              </w:rPr>
+              <w:t xml:space="preserve">Lieu</w:t>
+            </w:r>
+          </w:p>
+        </w:tc>
+        <w:tc>
+          <w:tcPr>
+            <w:tcW w:type="dxa" w:w="7260"/>
+            <w:shd w:fill="1D3557" w:color="auto" w:val="clear"/>
+            <w:tcMar>
+              <w:top w:type="dxa" w:w="100"/>
+              <w:left w:type="dxa" w:w="140"/>
+              <w:bottom w:type="dxa" w:w="100"/>
+              <w:right w:type="dxa" w:w="140"/>
+            </w:tcMar>
+            <w:vAlign w:val="top"/>
+          </w:tcPr>
+          <w:p>
+            <w:pPr>
+              <w:spacing w:after="0"/>
+            </w:pPr>
+            <w:r>
+              <w:rPr>
+                <w:rFonts w:ascii="Calibri" w:cs="Calibri" w:eastAsia="Calibri" w:hAnsi="Calibri"/>
+                <w:b/>
+                <w:bCs/>
+                <w:color w:val="FFFFFF"/>
+                <w:sz w:val="20"/>
+                <w:szCs w:val="20"/>
+              </w:rPr>
+              <w:t xml:space="preserve">Responsabilités du leader</w:t>
+            </w:r>
+          </w:p>
+        </w:tc>
+      </w:tr>
+      <w:tr>
+        <w:trPr>
+          <w:cantSplit/>
+        </w:trPr>
+        <w:tc>
+          <w:tcPr>
+            <w:tcW w:type="dxa" w:w="2100"/>
+            <w:shd w:fill="EAF4E4" w:color="auto" w:val="clear"/>
+            <w:tcMar>
+              <w:top w:type="dxa" w:w="100"/>
+              <w:left w:type="dxa" w:w="140"/>
+              <w:bottom w:type="dxa" w:w="100"/>
+              <w:right w:type="dxa" w:w="140"/>
+            </w:tcMar>
+            <w:vAlign w:val="top"/>
+          </w:tcPr>
+          <w:p>
+            <w:pPr>
+              <w:spacing w:after="40" w:line="264"/>
+            </w:pPr>
+            <w:r>
+              <w:rPr>
+                <w:rFonts w:ascii="Calibri" w:cs="Calibri" w:eastAsia="Calibri" w:hAnsi="Calibri"/>
+                <w:b/>
+                <w:bCs/>
+              </w:rPr>
+              <w:t xml:space="preserve">Grenier de Maria</w:t>
+            </w:r>
+          </w:p>
+        </w:tc>
+        <w:tc>
+          <w:tcPr>
+            <w:tcW w:type="dxa" w:w="7260"/>
+            <w:tcMar>
+              <w:top w:type="dxa" w:w="100"/>
+              <w:left w:type="dxa" w:w="140"/>
+              <w:bottom w:type="dxa" w:w="100"/>
+              <w:right w:type="dxa" w:w="140"/>
+            </w:tcMar>
+            <w:vAlign w:val="top"/>
+          </w:tcPr>
+          <w:p>
+            <w:pPr>
+              <w:spacing w:after="40" w:line="264"/>
+            </w:pPr>
+            <w:r>
+              <w:rPr>
+                <w:rFonts w:ascii="Calibri" w:cs="Calibri" w:eastAsia="Calibri" w:hAnsi="Calibri"/>
+              </w:rPr>
+              <w:t xml:space="preserve">Organise le tri, l'inventaire et la manutention sécuritaire. Répartit les tâches de logistique. Assure le contrôle de la qualité.</w:t>
+            </w:r>
+          </w:p>
+        </w:tc>
+      </w:tr>
+      <w:tr>
+        <w:trPr>
+          <w:cantSplit/>
+        </w:trPr>
+        <w:tc>
+          <w:tcPr>
+            <w:tcW w:type="dxa" w:w="2100"/>
+            <w:shd w:fill="EAF4E4" w:color="auto" w:val="clear"/>
+            <w:tcMar>
+              <w:top w:type="dxa" w:w="100"/>
+              <w:left w:type="dxa" w:w="140"/>
+              <w:bottom w:type="dxa" w:w="100"/>
+              <w:right w:type="dxa" w:w="140"/>
+            </w:tcMar>
+            <w:vAlign w:val="top"/>
+          </w:tcPr>
+          <w:p>
+            <w:pPr>
+              <w:spacing w:after="40" w:line="264"/>
+            </w:pPr>
+            <w:r>
+              <w:rPr>
+                <w:rFonts w:ascii="Calibri" w:cs="Calibri" w:eastAsia="Calibri" w:hAnsi="Calibri"/>
+                <w:b/>
+                <w:bCs/>
+              </w:rPr>
+              <w:t xml:space="preserve">Local d'arts plastiques</w:t>
+            </w:r>
+          </w:p>
+        </w:tc>
+        <w:tc>
+          <w:tcPr>
+            <w:tcW w:type="dxa" w:w="7260"/>
+            <w:tcMar>
+              <w:top w:type="dxa" w:w="100"/>
+              <w:left w:type="dxa" w:w="140"/>
+              <w:bottom w:type="dxa" w:w="100"/>
+              <w:right w:type="dxa" w:w="140"/>
+            </w:tcMar>
+            <w:vAlign w:val="top"/>
+          </w:tcPr>
+          <w:p>
+            <w:pPr>
+              <w:spacing w:after="40" w:line="264"/>
+            </w:pPr>
+            <w:r>
+              <w:rPr>
+                <w:rFonts w:ascii="Calibri" w:cs="Calibri" w:eastAsia="Calibri" w:hAnsi="Calibri"/>
+              </w:rPr>
+              <w:t xml:space="preserve">Distribue le matériel, fait respecter les consignes de sécurité et veille au rangement du local à la fin de l'atelier.</w:t>
+            </w:r>
+          </w:p>
+        </w:tc>
+      </w:tr>
+    </w:tbl>
+    <w:p>
+      <w:pPr>
+        <w:pStyle w:val="Heading2"/>
+        <w:keepNext/>
+        <w:spacing w:after="80" w:before="200"/>
+      </w:pPr>
+      <w:r>
+        <w:rPr>
+          <w:rFonts w:ascii="Calibri" w:cs="Calibri" w:eastAsia="Calibri" w:hAnsi="Calibri"/>
+        </w:rPr>
+        <w:t xml:space="preserve">Comment on choisit les leaders</w:t>
+      </w:r>
+    </w:p>
+    <w:p>
+      <w:pPr>
+        <w:pStyle w:val="ListParagraph"/>
+        <w:numPr>
+          <w:ilvl w:val="0"/>
+          <w:numId w:val="2"/>
+        </w:numPr>
+        <w:spacing w:after="80" w:line="276"/>
+      </w:pPr>
+      <w:r>
+        <w:rPr>
+          <w:rFonts w:ascii="Calibri" w:cs="Calibri" w:eastAsia="Calibri" w:hAnsi="Calibri"/>
+          <w:b/>
+          <w:bCs/>
+        </w:rPr>
+        <w:t xml:space="preserve">Rotation :</w:t>
+      </w:r>
+      <w:r>
+        <w:rPr>
+          <w:rFonts w:ascii="Calibri" w:cs="Calibri" w:eastAsia="Calibri" w:hAnsi="Calibri"/>
+        </w:rPr>
+        <w:t xml:space="preserve"> chaque élève occupe le rôle au moins une fois par étape.</w:t>
+      </w:r>
+    </w:p>
+    <w:p>
+      <w:pPr>
+        <w:pStyle w:val="ListParagraph"/>
+        <w:numPr>
+          <w:ilvl w:val="0"/>
+          <w:numId w:val="2"/>
+        </w:numPr>
+        <w:spacing w:after="80" w:line="276"/>
+      </w:pPr>
+      <w:r>
+        <w:rPr>
+          <w:rFonts w:ascii="Calibri" w:cs="Calibri" w:eastAsia="Calibri" w:hAnsi="Calibri"/>
+          <w:b/>
+          <w:bCs/>
+        </w:rPr>
+        <w:t xml:space="preserve">Volontariat encouragé :</w:t>
+      </w:r>
+      <w:r>
+        <w:rPr>
+          <w:rFonts w:ascii="Calibri" w:cs="Calibri" w:eastAsia="Calibri" w:hAnsi="Calibri"/>
+        </w:rPr>
+        <w:t xml:space="preserve"> priorité aux élèves qui veulent développer leur leadership.</w:t>
+      </w:r>
+    </w:p>
+    <w:p>
+      <w:pPr>
+        <w:pStyle w:val="ListParagraph"/>
+        <w:numPr>
+          <w:ilvl w:val="0"/>
+          <w:numId w:val="2"/>
+        </w:numPr>
+        <w:spacing w:after="80" w:line="276"/>
+      </w:pPr>
+      <w:r>
+        <w:rPr>
+          <w:rFonts w:ascii="Calibri" w:cs="Calibri" w:eastAsia="Calibri" w:hAnsi="Calibri"/>
+          <w:b/>
+          <w:bCs/>
+        </w:rPr>
+        <w:t xml:space="preserve">Jumelage :</w:t>
+      </w:r>
+      <w:r>
+        <w:rPr>
+          <w:rFonts w:ascii="Calibri" w:cs="Calibri" w:eastAsia="Calibri" w:hAnsi="Calibri"/>
+        </w:rPr>
+        <w:t xml:space="preserve"> un leader plus réservé peut être jumelé à un co-leader de soutien.</w:t>
+      </w:r>
+    </w:p>
+    <w:p>
+      <w:pPr>
+        <w:pStyle w:val="ListParagraph"/>
+        <w:numPr>
+          <w:ilvl w:val="0"/>
+          <w:numId w:val="2"/>
+        </w:numPr>
+        <w:spacing w:after="80" w:line="276"/>
+      </w:pPr>
+      <w:r>
+        <w:rPr>
+          <w:rFonts w:ascii="Calibri" w:cs="Calibri" w:eastAsia="Calibri" w:hAnsi="Calibri"/>
+          <w:b/>
+          <w:bCs/>
+        </w:rPr>
+        <w:t xml:space="preserve">Soutien de la TES :</w:t>
+      </w:r>
+      <w:r>
+        <w:rPr>
+          <w:rFonts w:ascii="Calibri" w:cs="Calibri" w:eastAsia="Calibri" w:hAnsi="Calibri"/>
+        </w:rPr>
+        <w:t xml:space="preserve"> elle conseille discrètement le leader pour renforcer sa posture.</w:t>
+      </w:r>
+    </w:p>
+    <w:p>
+      <w:pPr>
+        <w:pStyle w:val="Heading1"/>
+        <w:keepNext/>
+        <w:pBdr>
+          <w:bottom w:val="single" w:color="2F7A2A" w:sz="6" w:space="4"/>
+        </w:pBdr>
+        <w:spacing w:after="140" w:before="360"/>
+      </w:pPr>
+      <w:r>
+        <w:rPr>
+          <w:rFonts w:ascii="Calibri" w:cs="Calibri" w:eastAsia="Calibri" w:hAnsi="Calibri"/>
+        </w:rPr>
+        <w:t xml:space="preserve">6. Rôles et responsabilités</w:t>
       </w:r>
     </w:p>
     <w:tbl>
@@ -2963,7 +4442,7 @@
                 <w:sz w:val="20"/>
                 <w:szCs w:val="20"/>
               </w:rPr>
-              <w:t xml:space="preserve">Périodes 1 et 2</w:t>
+              <w:t xml:space="preserve">Étapes 1 et 2</w:t>
             </w:r>
           </w:p>
         </w:tc>
@@ -2992,7 +4471,7 @@
                 <w:sz w:val="20"/>
                 <w:szCs w:val="20"/>
               </w:rPr>
-              <w:t xml:space="preserve">Période 3</w:t>
+              <w:t xml:space="preserve">Étape 3</w:t>
             </w:r>
           </w:p>
         </w:tc>
@@ -3057,7 +4536,21 @@
               <w:rPr>
                 <w:rFonts w:ascii="Calibri" w:cs="Calibri" w:eastAsia="Calibri" w:hAnsi="Calibri"/>
               </w:rPr>
-              <w:t xml:space="preserve">Enseigne le Z101 à chaque sous-groupe. Planifie, évalue et valide le registre. Présente les outils d'autonomie.</w:t>
+              <w:t xml:space="preserve">Enseigne le Z101 à chaque sous-groupe et </w:t>
+            </w:r>
+            <w:r>
+              <w:rPr>
+                <w:rFonts w:ascii="Calibri" w:cs="Calibri" w:eastAsia="Calibri" w:hAnsi="Calibri"/>
+                <w:b/>
+                <w:bCs/>
+              </w:rPr>
+              <w:t xml:space="preserve">circule</w:t>
+            </w:r>
+            <w:r>
+              <w:rPr>
+                <w:rFonts w:ascii="Calibri" w:cs="Calibri" w:eastAsia="Calibri" w:hAnsi="Calibri"/>
+              </w:rPr>
+              <w:t xml:space="preserve"> vers les ateliers pour s'assurer de leur bon fonctionnement. Planifie, évalue et valide le registre. Présente les outils d'autonomie.</w:t>
             </w:r>
           </w:p>
         </w:tc>
@@ -3159,7 +4652,7 @@
               <w:rPr>
                 <w:rFonts w:ascii="Calibri" w:cs="Calibri" w:eastAsia="Calibri" w:hAnsi="Calibri"/>
               </w:rPr>
-              <w:t xml:space="preserve">Accompagne le sous-groupe en atelier : modélise le rôle de leader, aide à régler les blocages, soutient l'autorégulation, encadre les transitions. Co-anime le retour réflexif.</w:t>
+              <w:t xml:space="preserve">Accompagne le sous-groupe en atelier : modélise le rôle de leader, aide à régler les blocages, soutient l'autorégulation, encadre les transitions.</w:t>
             </w:r>
           </w:p>
         </w:tc>
@@ -3421,7 +4914,7 @@
               <w:rPr>
                 <w:rFonts w:ascii="Calibri" w:cs="Calibri" w:eastAsia="Calibri" w:hAnsi="Calibri"/>
               </w:rPr>
-              <w:t xml:space="preserve">Animent aussi une partie de l'accueil et du retour.</w:t>
+              <w:t xml:space="preserve">Animent aussi une partie de l'accueil.</w:t>
             </w:r>
           </w:p>
         </w:tc>
@@ -3631,7 +5124,7 @@
         <w:rPr>
           <w:rFonts w:ascii="Calibri" w:cs="Calibri" w:eastAsia="Calibri" w:hAnsi="Calibri"/>
         </w:rPr>
-        <w:t xml:space="preserve">6. Échéancier</w:t>
+        <w:t xml:space="preserve">7. Échéancier</w:t>
       </w:r>
     </w:p>
     <w:p>
@@ -3644,7 +5137,7 @@
         <w:rPr>
           <w:rFonts w:ascii="Calibri" w:cs="Calibri" w:eastAsia="Calibri" w:hAnsi="Calibri"/>
         </w:rPr>
-        <w:t xml:space="preserve">Les trois périodes</w:t>
+        <w:t xml:space="preserve">Les trois étapes</w:t>
       </w:r>
     </w:p>
     <w:p>
@@ -3655,7 +5148,7 @@
         <w:rPr>
           <w:rFonts w:ascii="Calibri" w:cs="Calibri" w:eastAsia="Calibri" w:hAnsi="Calibri"/>
         </w:rPr>
-        <w:t xml:space="preserve">On passe d'une période à l'autre quand on observe les signes de réussite, et non à une date fixe.</w:t>
+        <w:t xml:space="preserve">Le projet se déroule en trois étapes. On passe d'une étape à l'autre quand on observe les signes de réussite.</w:t>
       </w:r>
     </w:p>
     <w:tbl>
@@ -3734,7 +5227,7 @@
                 <w:sz w:val="22"/>
                 <w:szCs w:val="22"/>
               </w:rPr>
-              <w:t xml:space="preserve">1. Ancrage</w:t>
+              <w:t xml:space="preserve">Étape 1 : ancrage</w:t>
             </w:r>
           </w:p>
           <w:p>
@@ -3776,7 +5269,7 @@
                 <w:sz w:val="22"/>
                 <w:szCs w:val="22"/>
               </w:rPr>
-              <w:t xml:space="preserve">2. Consolidation</w:t>
+              <w:t xml:space="preserve">Étape 2 : consolidation</w:t>
             </w:r>
           </w:p>
           <w:p>
@@ -3818,7 +5311,7 @@
                 <w:sz w:val="22"/>
                 <w:szCs w:val="22"/>
               </w:rPr>
-              <w:t xml:space="preserve">3. Autonomie</w:t>
+              <w:t xml:space="preserve">Étape 3 : autonomie</w:t>
             </w:r>
           </w:p>
           <w:p>
@@ -4094,7 +5587,7 @@
               <w:rPr>
                 <w:rFonts w:ascii="Calibri" w:cs="Calibri" w:eastAsia="Calibri" w:hAnsi="Calibri"/>
               </w:rPr>
-              <w:t xml:space="preserve">Présente sur les plateaux. Modélise le rôle de leader, sécurise les transitions, repère les signes d'anxiété.</w:t>
+              <w:t xml:space="preserve">Présente dans les ateliers. Modélise le rôle de leader, sécurise les transitions, repère les signes d'anxiété.</w:t>
             </w:r>
           </w:p>
         </w:tc>
@@ -4680,7 +6173,7 @@
               <w:rPr>
                 <w:rFonts w:ascii="Calibri" w:cs="Calibri" w:eastAsia="Calibri" w:hAnsi="Calibri"/>
               </w:rPr>
-              <w:t xml:space="preserve">Formation des sous-groupes A et B (mixtes). Préparation des premières fiches de tâches et du registre.</w:t>
+              <w:t xml:space="preserve">Formation des deux sous-groupes : PPS pur et sous-groupe 2. Préparation des premières fiches de tâches et du registre.</w:t>
             </w:r>
           </w:p>
         </w:tc>
@@ -4756,7 +6249,7 @@
               <w:rPr>
                 <w:rFonts w:ascii="Calibri" w:cs="Calibri" w:eastAsia="Calibri" w:hAnsi="Calibri"/>
               </w:rPr>
-              <w:t xml:space="preserve">Début de la période d'ancrage avec les 24 élèves.</w:t>
+              <w:t xml:space="preserve">Début de la étape d'ancrage avec les 24 élèves.</w:t>
             </w:r>
           </w:p>
         </w:tc>
@@ -4832,7 +6325,7 @@
               <w:rPr>
                 <w:rFonts w:ascii="Calibri" w:cs="Calibri" w:eastAsia="Calibri" w:hAnsi="Calibri"/>
               </w:rPr>
-              <w:t xml:space="preserve">Premier bilan à partir des indicateurs (section 9). Décision : poursuivre, ajuster ou revenir au groupe unique.</w:t>
+              <w:t xml:space="preserve">Premier bilan à partir des indicateurs (section 11). Décision : poursuivre, ajuster ou revenir au groupe unique.</w:t>
             </w:r>
           </w:p>
         </w:tc>
@@ -4950,7 +6443,7 @@
         <w:rPr>
           <w:rFonts w:ascii="Calibri" w:cs="Calibri" w:eastAsia="Calibri" w:hAnsi="Calibri"/>
         </w:rPr>
-        <w:t xml:space="preserve">7. Ressources et coûts</w:t>
+        <w:t xml:space="preserve">8. Ressources et coûts</w:t>
       </w:r>
     </w:p>
     <w:tbl>
@@ -5144,7 +6637,7 @@
               <w:rPr>
                 <w:rFonts w:ascii="Calibri" w:cs="Calibri" w:eastAsia="Calibri" w:hAnsi="Calibri"/>
               </w:rPr>
-              <w:t xml:space="preserve">Présente pendant les matinées d'ateliers (8 h 30 à 11 h 45), selon l'horaire d'intervention déjà prévu au guide d'organisation.</w:t>
+              <w:t xml:space="preserve">Présente pendant les matinées d'ateliers, de 8 h 25 à 11 h 45. Sa présence a déjà été validée.</w:t>
             </w:r>
           </w:p>
         </w:tc>
@@ -5198,7 +6691,7 @@
               <w:rPr>
                 <w:rFonts w:ascii="Calibri" w:cs="Calibri" w:eastAsia="Calibri" w:hAnsi="Calibri"/>
               </w:rPr>
-              <w:t xml:space="preserve">Classe du Z101 pour l'enseignement direct. Plateaux cuisine et grenier pour les ateliers.</w:t>
+              <w:t xml:space="preserve">Classe de Mme Lisa pour le Z101. Pour les ateliers exploratoires : le grenier de Maria, juste à côté de la classe, et le local d'arts plastiques, un grand local actuellement libre.</w:t>
             </w:r>
           </w:p>
         </w:tc>
@@ -5325,7 +6818,7 @@
         <w:rPr>
           <w:rFonts w:ascii="Calibri" w:cs="Calibri" w:eastAsia="Calibri" w:hAnsi="Calibri"/>
         </w:rPr>
-        <w:t xml:space="preserve">8. Fondements : les quatre besoins de l'engagement</w:t>
+        <w:t xml:space="preserve">9. Fondements : les quatre besoins de l'engagement</w:t>
       </w:r>
     </w:p>
     <w:p>
@@ -5652,7 +7145,7 @@
               <w:rPr>
                 <w:rFonts w:ascii="Calibri" w:cs="Calibri" w:eastAsia="Calibri" w:hAnsi="Calibri"/>
               </w:rPr>
-              <w:t xml:space="preserve">Des tâches de la vraie vie : cuisiner, gérer un inventaire, faire un budget, choisir un logement. Ce qui est appris sert dès maintenant.</w:t>
+              <w:t xml:space="preserve">Des tâches de la vraie vie : trier, gérer un inventaire, créer, faire un budget, choisir un logement. Ce qui est appris sert dès maintenant.</w:t>
             </w:r>
           </w:p>
         </w:tc>
@@ -5757,7 +7250,7 @@
         <w:rPr>
           <w:rFonts w:ascii="Calibri" w:cs="Calibri" w:eastAsia="Calibri" w:hAnsi="Calibri"/>
         </w:rPr>
-        <w:t xml:space="preserve">9. Risques et mesures prévues</w:t>
+        <w:t xml:space="preserve">10. Risques et mesures prévues</w:t>
       </w:r>
     </w:p>
     <w:tbl>
@@ -6051,7 +7544,7 @@
               <w:rPr>
                 <w:rFonts w:ascii="Calibri" w:cs="Calibri" w:eastAsia="Calibri" w:hAnsi="Calibri"/>
               </w:rPr>
-              <w:t xml:space="preserve">Son rôle évolue de l'accompagnement vers l'animation d'ateliers ciblés (section 5). Ses interventions en atelier sont suivies et doivent diminuer.</w:t>
+              <w:t xml:space="preserve">Son rôle évolue de l'accompagnement vers l'animation d'ateliers ciblés (section 6). Ses interventions en atelier sont suivies et doivent diminuer.</w:t>
             </w:r>
           </w:p>
         </w:tc>
@@ -6082,7 +7575,7 @@
                 <w:b/>
                 <w:bCs/>
               </w:rPr>
-              <w:t xml:space="preserve">Un leader qui fait tout le travail</w:t>
+              <w:t xml:space="preserve">Des ateliers dans deux locaux en même temps</w:t>
             </w:r>
           </w:p>
         </w:tc>
@@ -6105,7 +7598,7 @@
               <w:rPr>
                 <w:rFonts w:ascii="Calibri" w:cs="Calibri" w:eastAsia="Calibri" w:hAnsi="Calibri"/>
               </w:rPr>
-              <w:t xml:space="preserve">Le rôle tourne à chaque atelier. La fiche précise les tâches de chacun et tous les membres signent l'auto-évaluation.</w:t>
+              <w:t xml:space="preserve">Le grenier de Maria est juste à côté de la classe de Mme Lisa. L'enseignante circule pour s'assurer du bon fonctionnement des ateliers, et la TES les accompagne aux étapes 1 et 2.</w:t>
             </w:r>
           </w:p>
         </w:tc>
@@ -6136,7 +7629,7 @@
                 <w:b/>
                 <w:bCs/>
               </w:rPr>
-              <w:t xml:space="preserve">Des élèves qui s'essoufflent</w:t>
+              <w:t xml:space="preserve">Un leader qui fait tout le travail</w:t>
             </w:r>
           </w:p>
         </w:tc>
@@ -6159,7 +7652,7 @@
               <w:rPr>
                 <w:rFonts w:ascii="Calibri" w:cs="Calibri" w:eastAsia="Calibri" w:hAnsi="Calibri"/>
               </w:rPr>
-              <w:t xml:space="preserve">Fiches courtes et visuelles, ajustées par l'orthopédagogue. La TES repère les signes d'anxiété dès l'accueil.</w:t>
+              <w:t xml:space="preserve">Le rôle tourne à chaque atelier. La fiche précise les tâches de chacun et tous les membres signent l'auto-évaluation.</w:t>
             </w:r>
           </w:p>
         </w:tc>
@@ -6190,6 +7683,60 @@
                 <w:b/>
                 <w:bCs/>
               </w:rPr>
+              <w:t xml:space="preserve">Des élèves qui s'essoufflent</w:t>
+            </w:r>
+          </w:p>
+        </w:tc>
+        <w:tc>
+          <w:tcPr>
+            <w:tcW w:type="dxa" w:w="6360"/>
+            <w:tcMar>
+              <w:top w:type="dxa" w:w="100"/>
+              <w:left w:type="dxa" w:w="140"/>
+              <w:bottom w:type="dxa" w:w="100"/>
+              <w:right w:type="dxa" w:w="140"/>
+            </w:tcMar>
+            <w:vAlign w:val="top"/>
+          </w:tcPr>
+          <w:p>
+            <w:pPr>
+              <w:spacing w:after="40" w:line="264"/>
+            </w:pPr>
+            <w:r>
+              <w:rPr>
+                <w:rFonts w:ascii="Calibri" w:cs="Calibri" w:eastAsia="Calibri" w:hAnsi="Calibri"/>
+              </w:rPr>
+              <w:t xml:space="preserve">Fiches courtes et visuelles, ajustées par l'orthopédagogue. La TES repère les signes d'anxiété dès l'accueil.</w:t>
+            </w:r>
+          </w:p>
+        </w:tc>
+      </w:tr>
+      <w:tr>
+        <w:trPr>
+          <w:cantSplit/>
+        </w:trPr>
+        <w:tc>
+          <w:tcPr>
+            <w:tcW w:type="dxa" w:w="3000"/>
+            <w:shd w:fill="F4F5F7" w:color="auto" w:val="clear"/>
+            <w:tcMar>
+              <w:top w:type="dxa" w:w="100"/>
+              <w:left w:type="dxa" w:w="140"/>
+              <w:bottom w:type="dxa" w:w="100"/>
+              <w:right w:type="dxa" w:w="140"/>
+            </w:tcMar>
+            <w:vAlign w:val="top"/>
+          </w:tcPr>
+          <w:p>
+            <w:pPr>
+              <w:spacing w:after="40" w:line="264"/>
+            </w:pPr>
+            <w:r>
+              <w:rPr>
+                <w:rFonts w:ascii="Calibri" w:cs="Calibri" w:eastAsia="Calibri" w:hAnsi="Calibri"/>
+                <w:b/>
+                <w:bCs/>
+              </w:rPr>
               <w:t xml:space="preserve">La formule ne fonctionne pas</w:t>
             </w:r>
           </w:p>
@@ -6213,7 +7760,7 @@
               <w:rPr>
                 <w:rFonts w:ascii="Calibri" w:cs="Calibri" w:eastAsia="Calibri" w:hAnsi="Calibri"/>
               </w:rPr>
-              <w:t xml:space="preserve">Bilan à la fin de la période d'ancrage. Si les indicateurs ne sont pas au rendez-vous, on ajuste ou on revient à la formule actuelle.</w:t>
+              <w:t xml:space="preserve">Bilan à la fin de la étape d'ancrage. Si les indicateurs ne sont pas au rendez-vous, on ajuste ou on revient à la formule actuelle.</w:t>
             </w:r>
           </w:p>
         </w:tc>
@@ -6232,7 +7779,7 @@
         <w:rPr>
           <w:rFonts w:ascii="Calibri" w:cs="Calibri" w:eastAsia="Calibri" w:hAnsi="Calibri"/>
         </w:rPr>
-        <w:t xml:space="preserve">10. Évaluation et suivi</w:t>
+        <w:t xml:space="preserve">11. Évaluation et suivi</w:t>
       </w:r>
     </w:p>
     <w:tbl>
@@ -6624,7 +8171,7 @@
               <w:rPr>
                 <w:rFonts w:ascii="Calibri" w:cs="Calibri" w:eastAsia="Calibri" w:hAnsi="Calibri"/>
               </w:rPr>
-              <w:t xml:space="preserve">En hausse d'une période à l'autre</w:t>
+              <w:t xml:space="preserve">En hausse d'une étape à l'autre</w:t>
             </w:r>
           </w:p>
         </w:tc>
@@ -6724,7 +8271,7 @@
               <w:rPr>
                 <w:rFonts w:ascii="Calibri" w:cs="Calibri" w:eastAsia="Calibri" w:hAnsi="Calibri"/>
               </w:rPr>
-              <w:t xml:space="preserve">En baisse d'une période à l'autre</w:t>
+              <w:t xml:space="preserve">En baisse d'une étape à l'autre</w:t>
             </w:r>
           </w:p>
         </w:tc>
@@ -6824,7 +8371,7 @@
               <w:rPr>
                 <w:rFonts w:ascii="Calibri" w:cs="Calibri" w:eastAsia="Calibri" w:hAnsi="Calibri"/>
               </w:rPr>
-              <w:t xml:space="preserve">Chaque élève l'a exercé au moins une fois par période</w:t>
+              <w:t xml:space="preserve">Chaque élève l'a exercé au moins une fois par étape</w:t>
             </w:r>
           </w:p>
         </w:tc>
@@ -6870,7 +8417,7 @@
               <w:rPr>
                 <w:rFonts w:ascii="Calibri" w:cs="Calibri" w:eastAsia="Calibri" w:hAnsi="Calibri"/>
               </w:rPr>
-              <w:t xml:space="preserve">Fin de période</w:t>
+              <w:t xml:space="preserve">Fin d'étape</w:t>
             </w:r>
           </w:p>
         </w:tc>
@@ -6989,7 +8536,7 @@
         <w:rPr>
           <w:rFonts w:ascii="Calibri" w:cs="Calibri" w:eastAsia="Calibri" w:hAnsi="Calibri"/>
         </w:rPr>
-        <w:t xml:space="preserve">11. Retombées et transférabilité</w:t>
+        <w:t xml:space="preserve">12. Retombées et transférabilité</w:t>
       </w:r>
     </w:p>
     <w:p>
@@ -7119,7 +8666,7 @@
         <w:rPr>
           <w:rFonts w:ascii="Calibri" w:cs="Calibri" w:eastAsia="Calibri" w:hAnsi="Calibri"/>
         </w:rPr>
-        <w:t xml:space="preserve">12. Décision demandée et prochaines étapes</w:t>
+        <w:t xml:space="preserve">13. Décision demandée et prochaines étapes</w:t>
       </w:r>
     </w:p>
     <w:p>
@@ -7226,7 +8773,7 @@
         <w:rPr>
           <w:rFonts w:ascii="Calibri" w:cs="Calibri" w:eastAsia="Calibri" w:hAnsi="Calibri"/>
         </w:rPr>
-        <w:t xml:space="preserve"> à la fin de la période d'ancrage.</w:t>
+        <w:t xml:space="preserve"> à la fin de la étape d'ancrage.</w:t>
       </w:r>
     </w:p>
     <w:p>
@@ -7237,7 +8784,7 @@
         <w:rPr>
           <w:rFonts w:ascii="Calibri" w:cs="Calibri" w:eastAsia="Calibri" w:hAnsi="Calibri"/>
         </w:rPr>
-        <w:t xml:space="preserve">Dès l'acceptation, l'équipe peut contacter les élèves et démarrer selon l'échéancier de la section 6.</w:t>
+        <w:t xml:space="preserve">Dès l'acceptation, l'équipe peut contacter les élèves et démarrer selon l'échéancier de la section 7.</w:t>
       </w:r>
     </w:p>
     <w:p>

--- a/documents/z101/Projet-Z101.docx
+++ b/documents/z101/Projet-Z101.docx
@@ -551,7 +551,7 @@
               <w:rPr>
                 <w:rFonts w:ascii="Calibri" w:cs="Calibri" w:eastAsia="Calibri" w:hAnsi="Calibri"/>
               </w:rPr>
-              <w:t xml:space="preserve">Enseignante du Z101, TES préventive, orthopédagogue et conseillère pédagogique. Tous déjà en poste.</w:t>
+              <w:t xml:space="preserve">Mme Lisa (enseignante du Z101), Janie-Lee (TES préventive), l'orthopédagogue et la conseillère pédagogique. Tous déjà en poste. Le projet a été présenté à Mme Lisa et à Janie-Lee, qui a accepté son rôle.</w:t>
             </w:r>
           </w:p>
         </w:tc>
@@ -582,7 +582,7 @@
                 <w:b/>
                 <w:bCs/>
               </w:rPr>
-              <w:t xml:space="preserve">Coût</w:t>
+              <w:t xml:space="preserve">Quand</w:t>
             </w:r>
           </w:p>
         </w:tc>
@@ -604,16 +604,8 @@
             <w:r>
               <w:rPr>
                 <w:rFonts w:ascii="Calibri" w:cs="Calibri" w:eastAsia="Calibri" w:hAnsi="Calibri"/>
-                <w:b/>
-                <w:bCs/>
-              </w:rPr>
-              <w:t xml:space="preserve">Aucune embauche.</w:t>
-            </w:r>
-            <w:r>
-              <w:rPr>
-                <w:rFonts w:ascii="Calibri" w:cs="Calibri" w:eastAsia="Calibri" w:hAnsi="Calibri"/>
-              </w:rPr>
-              <w:t xml:space="preserve"> Matériel : fiches plastifiées et chariots TEACCH partagés avec l'alpha-pré et la DAP.</w:t>
+              </w:rPr>
+              <w:t xml:space="preserve">Le mardi et le jeudi matin, de 8 h 25 à 11 h 45.</w:t>
             </w:r>
           </w:p>
         </w:tc>
@@ -644,6 +636,68 @@
                 <w:b/>
                 <w:bCs/>
               </w:rPr>
+              <w:t xml:space="preserve">Coût</w:t>
+            </w:r>
+          </w:p>
+        </w:tc>
+        <w:tc>
+          <w:tcPr>
+            <w:tcW w:type="dxa" w:w="6960"/>
+            <w:tcMar>
+              <w:top w:type="dxa" w:w="100"/>
+              <w:left w:type="dxa" w:w="140"/>
+              <w:bottom w:type="dxa" w:w="100"/>
+              <w:right w:type="dxa" w:w="140"/>
+            </w:tcMar>
+            <w:vAlign w:val="top"/>
+          </w:tcPr>
+          <w:p>
+            <w:pPr>
+              <w:spacing w:after="40" w:line="264"/>
+            </w:pPr>
+            <w:r>
+              <w:rPr>
+                <w:rFonts w:ascii="Calibri" w:cs="Calibri" w:eastAsia="Calibri" w:hAnsi="Calibri"/>
+                <w:b/>
+                <w:bCs/>
+              </w:rPr>
+              <w:t xml:space="preserve">Aucune embauche.</w:t>
+            </w:r>
+            <w:r>
+              <w:rPr>
+                <w:rFonts w:ascii="Calibri" w:cs="Calibri" w:eastAsia="Calibri" w:hAnsi="Calibri"/>
+              </w:rPr>
+              <w:t xml:space="preserve"> Matériel : fiches plastifiées et chariots TEACCH partagés avec l'alpha-pré et la DAP.</w:t>
+            </w:r>
+          </w:p>
+        </w:tc>
+      </w:tr>
+      <w:tr>
+        <w:trPr>
+          <w:cantSplit/>
+        </w:trPr>
+        <w:tc>
+          <w:tcPr>
+            <w:tcW w:type="dxa" w:w="2400"/>
+            <w:shd w:fill="E8F0FB" w:color="auto" w:val="clear"/>
+            <w:tcMar>
+              <w:top w:type="dxa" w:w="100"/>
+              <w:left w:type="dxa" w:w="140"/>
+              <w:bottom w:type="dxa" w:w="100"/>
+              <w:right w:type="dxa" w:w="140"/>
+            </w:tcMar>
+            <w:vAlign w:val="top"/>
+          </w:tcPr>
+          <w:p>
+            <w:pPr>
+              <w:spacing w:after="40" w:line="264"/>
+            </w:pPr>
+            <w:r>
+              <w:rPr>
+                <w:rFonts w:ascii="Calibri" w:cs="Calibri" w:eastAsia="Calibri" w:hAnsi="Calibri"/>
+                <w:b/>
+                <w:bCs/>
+              </w:rPr>
               <w:t xml:space="preserve">Durée</w:t>
             </w:r>
           </w:p>
@@ -667,7 +721,7 @@
               <w:rPr>
                 <w:rFonts w:ascii="Calibri" w:cs="Calibri" w:eastAsia="Calibri" w:hAnsi="Calibri"/>
               </w:rPr>
-              <w:t xml:space="preserve">Projet pilote à partir de l'acceptation, en trois étapes, avec un premier bilan à la fin de la étape d'ancrage.</w:t>
+              <w:t xml:space="preserve">Projet pilote à partir de l'acceptation, en trois étapes, avec un premier bilan à la fin de l'étape d'ancrage.</w:t>
             </w:r>
           </w:p>
         </w:tc>
@@ -1383,7 +1437,21 @@
         <w:rPr>
           <w:rFonts w:ascii="Calibri" w:cs="Calibri" w:eastAsia="Calibri" w:hAnsi="Calibri"/>
         </w:rPr>
-        <w:t xml:space="preserve"> réunit les autres élèves.</w:t>
+        <w:t xml:space="preserve"> réunit les élèves </w:t>
+      </w:r>
+      <w:r>
+        <w:rPr>
+          <w:rFonts w:ascii="Calibri" w:cs="Calibri" w:eastAsia="Calibri" w:hAnsi="Calibri"/>
+          <w:b/>
+          <w:bCs/>
+        </w:rPr>
+        <w:t xml:space="preserve">en concomitance</w:t>
+      </w:r>
+      <w:r>
+        <w:rPr>
+          <w:rFonts w:ascii="Calibri" w:cs="Calibri" w:eastAsia="Calibri" w:hAnsi="Calibri"/>
+        </w:rPr>
+        <w:t xml:space="preserve">, qui suivent aussi d'autres matières.</w:t>
       </w:r>
     </w:p>
     <w:p>
@@ -1549,13 +1617,13 @@
           <w:b/>
           <w:bCs/>
         </w:rPr>
-        <w:t xml:space="preserve">Deux lieux d'ateliers exploratoires :</w:t>
-      </w:r>
-      <w:r>
-        <w:rPr>
-          <w:rFonts w:ascii="Calibri" w:cs="Calibri" w:eastAsia="Calibri" w:hAnsi="Calibri"/>
-        </w:rPr>
-        <w:t xml:space="preserve"> le grenier de Maria, juste à côté de la classe de Mme Lisa, et le local d'arts plastiques, un grand local actuellement libre.</w:t>
+        <w:t xml:space="preserve">Chariots TEACCH :</w:t>
+      </w:r>
+      <w:r>
+        <w:rPr>
+          <w:rFonts w:ascii="Calibri" w:cs="Calibri" w:eastAsia="Calibri" w:hAnsi="Calibri"/>
+        </w:rPr>
+        <w:t xml:space="preserve"> postes de travail visuels et structurés, partagés avec l'alpha-pré et la DAP.</w:t>
       </w:r>
     </w:p>
     <w:p>
@@ -1573,13 +1641,51 @@
           <w:b/>
           <w:bCs/>
         </w:rPr>
-        <w:t xml:space="preserve">Chariots TEACCH :</w:t>
-      </w:r>
-      <w:r>
-        <w:rPr>
-          <w:rFonts w:ascii="Calibri" w:cs="Calibri" w:eastAsia="Calibri" w:hAnsi="Calibri"/>
-        </w:rPr>
-        <w:t xml:space="preserve"> postes de travail visuels et structurés, partagés avec l'alpha-pré et la DAP.</w:t>
+        <w:t xml:space="preserve">Tableau de programmation :</w:t>
+      </w:r>
+      <w:r>
+        <w:rPr>
+          <w:rFonts w:ascii="Calibri" w:cs="Calibri" w:eastAsia="Calibri" w:hAnsi="Calibri"/>
+        </w:rPr>
+        <w:t xml:space="preserve"> chaque bloc de la matinée est planifié et affiché. Aucun moment n'est laissé vide.</w:t>
+      </w:r>
+    </w:p>
+    <w:p>
+      <w:pPr>
+        <w:pStyle w:val="Heading2"/>
+        <w:keepNext/>
+        <w:spacing w:after="80" w:before="200"/>
+      </w:pPr>
+      <w:r>
+        <w:rPr>
+          <w:rFonts w:ascii="Calibri" w:cs="Calibri" w:eastAsia="Calibri" w:hAnsi="Calibri"/>
+        </w:rPr>
+        <w:t xml:space="preserve">Les ateliers exploratoires</w:t>
+      </w:r>
+    </w:p>
+    <w:p>
+      <w:pPr>
+        <w:spacing w:after="120" w:line="288"/>
+      </w:pPr>
+      <w:r>
+        <w:rPr>
+          <w:rFonts w:ascii="Calibri" w:cs="Calibri" w:eastAsia="Calibri" w:hAnsi="Calibri"/>
+        </w:rPr>
+        <w:t xml:space="preserve">Les élèves ont été </w:t>
+      </w:r>
+      <w:r>
+        <w:rPr>
+          <w:rFonts w:ascii="Calibri" w:cs="Calibri" w:eastAsia="Calibri" w:hAnsi="Calibri"/>
+          <w:b/>
+          <w:bCs/>
+        </w:rPr>
+        <w:t xml:space="preserve">sondés</w:t>
+      </w:r>
+      <w:r>
+        <w:rPr>
+          <w:rFonts w:ascii="Calibri" w:cs="Calibri" w:eastAsia="Calibri" w:hAnsi="Calibri"/>
+        </w:rPr>
+        <w:t xml:space="preserve"> sur la formule et sur les compétences qu'ils souhaitent développer. Les ateliers s'appuient sur leurs suggestions. En voici des exemples :</w:t>
       </w:r>
     </w:p>
     <w:p>
@@ -1597,13 +1703,100 @@
           <w:b/>
           <w:bCs/>
         </w:rPr>
-        <w:t xml:space="preserve">Tableau de programmation :</w:t>
-      </w:r>
-      <w:r>
-        <w:rPr>
-          <w:rFonts w:ascii="Calibri" w:cs="Calibri" w:eastAsia="Calibri" w:hAnsi="Calibri"/>
-        </w:rPr>
-        <w:t xml:space="preserve"> chaque bloc de la matinée est planifié et affiché. Aucun moment n'est laissé vide.</w:t>
+        <w:t xml:space="preserve">Pré-employabilité</w:t>
+      </w:r>
+      <w:r>
+        <w:rPr>
+          <w:rFonts w:ascii="Calibri" w:cs="Calibri" w:eastAsia="Calibri" w:hAnsi="Calibri"/>
+        </w:rPr>
+        <w:t xml:space="preserve">, au grenier de Maria.</w:t>
+      </w:r>
+    </w:p>
+    <w:p>
+      <w:pPr>
+        <w:pStyle w:val="ListParagraph"/>
+        <w:numPr>
+          <w:ilvl w:val="0"/>
+          <w:numId w:val="2"/>
+        </w:numPr>
+        <w:spacing w:after="80" w:line="276"/>
+      </w:pPr>
+      <w:r>
+        <w:rPr>
+          <w:rFonts w:ascii="Calibri" w:cs="Calibri" w:eastAsia="Calibri" w:hAnsi="Calibri"/>
+          <w:b/>
+          <w:bCs/>
+        </w:rPr>
+        <w:t xml:space="preserve">Développement durable</w:t>
+      </w:r>
+      <w:r>
+        <w:rPr>
+          <w:rFonts w:ascii="Calibri" w:cs="Calibri" w:eastAsia="Calibri" w:hAnsi="Calibri"/>
+        </w:rPr>
+        <w:t xml:space="preserve">, une suggestion des élèves.</w:t>
+      </w:r>
+    </w:p>
+    <w:p>
+      <w:pPr>
+        <w:pStyle w:val="ListParagraph"/>
+        <w:numPr>
+          <w:ilvl w:val="0"/>
+          <w:numId w:val="2"/>
+        </w:numPr>
+        <w:spacing w:after="80" w:line="276"/>
+      </w:pPr>
+      <w:r>
+        <w:rPr>
+          <w:rFonts w:ascii="Calibri" w:cs="Calibri" w:eastAsia="Calibri" w:hAnsi="Calibri"/>
+          <w:b/>
+          <w:bCs/>
+        </w:rPr>
+        <w:t xml:space="preserve">Entrepreneuriat</w:t>
+      </w:r>
+      <w:r>
+        <w:rPr>
+          <w:rFonts w:ascii="Calibri" w:cs="Calibri" w:eastAsia="Calibri" w:hAnsi="Calibri"/>
+        </w:rPr>
+        <w:t xml:space="preserve"> : des projets débuteront bientôt en PPS. Les élèves pourront les poursuivre en atelier.</w:t>
+      </w:r>
+    </w:p>
+    <w:p>
+      <w:pPr>
+        <w:spacing w:after="120" w:line="288"/>
+      </w:pPr>
+      <w:r>
+        <w:rPr>
+          <w:rFonts w:ascii="Calibri" w:cs="Calibri" w:eastAsia="Calibri" w:hAnsi="Calibri"/>
+        </w:rPr>
+        <w:t xml:space="preserve">Les ateliers ont lieu dans </w:t>
+      </w:r>
+      <w:r>
+        <w:rPr>
+          <w:rFonts w:ascii="Calibri" w:cs="Calibri" w:eastAsia="Calibri" w:hAnsi="Calibri"/>
+          <w:b/>
+          <w:bCs/>
+        </w:rPr>
+        <w:t xml:space="preserve">deux locaux</w:t>
+      </w:r>
+      <w:r>
+        <w:rPr>
+          <w:rFonts w:ascii="Calibri" w:cs="Calibri" w:eastAsia="Calibri" w:hAnsi="Calibri"/>
+        </w:rPr>
+        <w:t xml:space="preserve"> : le grenier de Maria, juste à côté de la classe de Mme Lisa, et le </w:t>
+      </w:r>
+      <w:r>
+        <w:rPr>
+          <w:rFonts w:ascii="Calibri" w:cs="Calibri" w:eastAsia="Calibri" w:hAnsi="Calibri"/>
+          <w:b/>
+          <w:bCs/>
+        </w:rPr>
+        <w:t xml:space="preserve">local d'arts plastiques</w:t>
+      </w:r>
+      <w:r>
+        <w:rPr>
+          <w:rFonts w:ascii="Calibri" w:cs="Calibri" w:eastAsia="Calibri" w:hAnsi="Calibri"/>
+        </w:rPr>
+        <w:t xml:space="preserve">, un grand local actuellement libre. Le contenu détaillé des ateliers sera précisé avec l'équipe.</w:t>
       </w:r>
     </w:p>
     <w:p>
@@ -1630,7 +1823,21 @@
         <w:rPr>
           <w:rFonts w:ascii="Calibri" w:cs="Calibri" w:eastAsia="Calibri" w:hAnsi="Calibri"/>
         </w:rPr>
-        <w:t xml:space="preserve">La matinée compte </w:t>
+        <w:t xml:space="preserve">La formule s'applique </w:t>
+      </w:r>
+      <w:r>
+        <w:rPr>
+          <w:rFonts w:ascii="Calibri" w:cs="Calibri" w:eastAsia="Calibri" w:hAnsi="Calibri"/>
+          <w:b/>
+          <w:bCs/>
+        </w:rPr>
+        <w:t xml:space="preserve">le mardi et le jeudi matin</w:t>
+      </w:r>
+      <w:r>
+        <w:rPr>
+          <w:rFonts w:ascii="Calibri" w:cs="Calibri" w:eastAsia="Calibri" w:hAnsi="Calibri"/>
+        </w:rPr>
+        <w:t xml:space="preserve">. La matinée compte </w:t>
       </w:r>
       <w:r>
         <w:rPr>
@@ -1782,7 +1989,7 @@
                 <w:sz w:val="20"/>
                 <w:szCs w:val="20"/>
               </w:rPr>
-              <w:t xml:space="preserve">Sous-groupe 2</w:t>
+              <w:t xml:space="preserve">Sous-groupe 2 : concomitance</w:t>
             </w:r>
           </w:p>
         </w:tc>
@@ -2627,7 +2834,7 @@
                 <w:b/>
                 <w:bCs/>
               </w:rPr>
-              <w:t xml:space="preserve">Sous-groupe 2</w:t>
+              <w:t xml:space="preserve">Sous-groupe 2 : concomitance</w:t>
             </w:r>
           </w:p>
         </w:tc>
@@ -2806,7 +3013,7 @@
                 <w:sz w:val="20"/>
                 <w:szCs w:val="20"/>
               </w:rPr>
-              <w:t xml:space="preserve">La TES</w:t>
+              <w:t xml:space="preserve">La TES (Janie-Lee)</w:t>
             </w:r>
           </w:p>
         </w:tc>
@@ -2929,7 +3136,7 @@
               <w:rPr>
                 <w:rFonts w:ascii="Calibri" w:cs="Calibri" w:eastAsia="Calibri" w:hAnsi="Calibri"/>
               </w:rPr>
-              <w:t xml:space="preserve">Accueille les élèves un à un. Repère les signes d'anxiété et prévient les difficultés.</w:t>
+              <w:t xml:space="preserve">Arrive à 8 h 30. Accueille les élèves un à un, capte les signes d'anxiété et prévient les difficultés.</w:t>
             </w:r>
           </w:p>
         </w:tc>
@@ -3036,7 +3243,7 @@
               <w:rPr>
                 <w:rFonts w:ascii="Calibri" w:cs="Calibri" w:eastAsia="Calibri" w:hAnsi="Calibri"/>
               </w:rPr>
-              <w:t xml:space="preserve"> aussi vers les ateliers pour s'assurer de leur bon fonctionnement. En atelier, on applique « 3 avant l'enseignante ».</w:t>
+              <w:t xml:space="preserve"> aussi vers les ateliers exploratoires pour s'assurer du bon fonctionnement de la formule, offrir un soutien ponctuel et rediriger les élèves au besoin. En atelier, on applique « 3 avant l'enseignante ».</w:t>
             </w:r>
           </w:p>
         </w:tc>
@@ -3059,7 +3266,21 @@
               <w:rPr>
                 <w:rFonts w:ascii="Calibri" w:cs="Calibri" w:eastAsia="Calibri" w:hAnsi="Calibri"/>
               </w:rPr>
-              <w:t xml:space="preserve">Accompagne le sous-groupe 2 en atelier exploratoire : soutient discrètement les leaders, aide à régler les blocages, offre des pauses de régulation.</w:t>
+              <w:t xml:space="preserve">Jusqu'à 9 h 15 : accompagne le démarrage des ateliers. De 9 h 30 : </w:t>
+            </w:r>
+            <w:r>
+              <w:rPr>
+                <w:rFonts w:ascii="Calibri" w:cs="Calibri" w:eastAsia="Calibri" w:hAnsi="Calibri"/>
+                <w:b/>
+                <w:bCs/>
+              </w:rPr>
+              <w:t xml:space="preserve">coaching de terrain</w:t>
+            </w:r>
+            <w:r>
+              <w:rPr>
+                <w:rFonts w:ascii="Calibri" w:cs="Calibri" w:eastAsia="Calibri" w:hAnsi="Calibri"/>
+              </w:rPr>
+              <w:t xml:space="preserve"> auprès du sous-groupe 2 en atelier exploratoire. Elle soutient discrètement les leaders, aide à régler les blocages, offre des pauses de régulation.</w:t>
             </w:r>
           </w:p>
         </w:tc>
@@ -3283,7 +3504,7 @@
               <w:rPr>
                 <w:rFonts w:ascii="Calibri" w:cs="Calibri" w:eastAsia="Calibri" w:hAnsi="Calibri"/>
               </w:rPr>
-              <w:t xml:space="preserve"> vers les ateliers. Valide le registre d'autonomie.</w:t>
+              <w:t xml:space="preserve"> vers les ateliers pour offrir un soutien ponctuel. Valide le registre d'autonomie.</w:t>
             </w:r>
           </w:p>
         </w:tc>
@@ -3306,7 +3527,7 @@
               <w:rPr>
                 <w:rFonts w:ascii="Calibri" w:cs="Calibri" w:eastAsia="Calibri" w:hAnsi="Calibri"/>
               </w:rPr>
-              <w:t xml:space="preserve">Accompagne le sous-groupe PPS pur en atelier exploratoire, comme aux périodes 1 et 2.</w:t>
+              <w:t xml:space="preserve">Jusqu'à 11 h 00 : coaching de terrain auprès du sous-groupe PPS pur en atelier exploratoire.</w:t>
             </w:r>
           </w:p>
         </w:tc>
@@ -3465,7 +3686,7 @@
                 <w:sz w:val="20"/>
                 <w:szCs w:val="20"/>
               </w:rPr>
-              <w:t xml:space="preserve">La TES</w:t>
+              <w:t xml:space="preserve">La TES (Janie-Lee)</w:t>
             </w:r>
           </w:p>
         </w:tc>
@@ -4034,208 +4255,6 @@
                 <w:rFonts w:ascii="Calibri" w:cs="Calibri" w:eastAsia="Calibri" w:hAnsi="Calibri"/>
               </w:rPr>
               <w:t xml:space="preserve">Passe en revue les critères de réussite avec l'équipe. Fait ranger le matériel. Valide les étapes au registre par ses initiales, avant la validation finale de l'enseignante.</w:t>
-            </w:r>
-          </w:p>
-        </w:tc>
-      </w:tr>
-    </w:tbl>
-    <w:p>
-      <w:pPr>
-        <w:pStyle w:val="Heading2"/>
-        <w:keepNext/>
-        <w:spacing w:after="80" w:before="200"/>
-      </w:pPr>
-      <w:r>
-        <w:rPr>
-          <w:rFonts w:ascii="Calibri" w:cs="Calibri" w:eastAsia="Calibri" w:hAnsi="Calibri"/>
-        </w:rPr>
-        <w:t xml:space="preserve">Les tâches selon le lieu</w:t>
-      </w:r>
-    </w:p>
-    <w:tbl>
-      <w:tblPr>
-        <w:tblW w:type="dxa" w:w="9360"/>
-        <w:tblBorders>
-          <w:top w:val="single" w:color="CFD4DC" w:sz="4"/>
-          <w:left w:val="single" w:color="CFD4DC" w:sz="4"/>
-          <w:bottom w:val="single" w:color="CFD4DC" w:sz="4"/>
-          <w:right w:val="single" w:color="CFD4DC" w:sz="4"/>
-          <w:insideH w:val="single" w:color="CFD4DC" w:sz="4"/>
-          <w:insideV w:val="single" w:color="CFD4DC" w:sz="4"/>
-        </w:tblBorders>
-        <w:tblLayout w:type="fixed"/>
-      </w:tblPr>
-      <w:tblGrid>
-        <w:gridCol w:w="2100"/>
-        <w:gridCol w:w="7260"/>
-      </w:tblGrid>
-      <w:tr>
-        <w:trPr>
-          <w:tblHeader/>
-        </w:trPr>
-        <w:tc>
-          <w:tcPr>
-            <w:tcW w:type="dxa" w:w="2100"/>
-            <w:shd w:fill="1D3557" w:color="auto" w:val="clear"/>
-            <w:tcMar>
-              <w:top w:type="dxa" w:w="100"/>
-              <w:left w:type="dxa" w:w="140"/>
-              <w:bottom w:type="dxa" w:w="100"/>
-              <w:right w:type="dxa" w:w="140"/>
-            </w:tcMar>
-            <w:vAlign w:val="top"/>
-          </w:tcPr>
-          <w:p>
-            <w:pPr>
-              <w:spacing w:after="0"/>
-            </w:pPr>
-            <w:r>
-              <w:rPr>
-                <w:rFonts w:ascii="Calibri" w:cs="Calibri" w:eastAsia="Calibri" w:hAnsi="Calibri"/>
-                <w:b/>
-                <w:bCs/>
-                <w:color w:val="FFFFFF"/>
-                <w:sz w:val="20"/>
-                <w:szCs w:val="20"/>
-              </w:rPr>
-              <w:t xml:space="preserve">Lieu</w:t>
-            </w:r>
-          </w:p>
-        </w:tc>
-        <w:tc>
-          <w:tcPr>
-            <w:tcW w:type="dxa" w:w="7260"/>
-            <w:shd w:fill="1D3557" w:color="auto" w:val="clear"/>
-            <w:tcMar>
-              <w:top w:type="dxa" w:w="100"/>
-              <w:left w:type="dxa" w:w="140"/>
-              <w:bottom w:type="dxa" w:w="100"/>
-              <w:right w:type="dxa" w:w="140"/>
-            </w:tcMar>
-            <w:vAlign w:val="top"/>
-          </w:tcPr>
-          <w:p>
-            <w:pPr>
-              <w:spacing w:after="0"/>
-            </w:pPr>
-            <w:r>
-              <w:rPr>
-                <w:rFonts w:ascii="Calibri" w:cs="Calibri" w:eastAsia="Calibri" w:hAnsi="Calibri"/>
-                <w:b/>
-                <w:bCs/>
-                <w:color w:val="FFFFFF"/>
-                <w:sz w:val="20"/>
-                <w:szCs w:val="20"/>
-              </w:rPr>
-              <w:t xml:space="preserve">Responsabilités du leader</w:t>
-            </w:r>
-          </w:p>
-        </w:tc>
-      </w:tr>
-      <w:tr>
-        <w:trPr>
-          <w:cantSplit/>
-        </w:trPr>
-        <w:tc>
-          <w:tcPr>
-            <w:tcW w:type="dxa" w:w="2100"/>
-            <w:shd w:fill="EAF4E4" w:color="auto" w:val="clear"/>
-            <w:tcMar>
-              <w:top w:type="dxa" w:w="100"/>
-              <w:left w:type="dxa" w:w="140"/>
-              <w:bottom w:type="dxa" w:w="100"/>
-              <w:right w:type="dxa" w:w="140"/>
-            </w:tcMar>
-            <w:vAlign w:val="top"/>
-          </w:tcPr>
-          <w:p>
-            <w:pPr>
-              <w:spacing w:after="40" w:line="264"/>
-            </w:pPr>
-            <w:r>
-              <w:rPr>
-                <w:rFonts w:ascii="Calibri" w:cs="Calibri" w:eastAsia="Calibri" w:hAnsi="Calibri"/>
-                <w:b/>
-                <w:bCs/>
-              </w:rPr>
-              <w:t xml:space="preserve">Grenier de Maria</w:t>
-            </w:r>
-          </w:p>
-        </w:tc>
-        <w:tc>
-          <w:tcPr>
-            <w:tcW w:type="dxa" w:w="7260"/>
-            <w:tcMar>
-              <w:top w:type="dxa" w:w="100"/>
-              <w:left w:type="dxa" w:w="140"/>
-              <w:bottom w:type="dxa" w:w="100"/>
-              <w:right w:type="dxa" w:w="140"/>
-            </w:tcMar>
-            <w:vAlign w:val="top"/>
-          </w:tcPr>
-          <w:p>
-            <w:pPr>
-              <w:spacing w:after="40" w:line="264"/>
-            </w:pPr>
-            <w:r>
-              <w:rPr>
-                <w:rFonts w:ascii="Calibri" w:cs="Calibri" w:eastAsia="Calibri" w:hAnsi="Calibri"/>
-              </w:rPr>
-              <w:t xml:space="preserve">Organise le tri, l'inventaire et la manutention sécuritaire. Répartit les tâches de logistique. Assure le contrôle de la qualité.</w:t>
-            </w:r>
-          </w:p>
-        </w:tc>
-      </w:tr>
-      <w:tr>
-        <w:trPr>
-          <w:cantSplit/>
-        </w:trPr>
-        <w:tc>
-          <w:tcPr>
-            <w:tcW w:type="dxa" w:w="2100"/>
-            <w:shd w:fill="EAF4E4" w:color="auto" w:val="clear"/>
-            <w:tcMar>
-              <w:top w:type="dxa" w:w="100"/>
-              <w:left w:type="dxa" w:w="140"/>
-              <w:bottom w:type="dxa" w:w="100"/>
-              <w:right w:type="dxa" w:w="140"/>
-            </w:tcMar>
-            <w:vAlign w:val="top"/>
-          </w:tcPr>
-          <w:p>
-            <w:pPr>
-              <w:spacing w:after="40" w:line="264"/>
-            </w:pPr>
-            <w:r>
-              <w:rPr>
-                <w:rFonts w:ascii="Calibri" w:cs="Calibri" w:eastAsia="Calibri" w:hAnsi="Calibri"/>
-                <w:b/>
-                <w:bCs/>
-              </w:rPr>
-              <w:t xml:space="preserve">Local d'arts plastiques</w:t>
-            </w:r>
-          </w:p>
-        </w:tc>
-        <w:tc>
-          <w:tcPr>
-            <w:tcW w:type="dxa" w:w="7260"/>
-            <w:tcMar>
-              <w:top w:type="dxa" w:w="100"/>
-              <w:left w:type="dxa" w:w="140"/>
-              <w:bottom w:type="dxa" w:w="100"/>
-              <w:right w:type="dxa" w:w="140"/>
-            </w:tcMar>
-            <w:vAlign w:val="top"/>
-          </w:tcPr>
-          <w:p>
-            <w:pPr>
-              <w:spacing w:after="40" w:line="264"/>
-            </w:pPr>
-            <w:r>
-              <w:rPr>
-                <w:rFonts w:ascii="Calibri" w:cs="Calibri" w:eastAsia="Calibri" w:hAnsi="Calibri"/>
-              </w:rPr>
-              <w:t xml:space="preserve">Distribue le matériel, fait respecter les consignes de sécurité et veille au rangement du local à la fin de l'atelier.</w:t>
             </w:r>
           </w:p>
         </w:tc>
@@ -4550,7 +4569,7 @@
               <w:rPr>
                 <w:rFonts w:ascii="Calibri" w:cs="Calibri" w:eastAsia="Calibri" w:hAnsi="Calibri"/>
               </w:rPr>
-              <w:t xml:space="preserve"> vers les ateliers pour s'assurer de leur bon fonctionnement. Planifie, évalue et valide le registre. Présente les outils d'autonomie.</w:t>
+              <w:t xml:space="preserve"> vers les ateliers exploratoires pour s'assurer du bon fonctionnement de la formule, offrir un soutien ponctuel et rediriger les élèves au besoin. Planifie, évalue et valide le registre. Présente les outils d'autonomie.</w:t>
             </w:r>
           </w:p>
         </w:tc>
@@ -4968,7 +4987,7 @@
               <w:rPr>
                 <w:rFonts w:ascii="Calibri" w:cs="Calibri" w:eastAsia="Calibri" w:hAnsi="Calibri"/>
               </w:rPr>
-              <w:t xml:space="preserve">Autorise le projet, confirme les locaux et l'horaire de la TES.</w:t>
+              <w:t xml:space="preserve">Autorise le projet et confirme l'accès au local d'arts plastiques.</w:t>
             </w:r>
           </w:p>
         </w:tc>
@@ -6021,7 +6040,7 @@
               <w:rPr>
                 <w:rFonts w:ascii="Calibri" w:cs="Calibri" w:eastAsia="Calibri" w:hAnsi="Calibri"/>
               </w:rPr>
-              <w:t xml:space="preserve">Décision de la table des directions. Confirmation des locaux et de l'horaire de la TES.</w:t>
+              <w:t xml:space="preserve">Décision de la table des directions. Confirmation de l'accès au local d'arts plastiques.</w:t>
             </w:r>
           </w:p>
         </w:tc>
@@ -6173,7 +6192,7 @@
               <w:rPr>
                 <w:rFonts w:ascii="Calibri" w:cs="Calibri" w:eastAsia="Calibri" w:hAnsi="Calibri"/>
               </w:rPr>
-              <w:t xml:space="preserve">Formation des deux sous-groupes : PPS pur et sous-groupe 2. Préparation des premières fiches de tâches et du registre.</w:t>
+              <w:t xml:space="preserve">Formation des deux sous-groupes : PPS pur et concomitance. Préparation des premières fiches de tâches et du registre.</w:t>
             </w:r>
           </w:p>
         </w:tc>
@@ -6249,7 +6268,7 @@
               <w:rPr>
                 <w:rFonts w:ascii="Calibri" w:cs="Calibri" w:eastAsia="Calibri" w:hAnsi="Calibri"/>
               </w:rPr>
-              <w:t xml:space="preserve">Début de la étape d'ancrage avec les 24 élèves.</w:t>
+              <w:t xml:space="preserve">Début de l'étape d'ancrage avec les 24 élèves.</w:t>
             </w:r>
           </w:p>
         </w:tc>
@@ -6575,7 +6594,7 @@
               <w:rPr>
                 <w:rFonts w:ascii="Calibri" w:cs="Calibri" w:eastAsia="Calibri" w:hAnsi="Calibri"/>
               </w:rPr>
-              <w:t xml:space="preserve">Enseignante du Z101, TES préventive, orthopédagogue, conseillère pédagogique. </w:t>
+              <w:t xml:space="preserve">Mme Lisa (enseignante du Z101), Janie-Lee (TES préventive), l'orthopédagogue et la conseillère pédagogique. </w:t>
             </w:r>
             <w:r>
               <w:rPr>
@@ -6637,7 +6656,7 @@
               <w:rPr>
                 <w:rFonts w:ascii="Calibri" w:cs="Calibri" w:eastAsia="Calibri" w:hAnsi="Calibri"/>
               </w:rPr>
-              <w:t xml:space="preserve">Présente pendant les matinées d'ateliers, de 8 h 25 à 11 h 45. Sa présence a déjà été validée.</w:t>
+              <w:t xml:space="preserve">Le mardi et le jeudi matin : de 8 h 30 à 9 h 15 pour l'accueil et la prévention, puis de 9 h 30 à 11 h 00 pour le coaching de terrain dans les ateliers. Le projet lui a été présenté et elle a accepté ce rôle.</w:t>
             </w:r>
           </w:p>
         </w:tc>
@@ -7075,7 +7094,7 @@
               <w:rPr>
                 <w:rFonts w:ascii="Calibri" w:cs="Calibri" w:eastAsia="Calibri" w:hAnsi="Calibri"/>
               </w:rPr>
-              <w:t xml:space="preserve">L'élève choisit sa tâche et s'inscrit au registre. Il prend la parole comme leader. Il règle ses blocages avec la règle « 3 avant l'enseignante ».</w:t>
+              <w:t xml:space="preserve">Les élèves ont été consultés sur la formule et sur les ateliers qu'ils souhaitent. L'élève choisit sa tâche et s'inscrit au registre. Il prend la parole comme leader. Il règle ses blocages avec la règle « 3 avant l'enseignante ».</w:t>
             </w:r>
           </w:p>
         </w:tc>
@@ -7145,7 +7164,7 @@
               <w:rPr>
                 <w:rFonts w:ascii="Calibri" w:cs="Calibri" w:eastAsia="Calibri" w:hAnsi="Calibri"/>
               </w:rPr>
-              <w:t xml:space="preserve">Des tâches de la vraie vie : trier, gérer un inventaire, créer, faire un budget, choisir un logement. Ce qui est appris sert dès maintenant.</w:t>
+              <w:t xml:space="preserve">Des ateliers proposés par les élèves eux-mêmes et liés à leur projet de vie : pré-employabilité, développement durable, entrepreneuriat. Ce qui est appris sert dès maintenant.</w:t>
             </w:r>
           </w:p>
         </w:tc>
@@ -7598,7 +7617,7 @@
               <w:rPr>
                 <w:rFonts w:ascii="Calibri" w:cs="Calibri" w:eastAsia="Calibri" w:hAnsi="Calibri"/>
               </w:rPr>
-              <w:t xml:space="preserve">Le grenier de Maria est juste à côté de la classe de Mme Lisa. L'enseignante circule pour s'assurer du bon fonctionnement des ateliers, et la TES les accompagne aux étapes 1 et 2.</w:t>
+              <w:t xml:space="preserve">Le grenier de Maria est juste à côté de la classe de Mme Lisa. L'enseignante circule pour s'assurer du bon fonctionnement des ateliers, et la TES y fait du coaching de terrain de 9 h 30 à 11 h 00.</w:t>
             </w:r>
           </w:p>
         </w:tc>
@@ -7760,7 +7779,7 @@
               <w:rPr>
                 <w:rFonts w:ascii="Calibri" w:cs="Calibri" w:eastAsia="Calibri" w:hAnsi="Calibri"/>
               </w:rPr>
-              <w:t xml:space="preserve">Bilan à la fin de la étape d'ancrage. Si les indicateurs ne sont pas au rendez-vous, on ajuste ou on revient à la formule actuelle.</w:t>
+              <w:t xml:space="preserve">Bilan à la fin de l'étape d'ancrage. Si les indicateurs ne sont pas au rendez-vous, on ajuste ou on revient à la formule actuelle.</w:t>
             </w:r>
           </w:p>
         </w:tc>
@@ -8743,13 +8762,13 @@
           <w:b/>
           <w:bCs/>
         </w:rPr>
-        <w:t xml:space="preserve">De confirmer les locaux et l'horaire de la TES</w:t>
-      </w:r>
-      <w:r>
-        <w:rPr>
-          <w:rFonts w:ascii="Calibri" w:cs="Calibri" w:eastAsia="Calibri" w:hAnsi="Calibri"/>
-        </w:rPr>
-        <w:t xml:space="preserve"> pour les matinées d'ateliers.</w:t>
+        <w:t xml:space="preserve">De confirmer l'accès au local d'arts plastiques</w:t>
+      </w:r>
+      <w:r>
+        <w:rPr>
+          <w:rFonts w:ascii="Calibri" w:cs="Calibri" w:eastAsia="Calibri" w:hAnsi="Calibri"/>
+        </w:rPr>
+        <w:t xml:space="preserve"> les mardis et jeudis matin.</w:t>
       </w:r>
     </w:p>
     <w:p>
@@ -8773,7 +8792,7 @@
         <w:rPr>
           <w:rFonts w:ascii="Calibri" w:cs="Calibri" w:eastAsia="Calibri" w:hAnsi="Calibri"/>
         </w:rPr>
-        <w:t xml:space="preserve"> à la fin de la étape d'ancrage.</w:t>
+        <w:t xml:space="preserve"> à la fin de l'étape d'ancrage.</w:t>
       </w:r>
     </w:p>
     <w:p>

--- a/documents/z101/Projet-Z101.docx
+++ b/documents/z101/Projet-Z101.docx
@@ -1787,7 +1787,7 @@
         <w:rPr>
           <w:rFonts w:ascii="Calibri" w:cs="Calibri" w:eastAsia="Calibri" w:hAnsi="Calibri"/>
         </w:rPr>
-        <w:t xml:space="preserve"> des tâches visuelles et structurées pour travailler l'autonomie. L'orthopédagogue prévoit déjà d'en concevoir pour les élèves du centre, notamment en alpha-pré. Ces boîtes pourront aussi servir aux élèves du Z101.</w:t>
+        <w:t xml:space="preserve"> des tâches visuelles et structurées pour travailler l'autonomie. Un projet de boîtes de découverte avec l'orthopédagogue est souhaité pour les élèves du centre, notamment en alpha-pré. Si ce projet se réalise, ces boîtes pourraient aussi servir aux élèves du Z101.</w:t>
       </w:r>
     </w:p>
     <w:p>
@@ -7385,7 +7385,7 @@
               <w:rPr>
                 <w:rFonts w:ascii="Calibri" w:cs="Calibri" w:eastAsia="Calibri" w:hAnsi="Calibri"/>
               </w:rPr>
-              <w:t xml:space="preserve">Fiches de tâches plastifiées et registre d'autonomie. Les boîtes de découverte TEACCH que l'orthopédagogue prévoit déjà de concevoir pour les élèves du centre pourront aussi être utilisées.</w:t>
+              <w:t xml:space="preserve">Fiches de tâches plastifiées et registre d'autonomie. Si le projet de boîtes de découverte TEACCH souhaité avec l'orthopédagogue se réalise, ces boîtes pourraient aussi être utilisées.</w:t>
             </w:r>
           </w:p>
         </w:tc>

--- a/documents/z101/Projet-Z101.docx
+++ b/documents/z101/Projet-Z101.docx
@@ -2,1735 +2,15 @@
 <file path=word/document.xml><?xml version="1.0" encoding="utf-8"?>
 <w:document xmlns:wpc="http://schemas.microsoft.com/office/word/2010/wordprocessingCanvas" xmlns:mc="http://schemas.openxmlformats.org/markup-compatibility/2006" xmlns:o="urn:schemas-microsoft-com:office:office" xmlns:r="http://schemas.openxmlformats.org/officeDocument/2006/relationships" xmlns:m="http://schemas.openxmlformats.org/officeDocument/2006/math" xmlns:v="urn:schemas-microsoft-com:vml" xmlns:wp14="http://schemas.microsoft.com/office/word/2010/wordprocessingDrawing" xmlns:wp="http://schemas.openxmlformats.org/drawingml/2006/wordprocessingDrawing" xmlns:w10="urn:schemas-microsoft-com:office:word" xmlns:w="http://schemas.openxmlformats.org/wordprocessingml/2006/main" xmlns:w14="http://schemas.microsoft.com/office/word/2010/wordml" xmlns:w15="http://schemas.microsoft.com/office/word/2012/wordml" xmlns:wpg="http://schemas.microsoft.com/office/word/2010/wordprocessingGroup" xmlns:wpi="http://schemas.microsoft.com/office/word/2010/wordprocessingInk" xmlns:wne="http://schemas.microsoft.com/office/word/2006/wordml" xmlns:wps="http://schemas.microsoft.com/office/word/2010/wordprocessingShape" xmlns:cx="http://schemas.microsoft.com/office/drawing/2014/chartex" xmlns:cx1="http://schemas.microsoft.com/office/drawing/2015/9/8/chartex" xmlns:cx2="http://schemas.microsoft.com/office/drawing/2015/10/21/chartex" xmlns:cx3="http://schemas.microsoft.com/office/drawing/2016/5/9/chartex" xmlns:cx4="http://schemas.microsoft.com/office/drawing/2016/5/10/chartex" xmlns:cx5="http://schemas.microsoft.com/office/drawing/2016/5/11/chartex" xmlns:cx6="http://schemas.microsoft.com/office/drawing/2016/5/12/chartex" xmlns:cx7="http://schemas.microsoft.com/office/drawing/2016/5/13/chartex" xmlns:cx8="http://schemas.microsoft.com/office/drawing/2016/5/14/chartex" xmlns:aink="http://schemas.microsoft.com/office/drawing/2016/ink" xmlns:am3d="http://schemas.microsoft.com/office/drawing/2017/model3d" xmlns:w16cex="http://schemas.microsoft.com/office/word/2018/wordml/cex" xmlns:w16cid="http://schemas.microsoft.com/office/word/2016/wordml/cid" xmlns:w16="http://schemas.microsoft.com/office/word/2018/wordml" xmlns:w16sdtdh="http://schemas.microsoft.com/office/word/2020/wordml/sdtdatahash" xmlns:w16se="http://schemas.microsoft.com/office/word/2015/wordml/symex" mc:Ignorable="w14 w15 wp14">
   <w:body>
-    <w:tbl>
-      <w:tblPr>
-        <w:tblW w:type="dxa" w:w="9360"/>
-        <w:tblBorders>
-          <w:top w:val="none" w:color="FFFFFF" w:sz="0"/>
-          <w:left w:val="none" w:color="FFFFFF" w:sz="0"/>
-          <w:bottom w:val="none" w:color="FFFFFF" w:sz="0"/>
-          <w:right w:val="none" w:color="FFFFFF" w:sz="0"/>
-          <w:insideH w:val="none" w:color="FFFFFF" w:sz="0"/>
-          <w:insideV w:val="none" w:color="FFFFFF" w:sz="0"/>
-        </w:tblBorders>
-        <w:tblLayout w:type="fixed"/>
-      </w:tblPr>
-      <w:tblGrid>
-        <w:gridCol w:w="2340"/>
-        <w:gridCol w:w="2340"/>
-        <w:gridCol w:w="2340"/>
-        <w:gridCol w:w="2340"/>
-      </w:tblGrid>
-      <w:tr>
-        <w:tc>
-          <w:tcPr>
-            <w:tcW w:type="dxa" w:w="9360"/>
-            <w:gridSpan w:val="4"/>
-            <w:tcBorders>
-              <w:top w:val="none" w:color="FFFFFF" w:sz="0"/>
-              <w:left w:val="none" w:color="FFFFFF" w:sz="0"/>
-              <w:bottom w:val="none" w:color="FFFFFF" w:sz="0"/>
-              <w:right w:val="none" w:color="FFFFFF" w:sz="0"/>
-            </w:tcBorders>
-            <w:shd w:fill="1D3557" w:color="auto" w:val="clear"/>
-            <w:tcMar>
-              <w:top w:type="dxa" w:w="480"/>
-              <w:left w:type="dxa" w:w="400"/>
-              <w:bottom w:type="dxa" w:w="360"/>
-              <w:right w:type="dxa" w:w="400"/>
-            </w:tcMar>
-          </w:tcPr>
-          <w:p>
-            <w:pPr>
-              <w:keepNext/>
-              <w:spacing w:after="160"/>
-            </w:pPr>
-            <w:r>
-              <w:rPr>
-                <w:rFonts w:ascii="Calibri" w:cs="Calibri" w:eastAsia="Calibri" w:hAnsi="Calibri"/>
-                <w:b/>
-                <w:bCs/>
-                <w:color w:val="8FB5E8"/>
-                <w:spacing w:val="40"/>
-                <w:sz w:val="18"/>
-                <w:szCs w:val="18"/>
-              </w:rPr>
-              <w:t xml:space="preserve">PRÉSENTATION DE PROJET</w:t>
-            </w:r>
-          </w:p>
-          <w:p>
-            <w:pPr>
-              <w:keepNext/>
-              <w:spacing w:after="80" w:line="240"/>
-            </w:pPr>
-            <w:r>
-              <w:rPr>
-                <w:rFonts w:ascii="Calibri" w:cs="Calibri" w:eastAsia="Calibri" w:hAnsi="Calibri"/>
-                <w:b/>
-                <w:bCs/>
-                <w:color w:val="FFFFFF"/>
-                <w:sz w:val="64"/>
-                <w:szCs w:val="64"/>
-              </w:rPr>
-              <w:t xml:space="preserve">Projet PPS Z101</w:t>
-            </w:r>
-          </w:p>
-          <w:p>
-            <w:pPr>
-              <w:keepNext/>
-              <w:spacing w:after="280"/>
-            </w:pPr>
-            <w:r>
-              <w:rPr>
-                <w:rFonts w:ascii="Calibri" w:cs="Calibri" w:eastAsia="Calibri" w:hAnsi="Calibri"/>
-                <w:color w:val="FFFFFF"/>
-                <w:sz w:val="30"/>
-                <w:szCs w:val="30"/>
-              </w:rPr>
-              <w:t xml:space="preserve">Accueillir 9 élèves de plus grâce à une formule en deux sous-groupes</w:t>
-            </w:r>
-          </w:p>
-          <w:p>
-            <w:pPr>
-              <w:keepNext/>
-              <w:spacing w:after="0"/>
-            </w:pPr>
-            <w:r>
-              <w:rPr>
-                <w:rFonts w:ascii="Calibri" w:cs="Calibri" w:eastAsia="Calibri" w:hAnsi="Calibri"/>
-                <w:color w:val="D6DEEA"/>
-                <w:sz w:val="20"/>
-                <w:szCs w:val="20"/>
-              </w:rPr>
-              <w:t xml:space="preserve">Table des directions · Octobre 2026</w:t>
-            </w:r>
-          </w:p>
-          <w:p>
-            <w:pPr>
-              <w:keepNext/>
-              <w:spacing w:after="0"/>
-            </w:pPr>
-            <w:r>
-              <w:rPr>
-                <w:rFonts w:ascii="Calibri" w:cs="Calibri" w:eastAsia="Calibri" w:hAnsi="Calibri"/>
-                <w:color w:val="D6DEEA"/>
-                <w:sz w:val="20"/>
-                <w:szCs w:val="20"/>
-              </w:rPr>
-              <w:t xml:space="preserve">Préparé par la conseillère pédagogique, secteur PPS, CFGA</w:t>
-            </w:r>
-          </w:p>
-        </w:tc>
-      </w:tr>
-      <w:tr>
-        <w:tc>
-          <w:tcPr>
-            <w:tcW w:type="dxa" w:w="2340"/>
-            <w:tcBorders>
-              <w:top w:val="single" w:color="8FB5E8" w:sz="12"/>
-              <w:left w:val="none" w:color="FFFFFF" w:sz="0"/>
-              <w:bottom w:val="none" w:color="FFFFFF" w:sz="0"/>
-              <w:right w:val="none" w:color="FFFFFF" w:sz="0"/>
-            </w:tcBorders>
-            <w:shd w:fill="2C4A75" w:color="auto" w:val="clear"/>
-            <w:tcMar>
-              <w:top w:type="dxa" w:w="100"/>
-              <w:left w:type="dxa" w:w="140"/>
-              <w:bottom w:type="dxa" w:w="100"/>
-              <w:right w:type="dxa" w:w="140"/>
-            </w:tcMar>
-            <w:vAlign w:val="top"/>
-          </w:tcPr>
-          <w:p>
-            <w:pPr>
-              <w:spacing w:after="0" w:line="240"/>
-            </w:pPr>
-            <w:r>
-              <w:rPr>
-                <w:rFonts w:ascii="Calibri" w:cs="Calibri" w:eastAsia="Calibri" w:hAnsi="Calibri"/>
-                <w:b/>
-                <w:bCs/>
-                <w:color w:val="FFFFFF"/>
-                <w:sz w:val="64"/>
-                <w:szCs w:val="64"/>
-              </w:rPr>
-              <w:t xml:space="preserve">15</w:t>
-            </w:r>
-          </w:p>
-          <w:p>
-            <w:pPr>
-              <w:spacing w:after="0" w:line="252"/>
-            </w:pPr>
-            <w:r>
-              <w:rPr>
-                <w:rFonts w:ascii="Calibri" w:cs="Calibri" w:eastAsia="Calibri" w:hAnsi="Calibri"/>
-                <w:color w:val="D6DEEA"/>
-                <w:sz w:val="19"/>
-                <w:szCs w:val="19"/>
-              </w:rPr>
-              <w:t xml:space="preserve">élèves inscrits au Z101</w:t>
-            </w:r>
-          </w:p>
-        </w:tc>
-        <w:tc>
-          <w:tcPr>
-            <w:tcW w:type="dxa" w:w="2340"/>
-            <w:tcBorders>
-              <w:top w:val="single" w:color="8FB5E8" w:sz="12"/>
-              <w:left w:val="none" w:color="FFFFFF" w:sz="0"/>
-              <w:bottom w:val="none" w:color="FFFFFF" w:sz="0"/>
-              <w:right w:val="none" w:color="FFFFFF" w:sz="0"/>
-            </w:tcBorders>
-            <w:shd w:fill="2C4A75" w:color="auto" w:val="clear"/>
-            <w:tcMar>
-              <w:top w:type="dxa" w:w="100"/>
-              <w:left w:type="dxa" w:w="140"/>
-              <w:bottom w:type="dxa" w:w="100"/>
-              <w:right w:type="dxa" w:w="140"/>
-            </w:tcMar>
-            <w:vAlign w:val="top"/>
-          </w:tcPr>
-          <w:p>
-            <w:pPr>
-              <w:spacing w:after="0" w:line="240"/>
-            </w:pPr>
-            <w:r>
-              <w:rPr>
-                <w:rFonts w:ascii="Calibri" w:cs="Calibri" w:eastAsia="Calibri" w:hAnsi="Calibri"/>
-                <w:b/>
-                <w:bCs/>
-                <w:color w:val="FFFFFF"/>
-                <w:sz w:val="64"/>
-                <w:szCs w:val="64"/>
-              </w:rPr>
-              <w:t xml:space="preserve">9</w:t>
-            </w:r>
-          </w:p>
-          <w:p>
-            <w:pPr>
-              <w:spacing w:after="0" w:line="252"/>
-            </w:pPr>
-            <w:r>
-              <w:rPr>
-                <w:rFonts w:ascii="Calibri" w:cs="Calibri" w:eastAsia="Calibri" w:hAnsi="Calibri"/>
-                <w:color w:val="D6DEEA"/>
-                <w:sz w:val="19"/>
-                <w:szCs w:val="19"/>
-              </w:rPr>
-              <w:t xml:space="preserve">élèves en attente d'une place</w:t>
-            </w:r>
-          </w:p>
-        </w:tc>
-        <w:tc>
-          <w:tcPr>
-            <w:tcW w:type="dxa" w:w="2340"/>
-            <w:tcBorders>
-              <w:top w:val="single" w:color="8FB5E8" w:sz="12"/>
-              <w:left w:val="none" w:color="FFFFFF" w:sz="0"/>
-              <w:bottom w:val="none" w:color="FFFFFF" w:sz="0"/>
-              <w:right w:val="none" w:color="FFFFFF" w:sz="0"/>
-            </w:tcBorders>
-            <w:shd w:fill="2C4A75" w:color="auto" w:val="clear"/>
-            <w:tcMar>
-              <w:top w:type="dxa" w:w="100"/>
-              <w:left w:type="dxa" w:w="140"/>
-              <w:bottom w:type="dxa" w:w="100"/>
-              <w:right w:type="dxa" w:w="140"/>
-            </w:tcMar>
-            <w:vAlign w:val="top"/>
-          </w:tcPr>
-          <w:p>
-            <w:pPr>
-              <w:spacing w:after="0" w:line="240"/>
-            </w:pPr>
-            <w:r>
-              <w:rPr>
-                <w:rFonts w:ascii="Calibri" w:cs="Calibri" w:eastAsia="Calibri" w:hAnsi="Calibri"/>
-                <w:b/>
-                <w:bCs/>
-                <w:color w:val="FFFFFF"/>
-                <w:sz w:val="64"/>
-                <w:szCs w:val="64"/>
-              </w:rPr>
-              <w:t xml:space="preserve">24</w:t>
-            </w:r>
-          </w:p>
-          <w:p>
-            <w:pPr>
-              <w:spacing w:after="0" w:line="252"/>
-            </w:pPr>
-            <w:r>
-              <w:rPr>
-                <w:rFonts w:ascii="Calibri" w:cs="Calibri" w:eastAsia="Calibri" w:hAnsi="Calibri"/>
-                <w:color w:val="D6DEEA"/>
-                <w:sz w:val="19"/>
-                <w:szCs w:val="19"/>
-              </w:rPr>
-              <w:t xml:space="preserve">élèves accueillis avec la formule</w:t>
-            </w:r>
-          </w:p>
-        </w:tc>
-        <w:tc>
-          <w:tcPr>
-            <w:tcW w:type="dxa" w:w="2340"/>
-            <w:tcBorders>
-              <w:top w:val="single" w:color="8FB5E8" w:sz="12"/>
-              <w:left w:val="none" w:color="FFFFFF" w:sz="0"/>
-              <w:bottom w:val="none" w:color="FFFFFF" w:sz="0"/>
-              <w:right w:val="none" w:color="FFFFFF" w:sz="0"/>
-            </w:tcBorders>
-            <w:shd w:fill="2C4A75" w:color="auto" w:val="clear"/>
-            <w:tcMar>
-              <w:top w:type="dxa" w:w="100"/>
-              <w:left w:type="dxa" w:w="140"/>
-              <w:bottom w:type="dxa" w:w="100"/>
-              <w:right w:type="dxa" w:w="140"/>
-            </w:tcMar>
-            <w:vAlign w:val="top"/>
-          </w:tcPr>
-          <w:p>
-            <w:pPr>
-              <w:spacing w:after="0" w:line="240"/>
-            </w:pPr>
-            <w:r>
-              <w:rPr>
-                <w:rFonts w:ascii="Calibri" w:cs="Calibri" w:eastAsia="Calibri" w:hAnsi="Calibri"/>
-                <w:b/>
-                <w:bCs/>
-                <w:color w:val="FFFFFF"/>
-                <w:sz w:val="64"/>
-                <w:szCs w:val="64"/>
-              </w:rPr>
-              <w:t xml:space="preserve">2</w:t>
-            </w:r>
-          </w:p>
-          <w:p>
-            <w:pPr>
-              <w:spacing w:after="0" w:line="252"/>
-            </w:pPr>
-            <w:r>
-              <w:rPr>
-                <w:rFonts w:ascii="Calibri" w:cs="Calibri" w:eastAsia="Calibri" w:hAnsi="Calibri"/>
-                <w:color w:val="D6DEEA"/>
-                <w:sz w:val="19"/>
-                <w:szCs w:val="19"/>
-              </w:rPr>
-              <w:t xml:space="preserve">matinées par semaine</w:t>
-            </w:r>
-          </w:p>
-        </w:tc>
-      </w:tr>
-    </w:tbl>
     <w:p>
       <w:pPr>
-        <w:spacing w:after="280"/>
-      </w:pPr>
-    </w:p>
-    <w:p>
-      <w:pPr>
-        <w:spacing w:after="120"/>
-      </w:pPr>
-      <w:r>
-        <w:rPr>
-          <w:rFonts w:ascii="Calibri" w:cs="Calibri" w:eastAsia="Calibri" w:hAnsi="Calibri"/>
-          <w:b/>
-          <w:bCs/>
-          <w:color w:val="1D3557"/>
-          <w:sz w:val="30"/>
-          <w:szCs w:val="30"/>
-        </w:rPr>
-        <w:t xml:space="preserve">En bref</w:t>
-      </w:r>
-    </w:p>
-    <w:tbl>
-      <w:tblPr>
-        <w:tblW w:type="dxa" w:w="9360"/>
-        <w:tblBorders>
-          <w:top w:val="single" w:color="C9CFD8" w:sz="4"/>
-          <w:left w:val="single" w:color="C9CFD8" w:sz="4"/>
-          <w:bottom w:val="single" w:color="C9CFD8" w:sz="4"/>
-          <w:right w:val="single" w:color="C9CFD8" w:sz="4"/>
-          <w:insideH w:val="single" w:color="C9CFD8" w:sz="4"/>
-          <w:insideV w:val="single" w:color="C9CFD8" w:sz="4"/>
-        </w:tblBorders>
-        <w:tblLayout w:type="fixed"/>
-      </w:tblPr>
-      <w:tblGrid>
-        <w:gridCol w:w="2300"/>
-        <w:gridCol w:w="7060"/>
-      </w:tblGrid>
-      <w:tr>
-        <w:trPr>
-          <w:tblHeader/>
-        </w:trPr>
-        <w:tc>
-          <w:tcPr>
-            <w:tcW w:type="dxa" w:w="2300"/>
-            <w:shd w:fill="1D3557" w:color="auto" w:val="clear"/>
-            <w:tcMar>
-              <w:top w:type="dxa" w:w="100"/>
-              <w:left w:type="dxa" w:w="140"/>
-              <w:bottom w:type="dxa" w:w="100"/>
-              <w:right w:type="dxa" w:w="140"/>
-            </w:tcMar>
-            <w:vAlign w:val="top"/>
-          </w:tcPr>
-          <w:p>
-            <w:pPr>
-              <w:keepNext/>
-              <w:spacing w:after="0"/>
-            </w:pPr>
-            <w:r>
-              <w:rPr>
-                <w:rFonts w:ascii="Calibri" w:cs="Calibri" w:eastAsia="Calibri" w:hAnsi="Calibri"/>
-                <w:b/>
-                <w:bCs/>
-                <w:color w:val="FFFFFF"/>
-                <w:sz w:val="20"/>
-                <w:szCs w:val="20"/>
-              </w:rPr>
-              <w:t xml:space="preserve">Élément</w:t>
-            </w:r>
-          </w:p>
-        </w:tc>
-        <w:tc>
-          <w:tcPr>
-            <w:tcW w:type="dxa" w:w="7060"/>
-            <w:shd w:fill="1D3557" w:color="auto" w:val="clear"/>
-            <w:tcMar>
-              <w:top w:type="dxa" w:w="100"/>
-              <w:left w:type="dxa" w:w="140"/>
-              <w:bottom w:type="dxa" w:w="100"/>
-              <w:right w:type="dxa" w:w="140"/>
-            </w:tcMar>
-            <w:vAlign w:val="top"/>
-          </w:tcPr>
-          <w:p>
-            <w:pPr>
-              <w:keepNext/>
-              <w:spacing w:after="0"/>
-            </w:pPr>
-            <w:r>
-              <w:rPr>
-                <w:rFonts w:ascii="Calibri" w:cs="Calibri" w:eastAsia="Calibri" w:hAnsi="Calibri"/>
-                <w:b/>
-                <w:bCs/>
-                <w:color w:val="FFFFFF"/>
-                <w:sz w:val="20"/>
-                <w:szCs w:val="20"/>
-              </w:rPr>
-              <w:t xml:space="preserve">Résumé</w:t>
-            </w:r>
-          </w:p>
-        </w:tc>
-      </w:tr>
-      <w:tr>
-        <w:trPr>
-          <w:cantSplit/>
-        </w:trPr>
-        <w:tc>
-          <w:tcPr>
-            <w:tcW w:type="dxa" w:w="2300"/>
-            <w:tcMar>
-              <w:top w:type="dxa" w:w="100"/>
-              <w:left w:type="dxa" w:w="140"/>
-              <w:bottom w:type="dxa" w:w="100"/>
-              <w:right w:type="dxa" w:w="140"/>
-            </w:tcMar>
-            <w:vAlign w:val="top"/>
-          </w:tcPr>
-          <w:p>
-            <w:pPr>
-              <w:keepNext/>
-              <w:spacing w:after="40" w:line="264"/>
-            </w:pPr>
-            <w:r>
-              <w:rPr>
-                <w:rFonts w:ascii="Calibri" w:cs="Calibri" w:eastAsia="Calibri" w:hAnsi="Calibri"/>
-                <w:b/>
-                <w:bCs/>
-                <w:color w:val="1D3557"/>
-              </w:rPr>
-              <w:t xml:space="preserve">Situation</w:t>
-            </w:r>
-          </w:p>
-        </w:tc>
-        <w:tc>
-          <w:tcPr>
-            <w:tcW w:type="dxa" w:w="7060"/>
-            <w:tcMar>
-              <w:top w:type="dxa" w:w="100"/>
-              <w:left w:type="dxa" w:w="140"/>
-              <w:bottom w:type="dxa" w:w="100"/>
-              <w:right w:type="dxa" w:w="140"/>
-            </w:tcMar>
-            <w:vAlign w:val="top"/>
-          </w:tcPr>
-          <w:p>
-            <w:pPr>
-              <w:keepNext/>
-              <w:spacing w:after="40" w:line="264"/>
-            </w:pPr>
-            <w:r>
-              <w:rPr>
-                <w:rFonts w:ascii="Calibri" w:cs="Calibri" w:eastAsia="Calibri" w:hAnsi="Calibri"/>
-              </w:rPr>
-              <w:t xml:space="preserve">Groupe Z101 complet (15 élèves). </w:t>
-            </w:r>
-            <w:r>
-              <w:rPr>
-                <w:rFonts w:ascii="Calibri" w:cs="Calibri" w:eastAsia="Calibri" w:hAnsi="Calibri"/>
-                <w:b/>
-                <w:bCs/>
-              </w:rPr>
-              <w:t xml:space="preserve">9 élèves attendent une place en PPS.</w:t>
-            </w:r>
-            <w:r>
-              <w:rPr>
-                <w:rFonts w:ascii="Calibri" w:cs="Calibri" w:eastAsia="Calibri" w:hAnsi="Calibri"/>
-              </w:rPr>
-              <w:t xml:space="preserve"> Ils sont déjà inscrits en matières au centre.</w:t>
-            </w:r>
-          </w:p>
-        </w:tc>
-      </w:tr>
-      <w:tr>
-        <w:trPr>
-          <w:cantSplit/>
-        </w:trPr>
-        <w:tc>
-          <w:tcPr>
-            <w:tcW w:type="dxa" w:w="2300"/>
-            <w:tcMar>
-              <w:top w:type="dxa" w:w="100"/>
-              <w:left w:type="dxa" w:w="140"/>
-              <w:bottom w:type="dxa" w:w="100"/>
-              <w:right w:type="dxa" w:w="140"/>
-            </w:tcMar>
-            <w:vAlign w:val="top"/>
-          </w:tcPr>
-          <w:p>
-            <w:pPr>
-              <w:keepNext/>
-              <w:spacing w:after="40" w:line="264"/>
-            </w:pPr>
-            <w:r>
-              <w:rPr>
-                <w:rFonts w:ascii="Calibri" w:cs="Calibri" w:eastAsia="Calibri" w:hAnsi="Calibri"/>
-                <w:b/>
-                <w:bCs/>
-                <w:color w:val="1D3557"/>
-              </w:rPr>
-              <w:t xml:space="preserve">Proposition</w:t>
-            </w:r>
-          </w:p>
-        </w:tc>
-        <w:tc>
-          <w:tcPr>
-            <w:tcW w:type="dxa" w:w="7060"/>
-            <w:tcMar>
-              <w:top w:type="dxa" w:w="100"/>
-              <w:left w:type="dxa" w:w="140"/>
-              <w:bottom w:type="dxa" w:w="100"/>
-              <w:right w:type="dxa" w:w="140"/>
-            </w:tcMar>
-            <w:vAlign w:val="top"/>
-          </w:tcPr>
-          <w:p>
-            <w:pPr>
-              <w:keepNext/>
-              <w:spacing w:after="40" w:line="264"/>
-            </w:pPr>
-            <w:r>
-              <w:rPr>
-                <w:rFonts w:ascii="Calibri" w:cs="Calibri" w:eastAsia="Calibri" w:hAnsi="Calibri"/>
-              </w:rPr>
-              <w:t xml:space="preserve">Deux sous-groupes qui alternent entre le </w:t>
-            </w:r>
-            <w:r>
-              <w:rPr>
-                <w:rFonts w:ascii="Calibri" w:cs="Calibri" w:eastAsia="Calibri" w:hAnsi="Calibri"/>
-                <w:b/>
-                <w:bCs/>
-              </w:rPr>
-              <w:t xml:space="preserve">Z101</w:t>
-            </w:r>
-            <w:r>
-              <w:rPr>
-                <w:rFonts w:ascii="Calibri" w:cs="Calibri" w:eastAsia="Calibri" w:hAnsi="Calibri"/>
-              </w:rPr>
-              <w:t xml:space="preserve"> et des </w:t>
-            </w:r>
-            <w:r>
-              <w:rPr>
-                <w:rFonts w:ascii="Calibri" w:cs="Calibri" w:eastAsia="Calibri" w:hAnsi="Calibri"/>
-                <w:b/>
-                <w:bCs/>
-              </w:rPr>
-              <w:t xml:space="preserve">ateliers exploratoires</w:t>
-            </w:r>
-            <w:r>
-              <w:rPr>
-                <w:rFonts w:ascii="Calibri" w:cs="Calibri" w:eastAsia="Calibri" w:hAnsi="Calibri"/>
-              </w:rPr>
-              <w:t xml:space="preserve">. Le même temps pour tous dans la semaine.</w:t>
-            </w:r>
-          </w:p>
-        </w:tc>
-      </w:tr>
-      <w:tr>
-        <w:trPr>
-          <w:cantSplit/>
-        </w:trPr>
-        <w:tc>
-          <w:tcPr>
-            <w:tcW w:type="dxa" w:w="2300"/>
-            <w:tcMar>
-              <w:top w:type="dxa" w:w="100"/>
-              <w:left w:type="dxa" w:w="140"/>
-              <w:bottom w:type="dxa" w:w="100"/>
-              <w:right w:type="dxa" w:w="140"/>
-            </w:tcMar>
-            <w:vAlign w:val="top"/>
-          </w:tcPr>
-          <w:p>
-            <w:pPr>
-              <w:keepNext/>
-              <w:spacing w:after="40" w:line="264"/>
-            </w:pPr>
-            <w:r>
-              <w:rPr>
-                <w:rFonts w:ascii="Calibri" w:cs="Calibri" w:eastAsia="Calibri" w:hAnsi="Calibri"/>
-                <w:b/>
-                <w:bCs/>
-                <w:color w:val="1D3557"/>
-              </w:rPr>
-              <w:t xml:space="preserve">Quand</w:t>
-            </w:r>
-          </w:p>
-        </w:tc>
-        <w:tc>
-          <w:tcPr>
-            <w:tcW w:type="dxa" w:w="7060"/>
-            <w:tcMar>
-              <w:top w:type="dxa" w:w="100"/>
-              <w:left w:type="dxa" w:w="140"/>
-              <w:bottom w:type="dxa" w:w="100"/>
-              <w:right w:type="dxa" w:w="140"/>
-            </w:tcMar>
-            <w:vAlign w:val="top"/>
-          </w:tcPr>
-          <w:p>
-            <w:pPr>
-              <w:keepNext/>
-              <w:spacing w:after="40" w:line="264"/>
-            </w:pPr>
-            <w:r>
-              <w:rPr>
-                <w:rFonts w:ascii="Calibri" w:cs="Calibri" w:eastAsia="Calibri" w:hAnsi="Calibri"/>
-              </w:rPr>
-              <w:t xml:space="preserve">Mardi et jeudi matin, de 8 h 25 à 11 h 45.</w:t>
-            </w:r>
-          </w:p>
-        </w:tc>
-      </w:tr>
-      <w:tr>
-        <w:trPr>
-          <w:cantSplit/>
-        </w:trPr>
-        <w:tc>
-          <w:tcPr>
-            <w:tcW w:type="dxa" w:w="2300"/>
-            <w:tcMar>
-              <w:top w:type="dxa" w:w="100"/>
-              <w:left w:type="dxa" w:w="140"/>
-              <w:bottom w:type="dxa" w:w="100"/>
-              <w:right w:type="dxa" w:w="140"/>
-            </w:tcMar>
-            <w:vAlign w:val="top"/>
-          </w:tcPr>
-          <w:p>
-            <w:pPr>
-              <w:keepNext/>
-              <w:spacing w:after="40" w:line="264"/>
-            </w:pPr>
-            <w:r>
-              <w:rPr>
-                <w:rFonts w:ascii="Calibri" w:cs="Calibri" w:eastAsia="Calibri" w:hAnsi="Calibri"/>
-                <w:b/>
-                <w:bCs/>
-                <w:color w:val="1D3557"/>
-              </w:rPr>
-              <w:t xml:space="preserve">Qui</w:t>
-            </w:r>
-          </w:p>
-        </w:tc>
-        <w:tc>
-          <w:tcPr>
-            <w:tcW w:type="dxa" w:w="7060"/>
-            <w:tcMar>
-              <w:top w:type="dxa" w:w="100"/>
-              <w:left w:type="dxa" w:w="140"/>
-              <w:bottom w:type="dxa" w:w="100"/>
-              <w:right w:type="dxa" w:w="140"/>
-            </w:tcMar>
-            <w:vAlign w:val="top"/>
-          </w:tcPr>
-          <w:p>
-            <w:pPr>
-              <w:keepNext/>
-              <w:spacing w:after="40" w:line="264"/>
-            </w:pPr>
-            <w:r>
-              <w:rPr>
-                <w:rFonts w:ascii="Calibri" w:cs="Calibri" w:eastAsia="Calibri" w:hAnsi="Calibri"/>
-              </w:rPr>
-              <w:t xml:space="preserve">Mme Lisa, enseignante du Z101, et Janie-Lee, TES, qui a accepté son rôle.</w:t>
-            </w:r>
-          </w:p>
-        </w:tc>
-      </w:tr>
-      <w:tr>
-        <w:trPr>
-          <w:cantSplit/>
-        </w:trPr>
-        <w:tc>
-          <w:tcPr>
-            <w:tcW w:type="dxa" w:w="2300"/>
-            <w:tcMar>
-              <w:top w:type="dxa" w:w="100"/>
-              <w:left w:type="dxa" w:w="140"/>
-              <w:bottom w:type="dxa" w:w="100"/>
-              <w:right w:type="dxa" w:w="140"/>
-            </w:tcMar>
-            <w:vAlign w:val="top"/>
-          </w:tcPr>
-          <w:p>
-            <w:pPr>
-              <w:keepNext/>
-              <w:spacing w:after="40" w:line="264"/>
-            </w:pPr>
-            <w:r>
-              <w:rPr>
-                <w:rFonts w:ascii="Calibri" w:cs="Calibri" w:eastAsia="Calibri" w:hAnsi="Calibri"/>
-                <w:b/>
-                <w:bCs/>
-                <w:color w:val="1D3557"/>
-              </w:rPr>
-              <w:t xml:space="preserve">Suivi</w:t>
-            </w:r>
-          </w:p>
-        </w:tc>
-        <w:tc>
-          <w:tcPr>
-            <w:tcW w:type="dxa" w:w="7060"/>
-            <w:tcMar>
-              <w:top w:type="dxa" w:w="100"/>
-              <w:left w:type="dxa" w:w="140"/>
-              <w:bottom w:type="dxa" w:w="100"/>
-              <w:right w:type="dxa" w:w="140"/>
-            </w:tcMar>
-            <w:vAlign w:val="top"/>
-          </w:tcPr>
-          <w:p>
-            <w:pPr>
-              <w:keepNext/>
-              <w:spacing w:after="40" w:line="264"/>
-            </w:pPr>
-            <w:r>
-              <w:rPr>
-                <w:rFonts w:ascii="Calibri" w:cs="Calibri" w:eastAsia="Calibri" w:hAnsi="Calibri"/>
-              </w:rPr>
-              <w:t xml:space="preserve">Projet pilote en trois étapes, avec un bilan à la fin de chaque étape.</w:t>
-            </w:r>
-          </w:p>
-        </w:tc>
-      </w:tr>
-      <w:tr>
-        <w:trPr>
-          <w:cantSplit/>
-        </w:trPr>
-        <w:tc>
-          <w:tcPr>
-            <w:tcW w:type="dxa" w:w="2300"/>
-            <w:tcMar>
-              <w:top w:type="dxa" w:w="100"/>
-              <w:left w:type="dxa" w:w="140"/>
-              <w:bottom w:type="dxa" w:w="100"/>
-              <w:right w:type="dxa" w:w="140"/>
-            </w:tcMar>
-            <w:vAlign w:val="top"/>
-          </w:tcPr>
-          <w:p>
-            <w:pPr>
-              <w:spacing w:after="40" w:line="264"/>
-            </w:pPr>
-            <w:r>
-              <w:rPr>
-                <w:rFonts w:ascii="Calibri" w:cs="Calibri" w:eastAsia="Calibri" w:hAnsi="Calibri"/>
-                <w:b/>
-                <w:bCs/>
-                <w:color w:val="1D3557"/>
-              </w:rPr>
-              <w:t xml:space="preserve">Décision</w:t>
-            </w:r>
-          </w:p>
-        </w:tc>
-        <w:tc>
-          <w:tcPr>
-            <w:tcW w:type="dxa" w:w="7060"/>
-            <w:tcMar>
-              <w:top w:type="dxa" w:w="100"/>
-              <w:left w:type="dxa" w:w="140"/>
-              <w:bottom w:type="dxa" w:w="100"/>
-              <w:right w:type="dxa" w:w="140"/>
-            </w:tcMar>
-            <w:vAlign w:val="top"/>
-          </w:tcPr>
-          <w:p>
-            <w:pPr>
-              <w:spacing w:after="40" w:line="264"/>
-            </w:pPr>
-            <w:r>
-              <w:rPr>
-                <w:rFonts w:ascii="Calibri" w:cs="Calibri" w:eastAsia="Calibri" w:hAnsi="Calibri"/>
-                <w:b/>
-                <w:bCs/>
-              </w:rPr>
-              <w:t xml:space="preserve">Ouvrir 9 places supplémentaires au Z101.</w:t>
-            </w:r>
-          </w:p>
-        </w:tc>
-      </w:tr>
-    </w:tbl>
-    <w:p>
-      <w:r>
-        <w:br w:type="page"/>
-      </w:r>
-    </w:p>
-    <w:p>
-      <w:pPr>
-        <w:spacing w:after="200"/>
-      </w:pPr>
-      <w:r>
-        <w:rPr>
-          <w:rFonts w:ascii="Calibri" w:cs="Calibri" w:eastAsia="Calibri" w:hAnsi="Calibri"/>
-          <w:b/>
-          <w:bCs/>
-          <w:color w:val="1D3557"/>
-          <w:sz w:val="32"/>
-          <w:szCs w:val="32"/>
-        </w:rPr>
-        <w:t xml:space="preserve">Table des matières</w:t>
-      </w:r>
-    </w:p>
-    <w:sdt>
-      <w:sdtPr>
-        <w:alias w:val="Table des matières"/>
-      </w:sdtPr>
-      <w:sdtContent>
-        <w:p>
-          <w:r>
-            <w:fldChar w:fldCharType="begin" w:dirty="true"/>
-            <w:instrText xml:space="preserve">TOC \h \o "1-1"</w:instrText>
-            <w:fldChar w:fldCharType="separate"/>
-          </w:r>
-        </w:p>
-        <w:p>
-          <w:r>
-            <w:fldChar w:fldCharType="end"/>
-          </w:r>
-        </w:p>
-      </w:sdtContent>
-    </w:sdt>
-    <w:p>
-      <w:r>
-        <w:br w:type="page"/>
-      </w:r>
-    </w:p>
-    <w:p>
-      <w:pPr>
-        <w:pStyle w:val="Heading1"/>
-        <w:keepNext/>
-        <w:pBdr>
-          <w:bottom w:val="single" w:color="1D3557" w:sz="8" w:space="4"/>
-        </w:pBdr>
-        <w:spacing w:after="160" w:before="400"/>
-      </w:pPr>
-      <w:r>
-        <w:rPr>
-          <w:rFonts w:ascii="Calibri" w:cs="Calibri" w:eastAsia="Calibri" w:hAnsi="Calibri"/>
-        </w:rPr>
-        <w:t xml:space="preserve">1. Contexte et enjeux</w:t>
-      </w:r>
-    </w:p>
-    <w:p>
-      <w:pPr>
-        <w:pStyle w:val="ListParagraph"/>
-        <w:numPr>
-          <w:ilvl w:val="0"/>
-          <w:numId w:val="2"/>
-        </w:numPr>
-        <w:spacing w:after="80" w:line="276"/>
-      </w:pPr>
-      <w:r>
-        <w:rPr>
-          <w:rFonts w:ascii="Calibri" w:cs="Calibri" w:eastAsia="Calibri" w:hAnsi="Calibri"/>
-        </w:rPr>
-        <w:t xml:space="preserve">Le groupe Z101 est </w:t>
-      </w:r>
-      <w:r>
-        <w:rPr>
-          <w:rFonts w:ascii="Calibri" w:cs="Calibri" w:eastAsia="Calibri" w:hAnsi="Calibri"/>
-          <w:b/>
-          <w:bCs/>
-        </w:rPr>
-        <w:t xml:space="preserve">complet avec 15 élèves</w:t>
-      </w:r>
-      <w:r>
-        <w:rPr>
-          <w:rFonts w:ascii="Calibri" w:cs="Calibri" w:eastAsia="Calibri" w:hAnsi="Calibri"/>
-        </w:rPr>
-        <w:t xml:space="preserve">.</w:t>
-      </w:r>
-    </w:p>
-    <w:p>
-      <w:pPr>
-        <w:pStyle w:val="ListParagraph"/>
-        <w:numPr>
-          <w:ilvl w:val="0"/>
-          <w:numId w:val="2"/>
-        </w:numPr>
-        <w:spacing w:after="80" w:line="276"/>
-      </w:pPr>
-      <w:r>
-        <w:rPr>
-          <w:rFonts w:ascii="Calibri" w:cs="Calibri" w:eastAsia="Calibri" w:hAnsi="Calibri"/>
-          <w:b/>
-          <w:bCs/>
-        </w:rPr>
-        <w:t xml:space="preserve">9 élèves attendent une place en PPS.</w:t>
-      </w:r>
-      <w:r>
-        <w:rPr>
-          <w:rFonts w:ascii="Calibri" w:cs="Calibri" w:eastAsia="Calibri" w:hAnsi="Calibri"/>
-        </w:rPr>
-        <w:t xml:space="preserve"> Ils sont déjà en matières au centre. Plusieurs ont été référés par des enseignantes de la FBC.</w:t>
-      </w:r>
-    </w:p>
-    <w:p>
-      <w:pPr>
-        <w:pStyle w:val="ListParagraph"/>
-        <w:numPr>
-          <w:ilvl w:val="0"/>
-          <w:numId w:val="2"/>
-        </w:numPr>
-        <w:spacing w:after="80" w:line="276"/>
-      </w:pPr>
-      <w:r>
-        <w:rPr>
-          <w:rFonts w:ascii="Calibri" w:cs="Calibri" w:eastAsia="Calibri" w:hAnsi="Calibri"/>
-        </w:rPr>
-        <w:t xml:space="preserve">Les élèves du Z101 </w:t>
-      </w:r>
-      <w:r>
-        <w:rPr>
-          <w:rFonts w:ascii="Calibri" w:cs="Calibri" w:eastAsia="Calibri" w:hAnsi="Calibri"/>
-          <w:b/>
-          <w:bCs/>
-        </w:rPr>
-        <w:t xml:space="preserve">poursuivent en années 2 et 3</w:t>
-      </w:r>
-      <w:r>
-        <w:rPr>
-          <w:rFonts w:ascii="Calibri" w:cs="Calibri" w:eastAsia="Calibri" w:hAnsi="Calibri"/>
-        </w:rPr>
-        <w:t xml:space="preserve"> en PPS.</w:t>
-      </w:r>
-    </w:p>
-    <w:p>
-      <w:pPr>
-        <w:pStyle w:val="ListParagraph"/>
-        <w:numPr>
-          <w:ilvl w:val="0"/>
-          <w:numId w:val="2"/>
-        </w:numPr>
-        <w:spacing w:after="80" w:line="276"/>
-      </w:pPr>
-      <w:r>
-        <w:rPr>
-          <w:rFonts w:ascii="Calibri" w:cs="Calibri" w:eastAsia="Calibri" w:hAnsi="Calibri"/>
-        </w:rPr>
-        <w:t xml:space="preserve">La direction demande </w:t>
-      </w:r>
-      <w:r>
-        <w:rPr>
-          <w:rFonts w:ascii="Calibri" w:cs="Calibri" w:eastAsia="Calibri" w:hAnsi="Calibri"/>
-          <w:b/>
-          <w:bCs/>
-        </w:rPr>
-        <w:t xml:space="preserve">aucune période vide</w:t>
-      </w:r>
-      <w:r>
-        <w:rPr>
-          <w:rFonts w:ascii="Calibri" w:cs="Calibri" w:eastAsia="Calibri" w:hAnsi="Calibri"/>
-        </w:rPr>
-        <w:t xml:space="preserve"> et </w:t>
-      </w:r>
-      <w:r>
-        <w:rPr>
-          <w:rFonts w:ascii="Calibri" w:cs="Calibri" w:eastAsia="Calibri" w:hAnsi="Calibri"/>
-          <w:b/>
-          <w:bCs/>
-        </w:rPr>
-        <w:t xml:space="preserve">aucune ressource supplémentaire</w:t>
-      </w:r>
-      <w:r>
-        <w:rPr>
-          <w:rFonts w:ascii="Calibri" w:cs="Calibri" w:eastAsia="Calibri" w:hAnsi="Calibri"/>
-        </w:rPr>
-        <w:t xml:space="preserve">. La formule respecte ces deux conditions.</w:t>
-      </w:r>
-    </w:p>
-    <w:p>
-      <w:pPr>
-        <w:pStyle w:val="Heading2"/>
-        <w:keepNext/>
-        <w:spacing w:after="100" w:before="240"/>
-      </w:pPr>
-      <w:r>
-        <w:rPr>
-          <w:rFonts w:ascii="Calibri" w:cs="Calibri" w:eastAsia="Calibri" w:hAnsi="Calibri"/>
-        </w:rPr>
-        <w:t xml:space="preserve">Pourquoi agir maintenant</w:t>
-      </w:r>
-    </w:p>
-    <w:tbl>
-      <w:tblPr>
-        <w:tblW w:type="dxa" w:w="9360"/>
-        <w:tblBorders>
-          <w:top w:val="single" w:color="C9CFD8" w:sz="4"/>
-          <w:left w:val="single" w:color="C9CFD8" w:sz="4"/>
-          <w:bottom w:val="single" w:color="C9CFD8" w:sz="4"/>
-          <w:right w:val="single" w:color="C9CFD8" w:sz="4"/>
-          <w:insideH w:val="single" w:color="C9CFD8" w:sz="4"/>
-          <w:insideV w:val="single" w:color="C9CFD8" w:sz="4"/>
-        </w:tblBorders>
-        <w:tblLayout w:type="fixed"/>
-      </w:tblPr>
-      <w:tblGrid>
-        <w:gridCol w:w="2300"/>
-        <w:gridCol w:w="7060"/>
-      </w:tblGrid>
-      <w:tr>
-        <w:trPr>
-          <w:tblHeader/>
-        </w:trPr>
-        <w:tc>
-          <w:tcPr>
-            <w:tcW w:type="dxa" w:w="2300"/>
-            <w:shd w:fill="1D3557" w:color="auto" w:val="clear"/>
-            <w:tcMar>
-              <w:top w:type="dxa" w:w="100"/>
-              <w:left w:type="dxa" w:w="140"/>
-              <w:bottom w:type="dxa" w:w="100"/>
-              <w:right w:type="dxa" w:w="140"/>
-            </w:tcMar>
-            <w:vAlign w:val="top"/>
-          </w:tcPr>
-          <w:p>
-            <w:pPr>
-              <w:keepNext/>
-              <w:spacing w:after="0"/>
-            </w:pPr>
-            <w:r>
-              <w:rPr>
-                <w:rFonts w:ascii="Calibri" w:cs="Calibri" w:eastAsia="Calibri" w:hAnsi="Calibri"/>
-                <w:b/>
-                <w:bCs/>
-                <w:color w:val="FFFFFF"/>
-                <w:sz w:val="20"/>
-                <w:szCs w:val="20"/>
-              </w:rPr>
-              <w:t xml:space="preserve">Enjeu</w:t>
-            </w:r>
-          </w:p>
-        </w:tc>
-        <w:tc>
-          <w:tcPr>
-            <w:tcW w:type="dxa" w:w="7060"/>
-            <w:shd w:fill="1D3557" w:color="auto" w:val="clear"/>
-            <w:tcMar>
-              <w:top w:type="dxa" w:w="100"/>
-              <w:left w:type="dxa" w:w="140"/>
-              <w:bottom w:type="dxa" w:w="100"/>
-              <w:right w:type="dxa" w:w="140"/>
-            </w:tcMar>
-            <w:vAlign w:val="top"/>
-          </w:tcPr>
-          <w:p>
-            <w:pPr>
-              <w:keepNext/>
-              <w:spacing w:after="0"/>
-            </w:pPr>
-            <w:r>
-              <w:rPr>
-                <w:rFonts w:ascii="Calibri" w:cs="Calibri" w:eastAsia="Calibri" w:hAnsi="Calibri"/>
-                <w:b/>
-                <w:bCs/>
-                <w:color w:val="FFFFFF"/>
-                <w:sz w:val="20"/>
-                <w:szCs w:val="20"/>
-              </w:rPr>
-              <w:t xml:space="preserve">En une phrase</w:t>
-            </w:r>
-          </w:p>
-        </w:tc>
-      </w:tr>
-      <w:tr>
-        <w:trPr>
-          <w:cantSplit/>
-        </w:trPr>
-        <w:tc>
-          <w:tcPr>
-            <w:tcW w:type="dxa" w:w="2300"/>
-            <w:tcMar>
-              <w:top w:type="dxa" w:w="100"/>
-              <w:left w:type="dxa" w:w="140"/>
-              <w:bottom w:type="dxa" w:w="100"/>
-              <w:right w:type="dxa" w:w="140"/>
-            </w:tcMar>
-            <w:vAlign w:val="top"/>
-          </w:tcPr>
-          <w:p>
-            <w:pPr>
-              <w:keepNext/>
-              <w:spacing w:after="40" w:line="264"/>
-            </w:pPr>
-            <w:r>
-              <w:rPr>
-                <w:rFonts w:ascii="Calibri" w:cs="Calibri" w:eastAsia="Calibri" w:hAnsi="Calibri"/>
-                <w:b/>
-                <w:bCs/>
-                <w:color w:val="1D3557"/>
-              </w:rPr>
-              <w:t xml:space="preserve">Persévérance</w:t>
-            </w:r>
-          </w:p>
-        </w:tc>
-        <w:tc>
-          <w:tcPr>
-            <w:tcW w:type="dxa" w:w="7060"/>
-            <w:tcMar>
-              <w:top w:type="dxa" w:w="100"/>
-              <w:left w:type="dxa" w:w="140"/>
-              <w:bottom w:type="dxa" w:w="100"/>
-              <w:right w:type="dxa" w:w="140"/>
-            </w:tcMar>
-            <w:vAlign w:val="top"/>
-          </w:tcPr>
-          <w:p>
-            <w:pPr>
-              <w:keepNext/>
-              <w:spacing w:after="40" w:line="264"/>
-            </w:pPr>
-            <w:r>
-              <w:rPr>
-                <w:rFonts w:ascii="Calibri" w:cs="Calibri" w:eastAsia="Calibri" w:hAnsi="Calibri"/>
-              </w:rPr>
-              <w:t xml:space="preserve">Ces élèves sont motivés maintenant. Attendre retarde leur parcours en PPS.</w:t>
-            </w:r>
-          </w:p>
-        </w:tc>
-      </w:tr>
-      <w:tr>
-        <w:trPr>
-          <w:cantSplit/>
-        </w:trPr>
-        <w:tc>
-          <w:tcPr>
-            <w:tcW w:type="dxa" w:w="2300"/>
-            <w:tcMar>
-              <w:top w:type="dxa" w:w="100"/>
-              <w:left w:type="dxa" w:w="140"/>
-              <w:bottom w:type="dxa" w:w="100"/>
-              <w:right w:type="dxa" w:w="140"/>
-            </w:tcMar>
-            <w:vAlign w:val="top"/>
-          </w:tcPr>
-          <w:p>
-            <w:pPr>
-              <w:keepNext/>
-              <w:spacing w:after="40" w:line="264"/>
-            </w:pPr>
-            <w:r>
-              <w:rPr>
-                <w:rFonts w:ascii="Calibri" w:cs="Calibri" w:eastAsia="Calibri" w:hAnsi="Calibri"/>
-                <w:b/>
-                <w:bCs/>
-                <w:color w:val="1D3557"/>
-              </w:rPr>
-              <w:t xml:space="preserve">Continuité</w:t>
-            </w:r>
-          </w:p>
-        </w:tc>
-        <w:tc>
-          <w:tcPr>
-            <w:tcW w:type="dxa" w:w="7060"/>
-            <w:tcMar>
-              <w:top w:type="dxa" w:w="100"/>
-              <w:left w:type="dxa" w:w="140"/>
-              <w:bottom w:type="dxa" w:w="100"/>
-              <w:right w:type="dxa" w:w="140"/>
-            </w:tcMar>
-            <w:vAlign w:val="top"/>
-          </w:tcPr>
-          <w:p>
-            <w:pPr>
-              <w:keepNext/>
-              <w:spacing w:after="40" w:line="264"/>
-            </w:pPr>
-            <w:r>
-              <w:rPr>
-                <w:rFonts w:ascii="Calibri" w:cs="Calibri" w:eastAsia="Calibri" w:hAnsi="Calibri"/>
-              </w:rPr>
-              <w:t xml:space="preserve">Chaque élève accueilli peut faire trois ans en PPS au centre.</w:t>
-            </w:r>
-          </w:p>
-        </w:tc>
-      </w:tr>
-      <w:tr>
-        <w:trPr>
-          <w:cantSplit/>
-        </w:trPr>
-        <w:tc>
-          <w:tcPr>
-            <w:tcW w:type="dxa" w:w="2300"/>
-            <w:tcMar>
-              <w:top w:type="dxa" w:w="100"/>
-              <w:left w:type="dxa" w:w="140"/>
-              <w:bottom w:type="dxa" w:w="100"/>
-              <w:right w:type="dxa" w:w="140"/>
-            </w:tcMar>
-            <w:vAlign w:val="top"/>
-          </w:tcPr>
-          <w:p>
-            <w:pPr>
-              <w:spacing w:after="40" w:line="264"/>
-            </w:pPr>
-            <w:r>
-              <w:rPr>
-                <w:rFonts w:ascii="Calibri" w:cs="Calibri" w:eastAsia="Calibri" w:hAnsi="Calibri"/>
-                <w:b/>
-                <w:bCs/>
-                <w:color w:val="1D3557"/>
-              </w:rPr>
-              <w:t xml:space="preserve">Innovation</w:t>
-            </w:r>
-          </w:p>
-        </w:tc>
-        <w:tc>
-          <w:tcPr>
-            <w:tcW w:type="dxa" w:w="7060"/>
-            <w:tcMar>
-              <w:top w:type="dxa" w:w="100"/>
-              <w:left w:type="dxa" w:w="140"/>
-              <w:bottom w:type="dxa" w:w="100"/>
-              <w:right w:type="dxa" w:w="140"/>
-            </w:tcMar>
-            <w:vAlign w:val="top"/>
-          </w:tcPr>
-          <w:p>
-            <w:pPr>
-              <w:spacing w:after="40" w:line="264"/>
-            </w:pPr>
-            <w:r>
-              <w:rPr>
-                <w:rFonts w:ascii="Calibri" w:cs="Calibri" w:eastAsia="Calibri" w:hAnsi="Calibri"/>
-              </w:rPr>
-              <w:t xml:space="preserve">La formule pourrait servir ailleurs : alpha-pré, francisation, FBC.</w:t>
-            </w:r>
-          </w:p>
-        </w:tc>
-      </w:tr>
-    </w:tbl>
-    <w:p>
-      <w:pPr>
-        <w:pStyle w:val="Heading1"/>
-        <w:keepNext/>
-        <w:pBdr>
-          <w:bottom w:val="single" w:color="1D3557" w:sz="8" w:space="4"/>
-        </w:pBdr>
-        <w:spacing w:after="160" w:before="400"/>
-      </w:pPr>
-      <w:r>
-        <w:rPr>
-          <w:rFonts w:ascii="Calibri" w:cs="Calibri" w:eastAsia="Calibri" w:hAnsi="Calibri"/>
-        </w:rPr>
-        <w:t xml:space="preserve">2. La formule en bref</w:t>
-      </w:r>
-    </w:p>
-    <w:tbl>
-      <w:tblPr>
-        <w:tblW w:type="dxa" w:w="9360"/>
-        <w:tblBorders>
-          <w:top w:val="single" w:color="C9CFD8" w:sz="4"/>
-          <w:left w:val="single" w:color="C9CFD8" w:sz="4"/>
-          <w:bottom w:val="single" w:color="C9CFD8" w:sz="4"/>
-          <w:right w:val="single" w:color="C9CFD8" w:sz="4"/>
-          <w:insideH w:val="single" w:color="C9CFD8" w:sz="4"/>
-          <w:insideV w:val="single" w:color="C9CFD8" w:sz="4"/>
-        </w:tblBorders>
-        <w:tblLayout w:type="fixed"/>
-      </w:tblPr>
-      <w:tblGrid>
-        <w:gridCol w:w="2300"/>
-        <w:gridCol w:w="7060"/>
-      </w:tblGrid>
-      <w:tr>
-        <w:trPr>
-          <w:tblHeader/>
-        </w:trPr>
-        <w:tc>
-          <w:tcPr>
-            <w:tcW w:type="dxa" w:w="2300"/>
-            <w:shd w:fill="1D3557" w:color="auto" w:val="clear"/>
-            <w:tcMar>
-              <w:top w:type="dxa" w:w="100"/>
-              <w:left w:type="dxa" w:w="140"/>
-              <w:bottom w:type="dxa" w:w="100"/>
-              <w:right w:type="dxa" w:w="140"/>
-            </w:tcMar>
-            <w:vAlign w:val="top"/>
-          </w:tcPr>
-          <w:p>
-            <w:pPr>
-              <w:keepNext/>
-              <w:spacing w:after="0"/>
-            </w:pPr>
-            <w:r>
-              <w:rPr>
-                <w:rFonts w:ascii="Calibri" w:cs="Calibri" w:eastAsia="Calibri" w:hAnsi="Calibri"/>
-                <w:b/>
-                <w:bCs/>
-                <w:color w:val="FFFFFF"/>
-                <w:sz w:val="20"/>
-                <w:szCs w:val="20"/>
-              </w:rPr>
-              <w:t xml:space="preserve"/>
-            </w:r>
-          </w:p>
-        </w:tc>
-        <w:tc>
-          <w:tcPr>
-            <w:tcW w:type="dxa" w:w="7060"/>
-            <w:shd w:fill="1D3557" w:color="auto" w:val="clear"/>
-            <w:tcMar>
-              <w:top w:type="dxa" w:w="100"/>
-              <w:left w:type="dxa" w:w="140"/>
-              <w:bottom w:type="dxa" w:w="100"/>
-              <w:right w:type="dxa" w:w="140"/>
-            </w:tcMar>
-            <w:vAlign w:val="top"/>
-          </w:tcPr>
-          <w:p>
-            <w:pPr>
-              <w:keepNext/>
-              <w:spacing w:after="0"/>
-            </w:pPr>
-            <w:r>
-              <w:rPr>
-                <w:rFonts w:ascii="Calibri" w:cs="Calibri" w:eastAsia="Calibri" w:hAnsi="Calibri"/>
-                <w:b/>
-                <w:bCs/>
-                <w:color w:val="FFFFFF"/>
-                <w:sz w:val="20"/>
-                <w:szCs w:val="20"/>
-              </w:rPr>
-              <w:t xml:space="preserve">Comment ça fonctionne</w:t>
-            </w:r>
-          </w:p>
-        </w:tc>
-      </w:tr>
-      <w:tr>
-        <w:trPr>
-          <w:cantSplit/>
-        </w:trPr>
-        <w:tc>
-          <w:tcPr>
-            <w:tcW w:type="dxa" w:w="2300"/>
-            <w:tcMar>
-              <w:top w:type="dxa" w:w="100"/>
-              <w:left w:type="dxa" w:w="140"/>
-              <w:bottom w:type="dxa" w:w="100"/>
-              <w:right w:type="dxa" w:w="140"/>
-            </w:tcMar>
-            <w:vAlign w:val="top"/>
-          </w:tcPr>
-          <w:p>
-            <w:pPr>
-              <w:keepNext/>
-              <w:spacing w:after="40" w:line="264"/>
-            </w:pPr>
-            <w:r>
-              <w:rPr>
-                <w:rFonts w:ascii="Calibri" w:cs="Calibri" w:eastAsia="Calibri" w:hAnsi="Calibri"/>
-                <w:b/>
-                <w:bCs/>
-                <w:color w:val="1D3557"/>
-              </w:rPr>
-              <w:t xml:space="preserve">Deux sous-groupes</w:t>
-            </w:r>
-          </w:p>
-        </w:tc>
-        <w:tc>
-          <w:tcPr>
-            <w:tcW w:type="dxa" w:w="7060"/>
-            <w:tcMar>
-              <w:top w:type="dxa" w:w="100"/>
-              <w:left w:type="dxa" w:w="140"/>
-              <w:bottom w:type="dxa" w:w="100"/>
-              <w:right w:type="dxa" w:w="140"/>
-            </w:tcMar>
-            <w:vAlign w:val="top"/>
-          </w:tcPr>
-          <w:p>
-            <w:pPr>
-              <w:keepNext/>
-              <w:spacing w:after="40" w:line="264"/>
-            </w:pPr>
-            <w:r>
-              <w:rPr>
-                <w:rFonts w:ascii="Calibri" w:cs="Calibri" w:eastAsia="Calibri" w:hAnsi="Calibri"/>
-                <w:b/>
-                <w:bCs/>
-              </w:rPr>
-              <w:t xml:space="preserve">PPS pur</w:t>
-            </w:r>
-            <w:r>
-              <w:rPr>
-                <w:rFonts w:ascii="Calibri" w:cs="Calibri" w:eastAsia="Calibri" w:hAnsi="Calibri"/>
-              </w:rPr>
-              <w:t xml:space="preserve"> (plus de soutien) et </w:t>
-            </w:r>
-            <w:r>
-              <w:rPr>
-                <w:rFonts w:ascii="Calibri" w:cs="Calibri" w:eastAsia="Calibri" w:hAnsi="Calibri"/>
-                <w:b/>
-                <w:bCs/>
-              </w:rPr>
-              <w:t xml:space="preserve">concomitance</w:t>
-            </w:r>
-            <w:r>
-              <w:rPr>
-                <w:rFonts w:ascii="Calibri" w:cs="Calibri" w:eastAsia="Calibri" w:hAnsi="Calibri"/>
-              </w:rPr>
-              <w:t xml:space="preserve"> (élèves qui suivent aussi d'autres matières).</w:t>
-            </w:r>
-          </w:p>
-        </w:tc>
-      </w:tr>
-      <w:tr>
-        <w:trPr>
-          <w:cantSplit/>
-        </w:trPr>
-        <w:tc>
-          <w:tcPr>
-            <w:tcW w:type="dxa" w:w="2300"/>
-            <w:tcMar>
-              <w:top w:type="dxa" w:w="100"/>
-              <w:left w:type="dxa" w:w="140"/>
-              <w:bottom w:type="dxa" w:w="100"/>
-              <w:right w:type="dxa" w:w="140"/>
-            </w:tcMar>
-            <w:vAlign w:val="top"/>
-          </w:tcPr>
-          <w:p>
-            <w:pPr>
-              <w:keepNext/>
-              <w:spacing w:after="40" w:line="264"/>
-            </w:pPr>
-            <w:r>
-              <w:rPr>
-                <w:rFonts w:ascii="Calibri" w:cs="Calibri" w:eastAsia="Calibri" w:hAnsi="Calibri"/>
-                <w:b/>
-                <w:bCs/>
-                <w:color w:val="1D3557"/>
-              </w:rPr>
-              <w:t xml:space="preserve">En alternance</w:t>
-            </w:r>
-          </w:p>
-        </w:tc>
-        <w:tc>
-          <w:tcPr>
-            <w:tcW w:type="dxa" w:w="7060"/>
-            <w:tcMar>
-              <w:top w:type="dxa" w:w="100"/>
-              <w:left w:type="dxa" w:w="140"/>
-              <w:bottom w:type="dxa" w:w="100"/>
-              <w:right w:type="dxa" w:w="140"/>
-            </w:tcMar>
-            <w:vAlign w:val="top"/>
-          </w:tcPr>
-          <w:p>
-            <w:pPr>
-              <w:keepNext/>
-              <w:spacing w:after="40" w:line="264"/>
-            </w:pPr>
-            <w:r>
-              <w:rPr>
-                <w:rFonts w:ascii="Calibri" w:cs="Calibri" w:eastAsia="Calibri" w:hAnsi="Calibri"/>
-              </w:rPr>
-              <w:t xml:space="preserve">Un sous-groupe est en </w:t>
-            </w:r>
-            <w:r>
-              <w:rPr>
-                <w:rFonts w:ascii="Calibri" w:cs="Calibri" w:eastAsia="Calibri" w:hAnsi="Calibri"/>
-                <w:b/>
-                <w:bCs/>
-              </w:rPr>
-              <w:t xml:space="preserve">Z101 avec Mme Lisa</w:t>
-            </w:r>
-            <w:r>
-              <w:rPr>
-                <w:rFonts w:ascii="Calibri" w:cs="Calibri" w:eastAsia="Calibri" w:hAnsi="Calibri"/>
-              </w:rPr>
-              <w:t xml:space="preserve"> pendant que l'autre est en </w:t>
-            </w:r>
-            <w:r>
-              <w:rPr>
-                <w:rFonts w:ascii="Calibri" w:cs="Calibri" w:eastAsia="Calibri" w:hAnsi="Calibri"/>
-                <w:b/>
-                <w:bCs/>
-              </w:rPr>
-              <w:t xml:space="preserve">atelier exploratoire</w:t>
-            </w:r>
-            <w:r>
-              <w:rPr>
-                <w:rFonts w:ascii="Calibri" w:cs="Calibri" w:eastAsia="Calibri" w:hAnsi="Calibri"/>
-              </w:rPr>
-              <w:t xml:space="preserve">.</w:t>
-            </w:r>
-          </w:p>
-        </w:tc>
-      </w:tr>
-      <w:tr>
-        <w:trPr>
-          <w:cantSplit/>
-        </w:trPr>
-        <w:tc>
-          <w:tcPr>
-            <w:tcW w:type="dxa" w:w="2300"/>
-            <w:tcMar>
-              <w:top w:type="dxa" w:w="100"/>
-              <w:left w:type="dxa" w:w="140"/>
-              <w:bottom w:type="dxa" w:w="100"/>
-              <w:right w:type="dxa" w:w="140"/>
-            </w:tcMar>
-            <w:vAlign w:val="top"/>
-          </w:tcPr>
-          <w:p>
-            <w:pPr>
-              <w:keepNext/>
-              <w:spacing w:after="40" w:line="264"/>
-            </w:pPr>
-            <w:r>
-              <w:rPr>
-                <w:rFonts w:ascii="Calibri" w:cs="Calibri" w:eastAsia="Calibri" w:hAnsi="Calibri"/>
-                <w:b/>
-                <w:bCs/>
-                <w:color w:val="1D3557"/>
-              </w:rPr>
-              <w:t xml:space="preserve">Même temps pour tous</w:t>
-            </w:r>
-          </w:p>
-        </w:tc>
-        <w:tc>
-          <w:tcPr>
-            <w:tcW w:type="dxa" w:w="7060"/>
-            <w:tcMar>
-              <w:top w:type="dxa" w:w="100"/>
-              <w:left w:type="dxa" w:w="140"/>
-              <w:bottom w:type="dxa" w:w="100"/>
-              <w:right w:type="dxa" w:w="140"/>
-            </w:tcMar>
-            <w:vAlign w:val="top"/>
-          </w:tcPr>
-          <w:p>
-            <w:pPr>
-              <w:keepNext/>
-              <w:spacing w:after="40" w:line="264"/>
-            </w:pPr>
-            <w:r>
-              <w:rPr>
-                <w:rFonts w:ascii="Calibri" w:cs="Calibri" w:eastAsia="Calibri" w:hAnsi="Calibri"/>
-              </w:rPr>
-              <w:t xml:space="preserve">L'horaire du mardi et celui du jeudi sont inversés.</w:t>
-            </w:r>
-          </w:p>
-        </w:tc>
-      </w:tr>
-      <w:tr>
-        <w:trPr>
-          <w:cantSplit/>
-        </w:trPr>
-        <w:tc>
-          <w:tcPr>
-            <w:tcW w:type="dxa" w:w="2300"/>
-            <w:tcMar>
-              <w:top w:type="dxa" w:w="100"/>
-              <w:left w:type="dxa" w:w="140"/>
-              <w:bottom w:type="dxa" w:w="100"/>
-              <w:right w:type="dxa" w:w="140"/>
-            </w:tcMar>
-            <w:vAlign w:val="top"/>
-          </w:tcPr>
-          <w:p>
-            <w:pPr>
-              <w:keepNext/>
-              <w:spacing w:after="40" w:line="264"/>
-            </w:pPr>
-            <w:r>
-              <w:rPr>
-                <w:rFonts w:ascii="Calibri" w:cs="Calibri" w:eastAsia="Calibri" w:hAnsi="Calibri"/>
-                <w:b/>
-                <w:bCs/>
-                <w:color w:val="1D3557"/>
-              </w:rPr>
-              <w:t xml:space="preserve">Soutien de la TES</w:t>
-            </w:r>
-          </w:p>
-        </w:tc>
-        <w:tc>
-          <w:tcPr>
-            <w:tcW w:type="dxa" w:w="7060"/>
-            <w:tcMar>
-              <w:top w:type="dxa" w:w="100"/>
-              <w:left w:type="dxa" w:w="140"/>
-              <w:bottom w:type="dxa" w:w="100"/>
-              <w:right w:type="dxa" w:w="140"/>
-            </w:tcMar>
-            <w:vAlign w:val="top"/>
-          </w:tcPr>
-          <w:p>
-            <w:pPr>
-              <w:keepNext/>
-              <w:spacing w:after="40" w:line="264"/>
-            </w:pPr>
-            <w:r>
-              <w:rPr>
-                <w:rFonts w:ascii="Calibri" w:cs="Calibri" w:eastAsia="Calibri" w:hAnsi="Calibri"/>
-              </w:rPr>
-              <w:t xml:space="preserve">Les élèves en PPS pur sont </w:t>
-            </w:r>
-            <w:r>
-              <w:rPr>
-                <w:rFonts w:ascii="Calibri" w:cs="Calibri" w:eastAsia="Calibri" w:hAnsi="Calibri"/>
-                <w:b/>
-                <w:bCs/>
-              </w:rPr>
-              <w:t xml:space="preserve">toujours avec Janie-Lee</w:t>
-            </w:r>
-            <w:r>
-              <w:rPr>
-                <w:rFonts w:ascii="Calibri" w:cs="Calibri" w:eastAsia="Calibri" w:hAnsi="Calibri"/>
-              </w:rPr>
-              <w:t xml:space="preserve"> quand ils sont en atelier.</w:t>
-            </w:r>
-          </w:p>
-        </w:tc>
-      </w:tr>
-      <w:tr>
-        <w:trPr>
-          <w:cantSplit/>
-        </w:trPr>
-        <w:tc>
-          <w:tcPr>
-            <w:tcW w:type="dxa" w:w="2300"/>
-            <w:tcMar>
-              <w:top w:type="dxa" w:w="100"/>
-              <w:left w:type="dxa" w:w="140"/>
-              <w:bottom w:type="dxa" w:w="100"/>
-              <w:right w:type="dxa" w:w="140"/>
-            </w:tcMar>
-            <w:vAlign w:val="top"/>
-          </w:tcPr>
-          <w:p>
-            <w:pPr>
-              <w:spacing w:after="40" w:line="264"/>
-            </w:pPr>
-            <w:r>
-              <w:rPr>
-                <w:rFonts w:ascii="Calibri" w:cs="Calibri" w:eastAsia="Calibri" w:hAnsi="Calibri"/>
-                <w:b/>
-                <w:bCs/>
-                <w:color w:val="1D3557"/>
-              </w:rPr>
-              <w:t xml:space="preserve">Outils d'autonomie</w:t>
-            </w:r>
-          </w:p>
-        </w:tc>
-        <w:tc>
-          <w:tcPr>
-            <w:tcW w:type="dxa" w:w="7060"/>
-            <w:tcMar>
-              <w:top w:type="dxa" w:w="100"/>
-              <w:left w:type="dxa" w:w="140"/>
-              <w:bottom w:type="dxa" w:w="100"/>
-              <w:right w:type="dxa" w:w="140"/>
-            </w:tcMar>
-            <w:vAlign w:val="top"/>
-          </w:tcPr>
-          <w:p>
-            <w:pPr>
-              <w:spacing w:after="40" w:line="264"/>
-            </w:pPr>
-            <w:r>
-              <w:rPr>
-                <w:rFonts w:ascii="Calibri" w:cs="Calibri" w:eastAsia="Calibri" w:hAnsi="Calibri"/>
-              </w:rPr>
-              <w:t xml:space="preserve">Fiches de tâches, équipes de leaders, registre d'autonomie, règle « 3 avant l'enseignante ». Des boîtes de découverte TEACCH pourraient s'ajouter si le projet souhaité avec l'orthopédagogue se réalise.</w:t>
-            </w:r>
-          </w:p>
-        </w:tc>
-      </w:tr>
-    </w:tbl>
-    <w:p>
-      <w:pPr>
-        <w:pStyle w:val="Heading1"/>
-        <w:keepNext/>
-        <w:pBdr>
-          <w:bottom w:val="single" w:color="1D3557" w:sz="8" w:space="4"/>
-        </w:pBdr>
-        <w:spacing w:after="160" w:before="400"/>
-      </w:pPr>
-      <w:r>
-        <w:rPr>
-          <w:rFonts w:ascii="Calibri" w:cs="Calibri" w:eastAsia="Calibri" w:hAnsi="Calibri"/>
-        </w:rPr>
-        <w:t xml:space="preserve">3. Le menu du matin</w:t>
-      </w:r>
-    </w:p>
-    <w:p>
-      <w:pPr>
-        <w:spacing w:after="120" w:line="288"/>
-      </w:pPr>
-      <w:r>
-        <w:rPr>
-          <w:rFonts w:ascii="Calibri" w:cs="Calibri" w:eastAsia="Calibri" w:hAnsi="Calibri"/>
-        </w:rPr>
-        <w:t xml:space="preserve">Trois périodes d'une heure (P1, P2, P3) et deux pauses de 10 minutes.</w:t>
-      </w:r>
-    </w:p>
-    <w:p>
-      <w:pPr>
-        <w:spacing w:after="160" w:before="120"/>
-        <w:jc w:val="center"/>
+        <w:spacing w:after="160"/>
+        <w:jc w:val="left"/>
       </w:pPr>
       <w:r>
         <w:drawing>
           <wp:inline distT="0" distB="0" distL="0" distR="0">
-            <wp:extent cx="5943600" cy="3400425"/>
+            <wp:extent cx="1143000" cy="1143000"/>
             <wp:effectExtent t="0" r="0" b="0" l="0"/>
             <wp:docPr id="1" name="" descr="" title=""/>
             <wp:cNvGraphicFramePr>
@@ -1755,7 +35,7 @@
                   <pic:spPr bwMode="auto">
                     <a:xfrm>
                       <a:off x="0" y="0"/>
-                      <a:ext cx="5943600" cy="3400425"/>
+                      <a:ext cx="1143000" cy="1143000"/>
                     </a:xfrm>
                     <a:prstGeom prst="rect">
                       <a:avLst/>
@@ -1768,20 +48,344 @@
         </w:drawing>
       </w:r>
     </w:p>
+    <w:tbl>
+      <w:tblPr>
+        <w:tblW w:type="dxa" w:w="9360"/>
+        <w:tblBorders>
+          <w:top w:val="none" w:color="FFFFFF" w:sz="0"/>
+          <w:left w:val="none" w:color="FFFFFF" w:sz="0"/>
+          <w:bottom w:val="none" w:color="FFFFFF" w:sz="0"/>
+          <w:right w:val="none" w:color="FFFFFF" w:sz="0"/>
+          <w:insideH w:val="none" w:color="FFFFFF" w:sz="0"/>
+          <w:insideV w:val="none" w:color="FFFFFF" w:sz="0"/>
+        </w:tblBorders>
+        <w:tblLayout w:type="fixed"/>
+      </w:tblPr>
+      <w:tblGrid>
+        <w:gridCol w:w="2340"/>
+        <w:gridCol w:w="2340"/>
+        <w:gridCol w:w="2340"/>
+        <w:gridCol w:w="2340"/>
+      </w:tblGrid>
+      <w:tr>
+        <w:tc>
+          <w:tcPr>
+            <w:tcW w:type="dxa" w:w="9360"/>
+            <w:gridSpan w:val="4"/>
+            <w:tcBorders>
+              <w:top w:val="none" w:color="FFFFFF" w:sz="0"/>
+              <w:left w:val="none" w:color="FFFFFF" w:sz="0"/>
+              <w:bottom w:val="none" w:color="FFFFFF" w:sz="0"/>
+              <w:right w:val="none" w:color="FFFFFF" w:sz="0"/>
+            </w:tcBorders>
+            <w:shd w:fill="004983" w:color="auto" w:val="clear"/>
+            <w:tcMar>
+              <w:top w:type="dxa" w:w="480"/>
+              <w:left w:type="dxa" w:w="400"/>
+              <w:bottom w:type="dxa" w:w="360"/>
+              <w:right w:type="dxa" w:w="400"/>
+            </w:tcMar>
+          </w:tcPr>
+          <w:p>
+            <w:pPr>
+              <w:keepNext/>
+              <w:spacing w:after="160"/>
+            </w:pPr>
+            <w:r>
+              <w:rPr>
+                <w:rFonts w:ascii="Calibri" w:cs="Calibri" w:eastAsia="Calibri" w:hAnsi="Calibri"/>
+                <w:b/>
+                <w:bCs/>
+                <w:color w:val="B9D37A"/>
+                <w:spacing w:val="40"/>
+                <w:sz w:val="18"/>
+                <w:szCs w:val="18"/>
+              </w:rPr>
+              <w:t xml:space="preserve">PRÉSENTATION DE PROJET</w:t>
+            </w:r>
+          </w:p>
+          <w:p>
+            <w:pPr>
+              <w:keepNext/>
+              <w:spacing w:after="80" w:line="240"/>
+            </w:pPr>
+            <w:r>
+              <w:rPr>
+                <w:rFonts w:ascii="Calibri" w:cs="Calibri" w:eastAsia="Calibri" w:hAnsi="Calibri"/>
+                <w:b/>
+                <w:bCs/>
+                <w:color w:val="FFFFFF"/>
+                <w:sz w:val="64"/>
+                <w:szCs w:val="64"/>
+              </w:rPr>
+              <w:t xml:space="preserve">Projet PPS Z101</w:t>
+            </w:r>
+          </w:p>
+          <w:p>
+            <w:pPr>
+              <w:keepNext/>
+              <w:spacing w:after="280"/>
+            </w:pPr>
+            <w:r>
+              <w:rPr>
+                <w:rFonts w:ascii="Calibri" w:cs="Calibri" w:eastAsia="Calibri" w:hAnsi="Calibri"/>
+                <w:color w:val="FFFFFF"/>
+                <w:sz w:val="30"/>
+                <w:szCs w:val="30"/>
+              </w:rPr>
+              <w:t xml:space="preserve">Accueillir 9 élèves de plus grâce à une formule en deux sous-groupes</w:t>
+            </w:r>
+          </w:p>
+          <w:p>
+            <w:pPr>
+              <w:keepNext/>
+              <w:spacing w:after="0"/>
+            </w:pPr>
+            <w:r>
+              <w:rPr>
+                <w:rFonts w:ascii="Calibri" w:cs="Calibri" w:eastAsia="Calibri" w:hAnsi="Calibri"/>
+                <w:color w:val="D6E4F2"/>
+                <w:sz w:val="20"/>
+                <w:szCs w:val="20"/>
+              </w:rPr>
+              <w:t xml:space="preserve">Table des directions · Octobre 2026</w:t>
+            </w:r>
+          </w:p>
+          <w:p>
+            <w:pPr>
+              <w:keepNext/>
+              <w:spacing w:after="0"/>
+            </w:pPr>
+            <w:r>
+              <w:rPr>
+                <w:rFonts w:ascii="Calibri" w:cs="Calibri" w:eastAsia="Calibri" w:hAnsi="Calibri"/>
+                <w:color w:val="D6E4F2"/>
+                <w:sz w:val="20"/>
+                <w:szCs w:val="20"/>
+              </w:rPr>
+              <w:t xml:space="preserve">Préparé par la conseillère pédagogique, secteur PPS, CFGA</w:t>
+            </w:r>
+          </w:p>
+        </w:tc>
+      </w:tr>
+      <w:tr>
+        <w:tc>
+          <w:tcPr>
+            <w:tcW w:type="dxa" w:w="2340"/>
+            <w:tcBorders>
+              <w:top w:val="single" w:color="7AA32B" w:sz="24"/>
+              <w:left w:val="none" w:color="FFFFFF" w:sz="0"/>
+              <w:bottom w:val="none" w:color="FFFFFF" w:sz="0"/>
+              <w:right w:val="none" w:color="FFFFFF" w:sz="0"/>
+            </w:tcBorders>
+            <w:shd w:fill="1F64A6" w:color="auto" w:val="clear"/>
+            <w:tcMar>
+              <w:top w:type="dxa" w:w="100"/>
+              <w:left w:type="dxa" w:w="140"/>
+              <w:bottom w:type="dxa" w:w="100"/>
+              <w:right w:type="dxa" w:w="140"/>
+            </w:tcMar>
+            <w:vAlign w:val="top"/>
+          </w:tcPr>
+          <w:p>
+            <w:pPr>
+              <w:spacing w:after="0" w:line="240"/>
+            </w:pPr>
+            <w:r>
+              <w:rPr>
+                <w:rFonts w:ascii="Calibri" w:cs="Calibri" w:eastAsia="Calibri" w:hAnsi="Calibri"/>
+                <w:b/>
+                <w:bCs/>
+                <w:color w:val="FFFFFF"/>
+                <w:sz w:val="64"/>
+                <w:szCs w:val="64"/>
+              </w:rPr>
+              <w:t xml:space="preserve">15</w:t>
+            </w:r>
+          </w:p>
+          <w:p>
+            <w:pPr>
+              <w:spacing w:after="0" w:line="252"/>
+            </w:pPr>
+            <w:r>
+              <w:rPr>
+                <w:rFonts w:ascii="Calibri" w:cs="Calibri" w:eastAsia="Calibri" w:hAnsi="Calibri"/>
+                <w:color w:val="D6E4F2"/>
+                <w:sz w:val="19"/>
+                <w:szCs w:val="19"/>
+              </w:rPr>
+              <w:t xml:space="preserve">élèves inscrits au Z101</w:t>
+            </w:r>
+          </w:p>
+        </w:tc>
+        <w:tc>
+          <w:tcPr>
+            <w:tcW w:type="dxa" w:w="2340"/>
+            <w:tcBorders>
+              <w:top w:val="single" w:color="7AA32B" w:sz="24"/>
+              <w:left w:val="none" w:color="FFFFFF" w:sz="0"/>
+              <w:bottom w:val="none" w:color="FFFFFF" w:sz="0"/>
+              <w:right w:val="none" w:color="FFFFFF" w:sz="0"/>
+            </w:tcBorders>
+            <w:shd w:fill="1F64A6" w:color="auto" w:val="clear"/>
+            <w:tcMar>
+              <w:top w:type="dxa" w:w="100"/>
+              <w:left w:type="dxa" w:w="140"/>
+              <w:bottom w:type="dxa" w:w="100"/>
+              <w:right w:type="dxa" w:w="140"/>
+            </w:tcMar>
+            <w:vAlign w:val="top"/>
+          </w:tcPr>
+          <w:p>
+            <w:pPr>
+              <w:spacing w:after="0" w:line="240"/>
+            </w:pPr>
+            <w:r>
+              <w:rPr>
+                <w:rFonts w:ascii="Calibri" w:cs="Calibri" w:eastAsia="Calibri" w:hAnsi="Calibri"/>
+                <w:b/>
+                <w:bCs/>
+                <w:color w:val="FFFFFF"/>
+                <w:sz w:val="64"/>
+                <w:szCs w:val="64"/>
+              </w:rPr>
+              <w:t xml:space="preserve">9</w:t>
+            </w:r>
+          </w:p>
+          <w:p>
+            <w:pPr>
+              <w:spacing w:after="0" w:line="252"/>
+            </w:pPr>
+            <w:r>
+              <w:rPr>
+                <w:rFonts w:ascii="Calibri" w:cs="Calibri" w:eastAsia="Calibri" w:hAnsi="Calibri"/>
+                <w:color w:val="D6E4F2"/>
+                <w:sz w:val="19"/>
+                <w:szCs w:val="19"/>
+              </w:rPr>
+              <w:t xml:space="preserve">élèves en attente d'une place</w:t>
+            </w:r>
+          </w:p>
+        </w:tc>
+        <w:tc>
+          <w:tcPr>
+            <w:tcW w:type="dxa" w:w="2340"/>
+            <w:tcBorders>
+              <w:top w:val="single" w:color="7AA32B" w:sz="24"/>
+              <w:left w:val="none" w:color="FFFFFF" w:sz="0"/>
+              <w:bottom w:val="none" w:color="FFFFFF" w:sz="0"/>
+              <w:right w:val="none" w:color="FFFFFF" w:sz="0"/>
+            </w:tcBorders>
+            <w:shd w:fill="1F64A6" w:color="auto" w:val="clear"/>
+            <w:tcMar>
+              <w:top w:type="dxa" w:w="100"/>
+              <w:left w:type="dxa" w:w="140"/>
+              <w:bottom w:type="dxa" w:w="100"/>
+              <w:right w:type="dxa" w:w="140"/>
+            </w:tcMar>
+            <w:vAlign w:val="top"/>
+          </w:tcPr>
+          <w:p>
+            <w:pPr>
+              <w:spacing w:after="0" w:line="240"/>
+            </w:pPr>
+            <w:r>
+              <w:rPr>
+                <w:rFonts w:ascii="Calibri" w:cs="Calibri" w:eastAsia="Calibri" w:hAnsi="Calibri"/>
+                <w:b/>
+                <w:bCs/>
+                <w:color w:val="FFFFFF"/>
+                <w:sz w:val="64"/>
+                <w:szCs w:val="64"/>
+              </w:rPr>
+              <w:t xml:space="preserve">24</w:t>
+            </w:r>
+          </w:p>
+          <w:p>
+            <w:pPr>
+              <w:spacing w:after="0" w:line="252"/>
+            </w:pPr>
+            <w:r>
+              <w:rPr>
+                <w:rFonts w:ascii="Calibri" w:cs="Calibri" w:eastAsia="Calibri" w:hAnsi="Calibri"/>
+                <w:color w:val="D6E4F2"/>
+                <w:sz w:val="19"/>
+                <w:szCs w:val="19"/>
+              </w:rPr>
+              <w:t xml:space="preserve">élèves accueillis avec la formule</w:t>
+            </w:r>
+          </w:p>
+        </w:tc>
+        <w:tc>
+          <w:tcPr>
+            <w:tcW w:type="dxa" w:w="2340"/>
+            <w:tcBorders>
+              <w:top w:val="single" w:color="7AA32B" w:sz="24"/>
+              <w:left w:val="none" w:color="FFFFFF" w:sz="0"/>
+              <w:bottom w:val="none" w:color="FFFFFF" w:sz="0"/>
+              <w:right w:val="none" w:color="FFFFFF" w:sz="0"/>
+            </w:tcBorders>
+            <w:shd w:fill="1F64A6" w:color="auto" w:val="clear"/>
+            <w:tcMar>
+              <w:top w:type="dxa" w:w="100"/>
+              <w:left w:type="dxa" w:w="140"/>
+              <w:bottom w:type="dxa" w:w="100"/>
+              <w:right w:type="dxa" w:w="140"/>
+            </w:tcMar>
+            <w:vAlign w:val="top"/>
+          </w:tcPr>
+          <w:p>
+            <w:pPr>
+              <w:spacing w:after="0" w:line="240"/>
+            </w:pPr>
+            <w:r>
+              <w:rPr>
+                <w:rFonts w:ascii="Calibri" w:cs="Calibri" w:eastAsia="Calibri" w:hAnsi="Calibri"/>
+                <w:b/>
+                <w:bCs/>
+                <w:color w:val="FFFFFF"/>
+                <w:sz w:val="64"/>
+                <w:szCs w:val="64"/>
+              </w:rPr>
+              <w:t xml:space="preserve">2</w:t>
+            </w:r>
+          </w:p>
+          <w:p>
+            <w:pPr>
+              <w:spacing w:after="0" w:line="252"/>
+            </w:pPr>
+            <w:r>
+              <w:rPr>
+                <w:rFonts w:ascii="Calibri" w:cs="Calibri" w:eastAsia="Calibri" w:hAnsi="Calibri"/>
+                <w:color w:val="D6E4F2"/>
+                <w:sz w:val="19"/>
+                <w:szCs w:val="19"/>
+              </w:rPr>
+              <w:t xml:space="preserve">matinées par semaine</w:t>
+            </w:r>
+          </w:p>
+        </w:tc>
+      </w:tr>
+    </w:tbl>
     <w:p>
       <w:pPr>
-        <w:pStyle w:val="Heading1"/>
-        <w:keepNext/>
-        <w:pBdr>
-          <w:bottom w:val="single" w:color="1D3557" w:sz="8" w:space="4"/>
-        </w:pBdr>
-        <w:spacing w:after="160" w:before="400"/>
+        <w:spacing w:after="280"/>
       </w:pPr>
+    </w:p>
+    <w:p>
+      <w:pPr>
+        <w:spacing w:after="120"/>
+      </w:pPr>
       <w:r>
         <w:rPr>
           <w:rFonts w:ascii="Calibri" w:cs="Calibri" w:eastAsia="Calibri" w:hAnsi="Calibri"/>
-        </w:rPr>
-        <w:t xml:space="preserve">4. Qui fait quoi</w:t>
+          <w:b/>
+          <w:bCs/>
+          <w:color w:val="004983"/>
+          <w:sz w:val="30"/>
+          <w:szCs w:val="30"/>
+        </w:rPr>
+        <w:t xml:space="preserve">En bref</w:t>
       </w:r>
     </w:p>
     <w:tbl>
@@ -1808,7 +412,7 @@
         <w:tc>
           <w:tcPr>
             <w:tcW w:type="dxa" w:w="2300"/>
-            <w:shd w:fill="1D3557" w:color="auto" w:val="clear"/>
+            <w:shd w:fill="004983" w:color="auto" w:val="clear"/>
             <w:tcMar>
               <w:top w:type="dxa" w:w="100"/>
               <w:left w:type="dxa" w:w="140"/>
@@ -1831,14 +435,14 @@
                 <w:sz w:val="20"/>
                 <w:szCs w:val="20"/>
               </w:rPr>
-              <w:t xml:space="preserve">Personne</w:t>
+              <w:t xml:space="preserve">Élément</w:t>
             </w:r>
           </w:p>
         </w:tc>
         <w:tc>
           <w:tcPr>
             <w:tcW w:type="dxa" w:w="7060"/>
-            <w:shd w:fill="1D3557" w:color="auto" w:val="clear"/>
+            <w:shd w:fill="004983" w:color="auto" w:val="clear"/>
             <w:tcMar>
               <w:top w:type="dxa" w:w="100"/>
               <w:left w:type="dxa" w:w="140"/>
@@ -1861,7 +465,7 @@
                 <w:sz w:val="20"/>
                 <w:szCs w:val="20"/>
               </w:rPr>
-              <w:t xml:space="preserve">Rôle</w:t>
+              <w:t xml:space="preserve">Résumé</w:t>
             </w:r>
           </w:p>
         </w:tc>
@@ -1891,22 +495,9 @@
                 <w:rFonts w:ascii="Calibri" w:cs="Calibri" w:eastAsia="Calibri" w:hAnsi="Calibri"/>
                 <w:b/>
                 <w:bCs/>
-                <w:color w:val="1D3557"/>
-              </w:rPr>
-              <w:t xml:space="preserve">Mme Lisa</w:t>
-            </w:r>
-          </w:p>
-          <w:p>
-            <w:pPr>
-              <w:keepNext/>
-              <w:spacing w:after="40" w:line="264"/>
-            </w:pPr>
-            <w:r>
-              <w:rPr>
-                <w:rFonts w:ascii="Calibri" w:cs="Calibri" w:eastAsia="Calibri" w:hAnsi="Calibri"/>
-                <w:color w:val="1D3557"/>
-              </w:rPr>
-              <w:t xml:space="preserve">Enseignante</w:t>
+                <w:color w:val="004983"/>
+              </w:rPr>
+              <w:t xml:space="preserve">Situation</w:t>
             </w:r>
           </w:p>
         </w:tc>
@@ -1930,21 +521,21 @@
               <w:rPr>
                 <w:rFonts w:ascii="Calibri" w:cs="Calibri" w:eastAsia="Calibri" w:hAnsi="Calibri"/>
               </w:rPr>
-              <w:t xml:space="preserve">Enseigne le Z101. </w:t>
-            </w:r>
-            <w:r>
-              <w:rPr>
-                <w:rFonts w:ascii="Calibri" w:cs="Calibri" w:eastAsia="Calibri" w:hAnsi="Calibri"/>
-                <w:b/>
-                <w:bCs/>
-              </w:rPr>
-              <w:t xml:space="preserve">Circule</w:t>
-            </w:r>
-            <w:r>
-              <w:rPr>
-                <w:rFonts w:ascii="Calibri" w:cs="Calibri" w:eastAsia="Calibri" w:hAnsi="Calibri"/>
-              </w:rPr>
-              <w:t xml:space="preserve"> vers les ateliers pour offrir un soutien ponctuel et rediriger les élèves.</w:t>
+              <w:t xml:space="preserve">Groupe Z101 complet (15 élèves). </w:t>
+            </w:r>
+            <w:r>
+              <w:rPr>
+                <w:rFonts w:ascii="Calibri" w:cs="Calibri" w:eastAsia="Calibri" w:hAnsi="Calibri"/>
+                <w:b/>
+                <w:bCs/>
+              </w:rPr>
+              <w:t xml:space="preserve">9 élèves attendent une place en PPS.</w:t>
+            </w:r>
+            <w:r>
+              <w:rPr>
+                <w:rFonts w:ascii="Calibri" w:cs="Calibri" w:eastAsia="Calibri" w:hAnsi="Calibri"/>
+              </w:rPr>
+              <w:t xml:space="preserve"> Ils sont déjà inscrits en matières au centre.</w:t>
             </w:r>
           </w:p>
         </w:tc>
@@ -1974,22 +565,9 @@
                 <w:rFonts w:ascii="Calibri" w:cs="Calibri" w:eastAsia="Calibri" w:hAnsi="Calibri"/>
                 <w:b/>
                 <w:bCs/>
-                <w:color w:val="1D3557"/>
-              </w:rPr>
-              <w:t xml:space="preserve">Janie-Lee</w:t>
-            </w:r>
-          </w:p>
-          <w:p>
-            <w:pPr>
-              <w:keepNext/>
-              <w:spacing w:after="40" w:line="264"/>
-            </w:pPr>
-            <w:r>
-              <w:rPr>
-                <w:rFonts w:ascii="Calibri" w:cs="Calibri" w:eastAsia="Calibri" w:hAnsi="Calibri"/>
-                <w:color w:val="1D3557"/>
-              </w:rPr>
-              <w:t xml:space="preserve">TES</w:t>
+                <w:color w:val="004983"/>
+              </w:rPr>
+              <w:t xml:space="preserve">Proposition</w:t>
             </w:r>
           </w:p>
         </w:tc>
@@ -2013,47 +591,35 @@
               <w:rPr>
                 <w:rFonts w:ascii="Calibri" w:cs="Calibri" w:eastAsia="Calibri" w:hAnsi="Calibri"/>
               </w:rPr>
-              <w:t xml:space="preserve">Accompagne les élèves en PPS pur en atelier et pendant les transitions.</w:t>
-            </w:r>
-          </w:p>
-          <w:p>
-            <w:pPr>
-              <w:keepNext/>
-              <w:spacing w:after="40" w:line="264"/>
-            </w:pPr>
-            <w:r>
-              <w:rPr>
-                <w:rFonts w:ascii="Calibri" w:cs="Calibri" w:eastAsia="Calibri" w:hAnsi="Calibri"/>
-                <w:b/>
-                <w:bCs/>
-              </w:rPr>
-              <w:t xml:space="preserve">Mardi :</w:t>
-            </w:r>
-            <w:r>
-              <w:rPr>
-                <w:rFonts w:ascii="Calibri" w:cs="Calibri" w:eastAsia="Calibri" w:hAnsi="Calibri"/>
-              </w:rPr>
-              <w:t xml:space="preserve"> P3, de 10 h 45 à 11 h 45.</w:t>
-            </w:r>
-          </w:p>
-          <w:p>
-            <w:pPr>
-              <w:keepNext/>
-              <w:spacing w:after="40" w:line="264"/>
-            </w:pPr>
-            <w:r>
-              <w:rPr>
-                <w:rFonts w:ascii="Calibri" w:cs="Calibri" w:eastAsia="Calibri" w:hAnsi="Calibri"/>
-                <w:b/>
-                <w:bCs/>
-              </w:rPr>
-              <w:t xml:space="preserve">Jeudi :</w:t>
-            </w:r>
-            <w:r>
-              <w:rPr>
-                <w:rFonts w:ascii="Calibri" w:cs="Calibri" w:eastAsia="Calibri" w:hAnsi="Calibri"/>
-              </w:rPr>
-              <w:t xml:space="preserve"> de 9 h 00 à 10 h 35.</w:t>
+              <w:t xml:space="preserve">Deux sous-groupes qui alternent entre le </w:t>
+            </w:r>
+            <w:r>
+              <w:rPr>
+                <w:rFonts w:ascii="Calibri" w:cs="Calibri" w:eastAsia="Calibri" w:hAnsi="Calibri"/>
+                <w:b/>
+                <w:bCs/>
+              </w:rPr>
+              <w:t xml:space="preserve">Z101</w:t>
+            </w:r>
+            <w:r>
+              <w:rPr>
+                <w:rFonts w:ascii="Calibri" w:cs="Calibri" w:eastAsia="Calibri" w:hAnsi="Calibri"/>
+              </w:rPr>
+              <w:t xml:space="preserve"> et des </w:t>
+            </w:r>
+            <w:r>
+              <w:rPr>
+                <w:rFonts w:ascii="Calibri" w:cs="Calibri" w:eastAsia="Calibri" w:hAnsi="Calibri"/>
+                <w:b/>
+                <w:bCs/>
+              </w:rPr>
+              <w:t xml:space="preserve">ateliers exploratoires</w:t>
+            </w:r>
+            <w:r>
+              <w:rPr>
+                <w:rFonts w:ascii="Calibri" w:cs="Calibri" w:eastAsia="Calibri" w:hAnsi="Calibri"/>
+              </w:rPr>
+              <w:t xml:space="preserve">. Le même temps pour tous dans la semaine.</w:t>
             </w:r>
           </w:p>
         </w:tc>
@@ -2083,9 +649,9 @@
                 <w:rFonts w:ascii="Calibri" w:cs="Calibri" w:eastAsia="Calibri" w:hAnsi="Calibri"/>
                 <w:b/>
                 <w:bCs/>
-                <w:color w:val="1D3557"/>
-              </w:rPr>
-              <w:t xml:space="preserve">Élèves leaders</w:t>
+                <w:color w:val="004983"/>
+              </w:rPr>
+              <w:t xml:space="preserve">Quand</w:t>
             </w:r>
           </w:p>
         </w:tc>
@@ -2109,7 +675,7 @@
               <w:rPr>
                 <w:rFonts w:ascii="Calibri" w:cs="Calibri" w:eastAsia="Calibri" w:hAnsi="Calibri"/>
               </w:rPr>
-              <w:t xml:space="preserve">Lisent la fiche, distribuent les rôles, gèrent le temps, font ranger.</w:t>
+              <w:t xml:space="preserve">Mardi et jeudi matin, de 8 h 25 à 11 h 45.</w:t>
             </w:r>
           </w:p>
         </w:tc>
@@ -2131,16 +697,17 @@
           </w:tcPr>
           <w:p>
             <w:pPr>
-              <w:spacing w:after="40" w:line="264"/>
-            </w:pPr>
-            <w:r>
-              <w:rPr>
-                <w:rFonts w:ascii="Calibri" w:cs="Calibri" w:eastAsia="Calibri" w:hAnsi="Calibri"/>
-                <w:b/>
-                <w:bCs/>
-                <w:color w:val="1D3557"/>
-              </w:rPr>
-              <w:t xml:space="preserve">Direction</w:t>
+              <w:keepNext/>
+              <w:spacing w:after="40" w:line="264"/>
+            </w:pPr>
+            <w:r>
+              <w:rPr>
+                <w:rFonts w:ascii="Calibri" w:cs="Calibri" w:eastAsia="Calibri" w:hAnsi="Calibri"/>
+                <w:b/>
+                <w:bCs/>
+                <w:color w:val="004983"/>
+              </w:rPr>
+              <w:t xml:space="preserve">Qui</w:t>
             </w:r>
           </w:p>
         </w:tc>
@@ -2157,32 +724,174 @@
           </w:tcPr>
           <w:p>
             <w:pPr>
-              <w:spacing w:after="40" w:line="264"/>
-            </w:pPr>
-            <w:r>
-              <w:rPr>
-                <w:rFonts w:ascii="Calibri" w:cs="Calibri" w:eastAsia="Calibri" w:hAnsi="Calibri"/>
-              </w:rPr>
-              <w:t xml:space="preserve">Autorise le projet et confirme l'accès au local d'arts plastiques.</w:t>
+              <w:keepNext/>
+              <w:spacing w:after="40" w:line="264"/>
+            </w:pPr>
+            <w:r>
+              <w:rPr>
+                <w:rFonts w:ascii="Calibri" w:cs="Calibri" w:eastAsia="Calibri" w:hAnsi="Calibri"/>
+              </w:rPr>
+              <w:t xml:space="preserve">Mme Lisa, enseignante du Z101, et Janie-Lee, TES, qui a accepté son rôle.</w:t>
+            </w:r>
+          </w:p>
+        </w:tc>
+      </w:tr>
+      <w:tr>
+        <w:trPr>
+          <w:cantSplit/>
+        </w:trPr>
+        <w:tc>
+          <w:tcPr>
+            <w:tcW w:type="dxa" w:w="2300"/>
+            <w:tcMar>
+              <w:top w:type="dxa" w:w="100"/>
+              <w:left w:type="dxa" w:w="140"/>
+              <w:bottom w:type="dxa" w:w="100"/>
+              <w:right w:type="dxa" w:w="140"/>
+            </w:tcMar>
+            <w:vAlign w:val="top"/>
+          </w:tcPr>
+          <w:p>
+            <w:pPr>
+              <w:keepNext/>
+              <w:spacing w:after="40" w:line="264"/>
+            </w:pPr>
+            <w:r>
+              <w:rPr>
+                <w:rFonts w:ascii="Calibri" w:cs="Calibri" w:eastAsia="Calibri" w:hAnsi="Calibri"/>
+                <w:b/>
+                <w:bCs/>
+                <w:color w:val="004983"/>
+              </w:rPr>
+              <w:t xml:space="preserve">Suivi</w:t>
+            </w:r>
+          </w:p>
+        </w:tc>
+        <w:tc>
+          <w:tcPr>
+            <w:tcW w:type="dxa" w:w="7060"/>
+            <w:tcMar>
+              <w:top w:type="dxa" w:w="100"/>
+              <w:left w:type="dxa" w:w="140"/>
+              <w:bottom w:type="dxa" w:w="100"/>
+              <w:right w:type="dxa" w:w="140"/>
+            </w:tcMar>
+            <w:vAlign w:val="top"/>
+          </w:tcPr>
+          <w:p>
+            <w:pPr>
+              <w:keepNext/>
+              <w:spacing w:after="40" w:line="264"/>
+            </w:pPr>
+            <w:r>
+              <w:rPr>
+                <w:rFonts w:ascii="Calibri" w:cs="Calibri" w:eastAsia="Calibri" w:hAnsi="Calibri"/>
+              </w:rPr>
+              <w:t xml:space="preserve">Projet pilote en trois étapes, avec un bilan à la fin de chaque étape.</w:t>
+            </w:r>
+          </w:p>
+        </w:tc>
+      </w:tr>
+      <w:tr>
+        <w:trPr>
+          <w:cantSplit/>
+        </w:trPr>
+        <w:tc>
+          <w:tcPr>
+            <w:tcW w:type="dxa" w:w="2300"/>
+            <w:tcMar>
+              <w:top w:type="dxa" w:w="100"/>
+              <w:left w:type="dxa" w:w="140"/>
+              <w:bottom w:type="dxa" w:w="100"/>
+              <w:right w:type="dxa" w:w="140"/>
+            </w:tcMar>
+            <w:vAlign w:val="top"/>
+          </w:tcPr>
+          <w:p>
+            <w:pPr>
+              <w:spacing w:after="40" w:line="264"/>
+            </w:pPr>
+            <w:r>
+              <w:rPr>
+                <w:rFonts w:ascii="Calibri" w:cs="Calibri" w:eastAsia="Calibri" w:hAnsi="Calibri"/>
+                <w:b/>
+                <w:bCs/>
+                <w:color w:val="004983"/>
+              </w:rPr>
+              <w:t xml:space="preserve">Décision</w:t>
+            </w:r>
+          </w:p>
+        </w:tc>
+        <w:tc>
+          <w:tcPr>
+            <w:tcW w:type="dxa" w:w="7060"/>
+            <w:tcMar>
+              <w:top w:type="dxa" w:w="100"/>
+              <w:left w:type="dxa" w:w="140"/>
+              <w:bottom w:type="dxa" w:w="100"/>
+              <w:right w:type="dxa" w:w="140"/>
+            </w:tcMar>
+            <w:vAlign w:val="top"/>
+          </w:tcPr>
+          <w:p>
+            <w:pPr>
+              <w:spacing w:after="40" w:line="264"/>
+            </w:pPr>
+            <w:r>
+              <w:rPr>
+                <w:rFonts w:ascii="Calibri" w:cs="Calibri" w:eastAsia="Calibri" w:hAnsi="Calibri"/>
+                <w:b/>
+                <w:bCs/>
+              </w:rPr>
+              <w:t xml:space="preserve">Ouvrir 9 places supplémentaires au Z101.</w:t>
             </w:r>
           </w:p>
         </w:tc>
       </w:tr>
     </w:tbl>
     <w:p>
+      <w:r>
+        <w:br w:type="page"/>
+      </w:r>
+    </w:p>
+    <w:p>
       <w:pPr>
-        <w:spacing w:after="120" w:before="60"/>
+        <w:spacing w:after="200"/>
       </w:pPr>
       <w:r>
         <w:rPr>
           <w:rFonts w:ascii="Calibri" w:cs="Calibri" w:eastAsia="Calibri" w:hAnsi="Calibri"/>
-          <w:i/>
-          <w:iCs/>
-          <w:color w:val="596273"/>
-          <w:sz w:val="18"/>
-          <w:szCs w:val="18"/>
-        </w:rPr>
-        <w:t xml:space="preserve">La TES n'est pas une surveillante : ses heures sont placées pendant les transitions et les ateliers, aux moments où les élèves en ont le plus besoin.</w:t>
+          <w:b/>
+          <w:bCs/>
+          <w:color w:val="004983"/>
+          <w:sz w:val="32"/>
+          <w:szCs w:val="32"/>
+        </w:rPr>
+        <w:t xml:space="preserve">Table des matières</w:t>
+      </w:r>
+    </w:p>
+    <w:sdt>
+      <w:sdtPr>
+        <w:alias w:val="Table des matières"/>
+      </w:sdtPr>
+      <w:sdtContent>
+        <w:p>
+          <w:r>
+            <w:fldChar w:fldCharType="begin" w:dirty="true"/>
+            <w:instrText xml:space="preserve">TOC \h \o "1-1"</w:instrText>
+            <w:fldChar w:fldCharType="separate"/>
+          </w:r>
+        </w:p>
+        <w:p>
+          <w:r>
+            <w:fldChar w:fldCharType="end"/>
+          </w:r>
+        </w:p>
+      </w:sdtContent>
+    </w:sdt>
+    <w:p>
+      <w:r>
+        <w:br w:type="page"/>
       </w:r>
     </w:p>
     <w:p>
@@ -2190,7 +899,7 @@
         <w:pStyle w:val="Heading1"/>
         <w:keepNext/>
         <w:pBdr>
-          <w:bottom w:val="single" w:color="1D3557" w:sz="8" w:space="4"/>
+          <w:bottom w:val="single" w:color="7AA32B" w:sz="12" w:space="4"/>
         </w:pBdr>
         <w:spacing w:after="160" w:before="400"/>
       </w:pPr>
@@ -2198,18 +907,23 @@
         <w:rPr>
           <w:rFonts w:ascii="Calibri" w:cs="Calibri" w:eastAsia="Calibri" w:hAnsi="Calibri"/>
         </w:rPr>
-        <w:t xml:space="preserve">5. Le rôle des leaders</w:t>
+        <w:t xml:space="preserve">1. Contexte et enjeux</w:t>
       </w:r>
     </w:p>
     <w:p>
       <w:pPr>
-        <w:spacing w:after="120" w:line="288"/>
+        <w:pStyle w:val="ListParagraph"/>
+        <w:numPr>
+          <w:ilvl w:val="0"/>
+          <w:numId w:val="2"/>
+        </w:numPr>
+        <w:spacing w:after="80" w:line="276"/>
       </w:pPr>
       <w:r>
         <w:rPr>
           <w:rFonts w:ascii="Calibri" w:cs="Calibri" w:eastAsia="Calibri" w:hAnsi="Calibri"/>
         </w:rPr>
-        <w:t xml:space="preserve">Le leader aide son équipe à bien fonctionner. </w:t>
+        <w:t xml:space="preserve">Le groupe Z101 est </w:t>
       </w:r>
       <w:r>
         <w:rPr>
@@ -2217,7 +931,124 @@
           <w:b/>
           <w:bCs/>
         </w:rPr>
-        <w:t xml:space="preserve">La gestion de classe demeure la responsabilité des adultes.</w:t>
+        <w:t xml:space="preserve">complet avec 15 élèves</w:t>
+      </w:r>
+      <w:r>
+        <w:rPr>
+          <w:rFonts w:ascii="Calibri" w:cs="Calibri" w:eastAsia="Calibri" w:hAnsi="Calibri"/>
+        </w:rPr>
+        <w:t xml:space="preserve">.</w:t>
+      </w:r>
+    </w:p>
+    <w:p>
+      <w:pPr>
+        <w:pStyle w:val="ListParagraph"/>
+        <w:numPr>
+          <w:ilvl w:val="0"/>
+          <w:numId w:val="2"/>
+        </w:numPr>
+        <w:spacing w:after="80" w:line="276"/>
+      </w:pPr>
+      <w:r>
+        <w:rPr>
+          <w:rFonts w:ascii="Calibri" w:cs="Calibri" w:eastAsia="Calibri" w:hAnsi="Calibri"/>
+          <w:b/>
+          <w:bCs/>
+        </w:rPr>
+        <w:t xml:space="preserve">9 élèves attendent une place en PPS.</w:t>
+      </w:r>
+      <w:r>
+        <w:rPr>
+          <w:rFonts w:ascii="Calibri" w:cs="Calibri" w:eastAsia="Calibri" w:hAnsi="Calibri"/>
+        </w:rPr>
+        <w:t xml:space="preserve"> Ils sont déjà en matières au centre. Plusieurs ont été référés par des enseignantes de la FBC.</w:t>
+      </w:r>
+    </w:p>
+    <w:p>
+      <w:pPr>
+        <w:pStyle w:val="ListParagraph"/>
+        <w:numPr>
+          <w:ilvl w:val="0"/>
+          <w:numId w:val="2"/>
+        </w:numPr>
+        <w:spacing w:after="80" w:line="276"/>
+      </w:pPr>
+      <w:r>
+        <w:rPr>
+          <w:rFonts w:ascii="Calibri" w:cs="Calibri" w:eastAsia="Calibri" w:hAnsi="Calibri"/>
+        </w:rPr>
+        <w:t xml:space="preserve">Les élèves du Z101 </w:t>
+      </w:r>
+      <w:r>
+        <w:rPr>
+          <w:rFonts w:ascii="Calibri" w:cs="Calibri" w:eastAsia="Calibri" w:hAnsi="Calibri"/>
+          <w:b/>
+          <w:bCs/>
+        </w:rPr>
+        <w:t xml:space="preserve">poursuivent en années 2 et 3</w:t>
+      </w:r>
+      <w:r>
+        <w:rPr>
+          <w:rFonts w:ascii="Calibri" w:cs="Calibri" w:eastAsia="Calibri" w:hAnsi="Calibri"/>
+        </w:rPr>
+        <w:t xml:space="preserve"> en PPS.</w:t>
+      </w:r>
+    </w:p>
+    <w:p>
+      <w:pPr>
+        <w:pStyle w:val="ListParagraph"/>
+        <w:numPr>
+          <w:ilvl w:val="0"/>
+          <w:numId w:val="2"/>
+        </w:numPr>
+        <w:spacing w:after="80" w:line="276"/>
+      </w:pPr>
+      <w:r>
+        <w:rPr>
+          <w:rFonts w:ascii="Calibri" w:cs="Calibri" w:eastAsia="Calibri" w:hAnsi="Calibri"/>
+        </w:rPr>
+        <w:t xml:space="preserve">La direction demande </w:t>
+      </w:r>
+      <w:r>
+        <w:rPr>
+          <w:rFonts w:ascii="Calibri" w:cs="Calibri" w:eastAsia="Calibri" w:hAnsi="Calibri"/>
+          <w:b/>
+          <w:bCs/>
+        </w:rPr>
+        <w:t xml:space="preserve">aucune période vide</w:t>
+      </w:r>
+      <w:r>
+        <w:rPr>
+          <w:rFonts w:ascii="Calibri" w:cs="Calibri" w:eastAsia="Calibri" w:hAnsi="Calibri"/>
+        </w:rPr>
+        <w:t xml:space="preserve"> et </w:t>
+      </w:r>
+      <w:r>
+        <w:rPr>
+          <w:rFonts w:ascii="Calibri" w:cs="Calibri" w:eastAsia="Calibri" w:hAnsi="Calibri"/>
+          <w:b/>
+          <w:bCs/>
+        </w:rPr>
+        <w:t xml:space="preserve">aucune ressource supplémentaire</w:t>
+      </w:r>
+      <w:r>
+        <w:rPr>
+          <w:rFonts w:ascii="Calibri" w:cs="Calibri" w:eastAsia="Calibri" w:hAnsi="Calibri"/>
+        </w:rPr>
+        <w:t xml:space="preserve">. La formule respecte ces deux conditions.</w:t>
+      </w:r>
+    </w:p>
+    <w:p>
+      <w:pPr>
+        <w:pStyle w:val="Heading2"/>
+        <w:keepNext/>
+        <w:spacing w:after="100" w:before="240"/>
+      </w:pPr>
+      <w:r>
+        <w:rPr>
+          <w:rFonts w:ascii="Calibri" w:cs="Calibri" w:eastAsia="Calibri" w:hAnsi="Calibri"/>
+        </w:rPr>
+        <w:t xml:space="preserve">Pourquoi agir maintenant</w:t>
       </w:r>
     </w:p>
     <w:tbl>
@@ -2244,7 +1075,7 @@
         <w:tc>
           <w:tcPr>
             <w:tcW w:type="dxa" w:w="2300"/>
-            <w:shd w:fill="1D3557" w:color="auto" w:val="clear"/>
+            <w:shd w:fill="004983" w:color="auto" w:val="clear"/>
             <w:tcMar>
               <w:top w:type="dxa" w:w="100"/>
               <w:left w:type="dxa" w:w="140"/>
@@ -2267,14 +1098,14 @@
                 <w:sz w:val="20"/>
                 <w:szCs w:val="20"/>
               </w:rPr>
-              <w:t xml:space="preserve">Moment</w:t>
+              <w:t xml:space="preserve">Enjeu</w:t>
             </w:r>
           </w:p>
         </w:tc>
         <w:tc>
           <w:tcPr>
             <w:tcW w:type="dxa" w:w="7060"/>
-            <w:shd w:fill="1D3557" w:color="auto" w:val="clear"/>
+            <w:shd w:fill="004983" w:color="auto" w:val="clear"/>
             <w:tcMar>
               <w:top w:type="dxa" w:w="100"/>
               <w:left w:type="dxa" w:w="140"/>
@@ -2297,7 +1128,7 @@
                 <w:sz w:val="20"/>
                 <w:szCs w:val="20"/>
               </w:rPr>
-              <w:t xml:space="preserve">Le leader…</w:t>
+              <w:t xml:space="preserve">En une phrase</w:t>
             </w:r>
           </w:p>
         </w:tc>
@@ -2327,9 +1158,9 @@
                 <w:rFonts w:ascii="Calibri" w:cs="Calibri" w:eastAsia="Calibri" w:hAnsi="Calibri"/>
                 <w:b/>
                 <w:bCs/>
-                <w:color w:val="1D3557"/>
-              </w:rPr>
-              <w:t xml:space="preserve">Au début</w:t>
+                <w:color w:val="004983"/>
+              </w:rPr>
+              <w:t xml:space="preserve">Persévérance</w:t>
             </w:r>
           </w:p>
         </w:tc>
@@ -2353,7 +1184,7 @@
               <w:rPr>
                 <w:rFonts w:ascii="Calibri" w:cs="Calibri" w:eastAsia="Calibri" w:hAnsi="Calibri"/>
               </w:rPr>
-              <w:t xml:space="preserve">Rassemble l'équipe, lit la fiche à voix haute, vérifie le matériel.</w:t>
+              <w:t xml:space="preserve">Ces élèves sont motivés maintenant. Attendre retarde leur parcours en PPS.</w:t>
             </w:r>
           </w:p>
         </w:tc>
@@ -2383,9 +1214,9 @@
                 <w:rFonts w:ascii="Calibri" w:cs="Calibri" w:eastAsia="Calibri" w:hAnsi="Calibri"/>
                 <w:b/>
                 <w:bCs/>
-                <w:color w:val="1D3557"/>
-              </w:rPr>
-              <w:t xml:space="preserve">Pendant</w:t>
+                <w:color w:val="004983"/>
+              </w:rPr>
+              <w:t xml:space="preserve">Continuité</w:t>
             </w:r>
           </w:p>
         </w:tc>
@@ -2409,7 +1240,7 @@
               <w:rPr>
                 <w:rFonts w:ascii="Calibri" w:cs="Calibri" w:eastAsia="Calibri" w:hAnsi="Calibri"/>
               </w:rPr>
-              <w:t xml:space="preserve">Donne la parole à chacun, gère le temps, aide à régler les blocages.</w:t>
+              <w:t xml:space="preserve">Chaque élève accueilli peut faire trois ans en PPS au centre.</w:t>
             </w:r>
           </w:p>
         </w:tc>
@@ -2438,9 +1269,9 @@
                 <w:rFonts w:ascii="Calibri" w:cs="Calibri" w:eastAsia="Calibri" w:hAnsi="Calibri"/>
                 <w:b/>
                 <w:bCs/>
-                <w:color w:val="1D3557"/>
-              </w:rPr>
-              <w:t xml:space="preserve">À la fin</w:t>
+                <w:color w:val="004983"/>
+              </w:rPr>
+              <w:t xml:space="preserve">Innovation</w:t>
             </w:r>
           </w:p>
         </w:tc>
@@ -2463,7 +1294,7 @@
               <w:rPr>
                 <w:rFonts w:ascii="Calibri" w:cs="Calibri" w:eastAsia="Calibri" w:hAnsi="Calibri"/>
               </w:rPr>
-              <w:t xml:space="preserve">Vérifie les critères de réussite, fait ranger, valide au registre.</w:t>
+              <w:t xml:space="preserve">La formule pourrait servir ailleurs : alpha-pré, francisation, FBC.</w:t>
             </w:r>
           </w:p>
         </w:tc>
@@ -2471,15 +1302,18 @@
     </w:tbl>
     <w:p>
       <w:pPr>
-        <w:pStyle w:val="Heading2"/>
+        <w:pStyle w:val="Heading1"/>
         <w:keepNext/>
-        <w:spacing w:after="100" w:before="240"/>
+        <w:pBdr>
+          <w:bottom w:val="single" w:color="7AA32B" w:sz="12" w:space="4"/>
+        </w:pBdr>
+        <w:spacing w:after="160" w:before="400"/>
       </w:pPr>
       <w:r>
         <w:rPr>
           <w:rFonts w:ascii="Calibri" w:cs="Calibri" w:eastAsia="Calibri" w:hAnsi="Calibri"/>
         </w:rPr>
-        <w:t xml:space="preserve">Ce que ce rôle apporte</w:t>
+        <w:t xml:space="preserve">2. La formule en bref</w:t>
       </w:r>
     </w:p>
     <w:tbl>
@@ -2496,9 +1330,8 @@
         <w:tblLayout w:type="fixed"/>
       </w:tblPr>
       <w:tblGrid>
-        <w:gridCol w:w="3120"/>
-        <w:gridCol w:w="3120"/>
-        <w:gridCol w:w="3120"/>
+        <w:gridCol w:w="2300"/>
+        <w:gridCol w:w="7060"/>
       </w:tblGrid>
       <w:tr>
         <w:trPr>
@@ -2506,8 +1339,8 @@
         </w:trPr>
         <w:tc>
           <w:tcPr>
-            <w:tcW w:type="dxa" w:w="3120"/>
-            <w:shd w:fill="1D3557" w:color="auto" w:val="clear"/>
+            <w:tcW w:type="dxa" w:w="2300"/>
+            <w:shd w:fill="004983" w:color="auto" w:val="clear"/>
             <w:tcMar>
               <w:top w:type="dxa" w:w="100"/>
               <w:left w:type="dxa" w:w="140"/>
@@ -2530,14 +1363,14 @@
                 <w:sz w:val="20"/>
                 <w:szCs w:val="20"/>
               </w:rPr>
-              <w:t xml:space="preserve">Confiance</w:t>
-            </w:r>
-          </w:p>
-        </w:tc>
-        <w:tc>
-          <w:tcPr>
-            <w:tcW w:type="dxa" w:w="3120"/>
-            <w:shd w:fill="1D3557" w:color="auto" w:val="clear"/>
+              <w:t xml:space="preserve"/>
+            </w:r>
+          </w:p>
+        </w:tc>
+        <w:tc>
+          <w:tcPr>
+            <w:tcW w:type="dxa" w:w="7060"/>
+            <w:shd w:fill="004983" w:color="auto" w:val="clear"/>
             <w:tcMar>
               <w:top w:type="dxa" w:w="100"/>
               <w:left w:type="dxa" w:w="140"/>
@@ -2560,37 +1393,7 @@
                 <w:sz w:val="20"/>
                 <w:szCs w:val="20"/>
               </w:rPr>
-              <w:t xml:space="preserve">Habiletés sociales</w:t>
-            </w:r>
-          </w:p>
-        </w:tc>
-        <w:tc>
-          <w:tcPr>
-            <w:tcW w:type="dxa" w:w="3120"/>
-            <w:shd w:fill="1D3557" w:color="auto" w:val="clear"/>
-            <w:tcMar>
-              <w:top w:type="dxa" w:w="100"/>
-              <w:left w:type="dxa" w:w="140"/>
-              <w:bottom w:type="dxa" w:w="100"/>
-              <w:right w:type="dxa" w:w="140"/>
-            </w:tcMar>
-            <w:vAlign w:val="top"/>
-          </w:tcPr>
-          <w:p>
-            <w:pPr>
-              <w:keepNext/>
-              <w:spacing w:after="0"/>
-            </w:pPr>
-            <w:r>
-              <w:rPr>
-                <w:rFonts w:ascii="Calibri" w:cs="Calibri" w:eastAsia="Calibri" w:hAnsi="Calibri"/>
-                <w:b/>
-                <w:bCs/>
-                <w:color w:val="FFFFFF"/>
-                <w:sz w:val="20"/>
-                <w:szCs w:val="20"/>
-              </w:rPr>
-              <w:t xml:space="preserve">Compétences pour l'emploi</w:t>
+              <w:t xml:space="preserve">Comment ça fonctionne</w:t>
             </w:r>
           </w:p>
         </w:tc>
@@ -2601,98 +1404,349 @@
         </w:trPr>
         <w:tc>
           <w:tcPr>
-            <w:tcW w:type="dxa" w:w="3120"/>
-            <w:tcMar>
-              <w:top w:type="dxa" w:w="100"/>
-              <w:left w:type="dxa" w:w="140"/>
-              <w:bottom w:type="dxa" w:w="100"/>
-              <w:right w:type="dxa" w:w="140"/>
-            </w:tcMar>
-            <w:vAlign w:val="top"/>
-          </w:tcPr>
-          <w:p>
-            <w:pPr>
-              <w:spacing w:after="40" w:line="264"/>
-            </w:pPr>
-            <w:r>
-              <w:rPr>
-                <w:rFonts w:ascii="Calibri" w:cs="Calibri" w:eastAsia="Calibri" w:hAnsi="Calibri"/>
-                <w:color w:val="1D3557"/>
-              </w:rPr>
-              <w:t xml:space="preserve">Estime de soi et autonomie devant des tâches nouvelles.</w:t>
-            </w:r>
-          </w:p>
-        </w:tc>
-        <w:tc>
-          <w:tcPr>
-            <w:tcW w:type="dxa" w:w="3120"/>
-            <w:tcMar>
-              <w:top w:type="dxa" w:w="100"/>
-              <w:left w:type="dxa" w:w="140"/>
-              <w:bottom w:type="dxa" w:w="100"/>
-              <w:right w:type="dxa" w:w="140"/>
-            </w:tcMar>
-            <w:vAlign w:val="top"/>
-          </w:tcPr>
-          <w:p>
-            <w:pPr>
-              <w:spacing w:after="40" w:line="264"/>
-            </w:pPr>
-            <w:r>
-              <w:rPr>
-                <w:rFonts w:ascii="Calibri" w:cs="Calibri" w:eastAsia="Calibri" w:hAnsi="Calibri"/>
-              </w:rPr>
-              <w:t xml:space="preserve">Écouter, encourager, régler un désaccord.</w:t>
-            </w:r>
-          </w:p>
-        </w:tc>
-        <w:tc>
-          <w:tcPr>
-            <w:tcW w:type="dxa" w:w="3120"/>
-            <w:tcMar>
-              <w:top w:type="dxa" w:w="100"/>
-              <w:left w:type="dxa" w:w="140"/>
-              <w:bottom w:type="dxa" w:w="100"/>
-              <w:right w:type="dxa" w:w="140"/>
-            </w:tcMar>
-            <w:vAlign w:val="top"/>
-          </w:tcPr>
-          <w:p>
-            <w:pPr>
-              <w:spacing w:after="40" w:line="264"/>
-            </w:pPr>
-            <w:r>
-              <w:rPr>
-                <w:rFonts w:ascii="Calibri" w:cs="Calibri" w:eastAsia="Calibri" w:hAnsi="Calibri"/>
-              </w:rPr>
-              <w:t xml:space="preserve">Organiser, gérer son temps, prendre des responsabilités.</w:t>
+            <w:tcW w:type="dxa" w:w="2300"/>
+            <w:tcMar>
+              <w:top w:type="dxa" w:w="100"/>
+              <w:left w:type="dxa" w:w="140"/>
+              <w:bottom w:type="dxa" w:w="100"/>
+              <w:right w:type="dxa" w:w="140"/>
+            </w:tcMar>
+            <w:vAlign w:val="top"/>
+          </w:tcPr>
+          <w:p>
+            <w:pPr>
+              <w:keepNext/>
+              <w:spacing w:after="40" w:line="264"/>
+            </w:pPr>
+            <w:r>
+              <w:rPr>
+                <w:rFonts w:ascii="Calibri" w:cs="Calibri" w:eastAsia="Calibri" w:hAnsi="Calibri"/>
+                <w:b/>
+                <w:bCs/>
+                <w:color w:val="004983"/>
+              </w:rPr>
+              <w:t xml:space="preserve">Deux sous-groupes</w:t>
+            </w:r>
+          </w:p>
+        </w:tc>
+        <w:tc>
+          <w:tcPr>
+            <w:tcW w:type="dxa" w:w="7060"/>
+            <w:tcMar>
+              <w:top w:type="dxa" w:w="100"/>
+              <w:left w:type="dxa" w:w="140"/>
+              <w:bottom w:type="dxa" w:w="100"/>
+              <w:right w:type="dxa" w:w="140"/>
+            </w:tcMar>
+            <w:vAlign w:val="top"/>
+          </w:tcPr>
+          <w:p>
+            <w:pPr>
+              <w:keepNext/>
+              <w:spacing w:after="40" w:line="264"/>
+            </w:pPr>
+            <w:r>
+              <w:rPr>
+                <w:rFonts w:ascii="Calibri" w:cs="Calibri" w:eastAsia="Calibri" w:hAnsi="Calibri"/>
+                <w:b/>
+                <w:bCs/>
+              </w:rPr>
+              <w:t xml:space="preserve">PPS pur</w:t>
+            </w:r>
+            <w:r>
+              <w:rPr>
+                <w:rFonts w:ascii="Calibri" w:cs="Calibri" w:eastAsia="Calibri" w:hAnsi="Calibri"/>
+              </w:rPr>
+              <w:t xml:space="preserve"> (plus de soutien) et </w:t>
+            </w:r>
+            <w:r>
+              <w:rPr>
+                <w:rFonts w:ascii="Calibri" w:cs="Calibri" w:eastAsia="Calibri" w:hAnsi="Calibri"/>
+                <w:b/>
+                <w:bCs/>
+              </w:rPr>
+              <w:t xml:space="preserve">concomitance</w:t>
+            </w:r>
+            <w:r>
+              <w:rPr>
+                <w:rFonts w:ascii="Calibri" w:cs="Calibri" w:eastAsia="Calibri" w:hAnsi="Calibri"/>
+              </w:rPr>
+              <w:t xml:space="preserve"> (élèves qui suivent aussi d'autres matières).</w:t>
+            </w:r>
+          </w:p>
+        </w:tc>
+      </w:tr>
+      <w:tr>
+        <w:trPr>
+          <w:cantSplit/>
+        </w:trPr>
+        <w:tc>
+          <w:tcPr>
+            <w:tcW w:type="dxa" w:w="2300"/>
+            <w:tcMar>
+              <w:top w:type="dxa" w:w="100"/>
+              <w:left w:type="dxa" w:w="140"/>
+              <w:bottom w:type="dxa" w:w="100"/>
+              <w:right w:type="dxa" w:w="140"/>
+            </w:tcMar>
+            <w:vAlign w:val="top"/>
+          </w:tcPr>
+          <w:p>
+            <w:pPr>
+              <w:keepNext/>
+              <w:spacing w:after="40" w:line="264"/>
+            </w:pPr>
+            <w:r>
+              <w:rPr>
+                <w:rFonts w:ascii="Calibri" w:cs="Calibri" w:eastAsia="Calibri" w:hAnsi="Calibri"/>
+                <w:b/>
+                <w:bCs/>
+                <w:color w:val="004983"/>
+              </w:rPr>
+              <w:t xml:space="preserve">En alternance</w:t>
+            </w:r>
+          </w:p>
+        </w:tc>
+        <w:tc>
+          <w:tcPr>
+            <w:tcW w:type="dxa" w:w="7060"/>
+            <w:tcMar>
+              <w:top w:type="dxa" w:w="100"/>
+              <w:left w:type="dxa" w:w="140"/>
+              <w:bottom w:type="dxa" w:w="100"/>
+              <w:right w:type="dxa" w:w="140"/>
+            </w:tcMar>
+            <w:vAlign w:val="top"/>
+          </w:tcPr>
+          <w:p>
+            <w:pPr>
+              <w:keepNext/>
+              <w:spacing w:after="40" w:line="264"/>
+            </w:pPr>
+            <w:r>
+              <w:rPr>
+                <w:rFonts w:ascii="Calibri" w:cs="Calibri" w:eastAsia="Calibri" w:hAnsi="Calibri"/>
+              </w:rPr>
+              <w:t xml:space="preserve">Un sous-groupe est en </w:t>
+            </w:r>
+            <w:r>
+              <w:rPr>
+                <w:rFonts w:ascii="Calibri" w:cs="Calibri" w:eastAsia="Calibri" w:hAnsi="Calibri"/>
+                <w:b/>
+                <w:bCs/>
+              </w:rPr>
+              <w:t xml:space="preserve">Z101 avec Mme Lisa</w:t>
+            </w:r>
+            <w:r>
+              <w:rPr>
+                <w:rFonts w:ascii="Calibri" w:cs="Calibri" w:eastAsia="Calibri" w:hAnsi="Calibri"/>
+              </w:rPr>
+              <w:t xml:space="preserve"> pendant que l'autre est en </w:t>
+            </w:r>
+            <w:r>
+              <w:rPr>
+                <w:rFonts w:ascii="Calibri" w:cs="Calibri" w:eastAsia="Calibri" w:hAnsi="Calibri"/>
+                <w:b/>
+                <w:bCs/>
+              </w:rPr>
+              <w:t xml:space="preserve">atelier exploratoire</w:t>
+            </w:r>
+            <w:r>
+              <w:rPr>
+                <w:rFonts w:ascii="Calibri" w:cs="Calibri" w:eastAsia="Calibri" w:hAnsi="Calibri"/>
+              </w:rPr>
+              <w:t xml:space="preserve">.</w:t>
+            </w:r>
+          </w:p>
+        </w:tc>
+      </w:tr>
+      <w:tr>
+        <w:trPr>
+          <w:cantSplit/>
+        </w:trPr>
+        <w:tc>
+          <w:tcPr>
+            <w:tcW w:type="dxa" w:w="2300"/>
+            <w:tcMar>
+              <w:top w:type="dxa" w:w="100"/>
+              <w:left w:type="dxa" w:w="140"/>
+              <w:bottom w:type="dxa" w:w="100"/>
+              <w:right w:type="dxa" w:w="140"/>
+            </w:tcMar>
+            <w:vAlign w:val="top"/>
+          </w:tcPr>
+          <w:p>
+            <w:pPr>
+              <w:keepNext/>
+              <w:spacing w:after="40" w:line="264"/>
+            </w:pPr>
+            <w:r>
+              <w:rPr>
+                <w:rFonts w:ascii="Calibri" w:cs="Calibri" w:eastAsia="Calibri" w:hAnsi="Calibri"/>
+                <w:b/>
+                <w:bCs/>
+                <w:color w:val="004983"/>
+              </w:rPr>
+              <w:t xml:space="preserve">Même temps pour tous</w:t>
+            </w:r>
+          </w:p>
+        </w:tc>
+        <w:tc>
+          <w:tcPr>
+            <w:tcW w:type="dxa" w:w="7060"/>
+            <w:tcMar>
+              <w:top w:type="dxa" w:w="100"/>
+              <w:left w:type="dxa" w:w="140"/>
+              <w:bottom w:type="dxa" w:w="100"/>
+              <w:right w:type="dxa" w:w="140"/>
+            </w:tcMar>
+            <w:vAlign w:val="top"/>
+          </w:tcPr>
+          <w:p>
+            <w:pPr>
+              <w:keepNext/>
+              <w:spacing w:after="40" w:line="264"/>
+            </w:pPr>
+            <w:r>
+              <w:rPr>
+                <w:rFonts w:ascii="Calibri" w:cs="Calibri" w:eastAsia="Calibri" w:hAnsi="Calibri"/>
+              </w:rPr>
+              <w:t xml:space="preserve">L'horaire du mardi et celui du jeudi sont inversés.</w:t>
+            </w:r>
+          </w:p>
+        </w:tc>
+      </w:tr>
+      <w:tr>
+        <w:trPr>
+          <w:cantSplit/>
+        </w:trPr>
+        <w:tc>
+          <w:tcPr>
+            <w:tcW w:type="dxa" w:w="2300"/>
+            <w:tcMar>
+              <w:top w:type="dxa" w:w="100"/>
+              <w:left w:type="dxa" w:w="140"/>
+              <w:bottom w:type="dxa" w:w="100"/>
+              <w:right w:type="dxa" w:w="140"/>
+            </w:tcMar>
+            <w:vAlign w:val="top"/>
+          </w:tcPr>
+          <w:p>
+            <w:pPr>
+              <w:keepNext/>
+              <w:spacing w:after="40" w:line="264"/>
+            </w:pPr>
+            <w:r>
+              <w:rPr>
+                <w:rFonts w:ascii="Calibri" w:cs="Calibri" w:eastAsia="Calibri" w:hAnsi="Calibri"/>
+                <w:b/>
+                <w:bCs/>
+                <w:color w:val="004983"/>
+              </w:rPr>
+              <w:t xml:space="preserve">Soutien de la TES</w:t>
+            </w:r>
+          </w:p>
+        </w:tc>
+        <w:tc>
+          <w:tcPr>
+            <w:tcW w:type="dxa" w:w="7060"/>
+            <w:tcMar>
+              <w:top w:type="dxa" w:w="100"/>
+              <w:left w:type="dxa" w:w="140"/>
+              <w:bottom w:type="dxa" w:w="100"/>
+              <w:right w:type="dxa" w:w="140"/>
+            </w:tcMar>
+            <w:vAlign w:val="top"/>
+          </w:tcPr>
+          <w:p>
+            <w:pPr>
+              <w:keepNext/>
+              <w:spacing w:after="40" w:line="264"/>
+            </w:pPr>
+            <w:r>
+              <w:rPr>
+                <w:rFonts w:ascii="Calibri" w:cs="Calibri" w:eastAsia="Calibri" w:hAnsi="Calibri"/>
+              </w:rPr>
+              <w:t xml:space="preserve">Les élèves en PPS pur sont </w:t>
+            </w:r>
+            <w:r>
+              <w:rPr>
+                <w:rFonts w:ascii="Calibri" w:cs="Calibri" w:eastAsia="Calibri" w:hAnsi="Calibri"/>
+                <w:b/>
+                <w:bCs/>
+              </w:rPr>
+              <w:t xml:space="preserve">toujours avec Janie-Lee</w:t>
+            </w:r>
+            <w:r>
+              <w:rPr>
+                <w:rFonts w:ascii="Calibri" w:cs="Calibri" w:eastAsia="Calibri" w:hAnsi="Calibri"/>
+              </w:rPr>
+              <w:t xml:space="preserve"> quand ils sont en atelier.</w:t>
+            </w:r>
+          </w:p>
+        </w:tc>
+      </w:tr>
+      <w:tr>
+        <w:trPr>
+          <w:cantSplit/>
+        </w:trPr>
+        <w:tc>
+          <w:tcPr>
+            <w:tcW w:type="dxa" w:w="2300"/>
+            <w:tcMar>
+              <w:top w:type="dxa" w:w="100"/>
+              <w:left w:type="dxa" w:w="140"/>
+              <w:bottom w:type="dxa" w:w="100"/>
+              <w:right w:type="dxa" w:w="140"/>
+            </w:tcMar>
+            <w:vAlign w:val="top"/>
+          </w:tcPr>
+          <w:p>
+            <w:pPr>
+              <w:spacing w:after="40" w:line="264"/>
+            </w:pPr>
+            <w:r>
+              <w:rPr>
+                <w:rFonts w:ascii="Calibri" w:cs="Calibri" w:eastAsia="Calibri" w:hAnsi="Calibri"/>
+                <w:b/>
+                <w:bCs/>
+                <w:color w:val="004983"/>
+              </w:rPr>
+              <w:t xml:space="preserve">Outils d'autonomie</w:t>
+            </w:r>
+          </w:p>
+        </w:tc>
+        <w:tc>
+          <w:tcPr>
+            <w:tcW w:type="dxa" w:w="7060"/>
+            <w:tcMar>
+              <w:top w:type="dxa" w:w="100"/>
+              <w:left w:type="dxa" w:w="140"/>
+              <w:bottom w:type="dxa" w:w="100"/>
+              <w:right w:type="dxa" w:w="140"/>
+            </w:tcMar>
+            <w:vAlign w:val="top"/>
+          </w:tcPr>
+          <w:p>
+            <w:pPr>
+              <w:spacing w:after="40" w:line="264"/>
+            </w:pPr>
+            <w:r>
+              <w:rPr>
+                <w:rFonts w:ascii="Calibri" w:cs="Calibri" w:eastAsia="Calibri" w:hAnsi="Calibri"/>
+              </w:rPr>
+              <w:t xml:space="preserve">Fiches de tâches, équipes de leaders, registre d'autonomie, règle « 3 avant l'enseignante ». Des boîtes de découverte TEACCH pourraient s'ajouter si le projet souhaité avec l'orthopédagogue se réalise.</w:t>
             </w:r>
           </w:p>
         </w:tc>
       </w:tr>
     </w:tbl>
-    <w:p>
-      <w:pPr>
-        <w:spacing w:after="120" w:before="60"/>
-      </w:pPr>
-      <w:r>
-        <w:rPr>
-          <w:rFonts w:ascii="Calibri" w:cs="Calibri" w:eastAsia="Calibri" w:hAnsi="Calibri"/>
-          <w:i/>
-          <w:iCs/>
-          <w:color w:val="596273"/>
-          <w:sz w:val="18"/>
-          <w:szCs w:val="18"/>
-        </w:rPr>
-        <w:t xml:space="preserve">Chaque élève est leader au moins une fois par étape. Un leader plus réservé peut avoir un co-leader.</w:t>
-      </w:r>
-    </w:p>
     <w:p>
       <w:pPr>
         <w:pStyle w:val="Heading1"/>
         <w:keepNext/>
         <w:pBdr>
-          <w:bottom w:val="single" w:color="1D3557" w:sz="8" w:space="4"/>
+          <w:bottom w:val="single" w:color="7AA32B" w:sz="12" w:space="4"/>
         </w:pBdr>
         <w:spacing w:after="160" w:before="400"/>
       </w:pPr>
@@ -2700,7 +1754,7 @@
         <w:rPr>
           <w:rFonts w:ascii="Calibri" w:cs="Calibri" w:eastAsia="Calibri" w:hAnsi="Calibri"/>
         </w:rPr>
-        <w:t xml:space="preserve">6. Les ateliers exploratoires</w:t>
+        <w:t xml:space="preserve">3. Le menu du matin</w:t>
       </w:r>
     </w:p>
     <w:p>
@@ -2711,297 +1765,7 @@
         <w:rPr>
           <w:rFonts w:ascii="Calibri" w:cs="Calibri" w:eastAsia="Calibri" w:hAnsi="Calibri"/>
         </w:rPr>
-        <w:t xml:space="preserve">Les élèves ont été </w:t>
-      </w:r>
-      <w:r>
-        <w:rPr>
-          <w:rFonts w:ascii="Calibri" w:cs="Calibri" w:eastAsia="Calibri" w:hAnsi="Calibri"/>
-          <w:b/>
-          <w:bCs/>
-        </w:rPr>
-        <w:t xml:space="preserve">sondés</w:t>
-      </w:r>
-      <w:r>
-        <w:rPr>
-          <w:rFonts w:ascii="Calibri" w:cs="Calibri" w:eastAsia="Calibri" w:hAnsi="Calibri"/>
-        </w:rPr>
-        <w:t xml:space="preserve"> sur la formule et sur ce qu'ils veulent apprendre. Quelques exemples, </w:t>
-      </w:r>
-      <w:r>
-        <w:rPr>
-          <w:rFonts w:ascii="Calibri" w:cs="Calibri" w:eastAsia="Calibri" w:hAnsi="Calibri"/>
-          <w:b/>
-          <w:bCs/>
-        </w:rPr>
-        <w:t xml:space="preserve">liste non exhaustive</w:t>
-      </w:r>
-      <w:r>
-        <w:rPr>
-          <w:rFonts w:ascii="Calibri" w:cs="Calibri" w:eastAsia="Calibri" w:hAnsi="Calibri"/>
-        </w:rPr>
-        <w:t xml:space="preserve"> :</w:t>
-      </w:r>
-    </w:p>
-    <w:tbl>
-      <w:tblPr>
-        <w:tblW w:type="dxa" w:w="9360"/>
-        <w:tblBorders>
-          <w:top w:val="single" w:color="C9CFD8" w:sz="4"/>
-          <w:left w:val="single" w:color="C9CFD8" w:sz="4"/>
-          <w:bottom w:val="single" w:color="C9CFD8" w:sz="4"/>
-          <w:right w:val="single" w:color="C9CFD8" w:sz="4"/>
-          <w:insideH w:val="single" w:color="C9CFD8" w:sz="4"/>
-          <w:insideV w:val="single" w:color="C9CFD8" w:sz="4"/>
-        </w:tblBorders>
-        <w:tblLayout w:type="fixed"/>
-      </w:tblPr>
-      <w:tblGrid>
-        <w:gridCol w:w="3120"/>
-        <w:gridCol w:w="3120"/>
-        <w:gridCol w:w="3120"/>
-      </w:tblGrid>
-      <w:tr>
-        <w:trPr>
-          <w:tblHeader/>
-        </w:trPr>
-        <w:tc>
-          <w:tcPr>
-            <w:tcW w:type="dxa" w:w="3120"/>
-            <w:shd w:fill="1D3557" w:color="auto" w:val="clear"/>
-            <w:tcMar>
-              <w:top w:type="dxa" w:w="100"/>
-              <w:left w:type="dxa" w:w="140"/>
-              <w:bottom w:type="dxa" w:w="100"/>
-              <w:right w:type="dxa" w:w="140"/>
-            </w:tcMar>
-            <w:vAlign w:val="top"/>
-          </w:tcPr>
-          <w:p>
-            <w:pPr>
-              <w:keepNext/>
-              <w:spacing w:after="0"/>
-            </w:pPr>
-            <w:r>
-              <w:rPr>
-                <w:rFonts w:ascii="Calibri" w:cs="Calibri" w:eastAsia="Calibri" w:hAnsi="Calibri"/>
-                <w:b/>
-                <w:bCs/>
-                <w:color w:val="FFFFFF"/>
-                <w:sz w:val="20"/>
-                <w:szCs w:val="20"/>
-              </w:rPr>
-              <w:t xml:space="preserve">Pré-employabilité</w:t>
-            </w:r>
-          </w:p>
-        </w:tc>
-        <w:tc>
-          <w:tcPr>
-            <w:tcW w:type="dxa" w:w="3120"/>
-            <w:shd w:fill="1D3557" w:color="auto" w:val="clear"/>
-            <w:tcMar>
-              <w:top w:type="dxa" w:w="100"/>
-              <w:left w:type="dxa" w:w="140"/>
-              <w:bottom w:type="dxa" w:w="100"/>
-              <w:right w:type="dxa" w:w="140"/>
-            </w:tcMar>
-            <w:vAlign w:val="top"/>
-          </w:tcPr>
-          <w:p>
-            <w:pPr>
-              <w:keepNext/>
-              <w:spacing w:after="0"/>
-            </w:pPr>
-            <w:r>
-              <w:rPr>
-                <w:rFonts w:ascii="Calibri" w:cs="Calibri" w:eastAsia="Calibri" w:hAnsi="Calibri"/>
-                <w:b/>
-                <w:bCs/>
-                <w:color w:val="FFFFFF"/>
-                <w:sz w:val="20"/>
-                <w:szCs w:val="20"/>
-              </w:rPr>
-              <w:t xml:space="preserve">Développement durable</w:t>
-            </w:r>
-          </w:p>
-        </w:tc>
-        <w:tc>
-          <w:tcPr>
-            <w:tcW w:type="dxa" w:w="3120"/>
-            <w:shd w:fill="1D3557" w:color="auto" w:val="clear"/>
-            <w:tcMar>
-              <w:top w:type="dxa" w:w="100"/>
-              <w:left w:type="dxa" w:w="140"/>
-              <w:bottom w:type="dxa" w:w="100"/>
-              <w:right w:type="dxa" w:w="140"/>
-            </w:tcMar>
-            <w:vAlign w:val="top"/>
-          </w:tcPr>
-          <w:p>
-            <w:pPr>
-              <w:keepNext/>
-              <w:spacing w:after="0"/>
-            </w:pPr>
-            <w:r>
-              <w:rPr>
-                <w:rFonts w:ascii="Calibri" w:cs="Calibri" w:eastAsia="Calibri" w:hAnsi="Calibri"/>
-                <w:b/>
-                <w:bCs/>
-                <w:color w:val="FFFFFF"/>
-                <w:sz w:val="20"/>
-                <w:szCs w:val="20"/>
-              </w:rPr>
-              <w:t xml:space="preserve">Entrepreneuriat</w:t>
-            </w:r>
-          </w:p>
-        </w:tc>
-      </w:tr>
-      <w:tr>
-        <w:trPr>
-          <w:cantSplit/>
-        </w:trPr>
-        <w:tc>
-          <w:tcPr>
-            <w:tcW w:type="dxa" w:w="3120"/>
-            <w:tcMar>
-              <w:top w:type="dxa" w:w="100"/>
-              <w:left w:type="dxa" w:w="140"/>
-              <w:bottom w:type="dxa" w:w="100"/>
-              <w:right w:type="dxa" w:w="140"/>
-            </w:tcMar>
-            <w:vAlign w:val="top"/>
-          </w:tcPr>
-          <w:p>
-            <w:pPr>
-              <w:spacing w:after="40" w:line="264"/>
-            </w:pPr>
-            <w:r>
-              <w:rPr>
-                <w:rFonts w:ascii="Calibri" w:cs="Calibri" w:eastAsia="Calibri" w:hAnsi="Calibri"/>
-                <w:color w:val="1D3557"/>
-              </w:rPr>
-              <w:t xml:space="preserve">Au grenier de Maria.</w:t>
-            </w:r>
-          </w:p>
-        </w:tc>
-        <w:tc>
-          <w:tcPr>
-            <w:tcW w:type="dxa" w:w="3120"/>
-            <w:tcMar>
-              <w:top w:type="dxa" w:w="100"/>
-              <w:left w:type="dxa" w:w="140"/>
-              <w:bottom w:type="dxa" w:w="100"/>
-              <w:right w:type="dxa" w:w="140"/>
-            </w:tcMar>
-            <w:vAlign w:val="top"/>
-          </w:tcPr>
-          <w:p>
-            <w:pPr>
-              <w:spacing w:after="40" w:line="264"/>
-            </w:pPr>
-            <w:r>
-              <w:rPr>
-                <w:rFonts w:ascii="Calibri" w:cs="Calibri" w:eastAsia="Calibri" w:hAnsi="Calibri"/>
-              </w:rPr>
-              <w:t xml:space="preserve">Une suggestion des élèves.</w:t>
-            </w:r>
-          </w:p>
-        </w:tc>
-        <w:tc>
-          <w:tcPr>
-            <w:tcW w:type="dxa" w:w="3120"/>
-            <w:tcMar>
-              <w:top w:type="dxa" w:w="100"/>
-              <w:left w:type="dxa" w:w="140"/>
-              <w:bottom w:type="dxa" w:w="100"/>
-              <w:right w:type="dxa" w:w="140"/>
-            </w:tcMar>
-            <w:vAlign w:val="top"/>
-          </w:tcPr>
-          <w:p>
-            <w:pPr>
-              <w:spacing w:after="40" w:line="264"/>
-            </w:pPr>
-            <w:r>
-              <w:rPr>
-                <w:rFonts w:ascii="Calibri" w:cs="Calibri" w:eastAsia="Calibri" w:hAnsi="Calibri"/>
-              </w:rPr>
-              <w:t xml:space="preserve">Des projets que les élèves veulent réaliser et qui débuteront bientôt en PPS.</w:t>
-            </w:r>
-          </w:p>
-        </w:tc>
-      </w:tr>
-    </w:tbl>
-    <w:p>
-      <w:pPr>
-        <w:spacing w:after="120" w:line="288"/>
-      </w:pPr>
-      <w:r>
-        <w:rPr>
-          <w:rFonts w:ascii="Calibri" w:cs="Calibri" w:eastAsia="Calibri" w:hAnsi="Calibri"/>
-          <w:b/>
-          <w:bCs/>
-        </w:rPr>
-        <w:t xml:space="preserve">Exemple de projet :</w:t>
-      </w:r>
-      <w:r>
-        <w:rPr>
-          <w:rFonts w:ascii="Calibri" w:cs="Calibri" w:eastAsia="Calibri" w:hAnsi="Calibri"/>
-        </w:rPr>
-        <w:t xml:space="preserve"> un projet d'entrepreneuriat en développement durable, qui se poursuit d'un atelier à l'autre.</w:t>
-      </w:r>
-    </w:p>
-    <w:p>
-      <w:pPr>
-        <w:spacing w:after="120" w:line="288"/>
-      </w:pPr>
-      <w:r>
-        <w:rPr>
-          <w:rFonts w:ascii="Calibri" w:cs="Calibri" w:eastAsia="Calibri" w:hAnsi="Calibri"/>
-          <w:b/>
-          <w:bCs/>
-        </w:rPr>
-        <w:t xml:space="preserve">Locaux :</w:t>
-      </w:r>
-      <w:r>
-        <w:rPr>
-          <w:rFonts w:ascii="Calibri" w:cs="Calibri" w:eastAsia="Calibri" w:hAnsi="Calibri"/>
-        </w:rPr>
-        <w:t xml:space="preserve"> le grenier de Maria, à côté de la classe de Mme Lisa, et le local d'arts plastiques, un grand local libre.</w:t>
-      </w:r>
-    </w:p>
-    <w:p>
-      <w:pPr>
-        <w:pStyle w:val="Heading1"/>
-        <w:keepNext/>
-        <w:pBdr>
-          <w:bottom w:val="single" w:color="1D3557" w:sz="8" w:space="4"/>
-        </w:pBdr>
-        <w:spacing w:after="160" w:before="400"/>
-      </w:pPr>
-      <w:r>
-        <w:rPr>
-          <w:rFonts w:ascii="Calibri" w:cs="Calibri" w:eastAsia="Calibri" w:hAnsi="Calibri"/>
-        </w:rPr>
-        <w:t xml:space="preserve">7. Les trois étapes</w:t>
-      </w:r>
-    </w:p>
-    <w:p>
-      <w:pPr>
-        <w:spacing w:after="120" w:line="288"/>
-      </w:pPr>
-      <w:r>
-        <w:rPr>
-          <w:rFonts w:ascii="Calibri" w:cs="Calibri" w:eastAsia="Calibri" w:hAnsi="Calibri"/>
-        </w:rPr>
-        <w:t xml:space="preserve">On passe à l'étape suivante quand on observe les signes de réussite. </w:t>
-      </w:r>
-      <w:r>
-        <w:rPr>
-          <w:rFonts w:ascii="Calibri" w:cs="Calibri" w:eastAsia="Calibri" w:hAnsi="Calibri"/>
-          <w:b/>
-          <w:bCs/>
-        </w:rPr>
-        <w:t xml:space="preserve">Un bilan est présenté à la direction à la fin de chaque étape.</w:t>
+        <w:t xml:space="preserve">Trois périodes d'une heure (P1, P2, P3) et deux pauses de 10 minutes.</w:t>
       </w:r>
     </w:p>
     <w:p>
@@ -3012,7 +1776,7 @@
       <w:r>
         <w:drawing>
           <wp:inline distT="0" distB="0" distL="0" distR="0">
-            <wp:extent cx="5943600" cy="2343150"/>
+            <wp:extent cx="5943600" cy="3400425"/>
             <wp:effectExtent t="0" r="0" b="0" l="0"/>
             <wp:docPr id="1" name="" descr="" title=""/>
             <wp:cNvGraphicFramePr>
@@ -3037,7 +1801,7 @@
                   <pic:spPr bwMode="auto">
                     <a:xfrm>
                       <a:off x="0" y="0"/>
-                      <a:ext cx="5943600" cy="2343150"/>
+                      <a:ext cx="5943600" cy="3400425"/>
                     </a:xfrm>
                     <a:prstGeom prst="rect">
                       <a:avLst/>
@@ -3055,7 +1819,7 @@
         <w:pStyle w:val="Heading1"/>
         <w:keepNext/>
         <w:pBdr>
-          <w:bottom w:val="single" w:color="1D3557" w:sz="8" w:space="4"/>
+          <w:bottom w:val="single" w:color="7AA32B" w:sz="12" w:space="4"/>
         </w:pBdr>
         <w:spacing w:after="160" w:before="400"/>
       </w:pPr>
@@ -3063,7 +1827,1227 @@
         <w:rPr>
           <w:rFonts w:ascii="Calibri" w:cs="Calibri" w:eastAsia="Calibri" w:hAnsi="Calibri"/>
         </w:rPr>
-        <w:t xml:space="preserve">8. Pourquoi ça soutient l'engagement</w:t>
+        <w:t xml:space="preserve">4. Qui fait quoi</w:t>
+      </w:r>
+    </w:p>
+    <w:tbl>
+      <w:tblPr>
+        <w:tblW w:type="dxa" w:w="9360"/>
+        <w:tblBorders>
+          <w:top w:val="single" w:color="C9CFD8" w:sz="4"/>
+          <w:left w:val="single" w:color="C9CFD8" w:sz="4"/>
+          <w:bottom w:val="single" w:color="C9CFD8" w:sz="4"/>
+          <w:right w:val="single" w:color="C9CFD8" w:sz="4"/>
+          <w:insideH w:val="single" w:color="C9CFD8" w:sz="4"/>
+          <w:insideV w:val="single" w:color="C9CFD8" w:sz="4"/>
+        </w:tblBorders>
+        <w:tblLayout w:type="fixed"/>
+      </w:tblPr>
+      <w:tblGrid>
+        <w:gridCol w:w="2300"/>
+        <w:gridCol w:w="7060"/>
+      </w:tblGrid>
+      <w:tr>
+        <w:trPr>
+          <w:tblHeader/>
+        </w:trPr>
+        <w:tc>
+          <w:tcPr>
+            <w:tcW w:type="dxa" w:w="2300"/>
+            <w:shd w:fill="004983" w:color="auto" w:val="clear"/>
+            <w:tcMar>
+              <w:top w:type="dxa" w:w="100"/>
+              <w:left w:type="dxa" w:w="140"/>
+              <w:bottom w:type="dxa" w:w="100"/>
+              <w:right w:type="dxa" w:w="140"/>
+            </w:tcMar>
+            <w:vAlign w:val="top"/>
+          </w:tcPr>
+          <w:p>
+            <w:pPr>
+              <w:keepNext/>
+              <w:spacing w:after="0"/>
+            </w:pPr>
+            <w:r>
+              <w:rPr>
+                <w:rFonts w:ascii="Calibri" w:cs="Calibri" w:eastAsia="Calibri" w:hAnsi="Calibri"/>
+                <w:b/>
+                <w:bCs/>
+                <w:color w:val="FFFFFF"/>
+                <w:sz w:val="20"/>
+                <w:szCs w:val="20"/>
+              </w:rPr>
+              <w:t xml:space="preserve">Personne</w:t>
+            </w:r>
+          </w:p>
+        </w:tc>
+        <w:tc>
+          <w:tcPr>
+            <w:tcW w:type="dxa" w:w="7060"/>
+            <w:shd w:fill="004983" w:color="auto" w:val="clear"/>
+            <w:tcMar>
+              <w:top w:type="dxa" w:w="100"/>
+              <w:left w:type="dxa" w:w="140"/>
+              <w:bottom w:type="dxa" w:w="100"/>
+              <w:right w:type="dxa" w:w="140"/>
+            </w:tcMar>
+            <w:vAlign w:val="top"/>
+          </w:tcPr>
+          <w:p>
+            <w:pPr>
+              <w:keepNext/>
+              <w:spacing w:after="0"/>
+            </w:pPr>
+            <w:r>
+              <w:rPr>
+                <w:rFonts w:ascii="Calibri" w:cs="Calibri" w:eastAsia="Calibri" w:hAnsi="Calibri"/>
+                <w:b/>
+                <w:bCs/>
+                <w:color w:val="FFFFFF"/>
+                <w:sz w:val="20"/>
+                <w:szCs w:val="20"/>
+              </w:rPr>
+              <w:t xml:space="preserve">Rôle</w:t>
+            </w:r>
+          </w:p>
+        </w:tc>
+      </w:tr>
+      <w:tr>
+        <w:trPr>
+          <w:cantSplit/>
+        </w:trPr>
+        <w:tc>
+          <w:tcPr>
+            <w:tcW w:type="dxa" w:w="2300"/>
+            <w:tcMar>
+              <w:top w:type="dxa" w:w="100"/>
+              <w:left w:type="dxa" w:w="140"/>
+              <w:bottom w:type="dxa" w:w="100"/>
+              <w:right w:type="dxa" w:w="140"/>
+            </w:tcMar>
+            <w:vAlign w:val="top"/>
+          </w:tcPr>
+          <w:p>
+            <w:pPr>
+              <w:keepNext/>
+              <w:spacing w:after="40" w:line="264"/>
+            </w:pPr>
+            <w:r>
+              <w:rPr>
+                <w:rFonts w:ascii="Calibri" w:cs="Calibri" w:eastAsia="Calibri" w:hAnsi="Calibri"/>
+                <w:b/>
+                <w:bCs/>
+                <w:color w:val="004983"/>
+              </w:rPr>
+              <w:t xml:space="preserve">Mme Lisa</w:t>
+            </w:r>
+          </w:p>
+          <w:p>
+            <w:pPr>
+              <w:keepNext/>
+              <w:spacing w:after="40" w:line="264"/>
+            </w:pPr>
+            <w:r>
+              <w:rPr>
+                <w:rFonts w:ascii="Calibri" w:cs="Calibri" w:eastAsia="Calibri" w:hAnsi="Calibri"/>
+                <w:color w:val="004983"/>
+              </w:rPr>
+              <w:t xml:space="preserve">Enseignante</w:t>
+            </w:r>
+          </w:p>
+        </w:tc>
+        <w:tc>
+          <w:tcPr>
+            <w:tcW w:type="dxa" w:w="7060"/>
+            <w:tcMar>
+              <w:top w:type="dxa" w:w="100"/>
+              <w:left w:type="dxa" w:w="140"/>
+              <w:bottom w:type="dxa" w:w="100"/>
+              <w:right w:type="dxa" w:w="140"/>
+            </w:tcMar>
+            <w:vAlign w:val="top"/>
+          </w:tcPr>
+          <w:p>
+            <w:pPr>
+              <w:keepNext/>
+              <w:spacing w:after="40" w:line="264"/>
+            </w:pPr>
+            <w:r>
+              <w:rPr>
+                <w:rFonts w:ascii="Calibri" w:cs="Calibri" w:eastAsia="Calibri" w:hAnsi="Calibri"/>
+              </w:rPr>
+              <w:t xml:space="preserve">Enseigne le Z101. </w:t>
+            </w:r>
+            <w:r>
+              <w:rPr>
+                <w:rFonts w:ascii="Calibri" w:cs="Calibri" w:eastAsia="Calibri" w:hAnsi="Calibri"/>
+                <w:b/>
+                <w:bCs/>
+              </w:rPr>
+              <w:t xml:space="preserve">Circule</w:t>
+            </w:r>
+            <w:r>
+              <w:rPr>
+                <w:rFonts w:ascii="Calibri" w:cs="Calibri" w:eastAsia="Calibri" w:hAnsi="Calibri"/>
+              </w:rPr>
+              <w:t xml:space="preserve"> vers les ateliers pour offrir un soutien ponctuel et rediriger les élèves.</w:t>
+            </w:r>
+          </w:p>
+        </w:tc>
+      </w:tr>
+      <w:tr>
+        <w:trPr>
+          <w:cantSplit/>
+        </w:trPr>
+        <w:tc>
+          <w:tcPr>
+            <w:tcW w:type="dxa" w:w="2300"/>
+            <w:tcMar>
+              <w:top w:type="dxa" w:w="100"/>
+              <w:left w:type="dxa" w:w="140"/>
+              <w:bottom w:type="dxa" w:w="100"/>
+              <w:right w:type="dxa" w:w="140"/>
+            </w:tcMar>
+            <w:vAlign w:val="top"/>
+          </w:tcPr>
+          <w:p>
+            <w:pPr>
+              <w:keepNext/>
+              <w:spacing w:after="40" w:line="264"/>
+            </w:pPr>
+            <w:r>
+              <w:rPr>
+                <w:rFonts w:ascii="Calibri" w:cs="Calibri" w:eastAsia="Calibri" w:hAnsi="Calibri"/>
+                <w:b/>
+                <w:bCs/>
+                <w:color w:val="004983"/>
+              </w:rPr>
+              <w:t xml:space="preserve">Janie-Lee</w:t>
+            </w:r>
+          </w:p>
+          <w:p>
+            <w:pPr>
+              <w:keepNext/>
+              <w:spacing w:after="40" w:line="264"/>
+            </w:pPr>
+            <w:r>
+              <w:rPr>
+                <w:rFonts w:ascii="Calibri" w:cs="Calibri" w:eastAsia="Calibri" w:hAnsi="Calibri"/>
+                <w:color w:val="004983"/>
+              </w:rPr>
+              <w:t xml:space="preserve">TES</w:t>
+            </w:r>
+          </w:p>
+        </w:tc>
+        <w:tc>
+          <w:tcPr>
+            <w:tcW w:type="dxa" w:w="7060"/>
+            <w:tcMar>
+              <w:top w:type="dxa" w:w="100"/>
+              <w:left w:type="dxa" w:w="140"/>
+              <w:bottom w:type="dxa" w:w="100"/>
+              <w:right w:type="dxa" w:w="140"/>
+            </w:tcMar>
+            <w:vAlign w:val="top"/>
+          </w:tcPr>
+          <w:p>
+            <w:pPr>
+              <w:keepNext/>
+              <w:spacing w:after="40" w:line="264"/>
+            </w:pPr>
+            <w:r>
+              <w:rPr>
+                <w:rFonts w:ascii="Calibri" w:cs="Calibri" w:eastAsia="Calibri" w:hAnsi="Calibri"/>
+              </w:rPr>
+              <w:t xml:space="preserve">Accompagne les élèves en PPS pur en atelier et pendant les transitions.</w:t>
+            </w:r>
+          </w:p>
+          <w:p>
+            <w:pPr>
+              <w:keepNext/>
+              <w:spacing w:after="40" w:line="264"/>
+            </w:pPr>
+            <w:r>
+              <w:rPr>
+                <w:rFonts w:ascii="Calibri" w:cs="Calibri" w:eastAsia="Calibri" w:hAnsi="Calibri"/>
+                <w:b/>
+                <w:bCs/>
+              </w:rPr>
+              <w:t xml:space="preserve">Mardi :</w:t>
+            </w:r>
+            <w:r>
+              <w:rPr>
+                <w:rFonts w:ascii="Calibri" w:cs="Calibri" w:eastAsia="Calibri" w:hAnsi="Calibri"/>
+              </w:rPr>
+              <w:t xml:space="preserve"> P3, de 10 h 45 à 11 h 45.</w:t>
+            </w:r>
+          </w:p>
+          <w:p>
+            <w:pPr>
+              <w:keepNext/>
+              <w:spacing w:after="40" w:line="264"/>
+            </w:pPr>
+            <w:r>
+              <w:rPr>
+                <w:rFonts w:ascii="Calibri" w:cs="Calibri" w:eastAsia="Calibri" w:hAnsi="Calibri"/>
+                <w:b/>
+                <w:bCs/>
+              </w:rPr>
+              <w:t xml:space="preserve">Jeudi :</w:t>
+            </w:r>
+            <w:r>
+              <w:rPr>
+                <w:rFonts w:ascii="Calibri" w:cs="Calibri" w:eastAsia="Calibri" w:hAnsi="Calibri"/>
+              </w:rPr>
+              <w:t xml:space="preserve"> de 9 h 00 à 10 h 35.</w:t>
+            </w:r>
+          </w:p>
+        </w:tc>
+      </w:tr>
+      <w:tr>
+        <w:trPr>
+          <w:cantSplit/>
+        </w:trPr>
+        <w:tc>
+          <w:tcPr>
+            <w:tcW w:type="dxa" w:w="2300"/>
+            <w:tcMar>
+              <w:top w:type="dxa" w:w="100"/>
+              <w:left w:type="dxa" w:w="140"/>
+              <w:bottom w:type="dxa" w:w="100"/>
+              <w:right w:type="dxa" w:w="140"/>
+            </w:tcMar>
+            <w:vAlign w:val="top"/>
+          </w:tcPr>
+          <w:p>
+            <w:pPr>
+              <w:keepNext/>
+              <w:spacing w:after="40" w:line="264"/>
+            </w:pPr>
+            <w:r>
+              <w:rPr>
+                <w:rFonts w:ascii="Calibri" w:cs="Calibri" w:eastAsia="Calibri" w:hAnsi="Calibri"/>
+                <w:b/>
+                <w:bCs/>
+                <w:color w:val="004983"/>
+              </w:rPr>
+              <w:t xml:space="preserve">Élèves leaders</w:t>
+            </w:r>
+          </w:p>
+        </w:tc>
+        <w:tc>
+          <w:tcPr>
+            <w:tcW w:type="dxa" w:w="7060"/>
+            <w:tcMar>
+              <w:top w:type="dxa" w:w="100"/>
+              <w:left w:type="dxa" w:w="140"/>
+              <w:bottom w:type="dxa" w:w="100"/>
+              <w:right w:type="dxa" w:w="140"/>
+            </w:tcMar>
+            <w:vAlign w:val="top"/>
+          </w:tcPr>
+          <w:p>
+            <w:pPr>
+              <w:keepNext/>
+              <w:spacing w:after="40" w:line="264"/>
+            </w:pPr>
+            <w:r>
+              <w:rPr>
+                <w:rFonts w:ascii="Calibri" w:cs="Calibri" w:eastAsia="Calibri" w:hAnsi="Calibri"/>
+              </w:rPr>
+              <w:t xml:space="preserve">Lisent la fiche, distribuent les rôles, gèrent le temps, font ranger.</w:t>
+            </w:r>
+          </w:p>
+        </w:tc>
+      </w:tr>
+      <w:tr>
+        <w:trPr>
+          <w:cantSplit/>
+        </w:trPr>
+        <w:tc>
+          <w:tcPr>
+            <w:tcW w:type="dxa" w:w="2300"/>
+            <w:tcMar>
+              <w:top w:type="dxa" w:w="100"/>
+              <w:left w:type="dxa" w:w="140"/>
+              <w:bottom w:type="dxa" w:w="100"/>
+              <w:right w:type="dxa" w:w="140"/>
+            </w:tcMar>
+            <w:vAlign w:val="top"/>
+          </w:tcPr>
+          <w:p>
+            <w:pPr>
+              <w:spacing w:after="40" w:line="264"/>
+            </w:pPr>
+            <w:r>
+              <w:rPr>
+                <w:rFonts w:ascii="Calibri" w:cs="Calibri" w:eastAsia="Calibri" w:hAnsi="Calibri"/>
+                <w:b/>
+                <w:bCs/>
+                <w:color w:val="004983"/>
+              </w:rPr>
+              <w:t xml:space="preserve">Direction</w:t>
+            </w:r>
+          </w:p>
+        </w:tc>
+        <w:tc>
+          <w:tcPr>
+            <w:tcW w:type="dxa" w:w="7060"/>
+            <w:tcMar>
+              <w:top w:type="dxa" w:w="100"/>
+              <w:left w:type="dxa" w:w="140"/>
+              <w:bottom w:type="dxa" w:w="100"/>
+              <w:right w:type="dxa" w:w="140"/>
+            </w:tcMar>
+            <w:vAlign w:val="top"/>
+          </w:tcPr>
+          <w:p>
+            <w:pPr>
+              <w:spacing w:after="40" w:line="264"/>
+            </w:pPr>
+            <w:r>
+              <w:rPr>
+                <w:rFonts w:ascii="Calibri" w:cs="Calibri" w:eastAsia="Calibri" w:hAnsi="Calibri"/>
+              </w:rPr>
+              <w:t xml:space="preserve">Autorise le projet et confirme l'accès au local d'arts plastiques.</w:t>
+            </w:r>
+          </w:p>
+        </w:tc>
+      </w:tr>
+    </w:tbl>
+    <w:p>
+      <w:pPr>
+        <w:spacing w:after="120" w:before="60"/>
+      </w:pPr>
+      <w:r>
+        <w:rPr>
+          <w:rFonts w:ascii="Calibri" w:cs="Calibri" w:eastAsia="Calibri" w:hAnsi="Calibri"/>
+          <w:i/>
+          <w:iCs/>
+          <w:color w:val="596273"/>
+          <w:sz w:val="18"/>
+          <w:szCs w:val="18"/>
+        </w:rPr>
+        <w:t xml:space="preserve">La TES n'est pas une surveillante : ses heures sont placées pendant les transitions et les ateliers, aux moments où les élèves en ont le plus besoin.</w:t>
+      </w:r>
+    </w:p>
+    <w:p>
+      <w:pPr>
+        <w:pStyle w:val="Heading1"/>
+        <w:keepNext/>
+        <w:pBdr>
+          <w:bottom w:val="single" w:color="7AA32B" w:sz="12" w:space="4"/>
+        </w:pBdr>
+        <w:spacing w:after="160" w:before="400"/>
+      </w:pPr>
+      <w:r>
+        <w:rPr>
+          <w:rFonts w:ascii="Calibri" w:cs="Calibri" w:eastAsia="Calibri" w:hAnsi="Calibri"/>
+        </w:rPr>
+        <w:t xml:space="preserve">5. Le rôle des leaders</w:t>
+      </w:r>
+    </w:p>
+    <w:p>
+      <w:pPr>
+        <w:spacing w:after="120" w:line="288"/>
+      </w:pPr>
+      <w:r>
+        <w:rPr>
+          <w:rFonts w:ascii="Calibri" w:cs="Calibri" w:eastAsia="Calibri" w:hAnsi="Calibri"/>
+        </w:rPr>
+        <w:t xml:space="preserve">Le leader aide son équipe à bien fonctionner. </w:t>
+      </w:r>
+      <w:r>
+        <w:rPr>
+          <w:rFonts w:ascii="Calibri" w:cs="Calibri" w:eastAsia="Calibri" w:hAnsi="Calibri"/>
+          <w:b/>
+          <w:bCs/>
+        </w:rPr>
+        <w:t xml:space="preserve">La gestion de classe demeure la responsabilité des adultes.</w:t>
+      </w:r>
+    </w:p>
+    <w:tbl>
+      <w:tblPr>
+        <w:tblW w:type="dxa" w:w="9360"/>
+        <w:tblBorders>
+          <w:top w:val="single" w:color="C9CFD8" w:sz="4"/>
+          <w:left w:val="single" w:color="C9CFD8" w:sz="4"/>
+          <w:bottom w:val="single" w:color="C9CFD8" w:sz="4"/>
+          <w:right w:val="single" w:color="C9CFD8" w:sz="4"/>
+          <w:insideH w:val="single" w:color="C9CFD8" w:sz="4"/>
+          <w:insideV w:val="single" w:color="C9CFD8" w:sz="4"/>
+        </w:tblBorders>
+        <w:tblLayout w:type="fixed"/>
+      </w:tblPr>
+      <w:tblGrid>
+        <w:gridCol w:w="2300"/>
+        <w:gridCol w:w="7060"/>
+      </w:tblGrid>
+      <w:tr>
+        <w:trPr>
+          <w:tblHeader/>
+        </w:trPr>
+        <w:tc>
+          <w:tcPr>
+            <w:tcW w:type="dxa" w:w="2300"/>
+            <w:shd w:fill="004983" w:color="auto" w:val="clear"/>
+            <w:tcMar>
+              <w:top w:type="dxa" w:w="100"/>
+              <w:left w:type="dxa" w:w="140"/>
+              <w:bottom w:type="dxa" w:w="100"/>
+              <w:right w:type="dxa" w:w="140"/>
+            </w:tcMar>
+            <w:vAlign w:val="top"/>
+          </w:tcPr>
+          <w:p>
+            <w:pPr>
+              <w:keepNext/>
+              <w:spacing w:after="0"/>
+            </w:pPr>
+            <w:r>
+              <w:rPr>
+                <w:rFonts w:ascii="Calibri" w:cs="Calibri" w:eastAsia="Calibri" w:hAnsi="Calibri"/>
+                <w:b/>
+                <w:bCs/>
+                <w:color w:val="FFFFFF"/>
+                <w:sz w:val="20"/>
+                <w:szCs w:val="20"/>
+              </w:rPr>
+              <w:t xml:space="preserve">Moment</w:t>
+            </w:r>
+          </w:p>
+        </w:tc>
+        <w:tc>
+          <w:tcPr>
+            <w:tcW w:type="dxa" w:w="7060"/>
+            <w:shd w:fill="004983" w:color="auto" w:val="clear"/>
+            <w:tcMar>
+              <w:top w:type="dxa" w:w="100"/>
+              <w:left w:type="dxa" w:w="140"/>
+              <w:bottom w:type="dxa" w:w="100"/>
+              <w:right w:type="dxa" w:w="140"/>
+            </w:tcMar>
+            <w:vAlign w:val="top"/>
+          </w:tcPr>
+          <w:p>
+            <w:pPr>
+              <w:keepNext/>
+              <w:spacing w:after="0"/>
+            </w:pPr>
+            <w:r>
+              <w:rPr>
+                <w:rFonts w:ascii="Calibri" w:cs="Calibri" w:eastAsia="Calibri" w:hAnsi="Calibri"/>
+                <w:b/>
+                <w:bCs/>
+                <w:color w:val="FFFFFF"/>
+                <w:sz w:val="20"/>
+                <w:szCs w:val="20"/>
+              </w:rPr>
+              <w:t xml:space="preserve">Le leader…</w:t>
+            </w:r>
+          </w:p>
+        </w:tc>
+      </w:tr>
+      <w:tr>
+        <w:trPr>
+          <w:cantSplit/>
+        </w:trPr>
+        <w:tc>
+          <w:tcPr>
+            <w:tcW w:type="dxa" w:w="2300"/>
+            <w:tcMar>
+              <w:top w:type="dxa" w:w="100"/>
+              <w:left w:type="dxa" w:w="140"/>
+              <w:bottom w:type="dxa" w:w="100"/>
+              <w:right w:type="dxa" w:w="140"/>
+            </w:tcMar>
+            <w:vAlign w:val="top"/>
+          </w:tcPr>
+          <w:p>
+            <w:pPr>
+              <w:keepNext/>
+              <w:spacing w:after="40" w:line="264"/>
+            </w:pPr>
+            <w:r>
+              <w:rPr>
+                <w:rFonts w:ascii="Calibri" w:cs="Calibri" w:eastAsia="Calibri" w:hAnsi="Calibri"/>
+                <w:b/>
+                <w:bCs/>
+                <w:color w:val="004983"/>
+              </w:rPr>
+              <w:t xml:space="preserve">Au début</w:t>
+            </w:r>
+          </w:p>
+        </w:tc>
+        <w:tc>
+          <w:tcPr>
+            <w:tcW w:type="dxa" w:w="7060"/>
+            <w:tcMar>
+              <w:top w:type="dxa" w:w="100"/>
+              <w:left w:type="dxa" w:w="140"/>
+              <w:bottom w:type="dxa" w:w="100"/>
+              <w:right w:type="dxa" w:w="140"/>
+            </w:tcMar>
+            <w:vAlign w:val="top"/>
+          </w:tcPr>
+          <w:p>
+            <w:pPr>
+              <w:keepNext/>
+              <w:spacing w:after="40" w:line="264"/>
+            </w:pPr>
+            <w:r>
+              <w:rPr>
+                <w:rFonts w:ascii="Calibri" w:cs="Calibri" w:eastAsia="Calibri" w:hAnsi="Calibri"/>
+              </w:rPr>
+              <w:t xml:space="preserve">Rassemble l'équipe, lit la fiche à voix haute, vérifie le matériel.</w:t>
+            </w:r>
+          </w:p>
+        </w:tc>
+      </w:tr>
+      <w:tr>
+        <w:trPr>
+          <w:cantSplit/>
+        </w:trPr>
+        <w:tc>
+          <w:tcPr>
+            <w:tcW w:type="dxa" w:w="2300"/>
+            <w:tcMar>
+              <w:top w:type="dxa" w:w="100"/>
+              <w:left w:type="dxa" w:w="140"/>
+              <w:bottom w:type="dxa" w:w="100"/>
+              <w:right w:type="dxa" w:w="140"/>
+            </w:tcMar>
+            <w:vAlign w:val="top"/>
+          </w:tcPr>
+          <w:p>
+            <w:pPr>
+              <w:keepNext/>
+              <w:spacing w:after="40" w:line="264"/>
+            </w:pPr>
+            <w:r>
+              <w:rPr>
+                <w:rFonts w:ascii="Calibri" w:cs="Calibri" w:eastAsia="Calibri" w:hAnsi="Calibri"/>
+                <w:b/>
+                <w:bCs/>
+                <w:color w:val="004983"/>
+              </w:rPr>
+              <w:t xml:space="preserve">Pendant</w:t>
+            </w:r>
+          </w:p>
+        </w:tc>
+        <w:tc>
+          <w:tcPr>
+            <w:tcW w:type="dxa" w:w="7060"/>
+            <w:tcMar>
+              <w:top w:type="dxa" w:w="100"/>
+              <w:left w:type="dxa" w:w="140"/>
+              <w:bottom w:type="dxa" w:w="100"/>
+              <w:right w:type="dxa" w:w="140"/>
+            </w:tcMar>
+            <w:vAlign w:val="top"/>
+          </w:tcPr>
+          <w:p>
+            <w:pPr>
+              <w:keepNext/>
+              <w:spacing w:after="40" w:line="264"/>
+            </w:pPr>
+            <w:r>
+              <w:rPr>
+                <w:rFonts w:ascii="Calibri" w:cs="Calibri" w:eastAsia="Calibri" w:hAnsi="Calibri"/>
+              </w:rPr>
+              <w:t xml:space="preserve">Donne la parole à chacun, gère le temps, aide à régler les blocages.</w:t>
+            </w:r>
+          </w:p>
+        </w:tc>
+      </w:tr>
+      <w:tr>
+        <w:trPr>
+          <w:cantSplit/>
+        </w:trPr>
+        <w:tc>
+          <w:tcPr>
+            <w:tcW w:type="dxa" w:w="2300"/>
+            <w:tcMar>
+              <w:top w:type="dxa" w:w="100"/>
+              <w:left w:type="dxa" w:w="140"/>
+              <w:bottom w:type="dxa" w:w="100"/>
+              <w:right w:type="dxa" w:w="140"/>
+            </w:tcMar>
+            <w:vAlign w:val="top"/>
+          </w:tcPr>
+          <w:p>
+            <w:pPr>
+              <w:spacing w:after="40" w:line="264"/>
+            </w:pPr>
+            <w:r>
+              <w:rPr>
+                <w:rFonts w:ascii="Calibri" w:cs="Calibri" w:eastAsia="Calibri" w:hAnsi="Calibri"/>
+                <w:b/>
+                <w:bCs/>
+                <w:color w:val="004983"/>
+              </w:rPr>
+              <w:t xml:space="preserve">À la fin</w:t>
+            </w:r>
+          </w:p>
+        </w:tc>
+        <w:tc>
+          <w:tcPr>
+            <w:tcW w:type="dxa" w:w="7060"/>
+            <w:tcMar>
+              <w:top w:type="dxa" w:w="100"/>
+              <w:left w:type="dxa" w:w="140"/>
+              <w:bottom w:type="dxa" w:w="100"/>
+              <w:right w:type="dxa" w:w="140"/>
+            </w:tcMar>
+            <w:vAlign w:val="top"/>
+          </w:tcPr>
+          <w:p>
+            <w:pPr>
+              <w:spacing w:after="40" w:line="264"/>
+            </w:pPr>
+            <w:r>
+              <w:rPr>
+                <w:rFonts w:ascii="Calibri" w:cs="Calibri" w:eastAsia="Calibri" w:hAnsi="Calibri"/>
+              </w:rPr>
+              <w:t xml:space="preserve">Vérifie les critères de réussite, fait ranger, valide au registre.</w:t>
+            </w:r>
+          </w:p>
+        </w:tc>
+      </w:tr>
+    </w:tbl>
+    <w:p>
+      <w:pPr>
+        <w:pStyle w:val="Heading2"/>
+        <w:keepNext/>
+        <w:spacing w:after="100" w:before="240"/>
+      </w:pPr>
+      <w:r>
+        <w:rPr>
+          <w:rFonts w:ascii="Calibri" w:cs="Calibri" w:eastAsia="Calibri" w:hAnsi="Calibri"/>
+        </w:rPr>
+        <w:t xml:space="preserve">Ce que ce rôle apporte</w:t>
+      </w:r>
+    </w:p>
+    <w:tbl>
+      <w:tblPr>
+        <w:tblW w:type="dxa" w:w="9360"/>
+        <w:tblBorders>
+          <w:top w:val="single" w:color="C9CFD8" w:sz="4"/>
+          <w:left w:val="single" w:color="C9CFD8" w:sz="4"/>
+          <w:bottom w:val="single" w:color="C9CFD8" w:sz="4"/>
+          <w:right w:val="single" w:color="C9CFD8" w:sz="4"/>
+          <w:insideH w:val="single" w:color="C9CFD8" w:sz="4"/>
+          <w:insideV w:val="single" w:color="C9CFD8" w:sz="4"/>
+        </w:tblBorders>
+        <w:tblLayout w:type="fixed"/>
+      </w:tblPr>
+      <w:tblGrid>
+        <w:gridCol w:w="3120"/>
+        <w:gridCol w:w="3120"/>
+        <w:gridCol w:w="3120"/>
+      </w:tblGrid>
+      <w:tr>
+        <w:trPr>
+          <w:tblHeader/>
+        </w:trPr>
+        <w:tc>
+          <w:tcPr>
+            <w:tcW w:type="dxa" w:w="3120"/>
+            <w:shd w:fill="004983" w:color="auto" w:val="clear"/>
+            <w:tcMar>
+              <w:top w:type="dxa" w:w="100"/>
+              <w:left w:type="dxa" w:w="140"/>
+              <w:bottom w:type="dxa" w:w="100"/>
+              <w:right w:type="dxa" w:w="140"/>
+            </w:tcMar>
+            <w:vAlign w:val="top"/>
+          </w:tcPr>
+          <w:p>
+            <w:pPr>
+              <w:keepNext/>
+              <w:spacing w:after="0"/>
+            </w:pPr>
+            <w:r>
+              <w:rPr>
+                <w:rFonts w:ascii="Calibri" w:cs="Calibri" w:eastAsia="Calibri" w:hAnsi="Calibri"/>
+                <w:b/>
+                <w:bCs/>
+                <w:color w:val="FFFFFF"/>
+                <w:sz w:val="20"/>
+                <w:szCs w:val="20"/>
+              </w:rPr>
+              <w:t xml:space="preserve">Confiance</w:t>
+            </w:r>
+          </w:p>
+        </w:tc>
+        <w:tc>
+          <w:tcPr>
+            <w:tcW w:type="dxa" w:w="3120"/>
+            <w:shd w:fill="004983" w:color="auto" w:val="clear"/>
+            <w:tcMar>
+              <w:top w:type="dxa" w:w="100"/>
+              <w:left w:type="dxa" w:w="140"/>
+              <w:bottom w:type="dxa" w:w="100"/>
+              <w:right w:type="dxa" w:w="140"/>
+            </w:tcMar>
+            <w:vAlign w:val="top"/>
+          </w:tcPr>
+          <w:p>
+            <w:pPr>
+              <w:keepNext/>
+              <w:spacing w:after="0"/>
+            </w:pPr>
+            <w:r>
+              <w:rPr>
+                <w:rFonts w:ascii="Calibri" w:cs="Calibri" w:eastAsia="Calibri" w:hAnsi="Calibri"/>
+                <w:b/>
+                <w:bCs/>
+                <w:color w:val="FFFFFF"/>
+                <w:sz w:val="20"/>
+                <w:szCs w:val="20"/>
+              </w:rPr>
+              <w:t xml:space="preserve">Habiletés sociales</w:t>
+            </w:r>
+          </w:p>
+        </w:tc>
+        <w:tc>
+          <w:tcPr>
+            <w:tcW w:type="dxa" w:w="3120"/>
+            <w:shd w:fill="004983" w:color="auto" w:val="clear"/>
+            <w:tcMar>
+              <w:top w:type="dxa" w:w="100"/>
+              <w:left w:type="dxa" w:w="140"/>
+              <w:bottom w:type="dxa" w:w="100"/>
+              <w:right w:type="dxa" w:w="140"/>
+            </w:tcMar>
+            <w:vAlign w:val="top"/>
+          </w:tcPr>
+          <w:p>
+            <w:pPr>
+              <w:keepNext/>
+              <w:spacing w:after="0"/>
+            </w:pPr>
+            <w:r>
+              <w:rPr>
+                <w:rFonts w:ascii="Calibri" w:cs="Calibri" w:eastAsia="Calibri" w:hAnsi="Calibri"/>
+                <w:b/>
+                <w:bCs/>
+                <w:color w:val="FFFFFF"/>
+                <w:sz w:val="20"/>
+                <w:szCs w:val="20"/>
+              </w:rPr>
+              <w:t xml:space="preserve">Compétences pour l'emploi</w:t>
+            </w:r>
+          </w:p>
+        </w:tc>
+      </w:tr>
+      <w:tr>
+        <w:trPr>
+          <w:cantSplit/>
+        </w:trPr>
+        <w:tc>
+          <w:tcPr>
+            <w:tcW w:type="dxa" w:w="3120"/>
+            <w:tcMar>
+              <w:top w:type="dxa" w:w="100"/>
+              <w:left w:type="dxa" w:w="140"/>
+              <w:bottom w:type="dxa" w:w="100"/>
+              <w:right w:type="dxa" w:w="140"/>
+            </w:tcMar>
+            <w:vAlign w:val="top"/>
+          </w:tcPr>
+          <w:p>
+            <w:pPr>
+              <w:spacing w:after="40" w:line="264"/>
+            </w:pPr>
+            <w:r>
+              <w:rPr>
+                <w:rFonts w:ascii="Calibri" w:cs="Calibri" w:eastAsia="Calibri" w:hAnsi="Calibri"/>
+                <w:color w:val="004983"/>
+              </w:rPr>
+              <w:t xml:space="preserve">Estime de soi et autonomie devant des tâches nouvelles.</w:t>
+            </w:r>
+          </w:p>
+        </w:tc>
+        <w:tc>
+          <w:tcPr>
+            <w:tcW w:type="dxa" w:w="3120"/>
+            <w:tcMar>
+              <w:top w:type="dxa" w:w="100"/>
+              <w:left w:type="dxa" w:w="140"/>
+              <w:bottom w:type="dxa" w:w="100"/>
+              <w:right w:type="dxa" w:w="140"/>
+            </w:tcMar>
+            <w:vAlign w:val="top"/>
+          </w:tcPr>
+          <w:p>
+            <w:pPr>
+              <w:spacing w:after="40" w:line="264"/>
+            </w:pPr>
+            <w:r>
+              <w:rPr>
+                <w:rFonts w:ascii="Calibri" w:cs="Calibri" w:eastAsia="Calibri" w:hAnsi="Calibri"/>
+              </w:rPr>
+              <w:t xml:space="preserve">Écouter, encourager, régler un désaccord.</w:t>
+            </w:r>
+          </w:p>
+        </w:tc>
+        <w:tc>
+          <w:tcPr>
+            <w:tcW w:type="dxa" w:w="3120"/>
+            <w:tcMar>
+              <w:top w:type="dxa" w:w="100"/>
+              <w:left w:type="dxa" w:w="140"/>
+              <w:bottom w:type="dxa" w:w="100"/>
+              <w:right w:type="dxa" w:w="140"/>
+            </w:tcMar>
+            <w:vAlign w:val="top"/>
+          </w:tcPr>
+          <w:p>
+            <w:pPr>
+              <w:spacing w:after="40" w:line="264"/>
+            </w:pPr>
+            <w:r>
+              <w:rPr>
+                <w:rFonts w:ascii="Calibri" w:cs="Calibri" w:eastAsia="Calibri" w:hAnsi="Calibri"/>
+              </w:rPr>
+              <w:t xml:space="preserve">Organiser, gérer son temps, prendre des responsabilités.</w:t>
+            </w:r>
+          </w:p>
+        </w:tc>
+      </w:tr>
+    </w:tbl>
+    <w:p>
+      <w:pPr>
+        <w:spacing w:after="120" w:before="60"/>
+      </w:pPr>
+      <w:r>
+        <w:rPr>
+          <w:rFonts w:ascii="Calibri" w:cs="Calibri" w:eastAsia="Calibri" w:hAnsi="Calibri"/>
+          <w:i/>
+          <w:iCs/>
+          <w:color w:val="596273"/>
+          <w:sz w:val="18"/>
+          <w:szCs w:val="18"/>
+        </w:rPr>
+        <w:t xml:space="preserve">Chaque élève est leader au moins une fois par étape. Un leader plus réservé peut avoir un co-leader.</w:t>
+      </w:r>
+    </w:p>
+    <w:p>
+      <w:pPr>
+        <w:pStyle w:val="Heading1"/>
+        <w:keepNext/>
+        <w:pBdr>
+          <w:bottom w:val="single" w:color="7AA32B" w:sz="12" w:space="4"/>
+        </w:pBdr>
+        <w:spacing w:after="160" w:before="400"/>
+      </w:pPr>
+      <w:r>
+        <w:rPr>
+          <w:rFonts w:ascii="Calibri" w:cs="Calibri" w:eastAsia="Calibri" w:hAnsi="Calibri"/>
+        </w:rPr>
+        <w:t xml:space="preserve">6. Les ateliers exploratoires</w:t>
+      </w:r>
+    </w:p>
+    <w:p>
+      <w:pPr>
+        <w:spacing w:after="120" w:line="288"/>
+      </w:pPr>
+      <w:r>
+        <w:rPr>
+          <w:rFonts w:ascii="Calibri" w:cs="Calibri" w:eastAsia="Calibri" w:hAnsi="Calibri"/>
+        </w:rPr>
+        <w:t xml:space="preserve">Les élèves ont été </w:t>
+      </w:r>
+      <w:r>
+        <w:rPr>
+          <w:rFonts w:ascii="Calibri" w:cs="Calibri" w:eastAsia="Calibri" w:hAnsi="Calibri"/>
+          <w:b/>
+          <w:bCs/>
+        </w:rPr>
+        <w:t xml:space="preserve">sondés</w:t>
+      </w:r>
+      <w:r>
+        <w:rPr>
+          <w:rFonts w:ascii="Calibri" w:cs="Calibri" w:eastAsia="Calibri" w:hAnsi="Calibri"/>
+        </w:rPr>
+        <w:t xml:space="preserve"> sur la formule et sur ce qu'ils veulent apprendre. Quelques exemples, </w:t>
+      </w:r>
+      <w:r>
+        <w:rPr>
+          <w:rFonts w:ascii="Calibri" w:cs="Calibri" w:eastAsia="Calibri" w:hAnsi="Calibri"/>
+          <w:b/>
+          <w:bCs/>
+        </w:rPr>
+        <w:t xml:space="preserve">liste non exhaustive</w:t>
+      </w:r>
+      <w:r>
+        <w:rPr>
+          <w:rFonts w:ascii="Calibri" w:cs="Calibri" w:eastAsia="Calibri" w:hAnsi="Calibri"/>
+        </w:rPr>
+        <w:t xml:space="preserve"> :</w:t>
+      </w:r>
+    </w:p>
+    <w:tbl>
+      <w:tblPr>
+        <w:tblW w:type="dxa" w:w="9360"/>
+        <w:tblBorders>
+          <w:top w:val="single" w:color="C9CFD8" w:sz="4"/>
+          <w:left w:val="single" w:color="C9CFD8" w:sz="4"/>
+          <w:bottom w:val="single" w:color="C9CFD8" w:sz="4"/>
+          <w:right w:val="single" w:color="C9CFD8" w:sz="4"/>
+          <w:insideH w:val="single" w:color="C9CFD8" w:sz="4"/>
+          <w:insideV w:val="single" w:color="C9CFD8" w:sz="4"/>
+        </w:tblBorders>
+        <w:tblLayout w:type="fixed"/>
+      </w:tblPr>
+      <w:tblGrid>
+        <w:gridCol w:w="3120"/>
+        <w:gridCol w:w="3120"/>
+        <w:gridCol w:w="3120"/>
+      </w:tblGrid>
+      <w:tr>
+        <w:trPr>
+          <w:tblHeader/>
+        </w:trPr>
+        <w:tc>
+          <w:tcPr>
+            <w:tcW w:type="dxa" w:w="3120"/>
+            <w:shd w:fill="004983" w:color="auto" w:val="clear"/>
+            <w:tcMar>
+              <w:top w:type="dxa" w:w="100"/>
+              <w:left w:type="dxa" w:w="140"/>
+              <w:bottom w:type="dxa" w:w="100"/>
+              <w:right w:type="dxa" w:w="140"/>
+            </w:tcMar>
+            <w:vAlign w:val="top"/>
+          </w:tcPr>
+          <w:p>
+            <w:pPr>
+              <w:keepNext/>
+              <w:spacing w:after="0"/>
+            </w:pPr>
+            <w:r>
+              <w:rPr>
+                <w:rFonts w:ascii="Calibri" w:cs="Calibri" w:eastAsia="Calibri" w:hAnsi="Calibri"/>
+                <w:b/>
+                <w:bCs/>
+                <w:color w:val="FFFFFF"/>
+                <w:sz w:val="20"/>
+                <w:szCs w:val="20"/>
+              </w:rPr>
+              <w:t xml:space="preserve">Pré-employabilité</w:t>
+            </w:r>
+          </w:p>
+        </w:tc>
+        <w:tc>
+          <w:tcPr>
+            <w:tcW w:type="dxa" w:w="3120"/>
+            <w:shd w:fill="004983" w:color="auto" w:val="clear"/>
+            <w:tcMar>
+              <w:top w:type="dxa" w:w="100"/>
+              <w:left w:type="dxa" w:w="140"/>
+              <w:bottom w:type="dxa" w:w="100"/>
+              <w:right w:type="dxa" w:w="140"/>
+            </w:tcMar>
+            <w:vAlign w:val="top"/>
+          </w:tcPr>
+          <w:p>
+            <w:pPr>
+              <w:keepNext/>
+              <w:spacing w:after="0"/>
+            </w:pPr>
+            <w:r>
+              <w:rPr>
+                <w:rFonts w:ascii="Calibri" w:cs="Calibri" w:eastAsia="Calibri" w:hAnsi="Calibri"/>
+                <w:b/>
+                <w:bCs/>
+                <w:color w:val="FFFFFF"/>
+                <w:sz w:val="20"/>
+                <w:szCs w:val="20"/>
+              </w:rPr>
+              <w:t xml:space="preserve">Développement durable</w:t>
+            </w:r>
+          </w:p>
+        </w:tc>
+        <w:tc>
+          <w:tcPr>
+            <w:tcW w:type="dxa" w:w="3120"/>
+            <w:shd w:fill="004983" w:color="auto" w:val="clear"/>
+            <w:tcMar>
+              <w:top w:type="dxa" w:w="100"/>
+              <w:left w:type="dxa" w:w="140"/>
+              <w:bottom w:type="dxa" w:w="100"/>
+              <w:right w:type="dxa" w:w="140"/>
+            </w:tcMar>
+            <w:vAlign w:val="top"/>
+          </w:tcPr>
+          <w:p>
+            <w:pPr>
+              <w:keepNext/>
+              <w:spacing w:after="0"/>
+            </w:pPr>
+            <w:r>
+              <w:rPr>
+                <w:rFonts w:ascii="Calibri" w:cs="Calibri" w:eastAsia="Calibri" w:hAnsi="Calibri"/>
+                <w:b/>
+                <w:bCs/>
+                <w:color w:val="FFFFFF"/>
+                <w:sz w:val="20"/>
+                <w:szCs w:val="20"/>
+              </w:rPr>
+              <w:t xml:space="preserve">Entrepreneuriat</w:t>
+            </w:r>
+          </w:p>
+        </w:tc>
+      </w:tr>
+      <w:tr>
+        <w:trPr>
+          <w:cantSplit/>
+        </w:trPr>
+        <w:tc>
+          <w:tcPr>
+            <w:tcW w:type="dxa" w:w="3120"/>
+            <w:tcMar>
+              <w:top w:type="dxa" w:w="100"/>
+              <w:left w:type="dxa" w:w="140"/>
+              <w:bottom w:type="dxa" w:w="100"/>
+              <w:right w:type="dxa" w:w="140"/>
+            </w:tcMar>
+            <w:vAlign w:val="top"/>
+          </w:tcPr>
+          <w:p>
+            <w:pPr>
+              <w:spacing w:after="40" w:line="264"/>
+            </w:pPr>
+            <w:r>
+              <w:rPr>
+                <w:rFonts w:ascii="Calibri" w:cs="Calibri" w:eastAsia="Calibri" w:hAnsi="Calibri"/>
+                <w:color w:val="004983"/>
+              </w:rPr>
+              <w:t xml:space="preserve">Au grenier de Maria.</w:t>
+            </w:r>
+          </w:p>
+        </w:tc>
+        <w:tc>
+          <w:tcPr>
+            <w:tcW w:type="dxa" w:w="3120"/>
+            <w:tcMar>
+              <w:top w:type="dxa" w:w="100"/>
+              <w:left w:type="dxa" w:w="140"/>
+              <w:bottom w:type="dxa" w:w="100"/>
+              <w:right w:type="dxa" w:w="140"/>
+            </w:tcMar>
+            <w:vAlign w:val="top"/>
+          </w:tcPr>
+          <w:p>
+            <w:pPr>
+              <w:spacing w:after="40" w:line="264"/>
+            </w:pPr>
+            <w:r>
+              <w:rPr>
+                <w:rFonts w:ascii="Calibri" w:cs="Calibri" w:eastAsia="Calibri" w:hAnsi="Calibri"/>
+              </w:rPr>
+              <w:t xml:space="preserve">Une suggestion des élèves.</w:t>
+            </w:r>
+          </w:p>
+        </w:tc>
+        <w:tc>
+          <w:tcPr>
+            <w:tcW w:type="dxa" w:w="3120"/>
+            <w:tcMar>
+              <w:top w:type="dxa" w:w="100"/>
+              <w:left w:type="dxa" w:w="140"/>
+              <w:bottom w:type="dxa" w:w="100"/>
+              <w:right w:type="dxa" w:w="140"/>
+            </w:tcMar>
+            <w:vAlign w:val="top"/>
+          </w:tcPr>
+          <w:p>
+            <w:pPr>
+              <w:spacing w:after="40" w:line="264"/>
+            </w:pPr>
+            <w:r>
+              <w:rPr>
+                <w:rFonts w:ascii="Calibri" w:cs="Calibri" w:eastAsia="Calibri" w:hAnsi="Calibri"/>
+              </w:rPr>
+              <w:t xml:space="preserve">Des projets que les élèves veulent réaliser et qui débuteront bientôt en PPS.</w:t>
+            </w:r>
+          </w:p>
+        </w:tc>
+      </w:tr>
+    </w:tbl>
+    <w:p>
+      <w:pPr>
+        <w:spacing w:after="120" w:line="288"/>
+      </w:pPr>
+      <w:r>
+        <w:rPr>
+          <w:rFonts w:ascii="Calibri" w:cs="Calibri" w:eastAsia="Calibri" w:hAnsi="Calibri"/>
+          <w:b/>
+          <w:bCs/>
+        </w:rPr>
+        <w:t xml:space="preserve">Exemple de projet :</w:t>
+      </w:r>
+      <w:r>
+        <w:rPr>
+          <w:rFonts w:ascii="Calibri" w:cs="Calibri" w:eastAsia="Calibri" w:hAnsi="Calibri"/>
+        </w:rPr>
+        <w:t xml:space="preserve"> un projet d'entrepreneuriat en développement durable, qui se poursuit d'un atelier à l'autre.</w:t>
+      </w:r>
+    </w:p>
+    <w:p>
+      <w:pPr>
+        <w:spacing w:after="120" w:line="288"/>
+      </w:pPr>
+      <w:r>
+        <w:rPr>
+          <w:rFonts w:ascii="Calibri" w:cs="Calibri" w:eastAsia="Calibri" w:hAnsi="Calibri"/>
+          <w:b/>
+          <w:bCs/>
+        </w:rPr>
+        <w:t xml:space="preserve">Locaux :</w:t>
+      </w:r>
+      <w:r>
+        <w:rPr>
+          <w:rFonts w:ascii="Calibri" w:cs="Calibri" w:eastAsia="Calibri" w:hAnsi="Calibri"/>
+        </w:rPr>
+        <w:t xml:space="preserve"> le grenier de Maria, à côté de la classe de Mme Lisa, et le local d'arts plastiques, un grand local libre.</w:t>
+      </w:r>
+    </w:p>
+    <w:p>
+      <w:pPr>
+        <w:pStyle w:val="Heading1"/>
+        <w:keepNext/>
+        <w:pBdr>
+          <w:bottom w:val="single" w:color="7AA32B" w:sz="12" w:space="4"/>
+        </w:pBdr>
+        <w:spacing w:after="160" w:before="400"/>
+      </w:pPr>
+      <w:r>
+        <w:rPr>
+          <w:rFonts w:ascii="Calibri" w:cs="Calibri" w:eastAsia="Calibri" w:hAnsi="Calibri"/>
+        </w:rPr>
+        <w:t xml:space="preserve">7. Les trois étapes</w:t>
+      </w:r>
+    </w:p>
+    <w:p>
+      <w:pPr>
+        <w:spacing w:after="120" w:line="288"/>
+      </w:pPr>
+      <w:r>
+        <w:rPr>
+          <w:rFonts w:ascii="Calibri" w:cs="Calibri" w:eastAsia="Calibri" w:hAnsi="Calibri"/>
+        </w:rPr>
+        <w:t xml:space="preserve">On passe à l'étape suivante quand on observe les signes de réussite. </w:t>
+      </w:r>
+      <w:r>
+        <w:rPr>
+          <w:rFonts w:ascii="Calibri" w:cs="Calibri" w:eastAsia="Calibri" w:hAnsi="Calibri"/>
+          <w:b/>
+          <w:bCs/>
+        </w:rPr>
+        <w:t xml:space="preserve">Un bilan est présenté à la direction à la fin de chaque étape.</w:t>
       </w:r>
     </w:p>
     <w:p>
@@ -3074,7 +3058,7 @@
       <w:r>
         <w:drawing>
           <wp:inline distT="0" distB="0" distL="0" distR="0">
-            <wp:extent cx="5943600" cy="2143125"/>
+            <wp:extent cx="5943600" cy="2343150"/>
             <wp:effectExtent t="0" r="0" b="0" l="0"/>
             <wp:docPr id="1" name="" descr="" title=""/>
             <wp:cNvGraphicFramePr>
@@ -3099,6 +3083,68 @@
                   <pic:spPr bwMode="auto">
                     <a:xfrm>
                       <a:off x="0" y="0"/>
+                      <a:ext cx="5943600" cy="2343150"/>
+                    </a:xfrm>
+                    <a:prstGeom prst="rect">
+                      <a:avLst/>
+                    </a:prstGeom>
+                  </pic:spPr>
+                </pic:pic>
+              </a:graphicData>
+            </a:graphic>
+          </wp:inline>
+        </w:drawing>
+      </w:r>
+    </w:p>
+    <w:p>
+      <w:pPr>
+        <w:pStyle w:val="Heading1"/>
+        <w:keepNext/>
+        <w:pBdr>
+          <w:bottom w:val="single" w:color="7AA32B" w:sz="12" w:space="4"/>
+        </w:pBdr>
+        <w:spacing w:after="160" w:before="400"/>
+      </w:pPr>
+      <w:r>
+        <w:rPr>
+          <w:rFonts w:ascii="Calibri" w:cs="Calibri" w:eastAsia="Calibri" w:hAnsi="Calibri"/>
+        </w:rPr>
+        <w:t xml:space="preserve">8. Pourquoi ça soutient l'engagement</w:t>
+      </w:r>
+    </w:p>
+    <w:p>
+      <w:pPr>
+        <w:spacing w:after="160" w:before="120"/>
+        <w:jc w:val="center"/>
+      </w:pPr>
+      <w:r>
+        <w:drawing>
+          <wp:inline distT="0" distB="0" distL="0" distR="0">
+            <wp:extent cx="5943600" cy="2143125"/>
+            <wp:effectExtent t="0" r="0" b="0" l="0"/>
+            <wp:docPr id="1" name="" descr="" title=""/>
+            <wp:cNvGraphicFramePr>
+              <a:graphicFrameLocks xmlns:a="http://schemas.openxmlformats.org/drawingml/2006/main" noChangeAspect="1"/>
+            </wp:cNvGraphicFramePr>
+            <a:graphic xmlns:a="http://schemas.openxmlformats.org/drawingml/2006/main">
+              <a:graphicData uri="http://schemas.openxmlformats.org/drawingml/2006/picture">
+                <pic:pic xmlns:pic="http://schemas.openxmlformats.org/drawingml/2006/picture">
+                  <pic:nvPicPr>
+                    <pic:cNvPr id="0" name="" descr=""/>
+                    <pic:cNvPicPr>
+                      <a:picLocks noChangeAspect="1" noChangeArrowheads="1"/>
+                    </pic:cNvPicPr>
+                  </pic:nvPicPr>
+                  <pic:blipFill>
+                    <a:blip r:embed="rId11" cstate="none"/>
+                    <a:srcRect/>
+                    <a:stretch>
+                      <a:fillRect/>
+                    </a:stretch>
+                  </pic:blipFill>
+                  <pic:spPr bwMode="auto">
+                    <a:xfrm>
+                      <a:off x="0" y="0"/>
                       <a:ext cx="5943600" cy="2143125"/>
                     </a:xfrm>
                     <a:prstGeom prst="rect">
@@ -3133,7 +3179,7 @@
         <w:pStyle w:val="Heading1"/>
         <w:keepNext/>
         <w:pBdr>
-          <w:bottom w:val="single" w:color="1D3557" w:sz="8" w:space="4"/>
+          <w:bottom w:val="single" w:color="7AA32B" w:sz="12" w:space="4"/>
         </w:pBdr>
         <w:spacing w:after="160" w:before="400"/>
       </w:pPr>
@@ -3168,7 +3214,7 @@
         <w:tc>
           <w:tcPr>
             <w:tcW w:type="dxa" w:w="3200"/>
-            <w:shd w:fill="1D3557" w:color="auto" w:val="clear"/>
+            <w:shd w:fill="004983" w:color="auto" w:val="clear"/>
             <w:tcMar>
               <w:top w:type="dxa" w:w="100"/>
               <w:left w:type="dxa" w:w="140"/>
@@ -3198,7 +3244,7 @@
         <w:tc>
           <w:tcPr>
             <w:tcW w:type="dxa" w:w="6160"/>
-            <w:shd w:fill="1D3557" w:color="auto" w:val="clear"/>
+            <w:shd w:fill="004983" w:color="auto" w:val="clear"/>
             <w:tcMar>
               <w:top w:type="dxa" w:w="100"/>
               <w:left w:type="dxa" w:w="140"/>
@@ -3251,7 +3297,7 @@
                 <w:rFonts w:ascii="Calibri" w:cs="Calibri" w:eastAsia="Calibri" w:hAnsi="Calibri"/>
                 <w:b/>
                 <w:bCs/>
-                <w:color w:val="1D3557"/>
+                <w:color w:val="004983"/>
               </w:rPr>
               <w:t xml:space="preserve">Des périodes vides</w:t>
             </w:r>
@@ -3307,7 +3353,7 @@
                 <w:rFonts w:ascii="Calibri" w:cs="Calibri" w:eastAsia="Calibri" w:hAnsi="Calibri"/>
                 <w:b/>
                 <w:bCs/>
-                <w:color w:val="1D3557"/>
+                <w:color w:val="004983"/>
               </w:rPr>
               <w:t xml:space="preserve">L'ajout de personnel</w:t>
             </w:r>
@@ -3363,7 +3409,7 @@
                 <w:rFonts w:ascii="Calibri" w:cs="Calibri" w:eastAsia="Calibri" w:hAnsi="Calibri"/>
                 <w:b/>
                 <w:bCs/>
-                <w:color w:val="1D3557"/>
+                <w:color w:val="004983"/>
               </w:rPr>
               <w:t xml:space="preserve">Le désengagement de l'an dernier</w:t>
             </w:r>
@@ -3419,7 +3465,7 @@
                 <w:rFonts w:ascii="Calibri" w:cs="Calibri" w:eastAsia="Calibri" w:hAnsi="Calibri"/>
                 <w:b/>
                 <w:bCs/>
-                <w:color w:val="1D3557"/>
+                <w:color w:val="004983"/>
               </w:rPr>
               <w:t xml:space="preserve">La TES utilisée comme surveillante</w:t>
             </w:r>
@@ -3475,7 +3521,7 @@
                 <w:rFonts w:ascii="Calibri" w:cs="Calibri" w:eastAsia="Calibri" w:hAnsi="Calibri"/>
                 <w:b/>
                 <w:bCs/>
-                <w:color w:val="1D3557"/>
+                <w:color w:val="004983"/>
               </w:rPr>
               <w:t xml:space="preserve">Deux locaux en même temps</w:t>
             </w:r>
@@ -3531,7 +3577,7 @@
                 <w:rFonts w:ascii="Calibri" w:cs="Calibri" w:eastAsia="Calibri" w:hAnsi="Calibri"/>
                 <w:b/>
                 <w:bCs/>
-                <w:color w:val="1D3557"/>
+                <w:color w:val="004983"/>
               </w:rPr>
               <w:t xml:space="preserve">Garder les élèves centrés sur leur tâche</w:t>
             </w:r>
@@ -3586,7 +3632,7 @@
                 <w:rFonts w:ascii="Calibri" w:cs="Calibri" w:eastAsia="Calibri" w:hAnsi="Calibri"/>
                 <w:b/>
                 <w:bCs/>
-                <w:color w:val="1D3557"/>
+                <w:color w:val="004983"/>
               </w:rPr>
               <w:t xml:space="preserve">Des résultats moins bons que prévu</w:t>
             </w:r>
@@ -3622,7 +3668,7 @@
         <w:pStyle w:val="Heading1"/>
         <w:keepNext/>
         <w:pBdr>
-          <w:bottom w:val="single" w:color="1D3557" w:sz="8" w:space="4"/>
+          <w:bottom w:val="single" w:color="7AA32B" w:sz="12" w:space="4"/>
         </w:pBdr>
         <w:spacing w:after="160" w:before="400"/>
       </w:pPr>
@@ -3658,7 +3704,7 @@
         <w:tc>
           <w:tcPr>
             <w:tcW w:type="dxa" w:w="3200"/>
-            <w:shd w:fill="1D3557" w:color="auto" w:val="clear"/>
+            <w:shd w:fill="004983" w:color="auto" w:val="clear"/>
             <w:tcMar>
               <w:top w:type="dxa" w:w="100"/>
               <w:left w:type="dxa" w:w="140"/>
@@ -3688,7 +3734,7 @@
         <w:tc>
           <w:tcPr>
             <w:tcW w:type="dxa" w:w="3560"/>
-            <w:shd w:fill="1D3557" w:color="auto" w:val="clear"/>
+            <w:shd w:fill="004983" w:color="auto" w:val="clear"/>
             <w:tcMar>
               <w:top w:type="dxa" w:w="100"/>
               <w:left w:type="dxa" w:w="140"/>
@@ -3718,7 +3764,7 @@
         <w:tc>
           <w:tcPr>
             <w:tcW w:type="dxa" w:w="2600"/>
-            <w:shd w:fill="1D3557" w:color="auto" w:val="clear"/>
+            <w:shd w:fill="004983" w:color="auto" w:val="clear"/>
             <w:tcMar>
               <w:top w:type="dxa" w:w="100"/>
               <w:left w:type="dxa" w:w="140"/>
@@ -3771,7 +3817,7 @@
                 <w:rFonts w:ascii="Calibri" w:cs="Calibri" w:eastAsia="Calibri" w:hAnsi="Calibri"/>
                 <w:b/>
                 <w:bCs/>
-                <w:color w:val="1D3557"/>
+                <w:color w:val="004983"/>
               </w:rPr>
               <w:t xml:space="preserve">Rétention</w:t>
             </w:r>
@@ -3851,7 +3897,7 @@
                 <w:rFonts w:ascii="Calibri" w:cs="Calibri" w:eastAsia="Calibri" w:hAnsi="Calibri"/>
                 <w:b/>
                 <w:bCs/>
-                <w:color w:val="1D3557"/>
+                <w:color w:val="004983"/>
               </w:rPr>
               <w:t xml:space="preserve">Présence</w:t>
             </w:r>
@@ -3931,7 +3977,7 @@
                 <w:rFonts w:ascii="Calibri" w:cs="Calibri" w:eastAsia="Calibri" w:hAnsi="Calibri"/>
                 <w:b/>
                 <w:bCs/>
-                <w:color w:val="1D3557"/>
+                <w:color w:val="004983"/>
               </w:rPr>
               <w:t xml:space="preserve">Tâches faites en autonomie</w:t>
             </w:r>
@@ -4011,7 +4057,7 @@
                 <w:rFonts w:ascii="Calibri" w:cs="Calibri" w:eastAsia="Calibri" w:hAnsi="Calibri"/>
                 <w:b/>
                 <w:bCs/>
-                <w:color w:val="1D3557"/>
+                <w:color w:val="004983"/>
               </w:rPr>
               <w:t xml:space="preserve">Interventions de la TES</w:t>
             </w:r>
@@ -4090,7 +4136,7 @@
                 <w:rFonts w:ascii="Calibri" w:cs="Calibri" w:eastAsia="Calibri" w:hAnsi="Calibri"/>
                 <w:b/>
                 <w:bCs/>
-                <w:color w:val="1D3557"/>
+                <w:color w:val="004983"/>
               </w:rPr>
               <w:t xml:space="preserve">Poursuite en PPS</w:t>
             </w:r>
@@ -4165,7 +4211,7 @@
         <w:pStyle w:val="Heading1"/>
         <w:keepNext/>
         <w:pBdr>
-          <w:bottom w:val="single" w:color="1D3557" w:sz="8" w:space="4"/>
+          <w:bottom w:val="single" w:color="7AA32B" w:sz="12" w:space="4"/>
         </w:pBdr>
         <w:spacing w:after="160" w:before="400"/>
       </w:pPr>
@@ -4280,7 +4326,7 @@
         <w:tc>
           <w:tcPr>
             <w:tcW w:type="dxa" w:w="2300"/>
-            <w:shd w:fill="1D3557" w:color="auto" w:val="clear"/>
+            <w:shd w:fill="004983" w:color="auto" w:val="clear"/>
             <w:tcMar>
               <w:top w:type="dxa" w:w="100"/>
               <w:left w:type="dxa" w:w="140"/>
@@ -4310,7 +4356,7 @@
         <w:tc>
           <w:tcPr>
             <w:tcW w:type="dxa" w:w="4660"/>
-            <w:shd w:fill="1D3557" w:color="auto" w:val="clear"/>
+            <w:shd w:fill="004983" w:color="auto" w:val="clear"/>
             <w:tcMar>
               <w:top w:type="dxa" w:w="100"/>
               <w:left w:type="dxa" w:w="140"/>
@@ -4340,7 +4386,7 @@
         <w:tc>
           <w:tcPr>
             <w:tcW w:type="dxa" w:w="2400"/>
-            <w:shd w:fill="1D3557" w:color="auto" w:val="clear"/>
+            <w:shd w:fill="004983" w:color="auto" w:val="clear"/>
             <w:tcMar>
               <w:top w:type="dxa" w:w="100"/>
               <w:left w:type="dxa" w:w="140"/>
@@ -4393,7 +4439,7 @@
                 <w:rFonts w:ascii="Calibri" w:cs="Calibri" w:eastAsia="Calibri" w:hAnsi="Calibri"/>
                 <w:b/>
                 <w:bCs/>
-                <w:color w:val="1D3557"/>
+                <w:color w:val="004983"/>
               </w:rPr>
               <w:t xml:space="preserve">Semaine 0</w:t>
             </w:r>
@@ -4473,7 +4519,7 @@
                 <w:rFonts w:ascii="Calibri" w:cs="Calibri" w:eastAsia="Calibri" w:hAnsi="Calibri"/>
                 <w:b/>
                 <w:bCs/>
-                <w:color w:val="1D3557"/>
+                <w:color w:val="004983"/>
               </w:rPr>
               <w:t xml:space="preserve">Semaine 0</w:t>
             </w:r>
@@ -4553,7 +4599,7 @@
                 <w:rFonts w:ascii="Calibri" w:cs="Calibri" w:eastAsia="Calibri" w:hAnsi="Calibri"/>
                 <w:b/>
                 <w:bCs/>
-                <w:color w:val="1D3557"/>
+                <w:color w:val="004983"/>
               </w:rPr>
               <w:t xml:space="preserve">Semaine 1</w:t>
             </w:r>
@@ -4632,7 +4678,7 @@
                 <w:rFonts w:ascii="Calibri" w:cs="Calibri" w:eastAsia="Calibri" w:hAnsi="Calibri"/>
                 <w:b/>
                 <w:bCs/>
-                <w:color w:val="1D3557"/>
+                <w:color w:val="004983"/>
               </w:rPr>
               <w:t xml:space="preserve">Fin de chaque étape</w:t>
             </w:r>
@@ -4720,7 +4766,7 @@
               <w:bottom w:val="none" w:color="FFFFFF" w:sz="0"/>
               <w:right w:val="none" w:color="FFFFFF" w:sz="0"/>
             </w:tcBorders>
-            <w:shd w:fill="1D3557" w:color="auto" w:val="clear"/>
+            <w:shd w:fill="004983" w:color="auto" w:val="clear"/>
             <w:tcMar>
               <w:top w:type="dxa" w:w="280"/>
               <w:left w:type="dxa" w:w="400"/>
@@ -4751,7 +4797,7 @@
             <w:r>
               <w:rPr>
                 <w:rFonts w:ascii="Calibri" w:cs="Calibri" w:eastAsia="Calibri" w:hAnsi="Calibri"/>
-                <w:color w:val="D6DEEA"/>
+                <w:color w:val="D6E4F2"/>
                 <w:sz w:val="19"/>
                 <w:szCs w:val="19"/>
               </w:rPr>
@@ -4819,6 +4865,52 @@
     <w:pPr>
       <w:jc w:val="right"/>
     </w:pPr>
+    <w:r>
+      <w:drawing>
+        <wp:inline distT="0" distB="0" distL="0" distR="0">
+          <wp:extent cx="266700" cy="266700"/>
+          <wp:effectExtent t="0" r="0" b="0" l="0"/>
+          <wp:docPr id="1" name="" descr="" title=""/>
+          <wp:cNvGraphicFramePr>
+            <a:graphicFrameLocks xmlns:a="http://schemas.openxmlformats.org/drawingml/2006/main" noChangeAspect="1"/>
+          </wp:cNvGraphicFramePr>
+          <a:graphic xmlns:a="http://schemas.openxmlformats.org/drawingml/2006/main">
+            <a:graphicData uri="http://schemas.openxmlformats.org/drawingml/2006/picture">
+              <pic:pic xmlns:pic="http://schemas.openxmlformats.org/drawingml/2006/picture">
+                <pic:nvPicPr>
+                  <pic:cNvPr id="0" name="" descr=""/>
+                  <pic:cNvPicPr>
+                    <a:picLocks noChangeAspect="1" noChangeArrowheads="1"/>
+                  </pic:cNvPicPr>
+                </pic:nvPicPr>
+                <pic:blipFill>
+                  <a:blip r:embed="rId0" cstate="none"/>
+                  <a:srcRect/>
+                  <a:stretch>
+                    <a:fillRect/>
+                  </a:stretch>
+                </pic:blipFill>
+                <pic:spPr bwMode="auto">
+                  <a:xfrm>
+                    <a:off x="0" y="0"/>
+                    <a:ext cx="266700" cy="266700"/>
+                  </a:xfrm>
+                  <a:prstGeom prst="rect">
+                    <a:avLst/>
+                  </a:prstGeom>
+                </pic:spPr>
+              </pic:pic>
+            </a:graphicData>
+          </a:graphic>
+        </wp:inline>
+      </w:drawing>
+    </w:r>
+    <w:r>
+      <w:rPr>
+        <w:rFonts w:ascii="Calibri" w:cs="Calibri" w:eastAsia="Calibri" w:hAnsi="Calibri"/>
+      </w:rPr>
+      <w:t xml:space="preserve">   </w:t>
+    </w:r>
     <w:r>
       <w:rPr>
         <w:rFonts w:ascii="Calibri" w:cs="Calibri" w:eastAsia="Calibri" w:hAnsi="Calibri"/>
@@ -5208,7 +5300,7 @@
       <w:rFonts w:ascii="Calibri" w:cs="Calibri" w:eastAsia="Calibri" w:hAnsi="Calibri"/>
       <w:b/>
       <w:bCs/>
-      <w:color w:val="1D3557"/>
+      <w:color w:val="004983"/>
       <w:sz w:val="32"/>
       <w:szCs w:val="32"/>
     </w:rPr>
@@ -5225,7 +5317,7 @@
       <w:rFonts w:ascii="Calibri" w:cs="Calibri" w:eastAsia="Calibri" w:hAnsi="Calibri"/>
       <w:b/>
       <w:bCs/>
-      <w:color w:val="2C4A75"/>
+      <w:color w:val="1F64A6"/>
       <w:sz w:val="24"/>
       <w:szCs w:val="24"/>
     </w:rPr>

--- a/documents/z101/Projet-Z101.docx
+++ b/documents/z101/Projet-Z101.docx
@@ -148,7 +148,7 @@
                 <w:sz w:val="20"/>
                 <w:szCs w:val="20"/>
               </w:rPr>
-              <w:t xml:space="preserve">Table des directions · Octobre 2026</w:t>
+              <w:t xml:space="preserve">Octobre 2026</w:t>
             </w:r>
           </w:p>
           <w:p>
@@ -4918,7 +4918,7 @@
         <w:sz w:val="16"/>
         <w:szCs w:val="16"/>
       </w:rPr>
-      <w:t xml:space="preserve">Projet PPS Z101 · Table des directions · page </w:t>
+      <w:t xml:space="preserve">Projet PPS Z101 · page </w:t>
     </w:r>
     <w:r>
       <w:rPr>

--- a/documents/z101/Projet-Z101.docx
+++ b/documents/z101/Projet-Z101.docx
@@ -787,7 +787,7 @@
               <w:rPr>
                 <w:rFonts w:ascii="Calibri" w:cs="Calibri" w:eastAsia="Calibri" w:hAnsi="Calibri"/>
               </w:rPr>
-              <w:t xml:space="preserve">Projet pilote en trois étapes, avec un bilan à la fin de chaque étape.</w:t>
+              <w:t xml:space="preserve">Projet pilote en trois étapes, avec un bilan aux directions à la fin de chaque étape.</w:t>
             </w:r>
           </w:p>
         </w:tc>
@@ -1007,7 +1007,7 @@
         <w:rPr>
           <w:rFonts w:ascii="Calibri" w:cs="Calibri" w:eastAsia="Calibri" w:hAnsi="Calibri"/>
         </w:rPr>
-        <w:t xml:space="preserve">La direction demande </w:t>
+        <w:t xml:space="preserve">Les directions demandent </w:t>
       </w:r>
       <w:r>
         <w:rPr>
@@ -2186,7 +2186,7 @@
                 <w:bCs/>
                 <w:color w:val="004983"/>
               </w:rPr>
-              <w:t xml:space="preserve">Direction</w:t>
+              <w:t xml:space="preserve">Directions</w:t>
             </w:r>
           </w:p>
         </w:tc>
@@ -2209,7 +2209,7 @@
               <w:rPr>
                 <w:rFonts w:ascii="Calibri" w:cs="Calibri" w:eastAsia="Calibri" w:hAnsi="Calibri"/>
               </w:rPr>
-              <w:t xml:space="preserve">Autorise le projet et confirme l'accès au local d'arts plastiques.</w:t>
+              <w:t xml:space="preserve">Autorisent le projet et confirment l'accès au local d'arts plastiques.</w:t>
             </w:r>
           </w:p>
         </w:tc>
@@ -3047,7 +3047,7 @@
           <w:b/>
           <w:bCs/>
         </w:rPr>
-        <w:t xml:space="preserve">Un bilan est présenté à la direction à la fin de chaque étape.</w:t>
+        <w:t xml:space="preserve">Un bilan est présenté aux directions à la fin de chaque étape.</w:t>
       </w:r>
     </w:p>
     <w:p>
@@ -4489,7 +4489,7 @@
               <w:rPr>
                 <w:rFonts w:ascii="Calibri" w:cs="Calibri" w:eastAsia="Calibri" w:hAnsi="Calibri"/>
               </w:rPr>
-              <w:t xml:space="preserve">Direction</w:t>
+              <w:t xml:space="preserve">Directions</w:t>
             </w:r>
           </w:p>
         </w:tc>
@@ -4703,7 +4703,7 @@
               <w:rPr>
                 <w:rFonts w:ascii="Calibri" w:cs="Calibri" w:eastAsia="Calibri" w:hAnsi="Calibri"/>
               </w:rPr>
-              <w:t xml:space="preserve">Bilan à la direction.</w:t>
+              <w:t xml:space="preserve">Bilan aux directions.</w:t>
             </w:r>
           </w:p>
         </w:tc>

--- a/documents/z101/Projet-Z101.docx
+++ b/documents/z101/Projet-Z101.docx
@@ -2730,7 +2730,7 @@
           <w:sz w:val="18"/>
           <w:szCs w:val="18"/>
         </w:rPr>
-        <w:t xml:space="preserve">Chaque élève est leader au moins une fois par étape. Un leader plus réservé peut avoir un co-leader.</w:t>
+        <w:t xml:space="preserve">Au départ, l'enseignante forme des équipes hétérogènes et choisit le leader de chaque équipe. Ensuite, chaque élève est leader au moins une fois par étape. Un leader plus réservé peut avoir un co-leader.</w:t>
       </w:r>
     </w:p>
     <w:p>
@@ -2771,294 +2771,18 @@
         <w:rPr>
           <w:rFonts w:ascii="Calibri" w:cs="Calibri" w:eastAsia="Calibri" w:hAnsi="Calibri"/>
         </w:rPr>
-        <w:t xml:space="preserve"> sur la formule et sur ce qu'ils veulent apprendre. Quelques exemples, </w:t>
-      </w:r>
-      <w:r>
-        <w:rPr>
-          <w:rFonts w:ascii="Calibri" w:cs="Calibri" w:eastAsia="Calibri" w:hAnsi="Calibri"/>
-          <w:b/>
-          <w:bCs/>
-        </w:rPr>
-        <w:t xml:space="preserve">liste non exhaustive</w:t>
-      </w:r>
-      <w:r>
-        <w:rPr>
-          <w:rFonts w:ascii="Calibri" w:cs="Calibri" w:eastAsia="Calibri" w:hAnsi="Calibri"/>
-        </w:rPr>
-        <w:t xml:space="preserve"> :</w:t>
-      </w:r>
-    </w:p>
-    <w:tbl>
-      <w:tblPr>
-        <w:tblW w:type="dxa" w:w="9360"/>
-        <w:tblBorders>
-          <w:top w:val="single" w:color="C9CFD8" w:sz="4"/>
-          <w:left w:val="single" w:color="C9CFD8" w:sz="4"/>
-          <w:bottom w:val="single" w:color="C9CFD8" w:sz="4"/>
-          <w:right w:val="single" w:color="C9CFD8" w:sz="4"/>
-          <w:insideH w:val="single" w:color="C9CFD8" w:sz="4"/>
-          <w:insideV w:val="single" w:color="C9CFD8" w:sz="4"/>
-        </w:tblBorders>
-        <w:tblLayout w:type="fixed"/>
-      </w:tblPr>
-      <w:tblGrid>
-        <w:gridCol w:w="3120"/>
-        <w:gridCol w:w="3120"/>
-        <w:gridCol w:w="3120"/>
-      </w:tblGrid>
-      <w:tr>
-        <w:trPr>
-          <w:tblHeader/>
-        </w:trPr>
-        <w:tc>
-          <w:tcPr>
-            <w:tcW w:type="dxa" w:w="3120"/>
-            <w:shd w:fill="004983" w:color="auto" w:val="clear"/>
-            <w:tcMar>
-              <w:top w:type="dxa" w:w="100"/>
-              <w:left w:type="dxa" w:w="140"/>
-              <w:bottom w:type="dxa" w:w="100"/>
-              <w:right w:type="dxa" w:w="140"/>
-            </w:tcMar>
-            <w:vAlign w:val="top"/>
-          </w:tcPr>
-          <w:p>
-            <w:pPr>
-              <w:keepNext/>
-              <w:spacing w:after="0"/>
-            </w:pPr>
-            <w:r>
-              <w:rPr>
-                <w:rFonts w:ascii="Calibri" w:cs="Calibri" w:eastAsia="Calibri" w:hAnsi="Calibri"/>
-                <w:b/>
-                <w:bCs/>
-                <w:color w:val="FFFFFF"/>
-                <w:sz w:val="20"/>
-                <w:szCs w:val="20"/>
-              </w:rPr>
-              <w:t xml:space="preserve">Pré-employabilité</w:t>
-            </w:r>
-          </w:p>
-        </w:tc>
-        <w:tc>
-          <w:tcPr>
-            <w:tcW w:type="dxa" w:w="3120"/>
-            <w:shd w:fill="004983" w:color="auto" w:val="clear"/>
-            <w:tcMar>
-              <w:top w:type="dxa" w:w="100"/>
-              <w:left w:type="dxa" w:w="140"/>
-              <w:bottom w:type="dxa" w:w="100"/>
-              <w:right w:type="dxa" w:w="140"/>
-            </w:tcMar>
-            <w:vAlign w:val="top"/>
-          </w:tcPr>
-          <w:p>
-            <w:pPr>
-              <w:keepNext/>
-              <w:spacing w:after="0"/>
-            </w:pPr>
-            <w:r>
-              <w:rPr>
-                <w:rFonts w:ascii="Calibri" w:cs="Calibri" w:eastAsia="Calibri" w:hAnsi="Calibri"/>
-                <w:b/>
-                <w:bCs/>
-                <w:color w:val="FFFFFF"/>
-                <w:sz w:val="20"/>
-                <w:szCs w:val="20"/>
-              </w:rPr>
-              <w:t xml:space="preserve">Développement durable</w:t>
-            </w:r>
-          </w:p>
-        </w:tc>
-        <w:tc>
-          <w:tcPr>
-            <w:tcW w:type="dxa" w:w="3120"/>
-            <w:shd w:fill="004983" w:color="auto" w:val="clear"/>
-            <w:tcMar>
-              <w:top w:type="dxa" w:w="100"/>
-              <w:left w:type="dxa" w:w="140"/>
-              <w:bottom w:type="dxa" w:w="100"/>
-              <w:right w:type="dxa" w:w="140"/>
-            </w:tcMar>
-            <w:vAlign w:val="top"/>
-          </w:tcPr>
-          <w:p>
-            <w:pPr>
-              <w:keepNext/>
-              <w:spacing w:after="0"/>
-            </w:pPr>
-            <w:r>
-              <w:rPr>
-                <w:rFonts w:ascii="Calibri" w:cs="Calibri" w:eastAsia="Calibri" w:hAnsi="Calibri"/>
-                <w:b/>
-                <w:bCs/>
-                <w:color w:val="FFFFFF"/>
-                <w:sz w:val="20"/>
-                <w:szCs w:val="20"/>
-              </w:rPr>
-              <w:t xml:space="preserve">Entrepreneuriat</w:t>
-            </w:r>
-          </w:p>
-        </w:tc>
-      </w:tr>
-      <w:tr>
-        <w:trPr>
-          <w:cantSplit/>
-        </w:trPr>
-        <w:tc>
-          <w:tcPr>
-            <w:tcW w:type="dxa" w:w="3120"/>
-            <w:tcMar>
-              <w:top w:type="dxa" w:w="100"/>
-              <w:left w:type="dxa" w:w="140"/>
-              <w:bottom w:type="dxa" w:w="100"/>
-              <w:right w:type="dxa" w:w="140"/>
-            </w:tcMar>
-            <w:vAlign w:val="top"/>
-          </w:tcPr>
-          <w:p>
-            <w:pPr>
-              <w:spacing w:after="40" w:line="264"/>
-            </w:pPr>
-            <w:r>
-              <w:rPr>
-                <w:rFonts w:ascii="Calibri" w:cs="Calibri" w:eastAsia="Calibri" w:hAnsi="Calibri"/>
-                <w:color w:val="004983"/>
-              </w:rPr>
-              <w:t xml:space="preserve">Au grenier de Maria.</w:t>
-            </w:r>
-          </w:p>
-        </w:tc>
-        <w:tc>
-          <w:tcPr>
-            <w:tcW w:type="dxa" w:w="3120"/>
-            <w:tcMar>
-              <w:top w:type="dxa" w:w="100"/>
-              <w:left w:type="dxa" w:w="140"/>
-              <w:bottom w:type="dxa" w:w="100"/>
-              <w:right w:type="dxa" w:w="140"/>
-            </w:tcMar>
-            <w:vAlign w:val="top"/>
-          </w:tcPr>
-          <w:p>
-            <w:pPr>
-              <w:spacing w:after="40" w:line="264"/>
-            </w:pPr>
-            <w:r>
-              <w:rPr>
-                <w:rFonts w:ascii="Calibri" w:cs="Calibri" w:eastAsia="Calibri" w:hAnsi="Calibri"/>
-              </w:rPr>
-              <w:t xml:space="preserve">Une suggestion des élèves.</w:t>
-            </w:r>
-          </w:p>
-        </w:tc>
-        <w:tc>
-          <w:tcPr>
-            <w:tcW w:type="dxa" w:w="3120"/>
-            <w:tcMar>
-              <w:top w:type="dxa" w:w="100"/>
-              <w:left w:type="dxa" w:w="140"/>
-              <w:bottom w:type="dxa" w:w="100"/>
-              <w:right w:type="dxa" w:w="140"/>
-            </w:tcMar>
-            <w:vAlign w:val="top"/>
-          </w:tcPr>
-          <w:p>
-            <w:pPr>
-              <w:spacing w:after="40" w:line="264"/>
-            </w:pPr>
-            <w:r>
-              <w:rPr>
-                <w:rFonts w:ascii="Calibri" w:cs="Calibri" w:eastAsia="Calibri" w:hAnsi="Calibri"/>
-              </w:rPr>
-              <w:t xml:space="preserve">Des projets que les élèves veulent réaliser et qui débuteront bientôt en PPS.</w:t>
-            </w:r>
-          </w:p>
-        </w:tc>
-      </w:tr>
-    </w:tbl>
-    <w:p>
-      <w:pPr>
-        <w:spacing w:after="120" w:line="288"/>
-      </w:pPr>
-      <w:r>
-        <w:rPr>
-          <w:rFonts w:ascii="Calibri" w:cs="Calibri" w:eastAsia="Calibri" w:hAnsi="Calibri"/>
-          <w:b/>
-          <w:bCs/>
-        </w:rPr>
-        <w:t xml:space="preserve">Exemple de projet :</w:t>
-      </w:r>
-      <w:r>
-        <w:rPr>
-          <w:rFonts w:ascii="Calibri" w:cs="Calibri" w:eastAsia="Calibri" w:hAnsi="Calibri"/>
-        </w:rPr>
-        <w:t xml:space="preserve"> un projet d'entrepreneuriat en développement durable, qui se poursuit d'un atelier à l'autre.</w:t>
+        <w:t xml:space="preserve"> sur la formule et sur ce qu'ils veulent apprendre. Les ateliers combinent ce qui existe déjà en PPS et leurs propres idées.</w:t>
       </w:r>
     </w:p>
     <w:p>
       <w:pPr>
-        <w:spacing w:after="120" w:line="288"/>
-      </w:pPr>
-      <w:r>
-        <w:rPr>
-          <w:rFonts w:ascii="Calibri" w:cs="Calibri" w:eastAsia="Calibri" w:hAnsi="Calibri"/>
-          <w:b/>
-          <w:bCs/>
-        </w:rPr>
-        <w:t xml:space="preserve">Locaux :</w:t>
-      </w:r>
-      <w:r>
-        <w:rPr>
-          <w:rFonts w:ascii="Calibri" w:cs="Calibri" w:eastAsia="Calibri" w:hAnsi="Calibri"/>
-        </w:rPr>
-        <w:t xml:space="preserve"> le grenier de Maria, à côté de la classe de Mme Lisa, et le local d'arts plastiques, un grand local libre.</w:t>
-      </w:r>
-    </w:p>
-    <w:p>
-      <w:pPr>
-        <w:pStyle w:val="Heading1"/>
-        <w:keepNext/>
-        <w:pBdr>
-          <w:bottom w:val="single" w:color="7AA32B" w:sz="12" w:space="4"/>
-        </w:pBdr>
-        <w:spacing w:after="160" w:before="400"/>
-      </w:pPr>
-      <w:r>
-        <w:rPr>
-          <w:rFonts w:ascii="Calibri" w:cs="Calibri" w:eastAsia="Calibri" w:hAnsi="Calibri"/>
-        </w:rPr>
-        <w:t xml:space="preserve">7. Les trois étapes</w:t>
-      </w:r>
-    </w:p>
-    <w:p>
-      <w:pPr>
-        <w:spacing w:after="120" w:line="288"/>
-      </w:pPr>
-      <w:r>
-        <w:rPr>
-          <w:rFonts w:ascii="Calibri" w:cs="Calibri" w:eastAsia="Calibri" w:hAnsi="Calibri"/>
-        </w:rPr>
-        <w:t xml:space="preserve">On passe à l'étape suivante quand on observe les signes de réussite. </w:t>
-      </w:r>
-      <w:r>
-        <w:rPr>
-          <w:rFonts w:ascii="Calibri" w:cs="Calibri" w:eastAsia="Calibri" w:hAnsi="Calibri"/>
-          <w:b/>
-          <w:bCs/>
-        </w:rPr>
-        <w:t xml:space="preserve">Un bilan est présenté aux directions à la fin de chaque étape.</w:t>
-      </w:r>
-    </w:p>
-    <w:p>
-      <w:pPr>
         <w:spacing w:after="160" w:before="120"/>
         <w:jc w:val="center"/>
       </w:pPr>
       <w:r>
         <w:drawing>
           <wp:inline distT="0" distB="0" distL="0" distR="0">
-            <wp:extent cx="5943600" cy="2343150"/>
+            <wp:extent cx="5943600" cy="2981325"/>
             <wp:effectExtent t="0" r="0" b="0" l="0"/>
             <wp:docPr id="1" name="" descr="" title=""/>
             <wp:cNvGraphicFramePr>
@@ -3083,6 +2807,87 @@
                   <pic:spPr bwMode="auto">
                     <a:xfrm>
                       <a:off x="0" y="0"/>
+                      <a:ext cx="5943600" cy="2981325"/>
+                    </a:xfrm>
+                    <a:prstGeom prst="rect">
+                      <a:avLst/>
+                    </a:prstGeom>
+                  </pic:spPr>
+                </pic:pic>
+              </a:graphicData>
+            </a:graphic>
+          </wp:inline>
+        </w:drawing>
+      </w:r>
+    </w:p>
+    <w:p>
+      <w:pPr>
+        <w:pStyle w:val="Heading1"/>
+        <w:keepNext/>
+        <w:pBdr>
+          <w:bottom w:val="single" w:color="7AA32B" w:sz="12" w:space="4"/>
+        </w:pBdr>
+        <w:spacing w:after="160" w:before="400"/>
+      </w:pPr>
+      <w:r>
+        <w:rPr>
+          <w:rFonts w:ascii="Calibri" w:cs="Calibri" w:eastAsia="Calibri" w:hAnsi="Calibri"/>
+        </w:rPr>
+        <w:t xml:space="preserve">7. Les trois étapes</w:t>
+      </w:r>
+    </w:p>
+    <w:p>
+      <w:pPr>
+        <w:spacing w:after="120" w:line="288"/>
+      </w:pPr>
+      <w:r>
+        <w:rPr>
+          <w:rFonts w:ascii="Calibri" w:cs="Calibri" w:eastAsia="Calibri" w:hAnsi="Calibri"/>
+        </w:rPr>
+        <w:t xml:space="preserve">On passe à l'étape suivante quand on observe les signes de réussite. </w:t>
+      </w:r>
+      <w:r>
+        <w:rPr>
+          <w:rFonts w:ascii="Calibri" w:cs="Calibri" w:eastAsia="Calibri" w:hAnsi="Calibri"/>
+          <w:b/>
+          <w:bCs/>
+        </w:rPr>
+        <w:t xml:space="preserve">Un bilan est présenté aux directions à la fin de chaque étape.</w:t>
+      </w:r>
+    </w:p>
+    <w:p>
+      <w:pPr>
+        <w:spacing w:after="160" w:before="120"/>
+        <w:jc w:val="center"/>
+      </w:pPr>
+      <w:r>
+        <w:drawing>
+          <wp:inline distT="0" distB="0" distL="0" distR="0">
+            <wp:extent cx="5943600" cy="2343150"/>
+            <wp:effectExtent t="0" r="0" b="0" l="0"/>
+            <wp:docPr id="1" name="" descr="" title=""/>
+            <wp:cNvGraphicFramePr>
+              <a:graphicFrameLocks xmlns:a="http://schemas.openxmlformats.org/drawingml/2006/main" noChangeAspect="1"/>
+            </wp:cNvGraphicFramePr>
+            <a:graphic xmlns:a="http://schemas.openxmlformats.org/drawingml/2006/main">
+              <a:graphicData uri="http://schemas.openxmlformats.org/drawingml/2006/picture">
+                <pic:pic xmlns:pic="http://schemas.openxmlformats.org/drawingml/2006/picture">
+                  <pic:nvPicPr>
+                    <pic:cNvPr id="0" name="" descr=""/>
+                    <pic:cNvPicPr>
+                      <a:picLocks noChangeAspect="1" noChangeArrowheads="1"/>
+                    </pic:cNvPicPr>
+                  </pic:nvPicPr>
+                  <pic:blipFill>
+                    <a:blip r:embed="rId11" cstate="none"/>
+                    <a:srcRect/>
+                    <a:stretch>
+                      <a:fillRect/>
+                    </a:stretch>
+                  </pic:blipFill>
+                  <pic:spPr bwMode="auto">
+                    <a:xfrm>
+                      <a:off x="0" y="0"/>
                       <a:ext cx="5943600" cy="2343150"/>
                     </a:xfrm>
                     <a:prstGeom prst="rect">
@@ -3136,7 +2941,7 @@
                     </pic:cNvPicPr>
                   </pic:nvPicPr>
                   <pic:blipFill>
-                    <a:blip r:embed="rId11" cstate="none"/>
+                    <a:blip r:embed="rId12" cstate="none"/>
                     <a:srcRect/>
                     <a:stretch>
                       <a:fillRect/>

--- a/documents/z101/Projet-Z101.docx
+++ b/documents/z101/Projet-Z101.docx
@@ -151,21 +151,6 @@
               <w:t xml:space="preserve">Octobre 2026</w:t>
             </w:r>
           </w:p>
-          <w:p>
-            <w:pPr>
-              <w:keepNext/>
-              <w:spacing w:after="0"/>
-            </w:pPr>
-            <w:r>
-              <w:rPr>
-                <w:rFonts w:ascii="Calibri" w:cs="Calibri" w:eastAsia="Calibri" w:hAnsi="Calibri"/>
-                <w:color w:val="D6E4F2"/>
-                <w:sz w:val="20"/>
-                <w:szCs w:val="20"/>
-              </w:rPr>
-              <w:t xml:space="preserve">Préparé par la conseillère pédagogique, secteur PPS, CFGA</w:t>
-            </w:r>
-          </w:p>
         </w:tc>
       </w:tr>
       <w:tr>
@@ -731,7 +716,7 @@
               <w:rPr>
                 <w:rFonts w:ascii="Calibri" w:cs="Calibri" w:eastAsia="Calibri" w:hAnsi="Calibri"/>
               </w:rPr>
-              <w:t xml:space="preserve">Mme Lisa, enseignante du Z101, et Janie-Lee, TES, qui a accepté son rôle.</w:t>
+              <w:t xml:space="preserve">Mme Lisa, enseignante du Z101, et Janie-Lee, TES, qui a accepté son rôle dans le projet.</w:t>
             </w:r>
           </w:p>
         </w:tc>
@@ -1184,7 +1169,7 @@
               <w:rPr>
                 <w:rFonts w:ascii="Calibri" w:cs="Calibri" w:eastAsia="Calibri" w:hAnsi="Calibri"/>
               </w:rPr>
-              <w:t xml:space="preserve">Ces élèves sont motivés maintenant. Attendre retarde leur parcours en PPS.</w:t>
+              <w:t xml:space="preserve">Ces élèves sont motivés maintenant. Attendre retarde leur parcours en PPS et peut avoir un impact sur leur engagement dans leur parcours scolaire.</w:t>
             </w:r>
           </w:p>
         </w:tc>
@@ -1240,7 +1225,7 @@
               <w:rPr>
                 <w:rFonts w:ascii="Calibri" w:cs="Calibri" w:eastAsia="Calibri" w:hAnsi="Calibri"/>
               </w:rPr>
-              <w:t xml:space="preserve">Chaque élève accueilli peut faire trois ans en PPS au centre.</w:t>
+              <w:t xml:space="preserve">Chaque élève accueilli pourra poursuivre en PPS dans les prochaines années.</w:t>
             </w:r>
           </w:p>
         </w:tc>
@@ -1294,7 +1279,7 @@
               <w:rPr>
                 <w:rFonts w:ascii="Calibri" w:cs="Calibri" w:eastAsia="Calibri" w:hAnsi="Calibri"/>
               </w:rPr>
-              <w:t xml:space="preserve">La formule pourrait servir ailleurs : alpha-pré, francisation, FBC.</w:t>
+              <w:t xml:space="preserve">La formule pourrait servir ailleurs : alpha-pré, francisation, FBC, etc.</w:t>
             </w:r>
           </w:p>
         </w:tc>
@@ -1611,7 +1596,7 @@
               <w:rPr>
                 <w:rFonts w:ascii="Calibri" w:cs="Calibri" w:eastAsia="Calibri" w:hAnsi="Calibri"/>
               </w:rPr>
-              <w:t xml:space="preserve">L'horaire du mardi et celui du jeudi sont inversés.</w:t>
+              <w:t xml:space="preserve">L'horaire du mardi et celui du jeudi sont inversés (voir visuel).</w:t>
             </w:r>
           </w:p>
         </w:tc>
@@ -1667,21 +1652,21 @@
               <w:rPr>
                 <w:rFonts w:ascii="Calibri" w:cs="Calibri" w:eastAsia="Calibri" w:hAnsi="Calibri"/>
               </w:rPr>
-              <w:t xml:space="preserve">Les élèves en PPS pur sont </w:t>
-            </w:r>
-            <w:r>
-              <w:rPr>
-                <w:rFonts w:ascii="Calibri" w:cs="Calibri" w:eastAsia="Calibri" w:hAnsi="Calibri"/>
-                <w:b/>
-                <w:bCs/>
-              </w:rPr>
-              <w:t xml:space="preserve">toujours avec Janie-Lee</w:t>
-            </w:r>
-            <w:r>
-              <w:rPr>
-                <w:rFonts w:ascii="Calibri" w:cs="Calibri" w:eastAsia="Calibri" w:hAnsi="Calibri"/>
-              </w:rPr>
-              <w:t xml:space="preserve"> quand ils sont en atelier.</w:t>
+              <w:t xml:space="preserve">Les élèves en PPS pur pourront bénéficier de la </w:t>
+            </w:r>
+            <w:r>
+              <w:rPr>
+                <w:rFonts w:ascii="Calibri" w:cs="Calibri" w:eastAsia="Calibri" w:hAnsi="Calibri"/>
+                <w:b/>
+                <w:bCs/>
+              </w:rPr>
+              <w:t xml:space="preserve">présence de Janie-Lee</w:t>
+            </w:r>
+            <w:r>
+              <w:rPr>
+                <w:rFonts w:ascii="Calibri" w:cs="Calibri" w:eastAsia="Calibri" w:hAnsi="Calibri"/>
+              </w:rPr>
+              <w:t xml:space="preserve"> quand ils sont en ateliers.</w:t>
             </w:r>
           </w:p>
         </w:tc>
@@ -1990,7 +1975,7 @@
               <w:rPr>
                 <w:rFonts w:ascii="Calibri" w:cs="Calibri" w:eastAsia="Calibri" w:hAnsi="Calibri"/>
               </w:rPr>
-              <w:t xml:space="preserve"> vers les ateliers pour offrir un soutien ponctuel et rediriger les élèves.</w:t>
+              <w:t xml:space="preserve"> vers les ateliers pour offrir un soutien ponctuel et rediriger les élèves au besoin.</w:t>
             </w:r>
           </w:p>
         </w:tc>
@@ -2059,7 +2044,7 @@
               <w:rPr>
                 <w:rFonts w:ascii="Calibri" w:cs="Calibri" w:eastAsia="Calibri" w:hAnsi="Calibri"/>
               </w:rPr>
-              <w:t xml:space="preserve">Accompagne les élèves en PPS pur en atelier et pendant les transitions.</w:t>
+              <w:t xml:space="preserve">Accompagne les élèves en PPS pur en ateliers et pendant les transitions.</w:t>
             </w:r>
           </w:p>
           <w:p>
@@ -2782,7 +2767,7 @@
       <w:r>
         <w:drawing>
           <wp:inline distT="0" distB="0" distL="0" distR="0">
-            <wp:extent cx="5943600" cy="2981325"/>
+            <wp:extent cx="5943600" cy="3048000"/>
             <wp:effectExtent t="0" r="0" b="0" l="0"/>
             <wp:docPr id="1" name="" descr="" title=""/>
             <wp:cNvGraphicFramePr>
@@ -2807,7 +2792,7 @@
                   <pic:spPr bwMode="auto">
                     <a:xfrm>
                       <a:off x="0" y="0"/>
-                      <a:ext cx="5943600" cy="2981325"/>
+                      <a:ext cx="5943600" cy="3048000"/>
                     </a:xfrm>
                     <a:prstGeom prst="rect">
                       <a:avLst/>
@@ -2818,6 +2803,196 @@
             </a:graphic>
           </wp:inline>
         </w:drawing>
+      </w:r>
+    </w:p>
+    <w:tbl>
+      <w:tblPr>
+        <w:tblW w:type="dxa" w:w="9360"/>
+        <w:tblBorders>
+          <w:top w:val="single" w:color="auto" w:sz="4"/>
+          <w:left w:val="single" w:color="auto" w:sz="4"/>
+          <w:bottom w:val="single" w:color="auto" w:sz="4"/>
+          <w:right w:val="single" w:color="auto" w:sz="4"/>
+          <w:insideH w:val="single" w:color="auto" w:sz="4"/>
+          <w:insideV w:val="single" w:color="auto" w:sz="4"/>
+        </w:tblBorders>
+        <w:tblLayout w:type="fixed"/>
+      </w:tblPr>
+      <w:tblGrid>
+        <w:gridCol w:w="9360"/>
+      </w:tblGrid>
+      <w:tr>
+        <w:trPr>
+          <w:cantSplit/>
+        </w:trPr>
+        <w:tc>
+          <w:tcPr>
+            <w:tcW w:type="dxa" w:w="9360"/>
+            <w:tcBorders>
+              <w:top w:val="none" w:color="FFFFFF" w:sz="0"/>
+              <w:left w:val="single" w:color="004983" w:sz="36"/>
+              <w:bottom w:val="none" w:color="FFFFFF" w:sz="0"/>
+              <w:right w:val="none" w:color="FFFFFF" w:sz="0"/>
+            </w:tcBorders>
+            <w:tcMar>
+              <w:top w:type="dxa" w:w="160"/>
+              <w:left w:type="dxa" w:w="280"/>
+              <w:bottom w:type="dxa" w:w="100"/>
+              <w:right w:type="dxa" w:w="240"/>
+            </w:tcMar>
+          </w:tcPr>
+          <w:p>
+            <w:pPr>
+              <w:spacing w:after="80"/>
+            </w:pPr>
+            <w:r>
+              <w:rPr>
+                <w:rFonts w:ascii="Calibri" w:cs="Calibri" w:eastAsia="Calibri" w:hAnsi="Calibri"/>
+                <w:b/>
+                <w:bCs/>
+                <w:color w:val="004983"/>
+                <w:sz w:val="24"/>
+                <w:szCs w:val="24"/>
+              </w:rPr>
+              <w:t xml:space="preserve">Un démarrage graduel</w:t>
+            </w:r>
+          </w:p>
+          <w:p>
+            <w:pPr>
+              <w:spacing w:after="80" w:line="276"/>
+            </w:pPr>
+            <w:r>
+              <w:rPr>
+                <w:rFonts w:ascii="Calibri" w:cs="Calibri" w:eastAsia="Calibri" w:hAnsi="Calibri"/>
+              </w:rPr>
+              <w:t xml:space="preserve">Les idées des élèves sont des </w:t>
+            </w:r>
+            <w:r>
+              <w:rPr>
+                <w:rFonts w:ascii="Calibri" w:cs="Calibri" w:eastAsia="Calibri" w:hAnsi="Calibri"/>
+                <w:b/>
+                <w:bCs/>
+              </w:rPr>
+              <w:t xml:space="preserve">propositions</w:t>
+            </w:r>
+            <w:r>
+              <w:rPr>
+                <w:rFonts w:ascii="Calibri" w:cs="Calibri" w:eastAsia="Calibri" w:hAnsi="Calibri"/>
+              </w:rPr>
+              <w:t xml:space="preserve"> : elles ne sont pas encore confirmées. Si le projet est accepté, nous débuterons avec </w:t>
+            </w:r>
+            <w:r>
+              <w:rPr>
+                <w:rFonts w:ascii="Calibri" w:cs="Calibri" w:eastAsia="Calibri" w:hAnsi="Calibri"/>
+                <w:b/>
+                <w:bCs/>
+              </w:rPr>
+              <w:t xml:space="preserve">un ou deux ateliers exploratoires à la fois</w:t>
+            </w:r>
+            <w:r>
+              <w:rPr>
+                <w:rFonts w:ascii="Calibri" w:cs="Calibri" w:eastAsia="Calibri" w:hAnsi="Calibri"/>
+              </w:rPr>
+              <w:t xml:space="preserve">, pour ne pas nous éparpiller.</w:t>
+            </w:r>
+          </w:p>
+        </w:tc>
+      </w:tr>
+    </w:tbl>
+    <w:p>
+      <w:pPr>
+        <w:pStyle w:val="Heading2"/>
+        <w:keepNext/>
+        <w:spacing w:after="100" w:before="240"/>
+      </w:pPr>
+      <w:r>
+        <w:rPr>
+          <w:rFonts w:ascii="Calibri" w:cs="Calibri" w:eastAsia="Calibri" w:hAnsi="Calibri"/>
+        </w:rPr>
+        <w:t xml:space="preserve">Pour aller plus loin</w:t>
+      </w:r>
+    </w:p>
+    <w:p>
+      <w:pPr>
+        <w:spacing w:after="120" w:line="288"/>
+      </w:pPr>
+      <w:r>
+        <w:rPr>
+          <w:rFonts w:ascii="Calibri" w:cs="Calibri" w:eastAsia="Calibri" w:hAnsi="Calibri"/>
+        </w:rPr>
+        <w:t xml:space="preserve">Ces pistes ne sont pas encore en place. Elles montrent ce que la formule pourrait permettre :</w:t>
+      </w:r>
+    </w:p>
+    <w:p>
+      <w:pPr>
+        <w:pStyle w:val="ListParagraph"/>
+        <w:numPr>
+          <w:ilvl w:val="0"/>
+          <w:numId w:val="2"/>
+        </w:numPr>
+        <w:spacing w:after="80" w:line="276"/>
+      </w:pPr>
+      <w:r>
+        <w:rPr>
+          <w:rFonts w:ascii="Calibri" w:cs="Calibri" w:eastAsia="Calibri" w:hAnsi="Calibri"/>
+          <w:b/>
+          <w:bCs/>
+        </w:rPr>
+        <w:t xml:space="preserve">Un rôle plus préventif pour la TES.</w:t>
+      </w:r>
+      <w:r>
+        <w:rPr>
+          <w:rFonts w:ascii="Calibri" w:cs="Calibri" w:eastAsia="Calibri" w:hAnsi="Calibri"/>
+        </w:rPr>
+        <w:t xml:space="preserve"> Quand l'autonomie et les routines seront bien acquises, les ateliers exploratoires, signifiants et concrets pour les élèves, seront une occasion en or pour faire de la prévention et offrir des ateliers ciblés.</w:t>
+      </w:r>
+    </w:p>
+    <w:p>
+      <w:pPr>
+        <w:pStyle w:val="ListParagraph"/>
+        <w:numPr>
+          <w:ilvl w:val="0"/>
+          <w:numId w:val="2"/>
+        </w:numPr>
+        <w:spacing w:after="80" w:line="276"/>
+      </w:pPr>
+      <w:r>
+        <w:rPr>
+          <w:rFonts w:ascii="Calibri" w:cs="Calibri" w:eastAsia="Calibri" w:hAnsi="Calibri"/>
+          <w:b/>
+          <w:bCs/>
+        </w:rPr>
+        <w:t xml:space="preserve">Des places pour d'autres élèves du centre.</w:t>
+      </w:r>
+      <w:r>
+        <w:rPr>
+          <w:rFonts w:ascii="Calibri" w:cs="Calibri" w:eastAsia="Calibri" w:hAnsi="Calibri"/>
+        </w:rPr>
+        <w:t xml:space="preserve"> Par exemple, ouvrir quelques places à des élèves d'alpha-pré dans un atelier d'écriture : lecture d'un album par la conseillère pédagogique, suivie d'une question de réaction.</w:t>
+      </w:r>
+    </w:p>
+    <w:p>
+      <w:pPr>
+        <w:pStyle w:val="ListParagraph"/>
+        <w:numPr>
+          <w:ilvl w:val="0"/>
+          <w:numId w:val="2"/>
+        </w:numPr>
+        <w:spacing w:after="80" w:line="276"/>
+      </w:pPr>
+      <w:r>
+        <w:rPr>
+          <w:rFonts w:ascii="Calibri" w:cs="Calibri" w:eastAsia="Calibri" w:hAnsi="Calibri"/>
+          <w:b/>
+          <w:bCs/>
+        </w:rPr>
+        <w:t xml:space="preserve">La vie étudiante.</w:t>
+      </w:r>
+      <w:r>
+        <w:rPr>
+          <w:rFonts w:ascii="Calibri" w:cs="Calibri" w:eastAsia="Calibri" w:hAnsi="Calibri"/>
+        </w:rPr>
+        <w:t xml:space="preserve"> Des ateliers en collaboration avec la technicienne en loisirs.</w:t>
       </w:r>
     </w:p>
     <w:p>
@@ -3352,7 +3527,7 @@
               <w:rPr>
                 <w:rFonts w:ascii="Calibri" w:cs="Calibri" w:eastAsia="Calibri" w:hAnsi="Calibri"/>
               </w:rPr>
-              <w:t xml:space="preserve">Le grenier est à côté de la classe. Mme Lisa circule. Les élèves en PPS pur sont avec la TES.</w:t>
+              <w:t xml:space="preserve">Le grenier est à côté de la classe. Mme Lisa circule. Les élèves en PPS pur bénéficient de la présence de la TES.</w:t>
             </w:r>
           </w:p>
         </w:tc>
@@ -4270,7 +4445,7 @@
               <w:rPr>
                 <w:rFonts w:ascii="Calibri" w:cs="Calibri" w:eastAsia="Calibri" w:hAnsi="Calibri"/>
               </w:rPr>
-              <w:t xml:space="preserve">Inscription des 9 élèves et accès au local.</w:t>
+              <w:t xml:space="preserve">Inscription des 9 élèves.</w:t>
             </w:r>
           </w:p>
         </w:tc>
@@ -4294,7 +4469,7 @@
               <w:rPr>
                 <w:rFonts w:ascii="Calibri" w:cs="Calibri" w:eastAsia="Calibri" w:hAnsi="Calibri"/>
               </w:rPr>
-              <w:t xml:space="preserve">Directions</w:t>
+              <w:t xml:space="preserve">Conseillère pédagogique</w:t>
             </w:r>
           </w:p>
         </w:tc>
@@ -4531,7 +4706,7 @@
               <w:rPr>
                 <w:rFonts w:ascii="Calibri" w:cs="Calibri" w:eastAsia="Calibri" w:hAnsi="Calibri"/>
               </w:rPr>
-              <w:t xml:space="preserve">Mme Lisa, Janie-Lee</w:t>
+              <w:t xml:space="preserve">Mme Lisa, Janie-Lee, conseillère pédagogique</w:t>
             </w:r>
           </w:p>
         </w:tc>
